--- a/bin/PeterBradyCV.docx
+++ b/bin/PeterBradyCV.docx
@@ -4,6 +4,7 @@
   <w:body>
     <w:p>
       <w:pPr>
+        <w:spacing w:line="276" w:lineRule="auto"/>
         <w:jc w:val="center"/>
         <w:rPr>
           <w:rFonts w:cs="Arial"/>
@@ -24,6 +25,7 @@
     </w:p>
     <w:p>
       <w:pPr>
+        <w:spacing w:line="276" w:lineRule="auto"/>
         <w:jc w:val="center"/>
         <w:rPr>
           <w:rFonts w:cs="Arial"/>
@@ -37,7 +39,23 @@
           <w:szCs w:val="22"/>
           <w:lang w:val="en-GB"/>
         </w:rPr>
-        <w:t xml:space="preserve">Phone: +353 (0)87 1348112 </w:t>
+        <w:t>Phone: +353 87 1348</w:t>
+      </w:r>
+      <w:r>
+        <w:rPr>
+          <w:rFonts w:cs="Arial"/>
+          <w:szCs w:val="22"/>
+          <w:lang w:val="en-GB"/>
+        </w:rPr>
+        <w:t xml:space="preserve"> </w:t>
+      </w:r>
+      <w:r>
+        <w:rPr>
+          <w:rFonts w:cs="Arial"/>
+          <w:szCs w:val="22"/>
+          <w:lang w:val="en-GB"/>
+        </w:rPr>
+        <w:t xml:space="preserve">112 </w:t>
       </w:r>
       <w:r>
         <w:rPr>
@@ -50,6 +68,7 @@
     </w:p>
     <w:p>
       <w:pPr>
+        <w:spacing w:line="276" w:lineRule="auto"/>
         <w:jc w:val="center"/>
         <w:rPr>
           <w:rStyle w:val="Hyperlink"/>
@@ -82,6 +101,7 @@
     </w:p>
     <w:p>
       <w:pPr>
+        <w:spacing w:line="276" w:lineRule="auto"/>
         <w:jc w:val="center"/>
         <w:rPr>
           <w:rFonts w:cs="Arial"/>
@@ -114,6 +134,7 @@
     </w:p>
     <w:p>
       <w:pPr>
+        <w:spacing w:line="276" w:lineRule="auto"/>
         <w:jc w:val="center"/>
         <w:rPr>
           <w:rStyle w:val="Hyperlink"/>
@@ -133,18 +154,7 @@
           <w:u w:val="none"/>
           <w:lang w:val="en-GB"/>
         </w:rPr>
-        <w:t>LinkedIn</w:t>
-      </w:r>
-      <w:r>
-        <w:rPr>
-          <w:rStyle w:val="Hyperlink"/>
-          <w:rFonts w:cs="Arial"/>
-          <w:color w:val="000000" w:themeColor="text1"/>
-          <w:szCs w:val="22"/>
-          <w:u w:val="none"/>
-          <w:lang w:val="en-GB"/>
-        </w:rPr>
-        <w:t xml:space="preserve">: </w:t>
+        <w:t xml:space="preserve">LinkedIn: </w:t>
       </w:r>
       <w:hyperlink r:id="rId10" w:history="1">
         <w:r>
@@ -160,6 +170,338 @@
     </w:p>
     <w:p>
       <w:pPr>
+        <w:pStyle w:val="BodyTextIndent"/>
+        <w:ind w:left="0"/>
+        <w:rPr>
+          <w:rFonts w:ascii="Arial" w:hAnsi="Arial" w:cs="Arial"/>
+          <w:b/>
+          <w:color w:val="1F4E79" w:themeColor="accent1" w:themeShade="80"/>
+          <w:szCs w:val="22"/>
+          <w:lang w:val="en-GB"/>
+        </w:rPr>
+      </w:pPr>
+    </w:p>
+    <w:p>
+      <w:pPr>
+        <w:pStyle w:val="BodyTextIndent"/>
+        <w:pBdr>
+          <w:bottom w:val="single" w:sz="12" w:space="1" w:color="auto"/>
+        </w:pBdr>
+        <w:ind w:left="0"/>
+        <w:rPr>
+          <w:rFonts w:ascii="Arial" w:hAnsi="Arial" w:cs="Arial"/>
+          <w:b/>
+          <w:color w:val="auto"/>
+          <w:sz w:val="20"/>
+          <w:szCs w:val="20"/>
+          <w:lang w:val="en-GB"/>
+        </w:rPr>
+      </w:pPr>
+      <w:r>
+        <w:rPr>
+          <w:rFonts w:ascii="Arial" w:hAnsi="Arial" w:cs="Arial"/>
+          <w:b/>
+          <w:color w:val="1F4E79" w:themeColor="accent1" w:themeShade="80"/>
+          <w:sz w:val="24"/>
+          <w:lang w:val="en-GB"/>
+        </w:rPr>
+        <w:t>PROFESSIONAL PROFILE</w:t>
+      </w:r>
+    </w:p>
+    <w:p>
+      <w:pPr>
+        <w:pStyle w:val="BodyTextIndent"/>
+        <w:ind w:left="0"/>
+        <w:rPr>
+          <w:rFonts w:ascii="Arial" w:hAnsi="Arial" w:cs="Arial"/>
+          <w:b/>
+          <w:color w:val="auto"/>
+          <w:sz w:val="20"/>
+          <w:szCs w:val="20"/>
+          <w:lang w:val="en-GB"/>
+        </w:rPr>
+      </w:pPr>
+    </w:p>
+    <w:p>
+      <w:pPr>
+        <w:autoSpaceDE w:val="0"/>
+        <w:autoSpaceDN w:val="0"/>
+        <w:adjustRightInd w:val="0"/>
+        <w:spacing w:line="276" w:lineRule="auto"/>
+        <w:jc w:val="both"/>
+        <w:rPr>
+          <w:rFonts w:cs="Arial"/>
+          <w:lang w:val="en-GB"/>
+        </w:rPr>
+      </w:pPr>
+      <w:r>
+        <w:rPr>
+          <w:szCs w:val="22"/>
+          <w:lang w:val="en-GB"/>
+        </w:rPr>
+        <w:t>C</w:t>
+      </w:r>
+      <w:r>
+        <w:rPr>
+          <w:szCs w:val="22"/>
+          <w:lang w:val="en-GB"/>
+        </w:rPr>
+        <w:t xml:space="preserve">urrently </w:t>
+      </w:r>
+      <w:r>
+        <w:rPr>
+          <w:szCs w:val="22"/>
+          <w:lang w:val="en-GB"/>
+        </w:rPr>
+        <w:t xml:space="preserve">employed as </w:t>
+      </w:r>
+      <w:r>
+        <w:rPr>
+          <w:szCs w:val="22"/>
+          <w:lang w:val="en-GB"/>
+        </w:rPr>
+        <w:t>a</w:t>
+      </w:r>
+      <w:r>
+        <w:rPr>
+          <w:szCs w:val="22"/>
+          <w:lang w:val="en-GB"/>
+        </w:rPr>
+        <w:t xml:space="preserve"> </w:t>
+      </w:r>
+      <w:r>
+        <w:rPr>
+          <w:szCs w:val="22"/>
+          <w:lang w:val="en-GB"/>
+        </w:rPr>
+        <w:t>Frontend Software</w:t>
+      </w:r>
+      <w:r>
+        <w:rPr>
+          <w:szCs w:val="22"/>
+          <w:lang w:val="en-GB"/>
+        </w:rPr>
+        <w:t xml:space="preserve"> Developer</w:t>
+      </w:r>
+      <w:r>
+        <w:rPr>
+          <w:szCs w:val="22"/>
+          <w:lang w:val="en-GB"/>
+        </w:rPr>
+        <w:t xml:space="preserve"> with Aspire Technolog</w:t>
+      </w:r>
+      <w:r>
+        <w:rPr>
+          <w:szCs w:val="22"/>
+          <w:lang w:val="en-GB"/>
+        </w:rPr>
+        <w:t>y.</w:t>
+      </w:r>
+      <w:r>
+        <w:rPr>
+          <w:szCs w:val="22"/>
+          <w:lang w:val="en-GB"/>
+        </w:rPr>
+        <w:t xml:space="preserve"> </w:t>
+      </w:r>
+      <w:r>
+        <w:rPr>
+          <w:rFonts w:cs="Arial"/>
+          <w:color w:val="000000"/>
+          <w:szCs w:val="22"/>
+          <w:shd w:val="clear" w:color="auto" w:fill="FFFFFF"/>
+        </w:rPr>
+        <w:t>I always deliver high quality code, enjoy new challenges. am experienced in agile</w:t>
+      </w:r>
+      <w:r>
+        <w:rPr>
+          <w:rStyle w:val="background-details"/>
+          <w:szCs w:val="22"/>
+          <w:lang w:val="en-GB"/>
+        </w:rPr>
+        <w:t xml:space="preserve">, </w:t>
+      </w:r>
+      <w:r>
+        <w:rPr>
+          <w:rStyle w:val="background-details"/>
+          <w:szCs w:val="22"/>
+          <w:lang w:val="en-GB"/>
+        </w:rPr>
+        <w:t xml:space="preserve">have </w:t>
+      </w:r>
+      <w:r>
+        <w:rPr>
+          <w:rStyle w:val="background-details"/>
+          <w:szCs w:val="22"/>
+          <w:lang w:val="en-GB"/>
+        </w:rPr>
+        <w:t>d</w:t>
+      </w:r>
+      <w:r>
+        <w:rPr>
+          <w:rStyle w:val="background-details"/>
+          <w:szCs w:val="22"/>
+          <w:lang w:val="en-GB"/>
+        </w:rPr>
+        <w:t>eveloping</w:t>
+      </w:r>
+      <w:r>
+        <w:rPr>
+          <w:rStyle w:val="background-details"/>
+          <w:szCs w:val="22"/>
+          <w:lang w:val="en-GB"/>
+        </w:rPr>
+        <w:t xml:space="preserve"> in C</w:t>
+      </w:r>
+      <w:r>
+        <w:rPr>
+          <w:rStyle w:val="background-details"/>
+          <w:szCs w:val="22"/>
+          <w:lang w:val="en-GB"/>
+        </w:rPr>
+        <w:t>++ and</w:t>
+      </w:r>
+      <w:r>
+        <w:rPr>
+          <w:rStyle w:val="background-details"/>
+          <w:szCs w:val="22"/>
+          <w:lang w:val="en-GB"/>
+        </w:rPr>
+        <w:t xml:space="preserve"> </w:t>
+      </w:r>
+      <w:r>
+        <w:rPr>
+          <w:rStyle w:val="background-details"/>
+          <w:szCs w:val="22"/>
+          <w:lang w:val="en-GB"/>
+        </w:rPr>
+        <w:t xml:space="preserve">developed </w:t>
+      </w:r>
+      <w:r>
+        <w:rPr>
+          <w:rStyle w:val="background-details"/>
+          <w:szCs w:val="22"/>
+          <w:lang w:val="en-GB"/>
+        </w:rPr>
+        <w:t xml:space="preserve">frontend applications using </w:t>
+      </w:r>
+      <w:r>
+        <w:rPr>
+          <w:rStyle w:val="background-details"/>
+          <w:b/>
+          <w:szCs w:val="22"/>
+          <w:lang w:val="en-GB"/>
+        </w:rPr>
+        <w:t>HTML</w:t>
+      </w:r>
+      <w:r>
+        <w:rPr>
+          <w:rStyle w:val="background-details"/>
+          <w:b/>
+          <w:szCs w:val="22"/>
+          <w:lang w:val="en-GB"/>
+        </w:rPr>
+        <w:t>5</w:t>
+      </w:r>
+      <w:r>
+        <w:rPr>
+          <w:rStyle w:val="background-details"/>
+          <w:b/>
+          <w:szCs w:val="22"/>
+          <w:lang w:val="en-GB"/>
+        </w:rPr>
+        <w:t>, CSS</w:t>
+      </w:r>
+      <w:r>
+        <w:rPr>
+          <w:rStyle w:val="background-details"/>
+          <w:b/>
+          <w:szCs w:val="22"/>
+          <w:lang w:val="en-GB"/>
+        </w:rPr>
+        <w:t>3</w:t>
+      </w:r>
+      <w:r>
+        <w:rPr>
+          <w:rStyle w:val="background-details"/>
+          <w:b/>
+          <w:lang w:val="en-GB"/>
+        </w:rPr>
+        <w:t>, JQuery, Javascript, Bootstrap</w:t>
+      </w:r>
+      <w:r>
+        <w:rPr>
+          <w:rStyle w:val="background-details"/>
+          <w:lang w:val="en-GB"/>
+        </w:rPr>
+        <w:t xml:space="preserve"> and Perl. </w:t>
+      </w:r>
+      <w:r>
+        <w:rPr>
+          <w:rStyle w:val="background-details"/>
+          <w:lang w:val="en-GB"/>
+        </w:rPr>
+        <w:t>Prior to this</w:t>
+      </w:r>
+      <w:r>
+        <w:rPr>
+          <w:rStyle w:val="background-details"/>
+          <w:lang w:val="en-GB"/>
+        </w:rPr>
+        <w:t xml:space="preserve"> employment</w:t>
+      </w:r>
+      <w:r>
+        <w:rPr>
+          <w:rStyle w:val="background-details"/>
+          <w:lang w:val="en-GB"/>
+        </w:rPr>
+        <w:t xml:space="preserve"> I successfully completed a BSc</w:t>
+      </w:r>
+      <w:r>
+        <w:rPr>
+          <w:rStyle w:val="background-details"/>
+          <w:lang w:val="en-GB"/>
+        </w:rPr>
+        <w:t>.</w:t>
+      </w:r>
+      <w:r>
+        <w:rPr>
+          <w:rStyle w:val="background-details"/>
+          <w:lang w:val="en-GB"/>
+        </w:rPr>
+        <w:t xml:space="preserve"> in Computer Science </w:t>
+      </w:r>
+      <w:r>
+        <w:rPr>
+          <w:rStyle w:val="background-details"/>
+          <w:lang w:val="en-GB"/>
+        </w:rPr>
+        <w:t xml:space="preserve">(honours) </w:t>
+      </w:r>
+      <w:r>
+        <w:rPr>
+          <w:rStyle w:val="background-details"/>
+          <w:lang w:val="en-GB"/>
+        </w:rPr>
+        <w:t xml:space="preserve">degree achieving First Class </w:t>
+      </w:r>
+      <w:r>
+        <w:rPr>
+          <w:rStyle w:val="background-details"/>
+          <w:lang w:val="en-GB"/>
+        </w:rPr>
+        <w:t>H</w:t>
+      </w:r>
+      <w:r>
+        <w:rPr>
+          <w:rStyle w:val="background-details"/>
+          <w:lang w:val="en-GB"/>
+        </w:rPr>
+        <w:t>onours in the process.</w:t>
+      </w:r>
+    </w:p>
+    <w:p>
+      <w:pPr>
         <w:autoSpaceDE w:val="0"/>
         <w:autoSpaceDN w:val="0"/>
         <w:adjustRightInd w:val="0"/>
@@ -168,288 +510,45 @@
           <w:rFonts w:cs="Arial"/>
           <w:b/>
           <w:szCs w:val="22"/>
-        </w:rPr>
-      </w:pPr>
-      <w:r>
-        <w:rPr>
-          <w:rFonts w:cs="Arial"/>
-          <w:b/>
-          <w:szCs w:val="22"/>
-        </w:rPr>
-        <w:t>Profile:</w:t>
-      </w:r>
-    </w:p>
-    <w:p>
-      <w:pPr>
+          <w:lang w:val="en-GB"/>
+        </w:rPr>
+      </w:pPr>
+    </w:p>
+    <w:p>
+      <w:pPr>
+        <w:pBdr>
+          <w:bottom w:val="single" w:sz="12" w:space="1" w:color="auto"/>
+        </w:pBdr>
         <w:autoSpaceDE w:val="0"/>
         <w:autoSpaceDN w:val="0"/>
         <w:adjustRightInd w:val="0"/>
-        <w:jc w:val="both"/>
-        <w:rPr>
-          <w:rFonts w:cs="Arial"/>
-          <w:szCs w:val="22"/>
-        </w:rPr>
-      </w:pPr>
-      <w:r>
-        <w:t xml:space="preserve">I am </w:t>
-      </w:r>
-      <w:r>
-        <w:t xml:space="preserve">currently </w:t>
-      </w:r>
-      <w:r>
-        <w:t>a</w:t>
-      </w:r>
-      <w:r>
-        <w:t xml:space="preserve"> Software Engineer with Aspire Technologies Ltd, Sandyford</w:t>
-      </w:r>
-      <w:r>
-        <w:t>,</w:t>
-      </w:r>
-      <w:r>
-        <w:t xml:space="preserve"> and w</w:t>
-      </w:r>
-      <w:r>
-        <w:rPr>
-          <w:rStyle w:val="lt-line-clampline"/>
-        </w:rPr>
-        <w:t>orking within the Ericsson R&amp;D department, implementing new features within 3G networks for real-time</w:t>
-      </w:r>
-      <w:r>
-        <w:rPr>
-          <w:rStyle w:val="background-details"/>
-        </w:rPr>
-        <w:t xml:space="preserve"> </w:t>
-      </w:r>
-      <w:r>
-        <w:rPr>
-          <w:rStyle w:val="lt-line-clampline"/>
-        </w:rPr>
-        <w:t>telecommunications.</w:t>
-      </w:r>
-      <w:r>
-        <w:t xml:space="preserve"> </w:t>
-      </w:r>
-      <w:r>
-        <w:t>During my employment I have undertaken f</w:t>
-      </w:r>
-      <w:r>
-        <w:rPr>
-          <w:rStyle w:val="background-details"/>
-        </w:rPr>
-        <w:t>ull feature development</w:t>
-      </w:r>
-      <w:r>
-        <w:rPr>
-          <w:rStyle w:val="background-details"/>
-        </w:rPr>
-        <w:t xml:space="preserve"> in an agile environment, developing</w:t>
-      </w:r>
-      <w:r>
-        <w:rPr>
-          <w:rStyle w:val="background-details"/>
-        </w:rPr>
-        <w:t xml:space="preserve"> in C++ with the advance usage of object-oriented programming in eclipse development environment. </w:t>
-      </w:r>
-      <w:r>
-        <w:rPr>
-          <w:rStyle w:val="background-details"/>
-        </w:rPr>
-        <w:t xml:space="preserve">Prior to this I successfully completed a BSc in Computer Science </w:t>
-      </w:r>
-      <w:r>
-        <w:rPr>
-          <w:rStyle w:val="background-details"/>
-        </w:rPr>
-        <w:t xml:space="preserve">(honours) </w:t>
-      </w:r>
-      <w:r>
-        <w:rPr>
-          <w:rStyle w:val="background-details"/>
-        </w:rPr>
-        <w:t xml:space="preserve">degree achieving First Class </w:t>
-      </w:r>
-      <w:r>
-        <w:rPr>
-          <w:rStyle w:val="background-details"/>
-        </w:rPr>
-        <w:t>H</w:t>
-      </w:r>
-      <w:r>
-        <w:rPr>
-          <w:rStyle w:val="background-details"/>
-        </w:rPr>
-        <w:t>onours in the process. From this I obtained</w:t>
-      </w:r>
-      <w:r>
-        <w:t xml:space="preserve"> </w:t>
-      </w:r>
-      <w:r>
-        <w:t xml:space="preserve">the relevant </w:t>
-      </w:r>
-      <w:r>
-        <w:t xml:space="preserve">work experience in the area of Software Development </w:t>
-      </w:r>
-      <w:r>
-        <w:t xml:space="preserve">to gain employment </w:t>
-      </w:r>
-      <w:r>
-        <w:t xml:space="preserve">and successfully </w:t>
-      </w:r>
-      <w:r>
-        <w:rPr>
-          <w:rFonts w:cs="Arial"/>
-          <w:szCs w:val="22"/>
-        </w:rPr>
-        <w:t xml:space="preserve">developed numerous programs in college using Java, C++, C#, SQL and NoSQL. I carried out 7 months’ work experience with LMI Ericsson as a </w:t>
-      </w:r>
-      <w:r>
-        <w:rPr>
-          <w:rFonts w:cs="Arial"/>
-          <w:szCs w:val="22"/>
-        </w:rPr>
-        <w:t>S</w:t>
-      </w:r>
-      <w:r>
-        <w:rPr>
-          <w:rFonts w:cs="Arial"/>
-          <w:szCs w:val="22"/>
-        </w:rPr>
-        <w:t xml:space="preserve">oftware </w:t>
-      </w:r>
-      <w:r>
-        <w:rPr>
-          <w:rFonts w:cs="Arial"/>
-          <w:szCs w:val="22"/>
-        </w:rPr>
-        <w:t>E</w:t>
-      </w:r>
-      <w:r>
-        <w:rPr>
-          <w:rFonts w:cs="Arial"/>
-          <w:szCs w:val="22"/>
-        </w:rPr>
-        <w:t xml:space="preserve">ngineer </w:t>
-      </w:r>
-      <w:r>
-        <w:rPr>
-          <w:rFonts w:cs="Arial"/>
-          <w:szCs w:val="22"/>
-        </w:rPr>
-        <w:t>I</w:t>
-      </w:r>
-      <w:r>
-        <w:rPr>
-          <w:rFonts w:cs="Arial"/>
-          <w:szCs w:val="22"/>
-        </w:rPr>
-        <w:t>ntern.</w:t>
-      </w:r>
-      <w:r>
-        <w:rPr>
-          <w:rFonts w:cs="Arial"/>
-          <w:szCs w:val="22"/>
-        </w:rPr>
-        <w:t xml:space="preserve"> During my pre</w:t>
-      </w:r>
-      <w:r>
-        <w:rPr>
-          <w:rFonts w:cs="Arial"/>
-          <w:szCs w:val="22"/>
-        </w:rPr>
-        <w:t>vious employment with O’ Doherty’s Audio and Video Productions before commencing</w:t>
-      </w:r>
-      <w:r>
-        <w:rPr>
-          <w:rFonts w:cs="Arial"/>
-          <w:szCs w:val="22"/>
-        </w:rPr>
-        <w:t xml:space="preserve"> college</w:t>
-      </w:r>
-      <w:r>
-        <w:rPr>
-          <w:rFonts w:cs="Arial"/>
-          <w:szCs w:val="22"/>
-        </w:rPr>
-        <w:t>,</w:t>
-      </w:r>
-      <w:r>
-        <w:rPr>
-          <w:rFonts w:cs="Arial"/>
-          <w:szCs w:val="22"/>
-        </w:rPr>
-        <w:t xml:space="preserve"> </w:t>
-      </w:r>
-      <w:r>
-        <w:rPr>
-          <w:rFonts w:cs="Arial"/>
-          <w:szCs w:val="22"/>
-        </w:rPr>
-        <w:t>I</w:t>
-      </w:r>
-      <w:r>
-        <w:rPr>
-          <w:rFonts w:cs="Arial"/>
-          <w:szCs w:val="22"/>
-        </w:rPr>
-        <w:t xml:space="preserve"> gained good customer relation skills, problem solving and task management skills in a commercial setting. </w:t>
-      </w:r>
-      <w:r>
-        <w:rPr>
-          <w:rFonts w:cs="Arial"/>
-          <w:szCs w:val="22"/>
-        </w:rPr>
-        <w:t xml:space="preserve"> I am looking for a </w:t>
-      </w:r>
-      <w:r>
-        <w:rPr>
-          <w:rFonts w:cs="Arial"/>
-          <w:szCs w:val="22"/>
-          <w:lang w:val="en-GB"/>
-        </w:rPr>
-        <w:t>position</w:t>
-      </w:r>
-      <w:r>
-        <w:rPr>
-          <w:rFonts w:cs="Arial"/>
-          <w:szCs w:val="22"/>
-        </w:rPr>
-        <w:t xml:space="preserve"> with a view to utilizing the opportunity to enhance my skills, experience and knowledge</w:t>
-      </w:r>
-      <w:r>
-        <w:rPr>
-          <w:rFonts w:cs="Arial"/>
-          <w:szCs w:val="22"/>
-        </w:rPr>
-        <w:t>.</w:t>
-      </w:r>
-    </w:p>
-    <w:p>
-      <w:pPr>
-        <w:pStyle w:val="NoSpacing"/>
-        <w:rPr>
-          <w:rFonts w:ascii="Arial" w:hAnsi="Arial" w:cs="Arial"/>
-        </w:rPr>
-      </w:pPr>
-      <w:r>
-        <w:rPr>
-          <w:rFonts w:ascii="Arial" w:hAnsi="Arial" w:cs="Arial"/>
-          <w:lang w:val="en-US"/>
-        </w:rPr>
-        <w:t>I</w:t>
-      </w:r>
-      <w:r>
-        <w:rPr>
-          <w:rFonts w:ascii="Arial" w:hAnsi="Arial" w:cs="Arial"/>
-          <w:lang w:val="en-US"/>
-        </w:rPr>
-        <w:t xml:space="preserve"> hold a </w:t>
-      </w:r>
-      <w:r>
-        <w:rPr>
-          <w:rFonts w:ascii="Arial" w:hAnsi="Arial" w:cs="Arial"/>
-          <w:lang w:val="en-US"/>
-        </w:rPr>
-        <w:t>Full Irish Driving License.</w:t>
+        <w:rPr>
+          <w:rFonts w:cs="Arial"/>
+          <w:b/>
+          <w:color w:val="1F4E79" w:themeColor="accent1" w:themeShade="80"/>
+          <w:sz w:val="24"/>
+          <w:lang w:val="en-GB"/>
+        </w:rPr>
+      </w:pPr>
+      <w:r>
+        <w:rPr>
+          <w:rFonts w:cs="Arial"/>
+          <w:b/>
+          <w:color w:val="1F4E79" w:themeColor="accent1" w:themeShade="80"/>
+          <w:sz w:val="24"/>
+          <w:lang w:val="en-GB"/>
+        </w:rPr>
+        <w:t>EMPLOYMENT HISTORY &amp;</w:t>
+      </w:r>
+      <w:r>
+        <w:rPr>
+          <w:rFonts w:cs="Arial"/>
+          <w:b/>
+          <w:color w:val="1F4E79" w:themeColor="accent1" w:themeShade="80"/>
+          <w:sz w:val="24"/>
+          <w:lang w:val="en-GB"/>
+        </w:rPr>
+        <w:t xml:space="preserve"> WORK EXPERIENCE</w:t>
       </w:r>
     </w:p>
     <w:p>
@@ -457,11 +556,11 @@
         <w:autoSpaceDE w:val="0"/>
         <w:autoSpaceDN w:val="0"/>
         <w:adjustRightInd w:val="0"/>
-        <w:jc w:val="both"/>
-        <w:rPr>
-          <w:rFonts w:cs="Arial"/>
-          <w:b/>
-          <w:szCs w:val="22"/>
+        <w:rPr>
+          <w:rFonts w:cs="Arial"/>
+          <w:sz w:val="20"/>
+          <w:szCs w:val="20"/>
+          <w:lang w:val="en-GB"/>
         </w:rPr>
       </w:pPr>
     </w:p>
@@ -472,17 +571,45 @@
         <w:adjustRightInd w:val="0"/>
         <w:rPr>
           <w:rFonts w:cs="Arial"/>
-          <w:b/>
-          <w:sz w:val="24"/>
-        </w:rPr>
-      </w:pPr>
-      <w:r>
-        <w:rPr>
-          <w:rFonts w:cs="Arial"/>
-          <w:b/>
-          <w:sz w:val="24"/>
-        </w:rPr>
-        <w:t>EMPLOYMENT HISTORY AND WORK EXPERIENCE</w:t>
+          <w:sz w:val="24"/>
+          <w:lang w:val="en-GB"/>
+        </w:rPr>
+      </w:pPr>
+      <w:r>
+        <w:rPr>
+          <w:rFonts w:cs="Arial"/>
+          <w:b/>
+          <w:sz w:val="24"/>
+          <w:lang w:val="en-GB"/>
+        </w:rPr>
+        <w:t>Aspire Technolog</w:t>
+      </w:r>
+      <w:r>
+        <w:rPr>
+          <w:rFonts w:cs="Arial"/>
+          <w:b/>
+          <w:sz w:val="24"/>
+          <w:lang w:val="en-GB"/>
+        </w:rPr>
+        <w:t>y</w:t>
+      </w:r>
+      <w:r>
+        <w:rPr>
+          <w:rFonts w:cs="Arial"/>
+          <w:b/>
+          <w:sz w:val="24"/>
+          <w:lang w:val="en-GB"/>
+        </w:rPr>
+        <w:t xml:space="preserve">:  </w:t>
+      </w:r>
+      <w:r>
+        <w:rPr>
+          <w:rFonts w:cs="Arial"/>
+          <w:b/>
+          <w:sz w:val="24"/>
+          <w:lang w:val="en-GB"/>
+        </w:rPr>
+        <w:t>Sandyford, Dublin 18</w:t>
       </w:r>
     </w:p>
     <w:p>
@@ -492,102 +619,51 @@
         <w:adjustRightInd w:val="0"/>
         <w:rPr>
           <w:rFonts w:cs="Arial"/>
-          <w:sz w:val="24"/>
-          <w:lang w:val="en-GB"/>
-        </w:rPr>
-      </w:pPr>
-      <w:r>
-        <w:rPr>
-          <w:rFonts w:cs="Arial"/>
-          <w:sz w:val="24"/>
-        </w:rPr>
-        <w:t>_______________________________________________________________________</w:t>
-      </w:r>
-    </w:p>
-    <w:p>
-      <w:pPr>
+          <w:sz w:val="20"/>
+          <w:szCs w:val="20"/>
+          <w:lang w:val="en-GB"/>
+        </w:rPr>
+      </w:pPr>
+    </w:p>
+    <w:p>
+      <w:pPr>
+        <w:tabs>
+          <w:tab w:val="right" w:pos="567"/>
+          <w:tab w:val="right" w:pos="3402"/>
+        </w:tabs>
         <w:autoSpaceDE w:val="0"/>
         <w:autoSpaceDN w:val="0"/>
         <w:adjustRightInd w:val="0"/>
         <w:rPr>
           <w:rFonts w:cs="Arial"/>
-          <w:sz w:val="20"/>
-          <w:szCs w:val="20"/>
-        </w:rPr>
-      </w:pPr>
-    </w:p>
-    <w:p>
-      <w:pPr>
-        <w:autoSpaceDE w:val="0"/>
-        <w:autoSpaceDN w:val="0"/>
-        <w:adjustRightInd w:val="0"/>
-        <w:rPr>
-          <w:rFonts w:cs="Arial"/>
-          <w:sz w:val="24"/>
-        </w:rPr>
-      </w:pPr>
-      <w:r>
-        <w:rPr>
-          <w:rFonts w:cs="Arial"/>
-          <w:b/>
-          <w:sz w:val="24"/>
-        </w:rPr>
-        <w:t>Aspire Technologies</w:t>
-      </w:r>
-      <w:r>
-        <w:rPr>
-          <w:rFonts w:cs="Arial"/>
-          <w:b/>
-          <w:sz w:val="20"/>
-          <w:szCs w:val="20"/>
-        </w:rPr>
-        <w:t xml:space="preserve">: </w:t>
-      </w:r>
-      <w:r>
-        <w:rPr>
-          <w:rFonts w:cs="Arial"/>
-          <w:b/>
-          <w:sz w:val="24"/>
-        </w:rPr>
-        <w:t>Sandyford, Dublin 18</w:t>
-      </w:r>
-    </w:p>
-    <w:p>
-      <w:pPr>
-        <w:autoSpaceDE w:val="0"/>
-        <w:autoSpaceDN w:val="0"/>
-        <w:adjustRightInd w:val="0"/>
-        <w:rPr>
-          <w:rFonts w:cs="Arial"/>
-          <w:sz w:val="20"/>
-          <w:szCs w:val="20"/>
-        </w:rPr>
-      </w:pPr>
-    </w:p>
-    <w:p>
-      <w:pPr>
-        <w:autoSpaceDE w:val="0"/>
-        <w:autoSpaceDN w:val="0"/>
-        <w:adjustRightInd w:val="0"/>
-        <w:rPr>
-          <w:rFonts w:cs="Arial"/>
-          <w:sz w:val="24"/>
-          <w:lang w:val="en-GB"/>
-        </w:rPr>
-      </w:pPr>
-      <w:r>
-        <w:rPr>
-          <w:rFonts w:cs="Arial"/>
-          <w:b/>
-          <w:sz w:val="24"/>
-        </w:rPr>
-        <w:t>Position : Software Engineer</w:t>
-      </w:r>
-      <w:r>
-        <w:rPr>
-          <w:rFonts w:cs="Arial"/>
-          <w:b/>
-          <w:sz w:val="24"/>
+          <w:sz w:val="24"/>
+          <w:lang w:val="en-GB"/>
+        </w:rPr>
+      </w:pPr>
+      <w:r>
+        <w:rPr>
+          <w:rFonts w:cs="Arial"/>
+          <w:b/>
+          <w:sz w:val="24"/>
+          <w:lang w:val="en-GB"/>
+        </w:rPr>
+        <w:t>Position:</w:t>
+      </w:r>
+      <w:r>
+        <w:rPr>
+          <w:rFonts w:cs="Arial"/>
+          <w:b/>
+          <w:sz w:val="24"/>
+          <w:lang w:val="en-GB"/>
+        </w:rPr>
+        <w:t xml:space="preserve"> Frontend Developer</w:t>
+      </w:r>
+      <w:r>
+        <w:rPr>
+          <w:rFonts w:cs="Arial"/>
+          <w:b/>
+          <w:sz w:val="24"/>
+          <w:lang w:val="en-GB"/>
         </w:rPr>
         <w:tab/>
       </w:r>
@@ -596,6 +672,7 @@
           <w:rFonts w:cs="Arial"/>
           <w:b/>
           <w:sz w:val="24"/>
+          <w:lang w:val="en-GB"/>
         </w:rPr>
         <w:tab/>
       </w:r>
@@ -604,6 +681,7 @@
           <w:rFonts w:cs="Arial"/>
           <w:b/>
           <w:sz w:val="24"/>
+          <w:lang w:val="en-GB"/>
         </w:rPr>
         <w:tab/>
       </w:r>
@@ -612,41 +690,37 @@
           <w:rFonts w:cs="Arial"/>
           <w:b/>
           <w:sz w:val="24"/>
+          <w:lang w:val="en-GB"/>
         </w:rPr>
         <w:tab/>
-        <w:t>August</w:t>
-      </w:r>
-      <w:r>
-        <w:rPr>
-          <w:rFonts w:cs="Arial"/>
-          <w:b/>
-          <w:sz w:val="24"/>
-        </w:rPr>
-        <w:t xml:space="preserve"> 201</w:t>
-      </w:r>
-      <w:r>
-        <w:rPr>
-          <w:rFonts w:cs="Arial"/>
-          <w:b/>
-          <w:sz w:val="24"/>
-        </w:rPr>
-        <w:t>7</w:t>
-      </w:r>
-      <w:r>
-        <w:rPr>
-          <w:rFonts w:cs="Arial"/>
-          <w:b/>
-          <w:sz w:val="24"/>
-        </w:rPr>
-        <w:t xml:space="preserve"> – </w:t>
-      </w:r>
-      <w:r>
-        <w:rPr>
-          <w:rFonts w:cs="Arial"/>
-          <w:b/>
-          <w:sz w:val="24"/>
-        </w:rPr>
-        <w:t>Present</w:t>
+      </w:r>
+      <w:r>
+        <w:rPr>
+          <w:rFonts w:cs="Arial"/>
+          <w:b/>
+          <w:sz w:val="24"/>
+          <w:lang w:val="en-GB"/>
+        </w:rPr>
+        <w:tab/>
+      </w:r>
+      <w:r>
+        <w:rPr>
+          <w:rFonts w:cs="Arial"/>
+          <w:b/>
+          <w:sz w:val="24"/>
+          <w:lang w:val="en-GB"/>
+        </w:rPr>
+        <w:tab/>
+        <w:t xml:space="preserve">    </w:t>
+      </w:r>
+      <w:r>
+        <w:rPr>
+          <w:rFonts w:cs="Arial"/>
+          <w:b/>
+          <w:sz w:val="24"/>
+          <w:lang w:val="en-GB"/>
+        </w:rPr>
+        <w:t>February 2019 – Present</w:t>
       </w:r>
     </w:p>
     <w:p>
@@ -658,8 +732,18 @@
           <w:rFonts w:ascii="Arial" w:hAnsi="Arial" w:cs="Arial"/>
           <w:b/>
           <w:bCs/>
-        </w:rPr>
-      </w:pPr>
+          <w:lang w:val="en-GB"/>
+        </w:rPr>
+      </w:pPr>
+      <w:r>
+        <w:rPr>
+          <w:rFonts w:ascii="Arial" w:hAnsi="Arial" w:cs="Arial"/>
+          <w:b/>
+          <w:bCs/>
+          <w:lang w:val="en-GB"/>
+        </w:rPr>
+        <w:t>Main Responsibilities</w:t>
+      </w:r>
     </w:p>
     <w:p>
       <w:pPr>
@@ -670,26 +754,9 @@
           <w:rFonts w:ascii="Arial" w:hAnsi="Arial" w:cs="Arial"/>
           <w:b/>
           <w:bCs/>
-        </w:rPr>
-      </w:pPr>
-      <w:r>
-        <w:rPr>
-          <w:rFonts w:ascii="Arial" w:hAnsi="Arial" w:cs="Arial"/>
-          <w:b/>
-          <w:bCs/>
-        </w:rPr>
-        <w:t>Main Responsibilities</w:t>
-      </w:r>
-    </w:p>
-    <w:p>
-      <w:pPr>
-        <w:pStyle w:val="NormalWeb"/>
-        <w:shd w:val="clear" w:color="auto" w:fill="FFFFFF"/>
-        <w:spacing w:after="0" w:afterAutospacing="0"/>
-        <w:rPr>
-          <w:rFonts w:ascii="Arial" w:hAnsi="Arial" w:cs="Arial"/>
-          <w:b/>
-          <w:bCs/>
+          <w:sz w:val="22"/>
+          <w:szCs w:val="22"/>
+          <w:lang w:val="en-GB"/>
         </w:rPr>
       </w:pPr>
     </w:p>
@@ -710,25 +777,218 @@
           <w:bCs/>
           <w:sz w:val="22"/>
           <w:szCs w:val="22"/>
-        </w:rPr>
-      </w:pPr>
-      <w:r>
-        <w:rPr>
-          <w:rFonts w:ascii="Arial" w:hAnsi="Arial" w:cs="Arial"/>
-          <w:bCs/>
-          <w:sz w:val="22"/>
-          <w:szCs w:val="22"/>
-        </w:rPr>
-        <w:t xml:space="preserve">Responsible for the </w:t>
-      </w:r>
-      <w:r>
-        <w:rPr>
-          <w:rFonts w:ascii="Arial" w:hAnsi="Arial" w:cs="Arial"/>
-          <w:bCs/>
-          <w:sz w:val="22"/>
-          <w:szCs w:val="22"/>
-        </w:rPr>
-        <w:t>delivery of high quality software to Ericsson’s RNC platform, communicating within a team in an agile environment, to deliver software releases on time.</w:t>
+          <w:lang w:val="en-GB"/>
+        </w:rPr>
+      </w:pPr>
+      <w:r>
+        <w:rPr>
+          <w:rFonts w:ascii="Arial" w:hAnsi="Arial" w:cs="Arial"/>
+          <w:bCs/>
+          <w:sz w:val="22"/>
+          <w:szCs w:val="22"/>
+          <w:lang w:val="en-GB"/>
+        </w:rPr>
+        <w:t>Delivery of high quality</w:t>
+      </w:r>
+      <w:r>
+        <w:rPr>
+          <w:rFonts w:ascii="Arial" w:hAnsi="Arial" w:cs="Arial"/>
+          <w:bCs/>
+          <w:sz w:val="22"/>
+          <w:szCs w:val="22"/>
+          <w:lang w:val="en-GB"/>
+        </w:rPr>
+        <w:t>, interactive</w:t>
+      </w:r>
+      <w:r>
+        <w:rPr>
+          <w:rFonts w:ascii="Arial" w:hAnsi="Arial" w:cs="Arial"/>
+          <w:bCs/>
+          <w:sz w:val="22"/>
+          <w:szCs w:val="22"/>
+          <w:lang w:val="en-GB"/>
+        </w:rPr>
+        <w:t xml:space="preserve"> fron</w:t>
+      </w:r>
+      <w:r>
+        <w:rPr>
+          <w:rFonts w:ascii="Arial" w:hAnsi="Arial" w:cs="Arial"/>
+          <w:bCs/>
+          <w:sz w:val="22"/>
+          <w:szCs w:val="22"/>
+          <w:lang w:val="en-GB"/>
+        </w:rPr>
+        <w:t>t</w:t>
+      </w:r>
+      <w:r>
+        <w:rPr>
+          <w:rFonts w:ascii="Arial" w:hAnsi="Arial" w:cs="Arial"/>
+          <w:bCs/>
+          <w:sz w:val="22"/>
+          <w:szCs w:val="22"/>
+          <w:lang w:val="en-GB"/>
+        </w:rPr>
+        <w:t xml:space="preserve">end dashboards for </w:t>
+      </w:r>
+      <w:r>
+        <w:rPr>
+          <w:rFonts w:ascii="Arial" w:hAnsi="Arial" w:cs="Arial"/>
+          <w:bCs/>
+          <w:sz w:val="22"/>
+          <w:szCs w:val="22"/>
+          <w:lang w:val="en-GB"/>
+        </w:rPr>
+        <w:t xml:space="preserve">both </w:t>
+      </w:r>
+      <w:r>
+        <w:rPr>
+          <w:rFonts w:ascii="Arial" w:hAnsi="Arial" w:cs="Arial"/>
+          <w:bCs/>
+          <w:sz w:val="22"/>
+          <w:szCs w:val="22"/>
+          <w:lang w:val="en-GB"/>
+        </w:rPr>
+        <w:t xml:space="preserve">internal and external </w:t>
+      </w:r>
+      <w:r>
+        <w:rPr>
+          <w:rFonts w:ascii="Arial" w:hAnsi="Arial" w:cs="Arial"/>
+          <w:bCs/>
+          <w:sz w:val="22"/>
+          <w:szCs w:val="22"/>
+          <w:lang w:val="en-GB"/>
+        </w:rPr>
+        <w:t>use</w:t>
+      </w:r>
+      <w:r>
+        <w:rPr>
+          <w:rFonts w:ascii="Arial" w:hAnsi="Arial" w:cs="Arial"/>
+          <w:bCs/>
+          <w:sz w:val="22"/>
+          <w:szCs w:val="22"/>
+          <w:lang w:val="en-GB"/>
+        </w:rPr>
+        <w:t xml:space="preserve">. </w:t>
+      </w:r>
+      <w:r>
+        <w:rPr>
+          <w:rFonts w:ascii="Arial" w:hAnsi="Arial" w:cs="Arial"/>
+          <w:bCs/>
+          <w:sz w:val="22"/>
+          <w:szCs w:val="22"/>
+          <w:lang w:val="en-GB"/>
+        </w:rPr>
+        <w:t xml:space="preserve">Examples </w:t>
+      </w:r>
+      <w:r>
+        <w:rPr>
+          <w:rFonts w:ascii="Arial" w:hAnsi="Arial" w:cs="Arial"/>
+          <w:bCs/>
+          <w:sz w:val="22"/>
+          <w:szCs w:val="22"/>
+          <w:lang w:val="en-GB"/>
+        </w:rPr>
+        <w:t xml:space="preserve">include </w:t>
+      </w:r>
+      <w:r>
+        <w:rPr>
+          <w:rFonts w:ascii="Arial" w:hAnsi="Arial" w:cs="Arial"/>
+          <w:bCs/>
+          <w:sz w:val="22"/>
+          <w:szCs w:val="22"/>
+          <w:lang w:val="en-GB"/>
+        </w:rPr>
+        <w:t>V</w:t>
+      </w:r>
+      <w:r>
+        <w:rPr>
+          <w:rFonts w:ascii="Arial" w:hAnsi="Arial" w:cs="Arial"/>
+          <w:bCs/>
+          <w:sz w:val="22"/>
+          <w:szCs w:val="22"/>
+          <w:lang w:val="en-GB"/>
+        </w:rPr>
+        <w:t xml:space="preserve">oice and </w:t>
+      </w:r>
+      <w:r>
+        <w:rPr>
+          <w:rFonts w:ascii="Arial" w:hAnsi="Arial" w:cs="Arial"/>
+          <w:bCs/>
+          <w:sz w:val="22"/>
+          <w:szCs w:val="22"/>
+          <w:lang w:val="en-GB"/>
+        </w:rPr>
+        <w:t>D</w:t>
+      </w:r>
+      <w:r>
+        <w:rPr>
+          <w:rFonts w:ascii="Arial" w:hAnsi="Arial" w:cs="Arial"/>
+          <w:bCs/>
+          <w:sz w:val="22"/>
+          <w:szCs w:val="22"/>
+          <w:lang w:val="en-GB"/>
+        </w:rPr>
+        <w:t xml:space="preserve">ata </w:t>
+      </w:r>
+      <w:r>
+        <w:rPr>
+          <w:rFonts w:ascii="Arial" w:hAnsi="Arial" w:cs="Arial"/>
+          <w:bCs/>
+          <w:sz w:val="22"/>
+          <w:szCs w:val="22"/>
+          <w:lang w:val="en-GB"/>
+        </w:rPr>
+        <w:t>Q</w:t>
+      </w:r>
+      <w:r>
+        <w:rPr>
+          <w:rFonts w:ascii="Arial" w:hAnsi="Arial" w:cs="Arial"/>
+          <w:bCs/>
+          <w:sz w:val="22"/>
+          <w:szCs w:val="22"/>
+          <w:lang w:val="en-GB"/>
+        </w:rPr>
+        <w:t xml:space="preserve">uality </w:t>
+      </w:r>
+      <w:r>
+        <w:rPr>
+          <w:rFonts w:ascii="Arial" w:hAnsi="Arial" w:cs="Arial"/>
+          <w:bCs/>
+          <w:sz w:val="22"/>
+          <w:szCs w:val="22"/>
+          <w:lang w:val="en-GB"/>
+        </w:rPr>
+        <w:t>V</w:t>
+      </w:r>
+      <w:r>
+        <w:rPr>
+          <w:rFonts w:ascii="Arial" w:hAnsi="Arial" w:cs="Arial"/>
+          <w:bCs/>
+          <w:sz w:val="22"/>
+          <w:szCs w:val="22"/>
+          <w:lang w:val="en-GB"/>
+        </w:rPr>
+        <w:t>isualisation</w:t>
+      </w:r>
+      <w:r>
+        <w:rPr>
+          <w:rFonts w:ascii="Arial" w:hAnsi="Arial" w:cs="Arial"/>
+          <w:bCs/>
+          <w:sz w:val="22"/>
+          <w:szCs w:val="22"/>
+          <w:lang w:val="en-GB"/>
+        </w:rPr>
+        <w:t>s</w:t>
+      </w:r>
+      <w:r>
+        <w:rPr>
+          <w:rFonts w:ascii="Arial" w:hAnsi="Arial" w:cs="Arial"/>
+          <w:bCs/>
+          <w:sz w:val="22"/>
+          <w:szCs w:val="22"/>
+          <w:lang w:val="en-GB"/>
+        </w:rPr>
+        <w:t xml:space="preserve"> and Site Alarm Trends.</w:t>
       </w:r>
     </w:p>
     <w:p>
@@ -748,23 +1008,126 @@
           <w:bCs/>
           <w:sz w:val="22"/>
           <w:szCs w:val="22"/>
-        </w:rPr>
-      </w:pPr>
-      <w:r>
-        <w:rPr>
-          <w:rFonts w:ascii="Arial" w:hAnsi="Arial" w:cs="Arial"/>
-          <w:bCs/>
-          <w:sz w:val="22"/>
-          <w:szCs w:val="22"/>
-        </w:rPr>
-        <w:t>Executing test suites on software deliverables and upgrading / adding test suites if necessary followed by documenting work undertaken and the impact of the changes</w:t>
-      </w:r>
-      <w:r>
-        <w:rPr>
-          <w:rFonts w:ascii="Arial" w:hAnsi="Arial" w:cs="Arial"/>
-          <w:bCs/>
-          <w:sz w:val="22"/>
-          <w:szCs w:val="22"/>
+          <w:lang w:val="en-GB"/>
+        </w:rPr>
+      </w:pPr>
+      <w:r>
+        <w:rPr>
+          <w:rFonts w:ascii="Arial" w:hAnsi="Arial" w:cs="Arial"/>
+          <w:bCs/>
+          <w:sz w:val="22"/>
+          <w:szCs w:val="22"/>
+          <w:lang w:val="en-GB"/>
+        </w:rPr>
+        <w:t xml:space="preserve">Tools were developed within eclipse and VS Code </w:t>
+      </w:r>
+      <w:r>
+        <w:rPr>
+          <w:rFonts w:ascii="Arial" w:hAnsi="Arial" w:cs="Arial"/>
+          <w:bCs/>
+          <w:sz w:val="22"/>
+          <w:szCs w:val="22"/>
+          <w:lang w:val="en-GB"/>
+        </w:rPr>
+        <w:t xml:space="preserve">IDE’s </w:t>
+      </w:r>
+      <w:r>
+        <w:rPr>
+          <w:rFonts w:ascii="Arial" w:hAnsi="Arial" w:cs="Arial"/>
+          <w:bCs/>
+          <w:sz w:val="22"/>
+          <w:szCs w:val="22"/>
+          <w:lang w:val="en-GB"/>
+        </w:rPr>
+        <w:t>using HTML</w:t>
+      </w:r>
+      <w:r>
+        <w:rPr>
+          <w:rFonts w:ascii="Arial" w:hAnsi="Arial" w:cs="Arial"/>
+          <w:bCs/>
+          <w:sz w:val="22"/>
+          <w:szCs w:val="22"/>
+          <w:lang w:val="en-GB"/>
+        </w:rPr>
+        <w:t>5</w:t>
+      </w:r>
+      <w:r>
+        <w:rPr>
+          <w:rFonts w:ascii="Arial" w:hAnsi="Arial" w:cs="Arial"/>
+          <w:bCs/>
+          <w:sz w:val="22"/>
+          <w:szCs w:val="22"/>
+          <w:lang w:val="en-GB"/>
+        </w:rPr>
+        <w:t>, CSS</w:t>
+      </w:r>
+      <w:r>
+        <w:rPr>
+          <w:rFonts w:ascii="Arial" w:hAnsi="Arial" w:cs="Arial"/>
+          <w:bCs/>
+          <w:sz w:val="22"/>
+          <w:szCs w:val="22"/>
+          <w:lang w:val="en-GB"/>
+        </w:rPr>
+        <w:t>3</w:t>
+      </w:r>
+      <w:r>
+        <w:rPr>
+          <w:rFonts w:ascii="Arial" w:hAnsi="Arial" w:cs="Arial"/>
+          <w:bCs/>
+          <w:sz w:val="22"/>
+          <w:szCs w:val="22"/>
+          <w:lang w:val="en-GB"/>
+        </w:rPr>
+        <w:t xml:space="preserve">, </w:t>
+      </w:r>
+      <w:r>
+        <w:rPr>
+          <w:rFonts w:ascii="Arial" w:hAnsi="Arial" w:cs="Arial"/>
+          <w:bCs/>
+          <w:sz w:val="22"/>
+          <w:szCs w:val="22"/>
+          <w:lang w:val="en-GB"/>
+        </w:rPr>
+        <w:t>jQuery</w:t>
+      </w:r>
+      <w:r>
+        <w:rPr>
+          <w:rFonts w:ascii="Arial" w:hAnsi="Arial" w:cs="Arial"/>
+          <w:bCs/>
+          <w:sz w:val="22"/>
+          <w:szCs w:val="22"/>
+          <w:lang w:val="en-GB"/>
+        </w:rPr>
+        <w:t xml:space="preserve">, </w:t>
+      </w:r>
+      <w:r>
+        <w:rPr>
+          <w:rFonts w:ascii="Arial" w:hAnsi="Arial" w:cs="Arial"/>
+          <w:bCs/>
+          <w:sz w:val="22"/>
+          <w:szCs w:val="22"/>
+          <w:lang w:val="en-GB"/>
+        </w:rPr>
+        <w:t>JavaScript</w:t>
+      </w:r>
+      <w:r>
+        <w:rPr>
+          <w:rFonts w:ascii="Arial" w:hAnsi="Arial" w:cs="Arial"/>
+          <w:bCs/>
+          <w:sz w:val="22"/>
+          <w:szCs w:val="22"/>
+          <w:lang w:val="en-GB"/>
+        </w:rPr>
+        <w:t>, Bootstrap and Perl and were done in an agile methodology environment</w:t>
+      </w:r>
+      <w:r>
+        <w:rPr>
+          <w:rFonts w:ascii="Arial" w:hAnsi="Arial" w:cs="Arial"/>
+          <w:bCs/>
+          <w:sz w:val="22"/>
+          <w:szCs w:val="22"/>
+          <w:lang w:val="en-GB"/>
         </w:rPr>
         <w:t>.</w:t>
       </w:r>
@@ -799,26 +1162,149 @@
           <w:bCs/>
           <w:sz w:val="22"/>
           <w:szCs w:val="22"/>
-        </w:rPr>
-        <w:t xml:space="preserve">Duties included </w:t>
-      </w:r>
-      <w:r>
-        <w:rPr>
-          <w:rFonts w:ascii="Arial" w:hAnsi="Arial" w:cs="Arial"/>
-          <w:bCs/>
-          <w:sz w:val="22"/>
-          <w:szCs w:val="22"/>
-        </w:rPr>
-        <w:t xml:space="preserve">collaborating within a team, </w:t>
-      </w:r>
-      <w:r>
-        <w:rPr>
-          <w:rFonts w:ascii="Arial" w:hAnsi="Arial" w:cs="Arial"/>
-          <w:bCs/>
-          <w:sz w:val="22"/>
-          <w:szCs w:val="22"/>
-        </w:rPr>
-        <w:t>gathering requirements, implementation, testing, documenting and the delivery of software at set intervals.</w:t>
+          <w:lang w:val="en-GB"/>
+        </w:rPr>
+        <w:t>D</w:t>
+      </w:r>
+      <w:r>
+        <w:rPr>
+          <w:rFonts w:ascii="Arial" w:hAnsi="Arial" w:cs="Arial"/>
+          <w:bCs/>
+          <w:sz w:val="22"/>
+          <w:szCs w:val="22"/>
+          <w:lang w:val="en-GB"/>
+        </w:rPr>
+        <w:t>elivery of software was performed</w:t>
+      </w:r>
+      <w:r>
+        <w:rPr>
+          <w:rFonts w:ascii="Arial" w:hAnsi="Arial" w:cs="Arial"/>
+          <w:bCs/>
+          <w:sz w:val="22"/>
+          <w:szCs w:val="22"/>
+          <w:lang w:val="en-GB"/>
+        </w:rPr>
+        <w:t xml:space="preserve"> using git and deployed </w:t>
+      </w:r>
+      <w:r>
+        <w:rPr>
+          <w:rFonts w:ascii="Arial" w:hAnsi="Arial" w:cs="Arial"/>
+          <w:bCs/>
+          <w:sz w:val="22"/>
+          <w:szCs w:val="22"/>
+          <w:lang w:val="en-GB"/>
+        </w:rPr>
+        <w:t xml:space="preserve">either via Docker </w:t>
+      </w:r>
+      <w:r>
+        <w:rPr>
+          <w:rFonts w:ascii="Arial" w:hAnsi="Arial" w:cs="Arial"/>
+          <w:bCs/>
+          <w:sz w:val="22"/>
+          <w:szCs w:val="22"/>
+          <w:lang w:val="en-GB"/>
+        </w:rPr>
+        <w:t xml:space="preserve">images </w:t>
+      </w:r>
+      <w:r>
+        <w:rPr>
+          <w:rFonts w:ascii="Arial" w:hAnsi="Arial" w:cs="Arial"/>
+          <w:bCs/>
+          <w:sz w:val="22"/>
+          <w:szCs w:val="22"/>
+          <w:lang w:val="en-GB"/>
+        </w:rPr>
+        <w:t xml:space="preserve">or </w:t>
+      </w:r>
+      <w:r>
+        <w:rPr>
+          <w:rFonts w:ascii="Arial" w:hAnsi="Arial" w:cs="Arial"/>
+          <w:bCs/>
+          <w:sz w:val="22"/>
+          <w:szCs w:val="22"/>
+          <w:lang w:val="en-GB"/>
+        </w:rPr>
+        <w:t xml:space="preserve">by logging </w:t>
+      </w:r>
+      <w:r>
+        <w:rPr>
+          <w:rFonts w:ascii="Arial" w:hAnsi="Arial" w:cs="Arial"/>
+          <w:bCs/>
+          <w:sz w:val="22"/>
+          <w:szCs w:val="22"/>
+          <w:lang w:val="en-GB"/>
+        </w:rPr>
+        <w:t>o</w:t>
+      </w:r>
+      <w:r>
+        <w:rPr>
+          <w:rFonts w:ascii="Arial" w:hAnsi="Arial" w:cs="Arial"/>
+          <w:bCs/>
+          <w:sz w:val="22"/>
+          <w:szCs w:val="22"/>
+          <w:lang w:val="en-GB"/>
+        </w:rPr>
+        <w:t xml:space="preserve">nto </w:t>
+      </w:r>
+      <w:r>
+        <w:rPr>
+          <w:rFonts w:ascii="Arial" w:hAnsi="Arial" w:cs="Arial"/>
+          <w:bCs/>
+          <w:sz w:val="22"/>
+          <w:szCs w:val="22"/>
+          <w:lang w:val="en-GB"/>
+        </w:rPr>
+        <w:t xml:space="preserve">internal or </w:t>
+      </w:r>
+      <w:r>
+        <w:rPr>
+          <w:rFonts w:ascii="Arial" w:hAnsi="Arial" w:cs="Arial"/>
+          <w:bCs/>
+          <w:sz w:val="22"/>
+          <w:szCs w:val="22"/>
+          <w:lang w:val="en-GB"/>
+        </w:rPr>
+        <w:t>external servers</w:t>
+      </w:r>
+      <w:r>
+        <w:rPr>
+          <w:rFonts w:ascii="Arial" w:hAnsi="Arial" w:cs="Arial"/>
+          <w:bCs/>
+          <w:sz w:val="22"/>
+          <w:szCs w:val="22"/>
+          <w:lang w:val="en-GB"/>
+        </w:rPr>
+        <w:t xml:space="preserve"> (i.e. AWS)</w:t>
+      </w:r>
+      <w:r>
+        <w:rPr>
+          <w:rFonts w:ascii="Arial" w:hAnsi="Arial" w:cs="Arial"/>
+          <w:bCs/>
+          <w:sz w:val="22"/>
+          <w:szCs w:val="22"/>
+          <w:lang w:val="en-GB"/>
+        </w:rPr>
+        <w:t xml:space="preserve"> via </w:t>
+      </w:r>
+      <w:r>
+        <w:rPr>
+          <w:rFonts w:ascii="Arial" w:hAnsi="Arial" w:cs="Arial"/>
+          <w:bCs/>
+          <w:sz w:val="22"/>
+          <w:szCs w:val="22"/>
+          <w:lang w:val="en-GB"/>
+        </w:rPr>
+        <w:t>PuTTY</w:t>
+      </w:r>
+      <w:r>
+        <w:rPr>
+          <w:rFonts w:ascii="Arial" w:hAnsi="Arial" w:cs="Arial"/>
+          <w:bCs/>
+          <w:sz w:val="22"/>
+          <w:szCs w:val="22"/>
+          <w:lang w:val="en-GB"/>
+        </w:rPr>
+        <w:t>.</w:t>
       </w:r>
     </w:p>
     <w:p>
@@ -839,20 +1325,285 @@
         <w:contextualSpacing/>
         <w:jc w:val="both"/>
         <w:rPr>
-          <w:rFonts w:ascii="Arial" w:hAnsi="Arial" w:cs="Arial"/>
-          <w:sz w:val="22"/>
-          <w:szCs w:val="22"/>
-          <w:lang w:val="en-GB"/>
-        </w:rPr>
-      </w:pPr>
-      <w:r>
-        <w:rPr>
-          <w:rFonts w:ascii="Arial" w:hAnsi="Arial" w:cs="Arial"/>
-          <w:bCs/>
-          <w:sz w:val="22"/>
-          <w:szCs w:val="22"/>
-        </w:rPr>
-        <w:t>Other skills obtained were UML Modelling and C++ within Eclipse, advanced usage of git and gerrit software development tools and working on command line within Linux operating system.</w:t>
+          <w:rFonts w:cs="Arial"/>
+          <w:color w:val="000000"/>
+          <w:szCs w:val="22"/>
+          <w:lang w:val="en-GB"/>
+        </w:rPr>
+      </w:pPr>
+      <w:r>
+        <w:rPr>
+          <w:rFonts w:ascii="Arial" w:hAnsi="Arial" w:cs="Arial"/>
+          <w:color w:val="000000"/>
+          <w:sz w:val="22"/>
+          <w:szCs w:val="22"/>
+          <w:lang w:val="en-GB"/>
+        </w:rPr>
+        <w:t>Excellent communication skills were required working in a team environment</w:t>
+      </w:r>
+      <w:r>
+        <w:rPr>
+          <w:rFonts w:ascii="Arial" w:hAnsi="Arial" w:cs="Arial"/>
+          <w:color w:val="000000"/>
+          <w:sz w:val="22"/>
+          <w:szCs w:val="22"/>
+          <w:lang w:val="en-GB"/>
+        </w:rPr>
+        <w:t>,</w:t>
+      </w:r>
+      <w:r>
+        <w:rPr>
+          <w:rFonts w:ascii="Arial" w:hAnsi="Arial" w:cs="Arial"/>
+          <w:color w:val="000000"/>
+          <w:sz w:val="22"/>
+          <w:szCs w:val="22"/>
+          <w:lang w:val="en-GB"/>
+        </w:rPr>
+        <w:t xml:space="preserve"> based both in Dublin and Belgrade</w:t>
+      </w:r>
+      <w:r>
+        <w:rPr>
+          <w:rFonts w:ascii="Arial" w:hAnsi="Arial" w:cs="Arial"/>
+          <w:color w:val="000000"/>
+          <w:sz w:val="22"/>
+          <w:szCs w:val="22"/>
+          <w:lang w:val="en-GB"/>
+        </w:rPr>
+        <w:t>.</w:t>
+      </w:r>
+      <w:r>
+        <w:rPr>
+          <w:rFonts w:ascii="Arial" w:hAnsi="Arial" w:cs="Arial"/>
+          <w:color w:val="000000"/>
+          <w:sz w:val="22"/>
+          <w:szCs w:val="22"/>
+          <w:lang w:val="en-GB"/>
+        </w:rPr>
+        <w:t xml:space="preserve"> Often worked under pressure to deliver dashboards within a short timeframe.</w:t>
+      </w:r>
+    </w:p>
+    <w:p>
+      <w:pPr>
+        <w:autoSpaceDE w:val="0"/>
+        <w:autoSpaceDN w:val="0"/>
+        <w:adjustRightInd w:val="0"/>
+        <w:rPr>
+          <w:rFonts w:cs="Arial"/>
+          <w:sz w:val="24"/>
+          <w:lang w:val="en-GB"/>
+        </w:rPr>
+      </w:pPr>
+      <w:r>
+        <w:rPr>
+          <w:rFonts w:cs="Arial"/>
+          <w:b/>
+          <w:sz w:val="24"/>
+          <w:lang w:val="en-GB"/>
+        </w:rPr>
+        <w:t xml:space="preserve">Position: Software </w:t>
+      </w:r>
+      <w:r>
+        <w:rPr>
+          <w:rFonts w:cs="Arial"/>
+          <w:b/>
+          <w:sz w:val="24"/>
+          <w:lang w:val="en-GB"/>
+        </w:rPr>
+        <w:t>Engineer</w:t>
+      </w:r>
+      <w:r>
+        <w:rPr>
+          <w:rFonts w:cs="Arial"/>
+          <w:b/>
+          <w:sz w:val="24"/>
+          <w:lang w:val="en-GB"/>
+        </w:rPr>
+        <w:tab/>
+      </w:r>
+      <w:r>
+        <w:rPr>
+          <w:rFonts w:cs="Arial"/>
+          <w:b/>
+          <w:sz w:val="24"/>
+          <w:lang w:val="en-GB"/>
+        </w:rPr>
+        <w:tab/>
+      </w:r>
+      <w:r>
+        <w:rPr>
+          <w:rFonts w:cs="Arial"/>
+          <w:b/>
+          <w:sz w:val="24"/>
+          <w:lang w:val="en-GB"/>
+        </w:rPr>
+        <w:tab/>
+      </w:r>
+      <w:r>
+        <w:rPr>
+          <w:rFonts w:cs="Arial"/>
+          <w:b/>
+          <w:sz w:val="24"/>
+          <w:lang w:val="en-GB"/>
+        </w:rPr>
+        <w:tab/>
+        <w:t xml:space="preserve">        </w:t>
+      </w:r>
+      <w:r>
+        <w:rPr>
+          <w:rFonts w:cs="Arial"/>
+          <w:b/>
+          <w:sz w:val="24"/>
+          <w:lang w:val="en-GB"/>
+        </w:rPr>
+        <w:t xml:space="preserve">August 2017 – </w:t>
+      </w:r>
+      <w:r>
+        <w:rPr>
+          <w:rFonts w:cs="Arial"/>
+          <w:b/>
+          <w:sz w:val="24"/>
+          <w:lang w:val="en-GB"/>
+        </w:rPr>
+        <w:t>January 2019</w:t>
+      </w:r>
+    </w:p>
+    <w:p>
+      <w:pPr>
+        <w:pStyle w:val="NormalWeb"/>
+        <w:shd w:val="clear" w:color="auto" w:fill="FFFFFF"/>
+        <w:spacing w:after="0" w:afterAutospacing="0"/>
+        <w:rPr>
+          <w:rFonts w:ascii="Arial" w:hAnsi="Arial" w:cs="Arial"/>
+          <w:b/>
+          <w:bCs/>
+          <w:lang w:val="en-GB"/>
+        </w:rPr>
+      </w:pPr>
+      <w:r>
+        <w:rPr>
+          <w:rFonts w:ascii="Arial" w:hAnsi="Arial" w:cs="Arial"/>
+          <w:b/>
+          <w:bCs/>
+          <w:lang w:val="en-GB"/>
+        </w:rPr>
+        <w:t>Main Responsibilities</w:t>
+      </w:r>
+    </w:p>
+    <w:p>
+      <w:pPr>
+        <w:pStyle w:val="NormalWeb"/>
+        <w:shd w:val="clear" w:color="auto" w:fill="FFFFFF"/>
+        <w:spacing w:after="0" w:afterAutospacing="0"/>
+        <w:rPr>
+          <w:rFonts w:ascii="Arial" w:hAnsi="Arial" w:cs="Arial"/>
+          <w:b/>
+          <w:bCs/>
+          <w:sz w:val="22"/>
+          <w:szCs w:val="22"/>
+          <w:lang w:val="en-GB"/>
+        </w:rPr>
+      </w:pPr>
+    </w:p>
+    <w:p>
+      <w:pPr>
+        <w:pStyle w:val="NormalWeb"/>
+        <w:numPr>
+          <w:ilvl w:val="0"/>
+          <w:numId w:val="7"/>
+        </w:numPr>
+        <w:shd w:val="clear" w:color="auto" w:fill="FFFFFF"/>
+        <w:spacing w:after="200" w:afterAutospacing="0" w:line="276" w:lineRule="auto"/>
+        <w:ind w:left="714" w:hanging="357"/>
+        <w:contextualSpacing/>
+        <w:jc w:val="both"/>
+        <w:rPr>
+          <w:rFonts w:ascii="Arial" w:hAnsi="Arial" w:cs="Arial"/>
+          <w:bCs/>
+          <w:sz w:val="22"/>
+          <w:szCs w:val="22"/>
+          <w:lang w:val="en-GB"/>
+        </w:rPr>
+      </w:pPr>
+      <w:r>
+        <w:rPr>
+          <w:rFonts w:ascii="Arial" w:hAnsi="Arial" w:cs="Arial"/>
+          <w:bCs/>
+          <w:sz w:val="22"/>
+          <w:szCs w:val="22"/>
+          <w:lang w:val="en-GB"/>
+        </w:rPr>
+        <w:t xml:space="preserve">Responsible for the delivery of </w:t>
+      </w:r>
+      <w:r>
+        <w:rPr>
+          <w:rFonts w:ascii="Arial" w:hAnsi="Arial" w:cs="Arial"/>
+          <w:bCs/>
+          <w:sz w:val="22"/>
+          <w:szCs w:val="22"/>
+          <w:lang w:val="en-GB"/>
+        </w:rPr>
+        <w:t>high-quality</w:t>
+      </w:r>
+      <w:r>
+        <w:rPr>
+          <w:rFonts w:ascii="Arial" w:hAnsi="Arial" w:cs="Arial"/>
+          <w:bCs/>
+          <w:sz w:val="22"/>
+          <w:szCs w:val="22"/>
+          <w:lang w:val="en-GB"/>
+        </w:rPr>
+        <w:t xml:space="preserve"> software to Ericsson’s RNC platform, communicating within a team in an agile environment, to deliver software releases on time.</w:t>
+      </w:r>
+    </w:p>
+    <w:p>
+      <w:pPr>
+        <w:pStyle w:val="NormalWeb"/>
+        <w:numPr>
+          <w:ilvl w:val="0"/>
+          <w:numId w:val="7"/>
+        </w:numPr>
+        <w:shd w:val="clear" w:color="auto" w:fill="FFFFFF"/>
+        <w:spacing w:after="200" w:afterAutospacing="0" w:line="276" w:lineRule="auto"/>
+        <w:ind w:left="714" w:hanging="357"/>
+        <w:contextualSpacing/>
+        <w:jc w:val="both"/>
+        <w:rPr>
+          <w:rFonts w:ascii="Arial" w:hAnsi="Arial" w:cs="Arial"/>
+          <w:bCs/>
+          <w:sz w:val="22"/>
+          <w:szCs w:val="22"/>
+          <w:lang w:val="en-GB"/>
+        </w:rPr>
+      </w:pPr>
+      <w:r>
+        <w:rPr>
+          <w:rFonts w:ascii="Arial" w:hAnsi="Arial" w:cs="Arial"/>
+          <w:bCs/>
+          <w:sz w:val="22"/>
+          <w:szCs w:val="22"/>
+          <w:lang w:val="en-GB"/>
+        </w:rPr>
+        <w:t xml:space="preserve">Executing test suites on software deliverables and upgrading / adding test suites if </w:t>
+      </w:r>
+      <w:r>
+        <w:rPr>
+          <w:rFonts w:ascii="Arial" w:hAnsi="Arial" w:cs="Arial"/>
+          <w:bCs/>
+          <w:sz w:val="22"/>
+          <w:szCs w:val="22"/>
+          <w:lang w:val="en-GB"/>
+        </w:rPr>
+        <w:t>necessary,</w:t>
+      </w:r>
+      <w:r>
+        <w:rPr>
+          <w:rFonts w:ascii="Arial" w:hAnsi="Arial" w:cs="Arial"/>
+          <w:bCs/>
+          <w:sz w:val="22"/>
+          <w:szCs w:val="22"/>
+          <w:lang w:val="en-GB"/>
+        </w:rPr>
+        <w:t xml:space="preserve"> followed by documenting work undertaken and the impact of the changes.</w:t>
       </w:r>
     </w:p>
     <w:p>
@@ -874,40 +1625,42 @@
         <w:jc w:val="both"/>
         <w:rPr>
           <w:rFonts w:ascii="Arial" w:hAnsi="Arial" w:cs="Arial"/>
-          <w:sz w:val="22"/>
-          <w:szCs w:val="22"/>
-          <w:lang w:val="en-GB"/>
-        </w:rPr>
-      </w:pPr>
-      <w:r>
-        <w:rPr>
-          <w:rFonts w:ascii="Arial" w:hAnsi="Arial" w:cs="Arial"/>
-          <w:color w:val="000000"/>
-          <w:sz w:val="22"/>
-          <w:szCs w:val="22"/>
-        </w:rPr>
-        <w:t>Excellent communication skills were required working in a team environment, listening to and understanding the features and requirements needed by the PLM in Kista, Sweden, as well as within the team in the local office. Dividing up of work and setting realistic targets for delivery intervals as well as collaborating with the team for the more complex issues. Often worked under pressure on customer TR’s resolving issues and crashes within the RNC. C++ is the core language for the RNC.</w:t>
-      </w:r>
-    </w:p>
-    <w:p>
-      <w:pPr>
+          <w:sz w:val="20"/>
+          <w:szCs w:val="20"/>
+          <w:lang w:val="en-GB"/>
+        </w:rPr>
+      </w:pPr>
+      <w:r>
+        <w:rPr>
+          <w:rFonts w:ascii="Arial" w:hAnsi="Arial" w:cs="Arial"/>
+          <w:bCs/>
+          <w:sz w:val="22"/>
+          <w:szCs w:val="22"/>
+          <w:lang w:val="en-GB"/>
+        </w:rPr>
+        <w:t>Duties included collaborating within a team, gathering requirements, implementation, testing, documenting and the delivery of software at set intervals.</w:t>
+      </w:r>
+    </w:p>
+    <w:p>
+      <w:pPr>
+        <w:pStyle w:val="NormalWeb"/>
+        <w:widowControl w:val="0"/>
+        <w:shd w:val="clear" w:color="auto" w:fill="FFFFFF"/>
+        <w:overflowPunct w:val="0"/>
         <w:autoSpaceDE w:val="0"/>
         <w:autoSpaceDN w:val="0"/>
         <w:adjustRightInd w:val="0"/>
-        <w:rPr>
-          <w:rFonts w:cs="Arial"/>
-          <w:color w:val="000000"/>
-          <w:szCs w:val="22"/>
-        </w:rPr>
-      </w:pPr>
-      <w:r>
-        <w:rPr>
-          <w:rFonts w:cs="Arial"/>
-          <w:color w:val="000000"/>
-          <w:szCs w:val="22"/>
-        </w:rPr>
-        <w:t xml:space="preserve"> </w:t>
-      </w:r>
+        <w:spacing w:after="200" w:afterAutospacing="0" w:line="276" w:lineRule="auto"/>
+        <w:ind w:left="714"/>
+        <w:contextualSpacing/>
+        <w:jc w:val="both"/>
+        <w:rPr>
+          <w:rFonts w:ascii="Arial" w:hAnsi="Arial" w:cs="Arial"/>
+          <w:sz w:val="20"/>
+          <w:szCs w:val="20"/>
+          <w:lang w:val="en-GB"/>
+        </w:rPr>
+      </w:pPr>
     </w:p>
     <w:p>
       <w:pPr>
@@ -917,13 +1670,15 @@
         <w:rPr>
           <w:rFonts w:cs="Arial"/>
           <w:sz w:val="24"/>
-        </w:rPr>
-      </w:pPr>
-      <w:r>
-        <w:rPr>
-          <w:rFonts w:cs="Arial"/>
-          <w:b/>
-          <w:sz w:val="24"/>
+          <w:lang w:val="en-GB"/>
+        </w:rPr>
+      </w:pPr>
+      <w:r>
+        <w:rPr>
+          <w:rFonts w:cs="Arial"/>
+          <w:b/>
+          <w:sz w:val="24"/>
+          <w:lang w:val="en-GB"/>
         </w:rPr>
         <w:t>Ericsson Ireland</w:t>
       </w:r>
@@ -931,8 +1686,8 @@
         <w:rPr>
           <w:rFonts w:cs="Arial"/>
           <w:b/>
-          <w:sz w:val="20"/>
-          <w:szCs w:val="20"/>
+          <w:sz w:val="24"/>
+          <w:lang w:val="en-GB"/>
         </w:rPr>
         <w:t xml:space="preserve">:  </w:t>
       </w:r>
@@ -941,6 +1696,7 @@
           <w:rFonts w:cs="Arial"/>
           <w:b/>
           <w:sz w:val="24"/>
+          <w:lang w:val="en-GB"/>
         </w:rPr>
         <w:t>Athlone, Co Westmeath</w:t>
       </w:r>
@@ -954,6 +1710,7 @@
           <w:rFonts w:cs="Arial"/>
           <w:sz w:val="20"/>
           <w:szCs w:val="20"/>
+          <w:lang w:val="en-GB"/>
         </w:rPr>
       </w:pPr>
     </w:p>
@@ -973,21 +1730,33 @@
           <w:rFonts w:cs="Arial"/>
           <w:b/>
           <w:sz w:val="24"/>
-        </w:rPr>
-        <w:t xml:space="preserve">Position : </w:t>
-      </w:r>
-      <w:r>
-        <w:rPr>
-          <w:rFonts w:cs="Arial"/>
-          <w:b/>
-          <w:sz w:val="24"/>
-        </w:rPr>
-        <w:t>Software Engineer Intern</w:t>
-      </w:r>
-      <w:r>
-        <w:rPr>
-          <w:rFonts w:cs="Arial"/>
-          <w:szCs w:val="22"/>
+          <w:lang w:val="en-GB"/>
+        </w:rPr>
+        <w:t>Positio</w:t>
+      </w:r>
+      <w:r>
+        <w:rPr>
+          <w:rFonts w:cs="Arial"/>
+          <w:b/>
+          <w:sz w:val="24"/>
+          <w:lang w:val="en-GB"/>
+        </w:rPr>
+        <w:t>n</w:t>
+      </w:r>
+      <w:r>
+        <w:rPr>
+          <w:rFonts w:cs="Arial"/>
+          <w:b/>
+          <w:sz w:val="24"/>
+          <w:lang w:val="en-GB"/>
+        </w:rPr>
+        <w:t>: Software Engineer Intern</w:t>
+      </w:r>
+      <w:r>
+        <w:rPr>
+          <w:rFonts w:cs="Arial"/>
+          <w:szCs w:val="22"/>
+          <w:lang w:val="en-GB"/>
         </w:rPr>
         <w:tab/>
       </w:r>
@@ -995,38 +1764,27 @@
         <w:rPr>
           <w:rFonts w:cs="Arial"/>
           <w:szCs w:val="22"/>
+          <w:lang w:val="en-GB"/>
         </w:rPr>
         <w:tab/>
-        <w:t xml:space="preserve">   </w:t>
-      </w:r>
-      <w:r>
-        <w:rPr>
-          <w:rFonts w:cs="Arial"/>
-          <w:szCs w:val="22"/>
-        </w:rPr>
-        <w:t xml:space="preserve">           </w:t>
-      </w:r>
-      <w:r>
-        <w:rPr>
-          <w:rFonts w:cs="Arial"/>
-          <w:szCs w:val="22"/>
-        </w:rPr>
-        <w:t xml:space="preserve"> </w:t>
-      </w:r>
-      <w:r>
-        <w:rPr>
-          <w:rFonts w:cs="Arial"/>
-          <w:b/>
-          <w:sz w:val="24"/>
+      </w:r>
+      <w:r>
+        <w:rPr>
+          <w:rFonts w:cs="Arial"/>
+          <w:szCs w:val="22"/>
+          <w:lang w:val="en-GB"/>
+        </w:rPr>
+        <w:tab/>
+        <w:t xml:space="preserve">       </w:t>
+      </w:r>
+      <w:r>
+        <w:rPr>
+          <w:rFonts w:cs="Arial"/>
+          <w:b/>
+          <w:sz w:val="24"/>
+          <w:lang w:val="en-GB"/>
         </w:rPr>
         <w:t>February 2016 – August 2016</w:t>
-      </w:r>
-      <w:r>
-        <w:rPr>
-          <w:rFonts w:cs="Arial"/>
-          <w:sz w:val="24"/>
-        </w:rPr>
-        <w:tab/>
       </w:r>
     </w:p>
     <w:p>
@@ -1038,8 +1796,18 @@
           <w:rFonts w:ascii="Arial" w:hAnsi="Arial" w:cs="Arial"/>
           <w:b/>
           <w:bCs/>
-        </w:rPr>
-      </w:pPr>
+          <w:lang w:val="en-GB"/>
+        </w:rPr>
+      </w:pPr>
+      <w:r>
+        <w:rPr>
+          <w:rFonts w:ascii="Arial" w:hAnsi="Arial" w:cs="Arial"/>
+          <w:b/>
+          <w:bCs/>
+          <w:lang w:val="en-GB"/>
+        </w:rPr>
+        <w:t>Main Responsibilities</w:t>
+      </w:r>
     </w:p>
     <w:p>
       <w:pPr>
@@ -1050,26 +1818,9 @@
           <w:rFonts w:ascii="Arial" w:hAnsi="Arial" w:cs="Arial"/>
           <w:b/>
           <w:bCs/>
-        </w:rPr>
-      </w:pPr>
-      <w:r>
-        <w:rPr>
-          <w:rFonts w:ascii="Arial" w:hAnsi="Arial" w:cs="Arial"/>
-          <w:b/>
-          <w:bCs/>
-        </w:rPr>
-        <w:t>Main Responsibilities</w:t>
-      </w:r>
-    </w:p>
-    <w:p>
-      <w:pPr>
-        <w:pStyle w:val="NormalWeb"/>
-        <w:shd w:val="clear" w:color="auto" w:fill="FFFFFF"/>
-        <w:spacing w:after="0" w:afterAutospacing="0"/>
-        <w:rPr>
-          <w:rFonts w:ascii="Arial" w:hAnsi="Arial" w:cs="Arial"/>
-          <w:b/>
-          <w:bCs/>
+          <w:sz w:val="22"/>
+          <w:szCs w:val="22"/>
+          <w:lang w:val="en-GB"/>
         </w:rPr>
       </w:pPr>
     </w:p>
@@ -1081,23 +1832,36 @@
           <w:numId w:val="7"/>
         </w:numPr>
         <w:shd w:val="clear" w:color="auto" w:fill="FFFFFF"/>
-        <w:spacing w:after="0" w:afterAutospacing="0"/>
+        <w:spacing w:after="0" w:afterAutospacing="0" w:line="276" w:lineRule="auto"/>
+        <w:ind w:left="714" w:hanging="357"/>
         <w:jc w:val="both"/>
         <w:rPr>
           <w:rFonts w:ascii="Arial" w:hAnsi="Arial" w:cs="Arial"/>
           <w:bCs/>
           <w:sz w:val="22"/>
           <w:szCs w:val="22"/>
-        </w:rPr>
-      </w:pPr>
-      <w:r>
-        <w:rPr>
-          <w:rFonts w:ascii="Arial" w:hAnsi="Arial" w:cs="Arial"/>
-          <w:bCs/>
-          <w:sz w:val="22"/>
-          <w:szCs w:val="22"/>
-        </w:rPr>
-        <w:t>Responsible for the development of the BOAT tool, which is a Java, Swing and SQL based tool used by customer support to track customer service requests.</w:t>
+          <w:lang w:val="en-GB"/>
+        </w:rPr>
+      </w:pPr>
+      <w:r>
+        <w:rPr>
+          <w:rFonts w:ascii="Arial" w:hAnsi="Arial" w:cs="Arial"/>
+          <w:bCs/>
+          <w:sz w:val="22"/>
+          <w:szCs w:val="22"/>
+          <w:lang w:val="en-GB"/>
+        </w:rPr>
+        <w:t>D</w:t>
+      </w:r>
+      <w:r>
+        <w:rPr>
+          <w:rFonts w:ascii="Arial" w:hAnsi="Arial" w:cs="Arial"/>
+          <w:bCs/>
+          <w:sz w:val="22"/>
+          <w:szCs w:val="22"/>
+          <w:lang w:val="en-GB"/>
+        </w:rPr>
+        <w:t>evelopment of the BOAT tool, which is a Java, Swing and SQL based tool used by customer support to track customer service requests.</w:t>
       </w:r>
     </w:p>
     <w:p>
@@ -1108,23 +1872,37 @@
           <w:numId w:val="7"/>
         </w:numPr>
         <w:shd w:val="clear" w:color="auto" w:fill="FFFFFF"/>
-        <w:spacing w:after="0" w:afterAutospacing="0"/>
+        <w:spacing w:after="0" w:afterAutospacing="0" w:line="276" w:lineRule="auto"/>
+        <w:ind w:left="714" w:hanging="357"/>
         <w:jc w:val="both"/>
         <w:rPr>
           <w:rFonts w:ascii="Arial" w:hAnsi="Arial" w:cs="Arial"/>
           <w:bCs/>
           <w:sz w:val="22"/>
           <w:szCs w:val="22"/>
-        </w:rPr>
-      </w:pPr>
-      <w:r>
-        <w:rPr>
-          <w:rFonts w:ascii="Arial" w:hAnsi="Arial" w:cs="Arial"/>
-          <w:bCs/>
-          <w:sz w:val="22"/>
-          <w:szCs w:val="22"/>
-        </w:rPr>
-        <w:t>Duties included gathering requirements, coding, testing, documenting and the delivery of software at set intervals.</w:t>
+          <w:lang w:val="en-GB"/>
+        </w:rPr>
+      </w:pPr>
+      <w:r>
+        <w:rPr>
+          <w:rFonts w:ascii="Arial" w:hAnsi="Arial" w:cs="Arial"/>
+          <w:bCs/>
+          <w:sz w:val="22"/>
+          <w:szCs w:val="22"/>
+          <w:lang w:val="en-GB"/>
+        </w:rPr>
+        <w:lastRenderedPageBreak/>
+        <w:t>Gathering</w:t>
+      </w:r>
+      <w:r>
+        <w:rPr>
+          <w:rFonts w:ascii="Arial" w:hAnsi="Arial" w:cs="Arial"/>
+          <w:bCs/>
+          <w:sz w:val="22"/>
+          <w:szCs w:val="22"/>
+          <w:lang w:val="en-GB"/>
+        </w:rPr>
+        <w:t xml:space="preserve"> requirements, coding, testing, documenting and the delivery of software at set intervals.</w:t>
       </w:r>
     </w:p>
     <w:p>
@@ -1138,6 +1916,8 @@
         <w:autoSpaceDE w:val="0"/>
         <w:autoSpaceDN w:val="0"/>
         <w:adjustRightInd w:val="0"/>
+        <w:spacing w:line="276" w:lineRule="auto"/>
+        <w:ind w:left="714" w:hanging="357"/>
         <w:jc w:val="both"/>
         <w:rPr>
           <w:rFonts w:cs="Arial"/>
@@ -1151,15 +1931,34 @@
           <w:rFonts w:cs="Arial"/>
           <w:color w:val="000000"/>
           <w:szCs w:val="22"/>
-        </w:rPr>
-        <w:t>Good communication skills were required working in a team environment, listening to and understanding the features and requirements needed by the customer support team. Often worked under pressure on challenging features to meet demanding deadlines</w:t>
+          <w:lang w:val="en-GB"/>
+        </w:rPr>
+        <w:t xml:space="preserve">Good communication skills were required working in a team environment, listening to and understanding </w:t>
       </w:r>
       <w:r>
         <w:rPr>
           <w:rFonts w:cs="Arial"/>
           <w:color w:val="000000"/>
-          <w:sz w:val="20"/>
-          <w:szCs w:val="20"/>
+          <w:szCs w:val="22"/>
+          <w:lang w:val="en-GB"/>
+        </w:rPr>
+        <w:t xml:space="preserve">the </w:t>
+      </w:r>
+      <w:r>
+        <w:rPr>
+          <w:rFonts w:cs="Arial"/>
+          <w:color w:val="000000"/>
+          <w:szCs w:val="22"/>
+          <w:lang w:val="en-GB"/>
+        </w:rPr>
+        <w:t>requirements needed by the customer support team. Often worked under pressure on challenging features to meet demanding deadlines</w:t>
+      </w:r>
+      <w:r>
+        <w:rPr>
+          <w:rFonts w:cs="Arial"/>
+          <w:color w:val="000000"/>
+          <w:szCs w:val="22"/>
+          <w:lang w:val="en-GB"/>
         </w:rPr>
         <w:t>.</w:t>
       </w:r>
@@ -1171,7 +1970,9 @@
         <w:autoSpaceDE w:val="0"/>
         <w:autoSpaceDN w:val="0"/>
         <w:adjustRightInd w:val="0"/>
+        <w:spacing w:after="200" w:line="276" w:lineRule="auto"/>
         <w:ind w:left="720"/>
+        <w:jc w:val="both"/>
         <w:rPr>
           <w:rFonts w:cs="Arial"/>
           <w:sz w:val="20"/>
@@ -1189,11 +1990,154 @@
         <w:adjustRightInd w:val="0"/>
         <w:rPr>
           <w:rFonts w:cs="Arial"/>
-          <w:color w:val="000000"/>
+          <w:b/>
+          <w:sz w:val="24"/>
+          <w:lang w:val="en-GB"/>
+        </w:rPr>
+      </w:pPr>
+      <w:r>
+        <w:rPr>
+          <w:rFonts w:cs="Arial"/>
+          <w:b/>
+          <w:sz w:val="24"/>
+          <w:lang w:val="en-GB"/>
+        </w:rPr>
+        <w:t>O’Doherty’</w:t>
+      </w:r>
+      <w:r>
+        <w:rPr>
+          <w:rFonts w:cs="Arial"/>
+          <w:b/>
+          <w:sz w:val="24"/>
+          <w:lang w:val="en-GB"/>
+        </w:rPr>
+        <w:t xml:space="preserve">s Audio and Video Productions:  </w:t>
+      </w:r>
+      <w:r>
+        <w:rPr>
+          <w:rFonts w:cs="Arial"/>
+          <w:b/>
+          <w:sz w:val="24"/>
+          <w:lang w:val="en-GB"/>
+        </w:rPr>
+        <w:t>Clondalkin, Dublin 22</w:t>
+      </w:r>
+    </w:p>
+    <w:p>
+      <w:pPr>
+        <w:rPr>
+          <w:rFonts w:cs="Arial"/>
           <w:sz w:val="20"/>
           <w:szCs w:val="20"/>
-        </w:rPr>
-      </w:pPr>
+          <w:lang w:val="en-GB"/>
+        </w:rPr>
+      </w:pPr>
+    </w:p>
+    <w:p>
+      <w:pPr>
+        <w:jc w:val="both"/>
+        <w:rPr>
+          <w:rFonts w:cs="Arial"/>
+          <w:b/>
+          <w:sz w:val="24"/>
+          <w:lang w:val="en-GB"/>
+        </w:rPr>
+      </w:pPr>
+      <w:r>
+        <w:rPr>
+          <w:rFonts w:cs="Arial"/>
+          <w:b/>
+          <w:sz w:val="24"/>
+          <w:lang w:val="en-GB"/>
+        </w:rPr>
+        <w:t>Position: VT Technician</w:t>
+      </w:r>
+      <w:r>
+        <w:rPr>
+          <w:rFonts w:cs="Arial"/>
+          <w:b/>
+          <w:sz w:val="24"/>
+          <w:lang w:val="en-GB"/>
+        </w:rPr>
+        <w:tab/>
+      </w:r>
+      <w:r>
+        <w:rPr>
+          <w:rFonts w:cs="Arial"/>
+          <w:b/>
+          <w:sz w:val="24"/>
+          <w:lang w:val="en-GB"/>
+        </w:rPr>
+        <w:tab/>
+      </w:r>
+      <w:r>
+        <w:rPr>
+          <w:rFonts w:cs="Arial"/>
+          <w:b/>
+          <w:sz w:val="24"/>
+          <w:lang w:val="en-GB"/>
+        </w:rPr>
+        <w:tab/>
+      </w:r>
+      <w:r>
+        <w:rPr>
+          <w:rFonts w:cs="Arial"/>
+          <w:b/>
+          <w:sz w:val="24"/>
+          <w:lang w:val="en-GB"/>
+        </w:rPr>
+        <w:tab/>
+      </w:r>
+      <w:r>
+        <w:rPr>
+          <w:rFonts w:cs="Arial"/>
+          <w:b/>
+          <w:sz w:val="24"/>
+          <w:lang w:val="en-GB"/>
+        </w:rPr>
+        <w:tab/>
+        <w:t xml:space="preserve">    </w:t>
+      </w:r>
+      <w:r>
+        <w:rPr>
+          <w:rFonts w:cs="Arial"/>
+          <w:b/>
+          <w:sz w:val="24"/>
+          <w:lang w:val="en-GB"/>
+        </w:rPr>
+        <w:t>September</w:t>
+      </w:r>
+      <w:r>
+        <w:rPr>
+          <w:rFonts w:cs="Arial"/>
+          <w:b/>
+          <w:sz w:val="24"/>
+          <w:lang w:val="en-GB"/>
+        </w:rPr>
+        <w:t xml:space="preserve"> 2006 – August 2013</w:t>
+      </w:r>
+    </w:p>
+    <w:p>
+      <w:pPr>
+        <w:pStyle w:val="NormalWeb"/>
+        <w:shd w:val="clear" w:color="auto" w:fill="FFFFFF"/>
+        <w:spacing w:after="0" w:afterAutospacing="0"/>
+        <w:rPr>
+          <w:rFonts w:ascii="Arial" w:hAnsi="Arial" w:cs="Arial"/>
+          <w:b/>
+          <w:bCs/>
+          <w:lang w:val="en-GB"/>
+        </w:rPr>
+      </w:pPr>
+      <w:r>
+        <w:rPr>
+          <w:rFonts w:ascii="Arial" w:hAnsi="Arial" w:cs="Arial"/>
+          <w:b/>
+          <w:bCs/>
+          <w:lang w:val="en-GB"/>
+        </w:rPr>
+        <w:t xml:space="preserve">Main Responsibilities </w:t>
+      </w:r>
     </w:p>
     <w:p>
       <w:pPr>
@@ -1202,389 +2146,154 @@
         <w:autoSpaceDE w:val="0"/>
         <w:autoSpaceDN w:val="0"/>
         <w:adjustRightInd w:val="0"/>
-        <w:rPr>
-          <w:rFonts w:cs="Arial"/>
-          <w:b/>
-          <w:sz w:val="24"/>
-          <w:lang w:val="en-GB"/>
-        </w:rPr>
-      </w:pPr>
-      <w:r>
-        <w:rPr>
-          <w:rFonts w:cs="Arial"/>
-          <w:b/>
-          <w:sz w:val="24"/>
-        </w:rPr>
-        <w:t>O’</w:t>
-      </w:r>
-      <w:r>
-        <w:rPr>
-          <w:rFonts w:cs="Arial"/>
-          <w:b/>
-          <w:sz w:val="24"/>
-        </w:rPr>
-        <w:t xml:space="preserve"> </w:t>
-      </w:r>
-      <w:r>
-        <w:rPr>
-          <w:rFonts w:cs="Arial"/>
-          <w:b/>
-          <w:sz w:val="24"/>
-        </w:rPr>
-        <w:t>Doherty’s Audio and Video Productions</w:t>
-      </w:r>
-      <w:r>
-        <w:rPr>
-          <w:rFonts w:cs="Arial"/>
-          <w:b/>
-          <w:sz w:val="24"/>
-        </w:rPr>
-        <w:t>:  Unit 9 Crag Cres, Clondalkin Ind Estate, Dublin 22</w:t>
-      </w:r>
-    </w:p>
-    <w:p>
-      <w:pPr>
-        <w:rPr>
-          <w:rFonts w:cs="Arial"/>
-          <w:sz w:val="20"/>
-          <w:szCs w:val="20"/>
-        </w:rPr>
-      </w:pPr>
-    </w:p>
-    <w:p>
-      <w:pPr>
-        <w:rPr>
-          <w:rFonts w:cs="Arial"/>
-          <w:b/>
-          <w:sz w:val="24"/>
-        </w:rPr>
-      </w:pPr>
-      <w:r>
-        <w:rPr>
-          <w:rFonts w:cs="Arial"/>
-          <w:b/>
-          <w:sz w:val="24"/>
-        </w:rPr>
-        <w:t xml:space="preserve">Position: </w:t>
-      </w:r>
-      <w:r>
-        <w:rPr>
-          <w:rFonts w:cs="Arial"/>
-          <w:b/>
-          <w:sz w:val="24"/>
-        </w:rPr>
-        <w:t xml:space="preserve">VT Technician                    </w:t>
-      </w:r>
-      <w:r>
-        <w:rPr>
-          <w:rFonts w:cs="Arial"/>
-          <w:b/>
-          <w:sz w:val="24"/>
-        </w:rPr>
-        <w:t xml:space="preserve">                            </w:t>
-      </w:r>
-      <w:r>
-        <w:rPr>
-          <w:rFonts w:cs="Arial"/>
-          <w:b/>
-          <w:sz w:val="24"/>
-        </w:rPr>
-        <w:t>September 2006 – August 2013</w:t>
-      </w:r>
-      <w:r>
-        <w:rPr>
-          <w:rFonts w:cs="Arial"/>
-          <w:b/>
-          <w:sz w:val="24"/>
-        </w:rPr>
-        <w:tab/>
-      </w:r>
-      <w:r>
-        <w:rPr>
-          <w:rFonts w:cs="Arial"/>
-          <w:b/>
-          <w:sz w:val="24"/>
-        </w:rPr>
-        <w:tab/>
-      </w:r>
-      <w:r>
-        <w:rPr>
-          <w:rFonts w:cs="Arial"/>
-          <w:b/>
-          <w:sz w:val="24"/>
-        </w:rPr>
-        <w:tab/>
-      </w:r>
-      <w:r>
-        <w:rPr>
-          <w:rFonts w:cs="Arial"/>
-          <w:b/>
-          <w:sz w:val="24"/>
-        </w:rPr>
-        <w:tab/>
-      </w:r>
+        <w:jc w:val="both"/>
+        <w:rPr>
+          <w:rFonts w:cs="Arial"/>
+          <w:szCs w:val="22"/>
+          <w:lang w:val="en-GB"/>
+        </w:rPr>
+      </w:pPr>
     </w:p>
     <w:p>
       <w:pPr>
         <w:pStyle w:val="NormalWeb"/>
-        <w:shd w:val="clear" w:color="auto" w:fill="FFFFFF"/>
-        <w:spacing w:after="0" w:afterAutospacing="0"/>
-        <w:rPr>
-          <w:rFonts w:ascii="Arial" w:hAnsi="Arial" w:cs="Arial"/>
-          <w:b/>
-          <w:bCs/>
-        </w:rPr>
-      </w:pPr>
-      <w:r>
-        <w:rPr>
-          <w:rFonts w:ascii="Arial" w:hAnsi="Arial" w:cs="Arial"/>
-          <w:b/>
-          <w:bCs/>
-        </w:rPr>
-        <w:t xml:space="preserve">Main Responsibilities </w:t>
-      </w:r>
-    </w:p>
-    <w:p>
-      <w:pPr>
-        <w:widowControl w:val="0"/>
-        <w:overflowPunct w:val="0"/>
-        <w:autoSpaceDE w:val="0"/>
-        <w:autoSpaceDN w:val="0"/>
-        <w:adjustRightInd w:val="0"/>
-        <w:spacing w:line="360" w:lineRule="auto"/>
-        <w:jc w:val="both"/>
-        <w:rPr>
-          <w:rFonts w:cs="Arial"/>
-          <w:szCs w:val="22"/>
-          <w:lang w:val="en-GB"/>
-        </w:rPr>
-      </w:pPr>
-    </w:p>
-    <w:p>
-      <w:pPr>
-        <w:pStyle w:val="ListParagraph"/>
-        <w:widowControl w:val="0"/>
         <w:numPr>
           <w:ilvl w:val="0"/>
           <w:numId w:val="5"/>
         </w:numPr>
-        <w:overflowPunct w:val="0"/>
-        <w:autoSpaceDE w:val="0"/>
-        <w:autoSpaceDN w:val="0"/>
-        <w:adjustRightInd w:val="0"/>
-        <w:spacing w:line="360" w:lineRule="auto"/>
+        <w:shd w:val="clear" w:color="auto" w:fill="FFFFFF"/>
+        <w:spacing w:after="0" w:afterAutospacing="0" w:line="276" w:lineRule="auto"/>
+        <w:ind w:left="714" w:hanging="357"/>
         <w:jc w:val="both"/>
         <w:rPr>
           <w:rFonts w:ascii="Arial" w:hAnsi="Arial" w:cs="Arial"/>
-          <w:b/>
-          <w:lang w:val="en-GB"/>
-        </w:rPr>
-      </w:pPr>
-      <w:r>
-        <w:rPr>
-          <w:rFonts w:ascii="Arial" w:hAnsi="Arial" w:cs="Arial"/>
-        </w:rPr>
-        <w:t xml:space="preserve">Job entailed travelling all over Ireland on a near-daily basis and the recording of live races onto </w:t>
-      </w:r>
-      <w:r>
-        <w:rPr>
-          <w:rFonts w:ascii="Arial" w:hAnsi="Arial" w:cs="Arial"/>
-        </w:rPr>
-        <w:t>various different media formats</w:t>
-      </w:r>
-    </w:p>
-    <w:p>
-      <w:pPr>
-        <w:pStyle w:val="ListParagraph"/>
-        <w:widowControl w:val="0"/>
+          <w:bCs/>
+          <w:sz w:val="22"/>
+          <w:szCs w:val="22"/>
+          <w:lang w:val="en-GB"/>
+        </w:rPr>
+      </w:pPr>
+      <w:r>
+        <w:rPr>
+          <w:rFonts w:ascii="Arial" w:hAnsi="Arial" w:cs="Arial"/>
+          <w:bCs/>
+          <w:sz w:val="22"/>
+          <w:szCs w:val="22"/>
+          <w:lang w:val="en-GB"/>
+        </w:rPr>
+        <w:t>R</w:t>
+      </w:r>
+      <w:r>
+        <w:rPr>
+          <w:rFonts w:ascii="Arial" w:hAnsi="Arial" w:cs="Arial"/>
+          <w:bCs/>
+          <w:sz w:val="22"/>
+          <w:szCs w:val="22"/>
+          <w:lang w:val="en-GB"/>
+        </w:rPr>
+        <w:t>ecording, archiving and selling of horse racing footage onto various types of media formats. Digitally editting footage to create montage clips</w:t>
+      </w:r>
+      <w:r>
+        <w:rPr>
+          <w:rFonts w:ascii="Arial" w:hAnsi="Arial" w:cs="Arial"/>
+          <w:bCs/>
+          <w:sz w:val="22"/>
+          <w:szCs w:val="22"/>
+          <w:lang w:val="en-GB"/>
+        </w:rPr>
+        <w:t xml:space="preserve"> or </w:t>
+      </w:r>
+      <w:r>
+        <w:rPr>
+          <w:rFonts w:ascii="Arial" w:hAnsi="Arial" w:cs="Arial"/>
+          <w:bCs/>
+          <w:sz w:val="22"/>
+          <w:szCs w:val="22"/>
+          <w:lang w:val="en-GB"/>
+        </w:rPr>
+        <w:t>add graphics</w:t>
+      </w:r>
+      <w:r>
+        <w:rPr>
+          <w:rFonts w:ascii="Arial" w:hAnsi="Arial" w:cs="Arial"/>
+          <w:bCs/>
+          <w:sz w:val="22"/>
+          <w:szCs w:val="22"/>
+          <w:lang w:val="en-GB"/>
+        </w:rPr>
+        <w:t>.</w:t>
+      </w:r>
+    </w:p>
+    <w:p>
+      <w:pPr>
+        <w:pStyle w:val="NormalWeb"/>
         <w:numPr>
           <w:ilvl w:val="0"/>
           <w:numId w:val="5"/>
         </w:numPr>
-        <w:overflowPunct w:val="0"/>
-        <w:autoSpaceDE w:val="0"/>
-        <w:autoSpaceDN w:val="0"/>
-        <w:adjustRightInd w:val="0"/>
-        <w:spacing w:line="360" w:lineRule="auto"/>
+        <w:shd w:val="clear" w:color="auto" w:fill="FFFFFF"/>
+        <w:spacing w:after="0" w:afterAutospacing="0" w:line="276" w:lineRule="auto"/>
+        <w:ind w:left="714" w:hanging="357"/>
         <w:jc w:val="both"/>
         <w:rPr>
           <w:rFonts w:ascii="Arial" w:hAnsi="Arial" w:cs="Arial"/>
-          <w:b/>
-          <w:lang w:val="en-GB"/>
-        </w:rPr>
-      </w:pPr>
-      <w:r>
-        <w:rPr>
-          <w:rFonts w:ascii="Arial" w:hAnsi="Arial" w:cs="Arial"/>
-        </w:rPr>
-        <w:t xml:space="preserve">Creatively weaving together visual and audio materials created during the production process of a horse race and combining them with other media, graphics, subtitles, archive footage, etc., </w:t>
-      </w:r>
-    </w:p>
-    <w:p>
-      <w:pPr>
-        <w:pStyle w:val="ListParagraph"/>
-        <w:widowControl w:val="0"/>
-        <w:numPr>
-          <w:ilvl w:val="0"/>
-          <w:numId w:val="5"/>
-        </w:numPr>
-        <w:overflowPunct w:val="0"/>
-        <w:autoSpaceDE w:val="0"/>
-        <w:autoSpaceDN w:val="0"/>
-        <w:adjustRightInd w:val="0"/>
-        <w:spacing w:line="360" w:lineRule="auto"/>
+          <w:bCs/>
+          <w:sz w:val="22"/>
+          <w:szCs w:val="22"/>
+          <w:lang w:val="en-GB"/>
+        </w:rPr>
+      </w:pPr>
+      <w:r>
+        <w:rPr>
+          <w:rFonts w:ascii="Arial" w:hAnsi="Arial" w:cs="Arial"/>
+          <w:bCs/>
+          <w:sz w:val="22"/>
+          <w:szCs w:val="22"/>
+          <w:lang w:val="en-GB"/>
+        </w:rPr>
+        <w:t>Promoted to head of V.T. Department in 2008 where I developed and implemented new concepts for archiving the major race meetings onto broadcast formats over DVD.</w:t>
+      </w:r>
+    </w:p>
+    <w:p>
+      <w:pPr>
+        <w:pStyle w:val="NormalWeb"/>
+        <w:shd w:val="clear" w:color="auto" w:fill="FFFFFF"/>
+        <w:spacing w:after="0" w:afterAutospacing="0"/>
+        <w:ind w:left="720"/>
         <w:jc w:val="both"/>
         <w:rPr>
           <w:rFonts w:ascii="Arial" w:hAnsi="Arial" w:cs="Arial"/>
-          <w:b/>
-          <w:lang w:val="en-GB"/>
-        </w:rPr>
-      </w:pPr>
-      <w:r>
-        <w:rPr>
-          <w:rFonts w:ascii="Arial" w:hAnsi="Arial" w:cs="Arial"/>
-        </w:rPr>
-        <w:t xml:space="preserve">Created a variety of final products for purchase by owners and trainers of the horses involved in races. </w:t>
-      </w:r>
-      <w:r>
-        <w:rPr>
-          <w:rFonts w:ascii="Arial" w:hAnsi="Arial" w:cs="Arial"/>
-        </w:rPr>
-        <w:t xml:space="preserve">I </w:t>
-      </w:r>
-      <w:r>
-        <w:rPr>
-          <w:rStyle w:val="Emphasis"/>
-          <w:rFonts w:ascii="Arial" w:hAnsi="Arial" w:cs="Arial"/>
-          <w:i w:val="0"/>
-        </w:rPr>
-        <w:t>digitized</w:t>
-      </w:r>
-      <w:r>
-        <w:rPr>
-          <w:rFonts w:ascii="Arial" w:hAnsi="Arial" w:cs="Arial"/>
-        </w:rPr>
-        <w:t xml:space="preserve"> this media and made copies for future sale and archive records. </w:t>
-      </w:r>
-    </w:p>
-    <w:p>
-      <w:pPr>
-        <w:pStyle w:val="ListParagraph"/>
-        <w:widowControl w:val="0"/>
-        <w:numPr>
-          <w:ilvl w:val="0"/>
-          <w:numId w:val="5"/>
-        </w:numPr>
-        <w:overflowPunct w:val="0"/>
-        <w:autoSpaceDE w:val="0"/>
-        <w:autoSpaceDN w:val="0"/>
-        <w:adjustRightInd w:val="0"/>
-        <w:spacing w:line="360" w:lineRule="auto"/>
-        <w:jc w:val="both"/>
-        <w:rPr>
-          <w:rFonts w:ascii="Arial" w:hAnsi="Arial" w:cs="Arial"/>
-          <w:lang w:val="en-GB"/>
-        </w:rPr>
-      </w:pPr>
-      <w:r>
-        <w:rPr>
-          <w:rFonts w:ascii="Arial" w:hAnsi="Arial" w:cs="Arial"/>
-        </w:rPr>
-        <w:t>Vision mixing/directing, sound engineering or as a camera operator</w:t>
-      </w:r>
-      <w:r>
-        <w:rPr>
-          <w:rFonts w:ascii="Arial" w:hAnsi="Arial" w:cs="Arial"/>
-        </w:rPr>
-        <w:t xml:space="preserve">. </w:t>
-      </w:r>
-      <w:r>
-        <w:rPr>
-          <w:rFonts w:ascii="Arial" w:hAnsi="Arial" w:cs="Arial"/>
-        </w:rPr>
-        <w:t xml:space="preserve"> </w:t>
-      </w:r>
-    </w:p>
-    <w:p>
-      <w:pPr>
-        <w:pStyle w:val="ListParagraph"/>
-        <w:widowControl w:val="0"/>
-        <w:numPr>
-          <w:ilvl w:val="0"/>
-          <w:numId w:val="5"/>
-        </w:numPr>
-        <w:overflowPunct w:val="0"/>
-        <w:autoSpaceDE w:val="0"/>
-        <w:autoSpaceDN w:val="0"/>
-        <w:adjustRightInd w:val="0"/>
-        <w:spacing w:line="360" w:lineRule="auto"/>
-        <w:jc w:val="both"/>
-        <w:rPr>
-          <w:rFonts w:ascii="Arial" w:hAnsi="Arial" w:cs="Arial"/>
-          <w:lang w:val="en-GB"/>
-        </w:rPr>
-      </w:pPr>
-      <w:r>
-        <w:rPr>
-          <w:rFonts w:ascii="Arial" w:hAnsi="Arial" w:cs="Arial"/>
-        </w:rPr>
-        <w:t>U</w:t>
-      </w:r>
-      <w:r>
-        <w:rPr>
-          <w:rFonts w:ascii="Arial" w:hAnsi="Arial" w:cs="Arial"/>
-          <w:color w:val="000000"/>
-        </w:rPr>
-        <w:t>sed oscilloscopes and audio meters, reading TV and vi</w:t>
-      </w:r>
-      <w:r>
-        <w:rPr>
-          <w:rFonts w:ascii="Arial" w:hAnsi="Arial" w:cs="Arial"/>
-          <w:color w:val="000000"/>
-        </w:rPr>
-        <w:t xml:space="preserve">deo signals </w:t>
-      </w:r>
-    </w:p>
-    <w:p>
-      <w:pPr>
-        <w:pStyle w:val="ListParagraph"/>
-        <w:widowControl w:val="0"/>
-        <w:numPr>
-          <w:ilvl w:val="0"/>
-          <w:numId w:val="5"/>
-        </w:numPr>
-        <w:overflowPunct w:val="0"/>
-        <w:autoSpaceDE w:val="0"/>
-        <w:autoSpaceDN w:val="0"/>
-        <w:adjustRightInd w:val="0"/>
-        <w:spacing w:line="360" w:lineRule="auto"/>
-        <w:jc w:val="both"/>
-        <w:rPr>
-          <w:rFonts w:ascii="Arial" w:hAnsi="Arial" w:cs="Arial"/>
-          <w:lang w:val="en-GB"/>
-        </w:rPr>
-      </w:pPr>
-      <w:r>
-        <w:rPr>
-          <w:rFonts w:ascii="Arial" w:hAnsi="Arial" w:cs="Arial"/>
-          <w:lang w:val="en-GB"/>
-        </w:rPr>
-        <w:t>I was promoted to head of V.T. Department in O’Doherty’s Audio and Visual Productions in 2008</w:t>
-      </w:r>
-      <w:r>
-        <w:rPr>
-          <w:rFonts w:ascii="Arial" w:hAnsi="Arial" w:cs="Arial"/>
-          <w:lang w:val="en-GB"/>
-        </w:rPr>
-        <w:t xml:space="preserve"> where I developed</w:t>
-      </w:r>
-      <w:r>
-        <w:rPr>
-          <w:rFonts w:ascii="Arial" w:hAnsi="Arial" w:cs="Arial"/>
-          <w:color w:val="000000"/>
-          <w:shd w:val="clear" w:color="auto" w:fill="FFFFFF"/>
-        </w:rPr>
-        <w:t xml:space="preserve"> and implemented new concepts for archiving the major race meetings onto broadcast formats over DVD.</w:t>
+          <w:bCs/>
+          <w:sz w:val="22"/>
+          <w:szCs w:val="22"/>
+          <w:lang w:val="en-GB"/>
+        </w:rPr>
+      </w:pPr>
+    </w:p>
+    <w:p>
+      <w:pPr>
+        <w:pStyle w:val="BodyTextIndent"/>
+        <w:pBdr>
+          <w:bottom w:val="single" w:sz="12" w:space="1" w:color="auto"/>
+        </w:pBdr>
+        <w:ind w:left="0"/>
+        <w:rPr>
+          <w:rFonts w:ascii="Arial" w:hAnsi="Arial" w:cs="Arial"/>
+          <w:b/>
+          <w:color w:val="1F4E79" w:themeColor="accent1" w:themeShade="80"/>
+          <w:sz w:val="24"/>
+          <w:lang w:val="en-GB"/>
+        </w:rPr>
+      </w:pPr>
+      <w:r>
+        <w:rPr>
+          <w:rFonts w:ascii="Arial" w:hAnsi="Arial" w:cs="Arial"/>
+          <w:b/>
+          <w:color w:val="1F4E79" w:themeColor="accent1" w:themeShade="80"/>
+          <w:sz w:val="24"/>
+          <w:lang w:val="en-GB"/>
+        </w:rPr>
+        <w:t>EDUCATION &amp; QUALIFICATIONS</w:t>
       </w:r>
     </w:p>
     <w:p>
@@ -1592,10 +2301,10 @@
         <w:pStyle w:val="BodyTextIndent"/>
         <w:ind w:left="0"/>
         <w:rPr>
-          <w:rFonts w:ascii="Arial" w:hAnsi="Arial" w:cs="Arial"/>
-          <w:b/>
-          <w:color w:val="auto"/>
-          <w:sz w:val="24"/>
+          <w:rFonts w:ascii="Arial" w:hAnsi="Arial"/>
+          <w:color w:val="auto"/>
+          <w:sz w:val="20"/>
+          <w:szCs w:val="20"/>
           <w:lang w:val="en-GB"/>
         </w:rPr>
       </w:pPr>
@@ -1605,22 +2314,103 @@
         <w:pStyle w:val="BodyTextIndent"/>
         <w:ind w:left="0"/>
         <w:rPr>
-          <w:rFonts w:ascii="Arial" w:hAnsi="Arial" w:cs="Arial"/>
-          <w:b/>
-          <w:color w:val="auto"/>
-          <w:sz w:val="24"/>
-          <w:lang w:val="en-GB"/>
-        </w:rPr>
-      </w:pPr>
-      <w:r>
-        <w:rPr>
-          <w:rFonts w:ascii="Arial" w:hAnsi="Arial" w:cs="Arial"/>
-          <w:b/>
-          <w:color w:val="auto"/>
-          <w:sz w:val="24"/>
-          <w:lang w:val="en-GB"/>
-        </w:rPr>
-        <w:t>EDUCATION &amp; QUALIFICATIONS</w:t>
+          <w:rFonts w:ascii="Arial" w:hAnsi="Arial"/>
+          <w:b/>
+          <w:color w:val="auto"/>
+          <w:sz w:val="24"/>
+          <w:lang w:val="en-GB"/>
+        </w:rPr>
+      </w:pPr>
+      <w:r>
+        <w:rPr>
+          <w:rFonts w:ascii="Arial" w:hAnsi="Arial"/>
+          <w:b/>
+          <w:color w:val="auto"/>
+          <w:sz w:val="24"/>
+          <w:lang w:val="en-GB"/>
+        </w:rPr>
+        <w:t>Institute o</w:t>
+      </w:r>
+      <w:r>
+        <w:rPr>
+          <w:rFonts w:ascii="Arial" w:hAnsi="Arial"/>
+          <w:b/>
+          <w:color w:val="auto"/>
+          <w:sz w:val="24"/>
+          <w:lang w:val="en-GB"/>
+        </w:rPr>
+        <w:t>f Technology Tallaght, Dublin 24</w:t>
+      </w:r>
+      <w:r>
+        <w:rPr>
+          <w:rFonts w:ascii="Arial" w:hAnsi="Arial"/>
+          <w:b/>
+          <w:color w:val="auto"/>
+          <w:sz w:val="24"/>
+          <w:lang w:val="en-GB"/>
+        </w:rPr>
+        <w:tab/>
+      </w:r>
+      <w:r>
+        <w:rPr>
+          <w:rFonts w:ascii="Arial" w:hAnsi="Arial"/>
+          <w:b/>
+          <w:color w:val="auto"/>
+          <w:sz w:val="24"/>
+          <w:lang w:val="en-GB"/>
+        </w:rPr>
+        <w:tab/>
+      </w:r>
+      <w:r>
+        <w:rPr>
+          <w:rFonts w:ascii="Arial" w:hAnsi="Arial"/>
+          <w:b/>
+          <w:color w:val="auto"/>
+          <w:sz w:val="24"/>
+          <w:lang w:val="en-GB"/>
+        </w:rPr>
+        <w:tab/>
+      </w:r>
+      <w:r>
+        <w:rPr>
+          <w:rFonts w:ascii="Arial" w:hAnsi="Arial"/>
+          <w:b/>
+          <w:color w:val="auto"/>
+          <w:sz w:val="24"/>
+          <w:lang w:val="en-GB"/>
+        </w:rPr>
+        <w:tab/>
+      </w:r>
+      <w:r>
+        <w:rPr>
+          <w:rFonts w:ascii="Arial" w:hAnsi="Arial"/>
+          <w:b/>
+          <w:color w:val="auto"/>
+          <w:sz w:val="24"/>
+          <w:lang w:val="en-GB"/>
+        </w:rPr>
+        <w:tab/>
+        <w:t xml:space="preserve">    </w:t>
+      </w:r>
+      <w:r>
+        <w:rPr>
+          <w:rFonts w:ascii="Arial" w:hAnsi="Arial"/>
+          <w:b/>
+          <w:color w:val="auto"/>
+          <w:sz w:val="24"/>
+          <w:lang w:val="en-GB"/>
+        </w:rPr>
+        <w:t xml:space="preserve">2013 – </w:t>
+      </w:r>
+      <w:r>
+        <w:rPr>
+          <w:rFonts w:ascii="Arial" w:hAnsi="Arial"/>
+          <w:b/>
+          <w:color w:val="auto"/>
+          <w:sz w:val="24"/>
+          <w:lang w:val="en-GB"/>
+        </w:rPr>
+        <w:t>2017</w:t>
       </w:r>
     </w:p>
     <w:p>
@@ -1628,25 +2418,13 @@
         <w:pStyle w:val="BodyTextIndent"/>
         <w:ind w:left="0"/>
         <w:rPr>
-          <w:rFonts w:ascii="Arial" w:hAnsi="Arial" w:cs="Arial"/>
-          <w:b/>
+          <w:rFonts w:ascii="Arial" w:hAnsi="Arial"/>
           <w:color w:val="auto"/>
           <w:sz w:val="20"/>
           <w:szCs w:val="20"/>
           <w:lang w:val="en-GB"/>
         </w:rPr>
       </w:pPr>
-      <w:r>
-        <w:rPr>
-          <w:rFonts w:ascii="Arial" w:hAnsi="Arial" w:cs="Arial"/>
-          <w:b/>
-          <w:color w:val="auto"/>
-          <w:sz w:val="20"/>
-          <w:szCs w:val="20"/>
-          <w:lang w:val="en-GB"/>
-        </w:rPr>
-        <w:t>_____________________________________________________________________________________</w:t>
-      </w:r>
     </w:p>
     <w:p>
       <w:pPr>
@@ -1654,12 +2432,43 @@
         <w:ind w:left="0"/>
         <w:rPr>
           <w:rFonts w:ascii="Arial" w:hAnsi="Arial"/>
-          <w:color w:val="auto"/>
-          <w:sz w:val="20"/>
-          <w:szCs w:val="20"/>
-          <w:lang w:val="en-GB"/>
-        </w:rPr>
-      </w:pPr>
+          <w:b/>
+          <w:color w:val="auto"/>
+          <w:sz w:val="24"/>
+          <w:lang w:val="en-GB"/>
+        </w:rPr>
+      </w:pPr>
+      <w:r>
+        <w:rPr>
+          <w:rFonts w:ascii="Arial" w:hAnsi="Arial"/>
+          <w:b/>
+          <w:color w:val="auto"/>
+          <w:sz w:val="24"/>
+          <w:lang w:val="en-GB"/>
+        </w:rPr>
+        <w:t>BSc (Honours) in Computing</w:t>
+      </w:r>
+      <w:r>
+        <w:rPr>
+          <w:rFonts w:ascii="Arial" w:hAnsi="Arial"/>
+          <w:b/>
+          <w:color w:val="auto"/>
+          <w:sz w:val="24"/>
+          <w:lang w:val="en-GB"/>
+        </w:rPr>
+        <w:tab/>
+        <w:t>(1.1 - First Class Honours)</w:t>
+      </w:r>
+      <w:r>
+        <w:rPr>
+          <w:rFonts w:ascii="Arial" w:hAnsi="Arial"/>
+          <w:b/>
+          <w:color w:val="auto"/>
+          <w:sz w:val="24"/>
+          <w:lang w:val="en-GB"/>
+        </w:rPr>
+        <w:tab/>
+      </w:r>
     </w:p>
     <w:p>
       <w:pPr>
@@ -1667,160 +2476,37 @@
         <w:ind w:left="0"/>
         <w:rPr>
           <w:rFonts w:ascii="Arial" w:hAnsi="Arial"/>
-          <w:b/>
-          <w:color w:val="auto"/>
-          <w:sz w:val="24"/>
+          <w:color w:val="auto"/>
+          <w:szCs w:val="22"/>
           <w:lang w:val="en-GB"/>
         </w:rPr>
       </w:pPr>
       <w:r>
         <w:rPr>
           <w:rFonts w:ascii="Arial" w:hAnsi="Arial"/>
-          <w:b/>
-          <w:color w:val="auto"/>
-          <w:sz w:val="24"/>
-          <w:lang w:val="en-GB"/>
-        </w:rPr>
-        <w:t>Institute of Technology Tallaght, Dublin 24</w:t>
+          <w:color w:val="auto"/>
+          <w:szCs w:val="22"/>
+          <w:lang w:val="en-GB"/>
+        </w:rPr>
+        <w:t>Having s</w:t>
       </w:r>
       <w:r>
         <w:rPr>
           <w:rFonts w:ascii="Arial" w:hAnsi="Arial"/>
-          <w:b/>
-          <w:color w:val="auto"/>
-          <w:sz w:val="24"/>
-          <w:lang w:val="en-GB"/>
-        </w:rPr>
-        <w:tab/>
+          <w:color w:val="auto"/>
+          <w:szCs w:val="22"/>
+          <w:lang w:val="en-GB"/>
+        </w:rPr>
+        <w:t>uccessfully complete</w:t>
       </w:r>
       <w:r>
         <w:rPr>
           <w:rFonts w:ascii="Arial" w:hAnsi="Arial"/>
-          <w:b/>
-          <w:color w:val="auto"/>
-          <w:sz w:val="24"/>
-          <w:lang w:val="en-GB"/>
-        </w:rPr>
-        <w:tab/>
-      </w:r>
-      <w:r>
-        <w:rPr>
-          <w:rFonts w:ascii="Arial" w:hAnsi="Arial"/>
-          <w:b/>
-          <w:color w:val="auto"/>
-          <w:sz w:val="24"/>
-          <w:lang w:val="en-GB"/>
-        </w:rPr>
-        <w:tab/>
-        <w:t xml:space="preserve">                  </w:t>
-      </w:r>
-      <w:r>
-        <w:rPr>
-          <w:rFonts w:ascii="Arial" w:hAnsi="Arial"/>
-          <w:b/>
-          <w:color w:val="auto"/>
-          <w:sz w:val="24"/>
-          <w:lang w:val="en-GB"/>
-        </w:rPr>
-        <w:t xml:space="preserve">2013 – </w:t>
-      </w:r>
-      <w:r>
-        <w:rPr>
-          <w:rFonts w:ascii="Arial" w:hAnsi="Arial"/>
-          <w:b/>
-          <w:color w:val="auto"/>
-          <w:sz w:val="24"/>
-          <w:lang w:val="en-GB"/>
-        </w:rPr>
-        <w:t>2017</w:t>
-      </w:r>
-    </w:p>
-    <w:p>
-      <w:pPr>
-        <w:pStyle w:val="BodyTextIndent"/>
-        <w:ind w:left="0"/>
-        <w:rPr>
-          <w:rFonts w:ascii="Arial" w:hAnsi="Arial"/>
-          <w:b/>
-          <w:i/>
-          <w:color w:val="auto"/>
-          <w:sz w:val="24"/>
-          <w:lang w:val="en-GB"/>
-        </w:rPr>
-      </w:pPr>
-    </w:p>
-    <w:p>
-      <w:pPr>
-        <w:pStyle w:val="BodyTextIndent"/>
-        <w:ind w:left="0"/>
-        <w:rPr>
-          <w:rFonts w:ascii="Arial" w:hAnsi="Arial"/>
-          <w:b/>
-          <w:color w:val="auto"/>
-          <w:sz w:val="24"/>
-          <w:lang w:val="en-GB"/>
-        </w:rPr>
-      </w:pPr>
-      <w:r>
-        <w:rPr>
-          <w:rFonts w:ascii="Arial" w:hAnsi="Arial"/>
-          <w:b/>
-          <w:color w:val="auto"/>
-          <w:sz w:val="24"/>
-          <w:lang w:val="en-GB"/>
-        </w:rPr>
-        <w:t>BSc (Honours) in Computing</w:t>
-      </w:r>
-      <w:r>
-        <w:rPr>
-          <w:rFonts w:ascii="Arial" w:hAnsi="Arial"/>
-          <w:b/>
-          <w:color w:val="auto"/>
-          <w:sz w:val="24"/>
-          <w:lang w:val="en-GB"/>
-        </w:rPr>
-        <w:tab/>
-        <w:t>(1.1 - First Class Honours)</w:t>
-      </w:r>
-      <w:r>
-        <w:rPr>
-          <w:rFonts w:ascii="Arial" w:hAnsi="Arial"/>
-          <w:b/>
-          <w:color w:val="auto"/>
-          <w:sz w:val="24"/>
-          <w:lang w:val="en-GB"/>
-        </w:rPr>
-        <w:tab/>
-      </w:r>
-    </w:p>
-    <w:p>
-      <w:pPr>
-        <w:pStyle w:val="BodyTextIndent"/>
-        <w:ind w:left="0"/>
-        <w:rPr>
-          <w:rFonts w:ascii="Arial" w:hAnsi="Arial"/>
-          <w:color w:val="auto"/>
-          <w:szCs w:val="22"/>
-          <w:lang w:val="en-GB"/>
-        </w:rPr>
-      </w:pPr>
-      <w:r>
-        <w:rPr>
-          <w:rFonts w:ascii="Arial" w:hAnsi="Arial"/>
-          <w:color w:val="auto"/>
-          <w:szCs w:val="22"/>
-          <w:lang w:val="en-GB"/>
-        </w:rPr>
-        <w:t>Having successfully complete the mandatory modules in year 1, 2, 3 and 4</w:t>
-      </w:r>
-      <w:r>
-        <w:rPr>
-          <w:rFonts w:ascii="Arial" w:hAnsi="Arial"/>
-          <w:color w:val="auto"/>
-          <w:szCs w:val="22"/>
-          <w:lang w:val="en-GB"/>
-        </w:rPr>
-        <w:t>.</w:t>
+          <w:color w:val="auto"/>
+          <w:szCs w:val="22"/>
+          <w:lang w:val="en-GB"/>
+        </w:rPr>
+        <w:t>d a 4 year degree,</w:t>
       </w:r>
       <w:r>
         <w:rPr>
@@ -1878,25 +2564,43 @@
           <w:szCs w:val="22"/>
           <w:lang w:val="en-GB"/>
         </w:rPr>
-        <w:t xml:space="preserve">Confident user of Java, </w:t>
-      </w:r>
-      <w:r>
-        <w:rPr>
-          <w:rFonts w:ascii="Arial" w:hAnsi="Arial" w:cs="Arial"/>
-          <w:color w:val="auto"/>
-          <w:szCs w:val="22"/>
-          <w:lang w:val="en-GB"/>
-        </w:rPr>
-        <w:t xml:space="preserve">C++, </w:t>
-      </w:r>
-      <w:r>
-        <w:rPr>
-          <w:rFonts w:ascii="Arial" w:hAnsi="Arial" w:cs="Arial"/>
-          <w:color w:val="auto"/>
-          <w:szCs w:val="22"/>
-          <w:lang w:val="en-GB"/>
-        </w:rPr>
-        <w:t>C# and SQL and NoSQL databases.</w:t>
+        <w:t>Capable of designing, developing and deploying websites using HTML</w:t>
+      </w:r>
+      <w:r>
+        <w:rPr>
+          <w:rFonts w:ascii="Arial" w:hAnsi="Arial" w:cs="Arial"/>
+          <w:color w:val="auto"/>
+          <w:szCs w:val="22"/>
+          <w:lang w:val="en-GB"/>
+        </w:rPr>
+        <w:t>5</w:t>
+      </w:r>
+      <w:r>
+        <w:rPr>
+          <w:rFonts w:ascii="Arial" w:hAnsi="Arial" w:cs="Arial"/>
+          <w:color w:val="auto"/>
+          <w:szCs w:val="22"/>
+          <w:lang w:val="en-GB"/>
+        </w:rPr>
+        <w:t>, CSS</w:t>
+      </w:r>
+      <w:r>
+        <w:rPr>
+          <w:rFonts w:ascii="Arial" w:hAnsi="Arial" w:cs="Arial"/>
+          <w:color w:val="auto"/>
+          <w:szCs w:val="22"/>
+          <w:lang w:val="en-GB"/>
+        </w:rPr>
+        <w:t>3</w:t>
+      </w:r>
+      <w:r>
+        <w:rPr>
+          <w:rFonts w:ascii="Arial" w:hAnsi="Arial" w:cs="Arial"/>
+          <w:color w:val="auto"/>
+          <w:szCs w:val="22"/>
+          <w:lang w:val="en-GB"/>
+        </w:rPr>
+        <w:t>, JavaScript, Angular JS and Twitter Bootstrap.</w:t>
       </w:r>
     </w:p>
     <w:p>
@@ -1910,19 +2614,38 @@
         <w:jc w:val="both"/>
         <w:rPr>
           <w:rFonts w:ascii="Arial" w:hAnsi="Arial" w:cs="Arial"/>
-          <w:color w:val="auto"/>
-          <w:szCs w:val="22"/>
-          <w:lang w:val="en-GB"/>
-        </w:rPr>
-      </w:pPr>
-      <w:r>
-        <w:rPr>
-          <w:rFonts w:ascii="Arial" w:hAnsi="Arial" w:cs="Arial"/>
-          <w:color w:val="auto"/>
-          <w:szCs w:val="22"/>
-          <w:lang w:val="en-GB"/>
-        </w:rPr>
-        <w:t>Can write SQL queries to intermediate level using Oracle 11G and MYSQL.</w:t>
+          <w:b/>
+          <w:color w:val="auto"/>
+          <w:szCs w:val="22"/>
+          <w:lang w:val="en-GB"/>
+        </w:rPr>
+      </w:pPr>
+      <w:r>
+        <w:rPr>
+          <w:rFonts w:ascii="Arial" w:hAnsi="Arial" w:cs="Arial"/>
+          <w:color w:val="auto"/>
+          <w:szCs w:val="22"/>
+          <w:lang w:val="en-GB"/>
+        </w:rPr>
+        <w:t xml:space="preserve">Confident user of Java, </w:t>
+      </w:r>
+      <w:r>
+        <w:rPr>
+          <w:rFonts w:ascii="Arial" w:hAnsi="Arial" w:cs="Arial"/>
+          <w:color w:val="auto"/>
+          <w:szCs w:val="22"/>
+          <w:lang w:val="en-GB"/>
+        </w:rPr>
+        <w:t xml:space="preserve">C++, </w:t>
+      </w:r>
+      <w:r>
+        <w:rPr>
+          <w:rFonts w:ascii="Arial" w:hAnsi="Arial" w:cs="Arial"/>
+          <w:color w:val="auto"/>
+          <w:szCs w:val="22"/>
+          <w:lang w:val="en-GB"/>
+        </w:rPr>
+        <w:t>C# and SQL and NoSQL databases.</w:t>
       </w:r>
     </w:p>
     <w:p>
@@ -1949,7 +2672,7 @@
           <w:szCs w:val="22"/>
           <w:lang w:val="en-GB"/>
         </w:rPr>
-        <w:t>Can design and create database schemas.</w:t>
+        <w:t>Design, developing and testing Android applications.</w:t>
       </w:r>
     </w:p>
     <w:p>
@@ -1963,20 +2686,19 @@
         <w:jc w:val="both"/>
         <w:rPr>
           <w:rFonts w:ascii="Arial" w:hAnsi="Arial" w:cs="Arial"/>
-          <w:b/>
-          <w:color w:val="auto"/>
-          <w:szCs w:val="22"/>
-          <w:lang w:val="en-GB"/>
-        </w:rPr>
-      </w:pPr>
-      <w:r>
-        <w:rPr>
-          <w:rFonts w:ascii="Arial" w:hAnsi="Arial" w:cs="Arial"/>
-          <w:color w:val="auto"/>
-          <w:szCs w:val="22"/>
-          <w:lang w:val="en-GB"/>
-        </w:rPr>
-        <w:t>Capable of designing, developing and deploying websites using HTML, CSS, JavaScript, Angular JS and Twitter Bootstrap.</w:t>
+          <w:color w:val="auto"/>
+          <w:szCs w:val="22"/>
+          <w:lang w:val="en-GB"/>
+        </w:rPr>
+      </w:pPr>
+      <w:r>
+        <w:rPr>
+          <w:rFonts w:ascii="Arial" w:hAnsi="Arial" w:cs="Arial"/>
+          <w:color w:val="auto"/>
+          <w:szCs w:val="22"/>
+          <w:lang w:val="en-GB"/>
+        </w:rPr>
+        <w:t xml:space="preserve">Competent user of Windows and Linux Operating Systems in system administration and command line interfaces. </w:t>
       </w:r>
     </w:p>
     <w:p>
@@ -1990,21 +2712,19 @@
         <w:jc w:val="both"/>
         <w:rPr>
           <w:rFonts w:ascii="Arial" w:hAnsi="Arial" w:cs="Arial"/>
-          <w:b/>
-          <w:color w:val="auto"/>
-          <w:szCs w:val="22"/>
-          <w:lang w:val="en-GB"/>
-        </w:rPr>
-      </w:pPr>
-      <w:r>
-        <w:rPr>
-          <w:rFonts w:ascii="Arial" w:hAnsi="Arial" w:cs="Arial"/>
-          <w:color w:val="auto"/>
-          <w:szCs w:val="22"/>
-          <w:lang w:val="en-GB"/>
-        </w:rPr>
-        <w:lastRenderedPageBreak/>
-        <w:t>Design, developing and testing Android applications.</w:t>
+          <w:color w:val="auto"/>
+          <w:szCs w:val="22"/>
+          <w:lang w:val="en-GB"/>
+        </w:rPr>
+      </w:pPr>
+      <w:r>
+        <w:rPr>
+          <w:rFonts w:ascii="Arial" w:hAnsi="Arial" w:cs="Arial"/>
+          <w:color w:val="auto"/>
+          <w:szCs w:val="22"/>
+          <w:lang w:val="en-GB"/>
+        </w:rPr>
+        <w:t>Design programs using object orientated systems analysis and design.</w:t>
       </w:r>
     </w:p>
     <w:p>
@@ -2030,118 +2750,16 @@
           <w:szCs w:val="22"/>
           <w:lang w:val="en-GB"/>
         </w:rPr>
-        <w:t>Competent user of Windows and Linux Operating Systems in system administration and command line interfaces.</w:t>
-      </w:r>
-    </w:p>
-    <w:p>
-      <w:pPr>
-        <w:pStyle w:val="BodyTextIndent"/>
-        <w:numPr>
-          <w:ilvl w:val="0"/>
-          <w:numId w:val="1"/>
-        </w:numPr>
-        <w:spacing w:line="276" w:lineRule="auto"/>
-        <w:jc w:val="both"/>
-        <w:rPr>
-          <w:rFonts w:ascii="Arial" w:hAnsi="Arial" w:cs="Arial"/>
-          <w:color w:val="auto"/>
-          <w:szCs w:val="22"/>
-          <w:lang w:val="en-GB"/>
-        </w:rPr>
-      </w:pPr>
-      <w:r>
-        <w:rPr>
-          <w:rFonts w:ascii="Arial" w:hAnsi="Arial" w:cs="Arial"/>
-          <w:color w:val="auto"/>
-          <w:szCs w:val="22"/>
-          <w:lang w:val="en-GB"/>
-        </w:rPr>
-        <w:t xml:space="preserve">Design build and troubleshoot a network using routers, switches and hubs. </w:t>
-      </w:r>
-    </w:p>
-    <w:p>
-      <w:pPr>
-        <w:pStyle w:val="BodyTextIndent"/>
-        <w:numPr>
-          <w:ilvl w:val="0"/>
-          <w:numId w:val="1"/>
-        </w:numPr>
-        <w:spacing w:line="276" w:lineRule="auto"/>
-        <w:jc w:val="both"/>
-        <w:rPr>
-          <w:rFonts w:ascii="Arial" w:hAnsi="Arial" w:cs="Arial"/>
-          <w:color w:val="auto"/>
-          <w:szCs w:val="22"/>
-          <w:lang w:val="en-GB"/>
-        </w:rPr>
-      </w:pPr>
-      <w:r>
-        <w:rPr>
-          <w:rFonts w:ascii="Arial" w:hAnsi="Arial" w:cs="Arial"/>
-          <w:color w:val="auto"/>
-          <w:szCs w:val="22"/>
-          <w:lang w:val="en-GB"/>
-        </w:rPr>
-        <w:t>Configure a router using the Cisco IOS command set.</w:t>
-      </w:r>
-    </w:p>
-    <w:p>
-      <w:pPr>
-        <w:pStyle w:val="BodyTextIndent"/>
-        <w:numPr>
-          <w:ilvl w:val="0"/>
-          <w:numId w:val="1"/>
-        </w:numPr>
-        <w:spacing w:line="276" w:lineRule="auto"/>
-        <w:jc w:val="both"/>
-        <w:rPr>
-          <w:rFonts w:ascii="Arial" w:hAnsi="Arial" w:cs="Arial"/>
-          <w:color w:val="auto"/>
-          <w:szCs w:val="22"/>
-          <w:lang w:val="en-GB"/>
-        </w:rPr>
-      </w:pPr>
-      <w:r>
-        <w:rPr>
-          <w:rFonts w:ascii="Arial" w:hAnsi="Arial" w:cs="Arial"/>
-          <w:color w:val="auto"/>
-          <w:szCs w:val="22"/>
-          <w:lang w:val="en-GB"/>
-        </w:rPr>
-        <w:t>Design programs using object orientated systems analysis and design.</w:t>
-      </w:r>
-    </w:p>
-    <w:p>
-      <w:pPr>
-        <w:pStyle w:val="BodyTextIndent"/>
-        <w:numPr>
-          <w:ilvl w:val="0"/>
-          <w:numId w:val="1"/>
-        </w:numPr>
-        <w:rPr>
-          <w:rFonts w:ascii="Arial" w:hAnsi="Arial" w:cs="Arial"/>
-          <w:color w:val="auto"/>
-          <w:szCs w:val="22"/>
-          <w:lang w:val="en-GB"/>
-        </w:rPr>
-      </w:pPr>
-      <w:r>
-        <w:rPr>
-          <w:rFonts w:ascii="Arial" w:hAnsi="Arial" w:cs="Arial"/>
-          <w:color w:val="auto"/>
-          <w:szCs w:val="22"/>
-          <w:lang w:val="en-GB"/>
-        </w:rPr>
-        <w:t xml:space="preserve">Software quality and testing techniques such as Black and White Box testing </w:t>
-      </w:r>
-      <w:r>
-        <w:rPr>
-          <w:rFonts w:ascii="Arial" w:hAnsi="Arial" w:cs="Arial"/>
-          <w:color w:val="auto"/>
-          <w:szCs w:val="22"/>
-          <w:lang w:val="en-GB"/>
-        </w:rPr>
-        <w:t xml:space="preserve"> </w:t>
+        <w:t>Software quality and testing techniques such as Black and White Box testing</w:t>
+      </w:r>
+      <w:r>
+        <w:rPr>
+          <w:rFonts w:ascii="Arial" w:hAnsi="Arial" w:cs="Arial"/>
+          <w:color w:val="auto"/>
+          <w:szCs w:val="22"/>
+          <w:lang w:val="en-GB"/>
+        </w:rPr>
+        <w:t xml:space="preserve"> and developing unit tests.</w:t>
       </w:r>
     </w:p>
     <w:p>
@@ -2155,157 +2773,91 @@
           <w:lang w:val="en-GB"/>
         </w:rPr>
       </w:pPr>
-      <w:r>
-        <w:rPr>
-          <w:rFonts w:ascii="Arial" w:hAnsi="Arial" w:cs="Arial"/>
-          <w:color w:val="auto"/>
-          <w:szCs w:val="22"/>
-          <w:lang w:val="en-GB"/>
-        </w:rPr>
-        <w:t xml:space="preserve">                             </w:t>
-      </w:r>
-      <w:r>
-        <w:rPr>
-          <w:rFonts w:ascii="Arial" w:hAnsi="Arial" w:cs="Arial"/>
-          <w:color w:val="auto"/>
-          <w:szCs w:val="22"/>
-          <w:lang w:val="en-GB"/>
-        </w:rPr>
-        <w:t>and developing unit tests</w:t>
-      </w:r>
-      <w:r>
-        <w:rPr>
-          <w:rFonts w:ascii="Arial" w:hAnsi="Arial" w:cs="Arial"/>
-          <w:color w:val="auto"/>
-          <w:szCs w:val="22"/>
-          <w:lang w:val="en-GB"/>
-        </w:rPr>
-        <w:t>.</w:t>
-      </w:r>
-    </w:p>
-    <w:p>
-      <w:pPr>
-        <w:pStyle w:val="BodyTextIndent"/>
-        <w:ind w:left="0"/>
-        <w:rPr>
-          <w:rFonts w:ascii="Arial" w:hAnsi="Arial" w:cs="Arial"/>
-          <w:color w:val="auto"/>
-          <w:szCs w:val="22"/>
-          <w:lang w:val="en-GB"/>
-        </w:rPr>
-      </w:pPr>
-    </w:p>
-    <w:p>
-      <w:pPr>
-        <w:pStyle w:val="BodyTextIndent"/>
-        <w:ind w:left="0"/>
-        <w:rPr>
-          <w:rFonts w:ascii="Arial" w:hAnsi="Arial" w:cs="Arial"/>
-          <w:b/>
-          <w:color w:val="auto"/>
-          <w:szCs w:val="22"/>
-          <w:lang w:val="en-GB"/>
-        </w:rPr>
-      </w:pPr>
-      <w:r>
-        <w:rPr>
-          <w:rFonts w:ascii="Arial" w:hAnsi="Arial" w:cs="Arial"/>
-          <w:b/>
-          <w:color w:val="auto"/>
-          <w:szCs w:val="22"/>
-          <w:lang w:val="en-GB"/>
-        </w:rPr>
-        <w:t>Projects undertaken</w:t>
-      </w:r>
-      <w:r>
-        <w:rPr>
-          <w:rFonts w:ascii="Arial" w:hAnsi="Arial" w:cs="Arial"/>
-          <w:b/>
-          <w:color w:val="auto"/>
-          <w:szCs w:val="22"/>
-          <w:lang w:val="en-GB"/>
-        </w:rPr>
-        <w:t xml:space="preserve"> in years 2, 3, and 4</w:t>
-      </w:r>
-    </w:p>
-    <w:p>
-      <w:pPr>
-        <w:pStyle w:val="BodyTextIndent"/>
-        <w:ind w:left="0"/>
-        <w:rPr>
-          <w:rFonts w:ascii="Arial" w:hAnsi="Arial"/>
-          <w:color w:val="auto"/>
-          <w:sz w:val="24"/>
-          <w:lang w:val="en-GB"/>
-        </w:rPr>
-      </w:pPr>
-    </w:p>
-    <w:p>
-      <w:pPr>
-        <w:pStyle w:val="BodyTextIndent"/>
-        <w:ind w:left="0"/>
-        <w:rPr>
-          <w:rFonts w:ascii="Arial" w:hAnsi="Arial" w:cs="Arial"/>
-          <w:b/>
-          <w:color w:val="auto"/>
-          <w:sz w:val="24"/>
-          <w:lang w:val="en-GB"/>
-        </w:rPr>
-      </w:pPr>
-      <w:r>
-        <w:rPr>
-          <w:rFonts w:ascii="Arial" w:hAnsi="Arial" w:cs="Arial"/>
-          <w:b/>
-          <w:color w:val="auto"/>
-          <w:sz w:val="24"/>
-        </w:rPr>
-        <w:t>2</w:t>
-      </w:r>
-      <w:r>
-        <w:rPr>
-          <w:rFonts w:ascii="Arial" w:hAnsi="Arial" w:cs="Arial"/>
-          <w:b/>
-          <w:color w:val="auto"/>
+    </w:p>
+    <w:p>
+      <w:pPr>
+        <w:rPr>
+          <w:rFonts w:cs="Arial"/>
+          <w:b/>
+          <w:sz w:val="24"/>
+          <w:lang w:val="en-GB"/>
+        </w:rPr>
+      </w:pPr>
+      <w:r>
+        <w:rPr>
+          <w:rFonts w:cs="Arial"/>
+          <w:b/>
+          <w:sz w:val="24"/>
+          <w:lang w:val="en-GB"/>
+        </w:rPr>
+        <w:t>4</w:t>
+      </w:r>
+      <w:r>
+        <w:rPr>
+          <w:rFonts w:cs="Arial"/>
+          <w:b/>
           <w:sz w:val="24"/>
           <w:vertAlign w:val="superscript"/>
-        </w:rPr>
-        <w:t>nd</w:t>
-      </w:r>
-      <w:r>
-        <w:rPr>
-          <w:rFonts w:ascii="Arial" w:hAnsi="Arial" w:cs="Arial"/>
-          <w:b/>
-          <w:color w:val="auto"/>
-          <w:sz w:val="24"/>
-        </w:rPr>
-        <w:t xml:space="preserve"> Year Project – Bowling Alley Booking System</w:t>
-      </w:r>
-      <w:r>
-        <w:rPr>
-          <w:rFonts w:ascii="Arial" w:hAnsi="Arial" w:cs="Arial"/>
-          <w:b/>
-          <w:color w:val="auto"/>
-          <w:sz w:val="24"/>
+          <w:lang w:val="en-GB"/>
+        </w:rPr>
+        <w:t>th</w:t>
+      </w:r>
+      <w:r>
+        <w:rPr>
+          <w:rFonts w:cs="Arial"/>
+          <w:b/>
+          <w:sz w:val="24"/>
+          <w:lang w:val="en-GB"/>
+        </w:rPr>
+        <w:t xml:space="preserve"> Year Project – Android Fuel Logger Application</w:t>
+      </w:r>
+      <w:r>
+        <w:rPr>
+          <w:rFonts w:cs="Arial"/>
+          <w:b/>
+          <w:sz w:val="24"/>
+          <w:lang w:val="en-GB"/>
         </w:rPr>
         <w:tab/>
       </w:r>
       <w:r>
         <w:rPr>
-          <w:rFonts w:ascii="Arial" w:hAnsi="Arial" w:cs="Arial"/>
-          <w:b/>
-          <w:color w:val="auto"/>
-          <w:sz w:val="24"/>
+          <w:rFonts w:cs="Arial"/>
+          <w:b/>
+          <w:sz w:val="24"/>
+          <w:lang w:val="en-GB"/>
         </w:rPr>
         <w:tab/>
       </w:r>
       <w:r>
         <w:rPr>
-          <w:rFonts w:ascii="Arial" w:hAnsi="Arial" w:cs="Arial"/>
-          <w:b/>
-          <w:color w:val="auto"/>
-          <w:sz w:val="24"/>
-        </w:rPr>
-        <w:t>2014-2014</w:t>
+          <w:rFonts w:cs="Arial"/>
+          <w:b/>
+          <w:sz w:val="24"/>
+          <w:lang w:val="en-GB"/>
+        </w:rPr>
+        <w:tab/>
+      </w:r>
+      <w:r>
+        <w:rPr>
+          <w:rFonts w:cs="Arial"/>
+          <w:b/>
+          <w:sz w:val="24"/>
+          <w:lang w:val="en-GB"/>
+        </w:rPr>
+        <w:tab/>
+        <w:t xml:space="preserve">    </w:t>
+      </w:r>
+      <w:bookmarkStart w:id="0" w:name="_GoBack"/>
+      <w:bookmarkEnd w:id="0"/>
+      <w:r>
+        <w:rPr>
+          <w:rFonts w:cs="Arial"/>
+          <w:b/>
+          <w:sz w:val="24"/>
+          <w:lang w:val="en-GB"/>
+        </w:rPr>
+        <w:t>2016 – 2017</w:t>
       </w:r>
     </w:p>
     <w:p>
@@ -2316,679 +2868,10 @@
         <w:jc w:val="both"/>
         <w:rPr>
           <w:rFonts w:cs="Arial"/>
-          <w:sz w:val="24"/>
-        </w:rPr>
-      </w:pPr>
-    </w:p>
-    <w:p>
-      <w:pPr>
-        <w:pStyle w:val="ListParagraph"/>
-        <w:numPr>
-          <w:ilvl w:val="0"/>
-          <w:numId w:val="15"/>
-        </w:numPr>
-        <w:autoSpaceDE w:val="0"/>
-        <w:autoSpaceDN w:val="0"/>
-        <w:adjustRightInd w:val="0"/>
-        <w:jc w:val="both"/>
-        <w:rPr>
-          <w:rFonts w:ascii="Arial" w:hAnsi="Arial" w:cs="Arial"/>
-        </w:rPr>
-      </w:pPr>
-      <w:r>
-        <w:rPr>
-          <w:rFonts w:ascii="Arial" w:hAnsi="Arial" w:cs="Arial"/>
-        </w:rPr>
-        <w:t xml:space="preserve">Project leader in the </w:t>
-      </w:r>
-      <w:r>
-        <w:rPr>
-          <w:rFonts w:ascii="Arial" w:hAnsi="Arial" w:cs="Arial"/>
-        </w:rPr>
-        <w:t>development of a front end J</w:t>
-      </w:r>
-      <w:r>
-        <w:rPr>
-          <w:rFonts w:ascii="Arial" w:hAnsi="Arial" w:cs="Arial"/>
-        </w:rPr>
-        <w:t>ava applicat</w:t>
-      </w:r>
-      <w:r>
-        <w:rPr>
-          <w:rFonts w:ascii="Arial" w:hAnsi="Arial" w:cs="Arial"/>
-        </w:rPr>
-        <w:t>ion</w:t>
-      </w:r>
-      <w:r>
-        <w:rPr>
-          <w:rFonts w:ascii="Arial" w:hAnsi="Arial" w:cs="Arial"/>
-        </w:rPr>
-        <w:t xml:space="preserve"> </w:t>
-      </w:r>
-      <w:r>
-        <w:rPr>
-          <w:rFonts w:ascii="Arial" w:hAnsi="Arial" w:cs="Arial"/>
-        </w:rPr>
-        <w:t xml:space="preserve">that stored </w:t>
-      </w:r>
-      <w:r>
-        <w:rPr>
-          <w:rFonts w:ascii="Arial" w:hAnsi="Arial" w:cs="Arial"/>
-        </w:rPr>
-        <w:t>and retrieved info</w:t>
-      </w:r>
-      <w:r>
-        <w:rPr>
-          <w:rFonts w:ascii="Arial" w:hAnsi="Arial" w:cs="Arial"/>
-        </w:rPr>
-        <w:t>rmation from a backend database.</w:t>
-      </w:r>
-      <w:r>
-        <w:rPr>
-          <w:rFonts w:ascii="Arial" w:hAnsi="Arial" w:cs="Arial"/>
-        </w:rPr>
-        <w:t xml:space="preserve"> </w:t>
-      </w:r>
-    </w:p>
-    <w:p>
-      <w:pPr>
-        <w:pStyle w:val="ListParagraph"/>
-        <w:numPr>
-          <w:ilvl w:val="0"/>
-          <w:numId w:val="15"/>
-        </w:numPr>
-        <w:autoSpaceDE w:val="0"/>
-        <w:autoSpaceDN w:val="0"/>
-        <w:adjustRightInd w:val="0"/>
-        <w:jc w:val="both"/>
-        <w:rPr>
-          <w:rFonts w:ascii="Arial" w:hAnsi="Arial" w:cs="Arial"/>
-        </w:rPr>
-      </w:pPr>
-      <w:r>
-        <w:rPr>
-          <w:rFonts w:ascii="Arial" w:hAnsi="Arial" w:cs="Arial"/>
-        </w:rPr>
-        <w:t>Features included account login and</w:t>
-      </w:r>
-      <w:r>
-        <w:rPr>
-          <w:rFonts w:ascii="Arial" w:hAnsi="Arial" w:cs="Arial"/>
-        </w:rPr>
-        <w:t xml:space="preserve"> authoriz</w:t>
-      </w:r>
-      <w:r>
-        <w:rPr>
-          <w:rFonts w:ascii="Arial" w:hAnsi="Arial" w:cs="Arial"/>
-        </w:rPr>
-        <w:t>ation</w:t>
-      </w:r>
-    </w:p>
-    <w:p>
-      <w:pPr>
-        <w:pStyle w:val="ListParagraph"/>
-        <w:numPr>
-          <w:ilvl w:val="0"/>
-          <w:numId w:val="15"/>
-        </w:numPr>
-        <w:autoSpaceDE w:val="0"/>
-        <w:autoSpaceDN w:val="0"/>
-        <w:adjustRightInd w:val="0"/>
-        <w:jc w:val="both"/>
-        <w:rPr>
-          <w:rFonts w:ascii="Arial" w:hAnsi="Arial" w:cs="Arial"/>
-        </w:rPr>
-      </w:pPr>
-      <w:r>
-        <w:rPr>
-          <w:rFonts w:ascii="Arial" w:hAnsi="Arial" w:cs="Arial"/>
-        </w:rPr>
-        <w:t>Checked</w:t>
-      </w:r>
-      <w:r>
-        <w:rPr>
-          <w:rFonts w:ascii="Arial" w:hAnsi="Arial" w:cs="Arial"/>
-        </w:rPr>
-        <w:t xml:space="preserve"> for availability at a particular time </w:t>
-      </w:r>
-      <w:r>
-        <w:rPr>
-          <w:rFonts w:ascii="Arial" w:hAnsi="Arial" w:cs="Arial"/>
-        </w:rPr>
-        <w:t>for any number of customers</w:t>
-      </w:r>
-    </w:p>
-    <w:p>
-      <w:pPr>
-        <w:pStyle w:val="ListParagraph"/>
-        <w:numPr>
-          <w:ilvl w:val="0"/>
-          <w:numId w:val="15"/>
-        </w:numPr>
-        <w:autoSpaceDE w:val="0"/>
-        <w:autoSpaceDN w:val="0"/>
-        <w:adjustRightInd w:val="0"/>
-        <w:jc w:val="both"/>
-        <w:rPr>
-          <w:rFonts w:ascii="Arial" w:hAnsi="Arial" w:cs="Arial"/>
-        </w:rPr>
-      </w:pPr>
-      <w:r>
-        <w:rPr>
-          <w:rFonts w:ascii="Arial" w:hAnsi="Arial" w:cs="Arial"/>
-        </w:rPr>
-        <w:t>C</w:t>
-      </w:r>
-      <w:r>
-        <w:rPr>
-          <w:rFonts w:ascii="Arial" w:hAnsi="Arial" w:cs="Arial"/>
-        </w:rPr>
-        <w:t>reate</w:t>
-      </w:r>
-      <w:r>
-        <w:rPr>
-          <w:rFonts w:ascii="Arial" w:hAnsi="Arial" w:cs="Arial"/>
-        </w:rPr>
-        <w:t>d</w:t>
-      </w:r>
-      <w:r>
-        <w:rPr>
-          <w:rFonts w:ascii="Arial" w:hAnsi="Arial" w:cs="Arial"/>
-        </w:rPr>
-        <w:t xml:space="preserve"> and store</w:t>
-      </w:r>
-      <w:r>
-        <w:rPr>
-          <w:rFonts w:ascii="Arial" w:hAnsi="Arial" w:cs="Arial"/>
-        </w:rPr>
-        <w:t>d</w:t>
-      </w:r>
-      <w:r>
-        <w:rPr>
-          <w:rFonts w:ascii="Arial" w:hAnsi="Arial" w:cs="Arial"/>
-        </w:rPr>
-        <w:t xml:space="preserve"> bookings if they</w:t>
-      </w:r>
-      <w:r>
-        <w:rPr>
-          <w:rFonts w:ascii="Arial" w:hAnsi="Arial" w:cs="Arial"/>
-        </w:rPr>
-        <w:t xml:space="preserve"> passed the availability checks</w:t>
-      </w:r>
-    </w:p>
-    <w:p>
-      <w:pPr>
-        <w:pStyle w:val="ListParagraph"/>
-        <w:numPr>
-          <w:ilvl w:val="0"/>
-          <w:numId w:val="15"/>
-        </w:numPr>
-        <w:autoSpaceDE w:val="0"/>
-        <w:autoSpaceDN w:val="0"/>
-        <w:adjustRightInd w:val="0"/>
-        <w:jc w:val="both"/>
-        <w:rPr>
-          <w:rFonts w:ascii="Arial" w:hAnsi="Arial" w:cs="Arial"/>
-        </w:rPr>
-      </w:pPr>
-      <w:r>
-        <w:rPr>
-          <w:rFonts w:ascii="Arial" w:hAnsi="Arial" w:cs="Arial"/>
-        </w:rPr>
-        <w:t>U</w:t>
-      </w:r>
-      <w:r>
-        <w:rPr>
-          <w:rFonts w:ascii="Arial" w:hAnsi="Arial" w:cs="Arial"/>
-        </w:rPr>
-        <w:t>pdate</w:t>
-      </w:r>
-      <w:r>
-        <w:rPr>
-          <w:rFonts w:ascii="Arial" w:hAnsi="Arial" w:cs="Arial"/>
-        </w:rPr>
-        <w:t>d</w:t>
-      </w:r>
-      <w:r>
-        <w:rPr>
-          <w:rFonts w:ascii="Arial" w:hAnsi="Arial" w:cs="Arial"/>
-        </w:rPr>
-        <w:t xml:space="preserve"> the graphical user interface to refl</w:t>
-      </w:r>
-      <w:r>
-        <w:rPr>
-          <w:rFonts w:ascii="Arial" w:hAnsi="Arial" w:cs="Arial"/>
-        </w:rPr>
-        <w:t>ect any changes to the database</w:t>
-      </w:r>
-    </w:p>
-    <w:p>
-      <w:pPr>
-        <w:pStyle w:val="ListParagraph"/>
-        <w:numPr>
-          <w:ilvl w:val="0"/>
-          <w:numId w:val="15"/>
-        </w:numPr>
-        <w:autoSpaceDE w:val="0"/>
-        <w:autoSpaceDN w:val="0"/>
-        <w:adjustRightInd w:val="0"/>
-        <w:jc w:val="both"/>
-        <w:rPr>
-          <w:rFonts w:cs="Arial"/>
-        </w:rPr>
-      </w:pPr>
-      <w:r>
-        <w:rPr>
-          <w:rFonts w:ascii="Arial" w:hAnsi="Arial" w:cs="Arial"/>
-        </w:rPr>
-        <w:t>A</w:t>
-      </w:r>
-      <w:r>
-        <w:rPr>
-          <w:rFonts w:ascii="Arial" w:hAnsi="Arial" w:cs="Arial"/>
-        </w:rPr>
-        <w:t>dd</w:t>
-      </w:r>
-      <w:r>
-        <w:rPr>
-          <w:rFonts w:ascii="Arial" w:hAnsi="Arial" w:cs="Arial"/>
-        </w:rPr>
-        <w:t>ed</w:t>
-      </w:r>
-      <w:r>
-        <w:rPr>
-          <w:rFonts w:ascii="Arial" w:hAnsi="Arial" w:cs="Arial"/>
-        </w:rPr>
-        <w:t xml:space="preserve"> members and staff with or without administrative access</w:t>
-      </w:r>
-      <w:r>
-        <w:rPr>
-          <w:rFonts w:cs="Arial"/>
-        </w:rPr>
-        <w:t>.</w:t>
-      </w:r>
-    </w:p>
-    <w:p>
-      <w:pPr>
-        <w:autoSpaceDE w:val="0"/>
-        <w:autoSpaceDN w:val="0"/>
-        <w:adjustRightInd w:val="0"/>
-        <w:rPr>
-          <w:rFonts w:cs="Arial"/>
-          <w:b/>
-          <w:sz w:val="24"/>
-        </w:rPr>
-      </w:pPr>
-      <w:r>
-        <w:rPr>
-          <w:rFonts w:cs="Arial"/>
-          <w:b/>
-          <w:sz w:val="24"/>
-        </w:rPr>
-        <w:t>Technologies &amp; Tools Used</w:t>
-      </w:r>
-    </w:p>
-    <w:p>
-      <w:pPr>
-        <w:autoSpaceDE w:val="0"/>
-        <w:autoSpaceDN w:val="0"/>
-        <w:adjustRightInd w:val="0"/>
-        <w:rPr>
-          <w:rFonts w:cs="Arial"/>
-          <w:szCs w:val="22"/>
-        </w:rPr>
-      </w:pPr>
-      <w:r>
-        <w:rPr>
-          <w:rFonts w:cs="Arial"/>
-          <w:szCs w:val="22"/>
-        </w:rPr>
-        <w:t>Java, Oracle Database 11g express, GitHub.</w:t>
-      </w:r>
-    </w:p>
-    <w:p>
-      <w:pPr>
-        <w:autoSpaceDE w:val="0"/>
-        <w:autoSpaceDN w:val="0"/>
-        <w:adjustRightInd w:val="0"/>
-        <w:rPr>
-          <w:rFonts w:cs="Arial"/>
-          <w:szCs w:val="22"/>
-        </w:rPr>
-      </w:pPr>
-    </w:p>
-    <w:p>
-      <w:pPr>
-        <w:rPr>
-          <w:rFonts w:cs="Arial"/>
-          <w:b/>
-          <w:sz w:val="24"/>
-        </w:rPr>
-      </w:pPr>
-      <w:r>
-        <w:rPr>
-          <w:rFonts w:cs="Arial"/>
-          <w:b/>
-          <w:sz w:val="24"/>
-        </w:rPr>
-        <w:t>3rd Year Project – Web Search Engine</w:t>
-      </w:r>
-      <w:r>
-        <w:rPr>
-          <w:rFonts w:cs="Arial"/>
-          <w:b/>
-          <w:sz w:val="24"/>
-        </w:rPr>
-        <w:tab/>
-      </w:r>
-      <w:r>
-        <w:rPr>
-          <w:rFonts w:cs="Arial"/>
-          <w:b/>
-          <w:sz w:val="24"/>
-        </w:rPr>
-        <w:tab/>
-      </w:r>
-      <w:r>
-        <w:rPr>
-          <w:rFonts w:cs="Arial"/>
-          <w:b/>
-          <w:sz w:val="24"/>
-        </w:rPr>
-        <w:t xml:space="preserve">            2015-2015</w:t>
-      </w:r>
-    </w:p>
-    <w:p>
-      <w:pPr>
-        <w:autoSpaceDE w:val="0"/>
-        <w:autoSpaceDN w:val="0"/>
-        <w:adjustRightInd w:val="0"/>
-        <w:rPr>
-          <w:rFonts w:cs="Arial"/>
           <w:b/>
           <w:sz w:val="20"/>
           <w:szCs w:val="20"/>
-        </w:rPr>
-      </w:pPr>
-    </w:p>
-    <w:p>
-      <w:pPr>
-        <w:pStyle w:val="ListParagraph"/>
-        <w:numPr>
-          <w:ilvl w:val="0"/>
-          <w:numId w:val="17"/>
-        </w:numPr>
-        <w:autoSpaceDE w:val="0"/>
-        <w:autoSpaceDN w:val="0"/>
-        <w:adjustRightInd w:val="0"/>
-        <w:jc w:val="both"/>
-        <w:rPr>
-          <w:rFonts w:ascii="Arial" w:hAnsi="Arial" w:cs="Arial"/>
-        </w:rPr>
-      </w:pPr>
-      <w:r>
-        <w:rPr>
-          <w:rFonts w:ascii="Arial" w:hAnsi="Arial" w:cs="Arial"/>
-        </w:rPr>
-        <w:t xml:space="preserve">A search </w:t>
-      </w:r>
-      <w:r>
-        <w:rPr>
-          <w:rFonts w:ascii="Arial" w:hAnsi="Arial" w:cs="Arial"/>
-        </w:rPr>
-        <w:t>engine website built using Java</w:t>
-      </w:r>
-      <w:r>
-        <w:rPr>
-          <w:rFonts w:ascii="Arial" w:hAnsi="Arial" w:cs="Arial"/>
-        </w:rPr>
-        <w:t xml:space="preserve"> Swing and SQL. </w:t>
-      </w:r>
-    </w:p>
-    <w:p>
-      <w:pPr>
-        <w:pStyle w:val="ListParagraph"/>
-        <w:numPr>
-          <w:ilvl w:val="0"/>
-          <w:numId w:val="17"/>
-        </w:numPr>
-        <w:autoSpaceDE w:val="0"/>
-        <w:autoSpaceDN w:val="0"/>
-        <w:adjustRightInd w:val="0"/>
-        <w:jc w:val="both"/>
-        <w:rPr>
-          <w:rFonts w:ascii="Arial" w:hAnsi="Arial" w:cs="Arial"/>
-        </w:rPr>
-      </w:pPr>
-      <w:r>
-        <w:rPr>
-          <w:rFonts w:ascii="Arial" w:hAnsi="Arial" w:cs="Arial"/>
-        </w:rPr>
-        <w:t>The search engine web crawled a number of popular searc</w:t>
-      </w:r>
-      <w:r>
-        <w:rPr>
-          <w:rFonts w:ascii="Arial" w:hAnsi="Arial" w:cs="Arial"/>
-        </w:rPr>
-        <w:t xml:space="preserve">h engines such as Google, Yahoo, </w:t>
-      </w:r>
-      <w:r>
-        <w:rPr>
-          <w:rFonts w:ascii="Arial" w:hAnsi="Arial" w:cs="Arial"/>
-        </w:rPr>
-        <w:t xml:space="preserve">Bing and DuckDuckGo. </w:t>
-      </w:r>
-    </w:p>
-    <w:p>
-      <w:pPr>
-        <w:pStyle w:val="ListParagraph"/>
-        <w:numPr>
-          <w:ilvl w:val="0"/>
-          <w:numId w:val="17"/>
-        </w:numPr>
-        <w:autoSpaceDE w:val="0"/>
-        <w:autoSpaceDN w:val="0"/>
-        <w:adjustRightInd w:val="0"/>
-        <w:jc w:val="both"/>
-        <w:rPr>
-          <w:rFonts w:ascii="Arial" w:hAnsi="Arial" w:cs="Arial"/>
-        </w:rPr>
-      </w:pPr>
-      <w:r>
-        <w:rPr>
-          <w:rFonts w:ascii="Arial" w:hAnsi="Arial" w:cs="Arial"/>
-        </w:rPr>
-        <w:t>It then used an algorithm to compare and remove any duplicate URL’s which occurred in the result set, then sorted the results based on the search terms and keywords returning this to the GUI for the user.</w:t>
-      </w:r>
-    </w:p>
-    <w:p>
-      <w:pPr>
-        <w:pStyle w:val="ListParagraph"/>
-        <w:numPr>
-          <w:ilvl w:val="0"/>
-          <w:numId w:val="17"/>
-        </w:numPr>
-        <w:autoSpaceDE w:val="0"/>
-        <w:autoSpaceDN w:val="0"/>
-        <w:adjustRightInd w:val="0"/>
-        <w:jc w:val="both"/>
-        <w:rPr>
-          <w:rFonts w:ascii="Arial" w:hAnsi="Arial" w:cs="Arial"/>
-        </w:rPr>
-      </w:pPr>
-      <w:r>
-        <w:rPr>
-          <w:rFonts w:ascii="Arial" w:hAnsi="Arial" w:cs="Arial"/>
-        </w:rPr>
-        <w:t>Features included user and admin login. Users could preset and save their preferred search sites and admin could add a new site to the program.</w:t>
-      </w:r>
-    </w:p>
-    <w:p>
-      <w:pPr>
-        <w:autoSpaceDE w:val="0"/>
-        <w:autoSpaceDN w:val="0"/>
-        <w:adjustRightInd w:val="0"/>
-        <w:rPr>
-          <w:rFonts w:cs="Arial"/>
-          <w:sz w:val="20"/>
-          <w:szCs w:val="20"/>
-        </w:rPr>
-      </w:pPr>
-    </w:p>
-    <w:p>
-      <w:pPr>
-        <w:autoSpaceDE w:val="0"/>
-        <w:autoSpaceDN w:val="0"/>
-        <w:adjustRightInd w:val="0"/>
-        <w:rPr>
-          <w:rFonts w:cs="Arial"/>
-          <w:b/>
-          <w:sz w:val="24"/>
-        </w:rPr>
-      </w:pPr>
-      <w:r>
-        <w:rPr>
-          <w:rFonts w:cs="Arial"/>
-          <w:b/>
-          <w:sz w:val="24"/>
-        </w:rPr>
-        <w:t>Technologies &amp; Tools Used:</w:t>
-      </w:r>
-    </w:p>
-    <w:p>
-      <w:pPr>
-        <w:autoSpaceDE w:val="0"/>
-        <w:autoSpaceDN w:val="0"/>
-        <w:adjustRightInd w:val="0"/>
-        <w:rPr>
-          <w:rFonts w:cs="Arial"/>
-          <w:sz w:val="24"/>
-        </w:rPr>
-      </w:pPr>
-      <w:r>
-        <w:rPr>
-          <w:rFonts w:cs="Arial"/>
-          <w:sz w:val="24"/>
-        </w:rPr>
-        <w:t xml:space="preserve">Java, </w:t>
-      </w:r>
-      <w:r>
-        <w:rPr>
-          <w:rFonts w:cs="Arial"/>
-          <w:sz w:val="24"/>
-        </w:rPr>
-        <w:t>Swing</w:t>
-      </w:r>
-      <w:r>
-        <w:rPr>
-          <w:rFonts w:cs="Arial"/>
-          <w:sz w:val="24"/>
-        </w:rPr>
-        <w:t xml:space="preserve">, </w:t>
-      </w:r>
-      <w:r>
-        <w:rPr>
-          <w:rFonts w:cs="Arial"/>
-          <w:sz w:val="24"/>
-        </w:rPr>
-        <w:t xml:space="preserve">MYSQL and </w:t>
-      </w:r>
-      <w:r>
-        <w:rPr>
-          <w:rFonts w:cs="Arial"/>
-          <w:sz w:val="24"/>
-        </w:rPr>
-        <w:t>GitHub.</w:t>
-      </w:r>
-    </w:p>
-    <w:p>
-      <w:pPr>
-        <w:rPr>
-          <w:rFonts w:cs="Arial"/>
-          <w:sz w:val="20"/>
-          <w:szCs w:val="20"/>
-        </w:rPr>
-      </w:pPr>
-    </w:p>
-    <w:p>
-      <w:pPr>
-        <w:jc w:val="center"/>
-        <w:rPr>
-          <w:rFonts w:cs="Arial"/>
-          <w:b/>
-          <w:sz w:val="24"/>
-        </w:rPr>
-      </w:pPr>
-      <w:r>
-        <w:rPr>
-          <w:rFonts w:cs="Arial"/>
-          <w:b/>
-          <w:sz w:val="24"/>
-        </w:rPr>
-        <w:t xml:space="preserve">            </w:t>
-      </w:r>
-    </w:p>
-    <w:p>
-      <w:pPr>
-        <w:rPr>
-          <w:rFonts w:cs="Arial"/>
-          <w:b/>
-          <w:sz w:val="24"/>
-        </w:rPr>
-      </w:pPr>
-      <w:r>
-        <w:rPr>
-          <w:rFonts w:cs="Arial"/>
-          <w:b/>
-          <w:sz w:val="24"/>
-        </w:rPr>
-        <w:t>4</w:t>
-      </w:r>
-      <w:r>
-        <w:rPr>
-          <w:rFonts w:cs="Arial"/>
-          <w:b/>
-          <w:sz w:val="24"/>
-          <w:vertAlign w:val="superscript"/>
-        </w:rPr>
-        <w:t>th</w:t>
-      </w:r>
-      <w:r>
-        <w:rPr>
-          <w:rFonts w:cs="Arial"/>
-          <w:b/>
-          <w:sz w:val="24"/>
-        </w:rPr>
-        <w:t xml:space="preserve"> Year Project – Android Fuel Logger Application</w:t>
-      </w:r>
-      <w:r>
-        <w:rPr>
-          <w:rFonts w:cs="Arial"/>
-          <w:b/>
-          <w:sz w:val="24"/>
-        </w:rPr>
-        <w:t xml:space="preserve">          </w:t>
-      </w:r>
-      <w:r>
-        <w:rPr>
-          <w:rFonts w:cs="Arial"/>
-          <w:b/>
-          <w:sz w:val="24"/>
-        </w:rPr>
-        <w:t>2016-2017</w:t>
-      </w:r>
-    </w:p>
-    <w:p>
-      <w:pPr>
-        <w:autoSpaceDE w:val="0"/>
-        <w:autoSpaceDN w:val="0"/>
-        <w:adjustRightInd w:val="0"/>
-        <w:jc w:val="both"/>
-        <w:rPr>
-          <w:rFonts w:cs="Arial"/>
-          <w:b/>
-          <w:sz w:val="20"/>
-          <w:szCs w:val="20"/>
+          <w:lang w:val="en-GB"/>
         </w:rPr>
       </w:pPr>
     </w:p>
@@ -3002,379 +2885,149 @@
         <w:autoSpaceDE w:val="0"/>
         <w:autoSpaceDN w:val="0"/>
         <w:adjustRightInd w:val="0"/>
+        <w:spacing w:after="0"/>
+        <w:ind w:left="1797" w:hanging="357"/>
         <w:jc w:val="both"/>
         <w:rPr>
           <w:rFonts w:ascii="Arial" w:hAnsi="Arial" w:cs="Arial"/>
-        </w:rPr>
-      </w:pPr>
-      <w:r>
-        <w:rPr>
-          <w:rFonts w:ascii="Arial" w:hAnsi="Arial" w:cs="Arial"/>
+          <w:lang w:val="en-GB"/>
+        </w:rPr>
+      </w:pPr>
+      <w:r>
+        <w:rPr>
+          <w:rFonts w:ascii="Arial" w:hAnsi="Arial" w:cs="Arial"/>
+          <w:lang w:val="en-GB"/>
         </w:rPr>
         <w:t>A fuel and maintenance cost tracker application for Android phones</w:t>
       </w:r>
       <w:r>
         <w:rPr>
           <w:rFonts w:ascii="Arial" w:hAnsi="Arial" w:cs="Arial"/>
+          <w:lang w:val="en-GB"/>
         </w:rPr>
         <w:t xml:space="preserve"> built using Java, XML</w:t>
       </w:r>
       <w:r>
         <w:rPr>
           <w:rFonts w:ascii="Arial" w:hAnsi="Arial" w:cs="Arial"/>
+          <w:lang w:val="en-GB"/>
         </w:rPr>
         <w:t>, NoSQL</w:t>
       </w:r>
       <w:r>
         <w:rPr>
           <w:rFonts w:ascii="Arial" w:hAnsi="Arial" w:cs="Arial"/>
-        </w:rPr>
-        <w:t xml:space="preserve"> and </w:t>
-      </w:r>
-      <w:r>
-        <w:rPr>
-          <w:rFonts w:ascii="Arial" w:hAnsi="Arial" w:cs="Arial"/>
+          <w:lang w:val="en-GB"/>
+        </w:rPr>
+        <w:t>,</w:t>
+      </w:r>
+      <w:r>
+        <w:rPr>
+          <w:rFonts w:ascii="Arial" w:hAnsi="Arial" w:cs="Arial"/>
+          <w:lang w:val="en-GB"/>
+        </w:rPr>
+        <w:t xml:space="preserve"> </w:t>
+      </w:r>
+      <w:r>
+        <w:rPr>
+          <w:rFonts w:ascii="Arial" w:hAnsi="Arial" w:cs="Arial"/>
+          <w:lang w:val="en-GB"/>
         </w:rPr>
         <w:t>JavaScript</w:t>
       </w:r>
-    </w:p>
-    <w:p>
-      <w:pPr>
-        <w:pStyle w:val="ListParagraph"/>
-        <w:numPr>
-          <w:ilvl w:val="0"/>
-          <w:numId w:val="18"/>
-        </w:numPr>
+      <w:r>
+        <w:rPr>
+          <w:rFonts w:ascii="Arial" w:hAnsi="Arial" w:cs="Arial"/>
+          <w:lang w:val="en-GB"/>
+        </w:rPr>
+        <w:t xml:space="preserve"> and numerous web </w:t>
+      </w:r>
+      <w:r>
+        <w:rPr>
+          <w:rFonts w:ascii="Arial" w:hAnsi="Arial" w:cs="Arial"/>
+          <w:lang w:val="en-GB"/>
+        </w:rPr>
+        <w:t>API’s.</w:t>
+      </w:r>
+    </w:p>
+    <w:p>
+      <w:pPr>
         <w:autoSpaceDE w:val="0"/>
         <w:autoSpaceDN w:val="0"/>
         <w:adjustRightInd w:val="0"/>
         <w:jc w:val="both"/>
         <w:rPr>
-          <w:rFonts w:ascii="Arial" w:hAnsi="Arial" w:cs="Arial"/>
-        </w:rPr>
-      </w:pPr>
-      <w:r>
-        <w:rPr>
-          <w:rFonts w:ascii="Arial" w:hAnsi="Arial" w:cs="Arial"/>
-        </w:rPr>
-        <w:t xml:space="preserve">The </w:t>
-      </w:r>
-      <w:r>
-        <w:rPr>
-          <w:rFonts w:ascii="Arial" w:hAnsi="Arial" w:cs="Arial"/>
-        </w:rPr>
-        <w:t>data</w:t>
-      </w:r>
-      <w:r>
-        <w:rPr>
-          <w:rFonts w:ascii="Arial" w:hAnsi="Arial" w:cs="Arial"/>
-        </w:rPr>
-        <w:t xml:space="preserve"> is </w:t>
-      </w:r>
-      <w:r>
-        <w:rPr>
-          <w:rFonts w:ascii="Arial" w:hAnsi="Arial" w:cs="Arial"/>
-        </w:rPr>
-        <w:t>stored in a real time cloud database allowing easy data retrieval upon login</w:t>
-      </w:r>
-      <w:r>
-        <w:rPr>
-          <w:rFonts w:ascii="Arial" w:hAnsi="Arial" w:cs="Arial"/>
-        </w:rPr>
-        <w:t xml:space="preserve"> authorisation</w:t>
-      </w:r>
-      <w:r>
-        <w:rPr>
-          <w:rFonts w:ascii="Arial" w:hAnsi="Arial" w:cs="Arial"/>
-        </w:rPr>
-        <w:t>.</w:t>
-      </w:r>
-      <w:r>
-        <w:rPr>
-          <w:rFonts w:ascii="Arial" w:hAnsi="Arial" w:cs="Arial"/>
-        </w:rPr>
-        <w:t xml:space="preserve"> </w:t>
-      </w:r>
-    </w:p>
-    <w:p>
-      <w:pPr>
-        <w:pStyle w:val="ListParagraph"/>
-        <w:numPr>
-          <w:ilvl w:val="0"/>
-          <w:numId w:val="18"/>
-        </w:numPr>
-        <w:autoSpaceDE w:val="0"/>
-        <w:autoSpaceDN w:val="0"/>
-        <w:adjustRightInd w:val="0"/>
-        <w:jc w:val="both"/>
-        <w:rPr>
-          <w:rFonts w:ascii="Arial" w:hAnsi="Arial" w:cs="Arial"/>
-        </w:rPr>
-      </w:pPr>
-      <w:r>
-        <w:rPr>
-          <w:rFonts w:ascii="Arial" w:hAnsi="Arial" w:cs="Arial"/>
-        </w:rPr>
-        <w:t>Car data is auto retrieved from a web API upon the entry of a valid car reg</w:t>
-      </w:r>
-      <w:r>
-        <w:rPr>
-          <w:rFonts w:ascii="Arial" w:hAnsi="Arial" w:cs="Arial"/>
-        </w:rPr>
-        <w:t>istration</w:t>
-      </w:r>
-      <w:r>
-        <w:rPr>
-          <w:rFonts w:ascii="Arial" w:hAnsi="Arial" w:cs="Arial"/>
-        </w:rPr>
-        <w:t xml:space="preserve"> and other inputs allow for camera or voice inputs.</w:t>
-      </w:r>
-      <w:r>
-        <w:rPr>
-          <w:rFonts w:ascii="Arial" w:hAnsi="Arial" w:cs="Arial"/>
-        </w:rPr>
-        <w:t xml:space="preserve"> </w:t>
-      </w:r>
-    </w:p>
-    <w:p>
-      <w:pPr>
-        <w:pStyle w:val="ListParagraph"/>
-        <w:numPr>
-          <w:ilvl w:val="0"/>
-          <w:numId w:val="18"/>
-        </w:numPr>
-        <w:autoSpaceDE w:val="0"/>
-        <w:autoSpaceDN w:val="0"/>
-        <w:adjustRightInd w:val="0"/>
-        <w:jc w:val="both"/>
-        <w:rPr>
-          <w:rFonts w:ascii="Arial" w:hAnsi="Arial" w:cs="Arial"/>
-        </w:rPr>
-      </w:pPr>
-      <w:r>
-        <w:rPr>
-          <w:rFonts w:ascii="Arial" w:hAnsi="Arial" w:cs="Arial"/>
-        </w:rPr>
-        <w:lastRenderedPageBreak/>
-        <w:t xml:space="preserve">Service station location and name </w:t>
-      </w:r>
-      <w:r>
-        <w:rPr>
-          <w:rFonts w:ascii="Arial" w:hAnsi="Arial" w:cs="Arial"/>
-        </w:rPr>
-        <w:t>are</w:t>
-      </w:r>
-      <w:r>
-        <w:rPr>
-          <w:rFonts w:ascii="Arial" w:hAnsi="Arial" w:cs="Arial"/>
-        </w:rPr>
-        <w:t xml:space="preserve"> auto retrieved using GPS and added to the records upon refuel data being entered. </w:t>
-      </w:r>
-    </w:p>
-    <w:p>
-      <w:pPr>
-        <w:pStyle w:val="ListParagraph"/>
-        <w:numPr>
-          <w:ilvl w:val="0"/>
-          <w:numId w:val="18"/>
-        </w:numPr>
-        <w:autoSpaceDE w:val="0"/>
-        <w:autoSpaceDN w:val="0"/>
-        <w:adjustRightInd w:val="0"/>
-        <w:jc w:val="both"/>
-        <w:rPr>
-          <w:rFonts w:ascii="Arial" w:hAnsi="Arial" w:cs="Arial"/>
-        </w:rPr>
-      </w:pPr>
-      <w:r>
-        <w:rPr>
-          <w:rFonts w:ascii="Arial" w:hAnsi="Arial" w:cs="Arial"/>
-        </w:rPr>
-        <w:t>App can be used to generate graphs to display monthly costs and other statistics such as mileage covered and miles per gallon.</w:t>
-      </w:r>
-    </w:p>
-    <w:p>
-      <w:pPr>
-        <w:pStyle w:val="ListParagraph"/>
-        <w:numPr>
-          <w:ilvl w:val="0"/>
-          <w:numId w:val="18"/>
-        </w:numPr>
-        <w:autoSpaceDE w:val="0"/>
-        <w:autoSpaceDN w:val="0"/>
-        <w:adjustRightInd w:val="0"/>
-        <w:jc w:val="both"/>
-        <w:rPr>
-          <w:rFonts w:ascii="Arial" w:hAnsi="Arial" w:cs="Arial"/>
-        </w:rPr>
-      </w:pPr>
-      <w:r>
-        <w:rPr>
-          <w:rFonts w:ascii="Arial" w:hAnsi="Arial" w:cs="Arial"/>
-        </w:rPr>
-        <w:t>Features include multiple vehicles can added to the application.</w:t>
-      </w:r>
-    </w:p>
-    <w:p>
-      <w:pPr>
-        <w:pStyle w:val="ListParagraph"/>
-        <w:numPr>
-          <w:ilvl w:val="0"/>
-          <w:numId w:val="18"/>
-        </w:numPr>
-        <w:autoSpaceDE w:val="0"/>
-        <w:autoSpaceDN w:val="0"/>
-        <w:adjustRightInd w:val="0"/>
-        <w:jc w:val="both"/>
-        <w:rPr>
-          <w:rFonts w:ascii="Arial" w:hAnsi="Arial" w:cs="Arial"/>
-        </w:rPr>
-      </w:pPr>
-      <w:r>
-        <w:rPr>
-          <w:rFonts w:ascii="Arial" w:hAnsi="Arial" w:cs="Arial"/>
-        </w:rPr>
-        <w:t>Tracks vehicle service history providing reminders when an upcoming service is due.</w:t>
-      </w:r>
-    </w:p>
-    <w:p>
-      <w:pPr>
-        <w:autoSpaceDE w:val="0"/>
-        <w:autoSpaceDN w:val="0"/>
-        <w:adjustRightInd w:val="0"/>
-        <w:rPr>
-          <w:rFonts w:cs="Arial"/>
-          <w:b/>
-          <w:sz w:val="24"/>
-        </w:rPr>
-      </w:pPr>
-      <w:r>
-        <w:rPr>
-          <w:rFonts w:cs="Arial"/>
-          <w:b/>
-          <w:sz w:val="24"/>
-        </w:rPr>
-        <w:t>Technologies &amp; Tools Used:</w:t>
-      </w:r>
-    </w:p>
-    <w:p>
-      <w:pPr>
-        <w:autoSpaceDE w:val="0"/>
-        <w:autoSpaceDN w:val="0"/>
-        <w:adjustRightInd w:val="0"/>
-        <w:rPr>
-          <w:rFonts w:cs="Arial"/>
-          <w:sz w:val="24"/>
-        </w:rPr>
-      </w:pPr>
-      <w:r>
-        <w:rPr>
-          <w:rFonts w:cs="Arial"/>
-          <w:sz w:val="24"/>
-        </w:rPr>
-        <w:t xml:space="preserve">Java, </w:t>
-      </w:r>
-      <w:r>
-        <w:rPr>
-          <w:rFonts w:cs="Arial"/>
-          <w:sz w:val="24"/>
-        </w:rPr>
-        <w:t xml:space="preserve">XML, </w:t>
-      </w:r>
-      <w:r>
-        <w:rPr>
-          <w:rFonts w:cs="Arial"/>
-          <w:sz w:val="24"/>
-        </w:rPr>
-        <w:t>NoSQL, JavaScript</w:t>
-      </w:r>
-      <w:r>
-        <w:rPr>
-          <w:rFonts w:cs="Arial"/>
-          <w:sz w:val="24"/>
-        </w:rPr>
-        <w:t xml:space="preserve"> and GitHub</w:t>
-      </w:r>
-    </w:p>
-    <w:p>
-      <w:pPr>
-        <w:autoSpaceDE w:val="0"/>
-        <w:autoSpaceDN w:val="0"/>
-        <w:adjustRightInd w:val="0"/>
-        <w:rPr>
-          <w:rFonts w:cs="Arial"/>
-          <w:sz w:val="24"/>
-        </w:rPr>
-      </w:pPr>
-    </w:p>
-    <w:p>
-      <w:pPr>
-        <w:spacing w:after="160" w:line="259" w:lineRule="auto"/>
-        <w:rPr>
-          <w:rFonts w:cs="Arial"/>
-          <w:b/>
-          <w:sz w:val="24"/>
-        </w:rPr>
-      </w:pPr>
-      <w:r>
-        <w:rPr>
-          <w:rFonts w:cs="Arial"/>
-          <w:b/>
-          <w:sz w:val="24"/>
-        </w:rPr>
-        <w:t>Interests</w:t>
-      </w:r>
-      <w:r>
-        <w:rPr>
-          <w:rFonts w:cs="Arial"/>
-          <w:b/>
-          <w:sz w:val="24"/>
-        </w:rPr>
-        <w:t xml:space="preserve"> &amp;</w:t>
-      </w:r>
-      <w:r>
-        <w:rPr>
-          <w:rFonts w:cs="Arial"/>
-          <w:b/>
-          <w:sz w:val="24"/>
-        </w:rPr>
-        <w:t xml:space="preserve"> </w:t>
-      </w:r>
-      <w:r>
-        <w:rPr>
-          <w:rFonts w:cs="Arial"/>
-          <w:b/>
-          <w:sz w:val="24"/>
-        </w:rPr>
-        <w:t>Achieve</w:t>
-      </w:r>
-      <w:r>
-        <w:rPr>
-          <w:rFonts w:cs="Arial"/>
-          <w:b/>
-          <w:sz w:val="24"/>
-        </w:rPr>
-        <w:t xml:space="preserve">ments </w:t>
-      </w:r>
-    </w:p>
-    <w:p>
-      <w:pPr>
-        <w:rPr>
-          <w:rFonts w:cs="Arial"/>
-          <w:b/>
+          <w:rFonts w:cs="Arial"/>
+          <w:lang w:val="en-GB"/>
+        </w:rPr>
+      </w:pPr>
+    </w:p>
+    <w:p>
+      <w:pPr>
+        <w:pStyle w:val="BodyTextIndent"/>
+        <w:pBdr>
+          <w:bottom w:val="single" w:sz="12" w:space="1" w:color="auto"/>
+        </w:pBdr>
+        <w:ind w:left="0"/>
+        <w:rPr>
+          <w:rFonts w:ascii="Arial" w:hAnsi="Arial" w:cs="Arial"/>
+          <w:b/>
+          <w:color w:val="1F4E79" w:themeColor="accent1" w:themeShade="80"/>
+          <w:sz w:val="24"/>
+          <w:lang w:val="en-GB"/>
+        </w:rPr>
+      </w:pPr>
+      <w:r>
+        <w:rPr>
+          <w:rFonts w:ascii="Arial" w:hAnsi="Arial" w:cs="Arial"/>
+          <w:b/>
+          <w:color w:val="1F4E79" w:themeColor="accent1" w:themeShade="80"/>
+          <w:sz w:val="24"/>
+          <w:lang w:val="en-GB"/>
+        </w:rPr>
+        <w:t xml:space="preserve">INTERESTS </w:t>
+      </w:r>
+      <w:r>
+        <w:rPr>
+          <w:rFonts w:ascii="Arial" w:hAnsi="Arial" w:cs="Arial"/>
+          <w:b/>
+          <w:color w:val="1F4E79" w:themeColor="accent1" w:themeShade="80"/>
+          <w:sz w:val="24"/>
+          <w:lang w:val="en-GB"/>
+        </w:rPr>
+        <w:t xml:space="preserve">&amp; </w:t>
+      </w:r>
+      <w:r>
+        <w:rPr>
+          <w:rFonts w:ascii="Arial" w:hAnsi="Arial" w:cs="Arial"/>
+          <w:b/>
+          <w:color w:val="1F4E79" w:themeColor="accent1" w:themeShade="80"/>
+          <w:sz w:val="24"/>
+          <w:lang w:val="en-GB"/>
+        </w:rPr>
+        <w:t>ACHIEVEMENTS</w:t>
+      </w:r>
+    </w:p>
+    <w:p>
+      <w:pPr>
+        <w:pStyle w:val="NoSpacing"/>
+        <w:rPr>
+          <w:rFonts w:ascii="Arial" w:hAnsi="Arial" w:cs="Arial"/>
           <w:sz w:val="20"/>
           <w:szCs w:val="20"/>
+          <w:lang w:val="en-GB"/>
         </w:rPr>
       </w:pPr>
     </w:p>
     <w:p>
       <w:pPr>
         <w:pStyle w:val="NoSpacing"/>
+        <w:spacing w:line="276" w:lineRule="auto"/>
         <w:rPr>
           <w:rFonts w:ascii="Arial" w:hAnsi="Arial" w:cs="Arial"/>
           <w:sz w:val="24"/>
           <w:szCs w:val="24"/>
-          <w:lang w:val="en-US"/>
+          <w:lang w:val="en-GB"/>
         </w:rPr>
       </w:pPr>
       <w:r>
@@ -3382,184 +3035,18 @@
           <w:rFonts w:ascii="Arial" w:hAnsi="Arial" w:cs="Arial"/>
           <w:sz w:val="24"/>
           <w:szCs w:val="24"/>
-          <w:lang w:val="en-US"/>
-        </w:rPr>
-        <w:t>I have a keen interest in many sporting activities including rugby, football</w:t>
+          <w:lang w:val="en-GB"/>
+        </w:rPr>
+        <w:t>I have a keen interest in many sport</w:t>
       </w:r>
       <w:r>
         <w:rPr>
           <w:rFonts w:ascii="Arial" w:hAnsi="Arial" w:cs="Arial"/>
           <w:sz w:val="24"/>
           <w:szCs w:val="24"/>
-          <w:lang w:val="en-US"/>
-        </w:rPr>
-        <w:t>,</w:t>
-      </w:r>
-      <w:r>
-        <w:rPr>
-          <w:rFonts w:ascii="Arial" w:hAnsi="Arial" w:cs="Arial"/>
-          <w:sz w:val="24"/>
-          <w:szCs w:val="24"/>
-          <w:lang w:val="en-US"/>
-        </w:rPr>
-        <w:t xml:space="preserve"> </w:t>
-      </w:r>
-      <w:r>
-        <w:rPr>
-          <w:rFonts w:ascii="Arial" w:hAnsi="Arial" w:cs="Arial"/>
-          <w:sz w:val="24"/>
-          <w:szCs w:val="24"/>
-          <w:lang w:val="en-US"/>
-        </w:rPr>
-        <w:t>formula one</w:t>
-      </w:r>
-      <w:r>
-        <w:rPr>
-          <w:rFonts w:ascii="Arial" w:hAnsi="Arial" w:cs="Arial"/>
-          <w:sz w:val="24"/>
-          <w:szCs w:val="24"/>
-          <w:lang w:val="en-US"/>
-        </w:rPr>
-        <w:t>,</w:t>
-      </w:r>
-      <w:r>
-        <w:rPr>
-          <w:rFonts w:ascii="Arial" w:hAnsi="Arial" w:cs="Arial"/>
-          <w:sz w:val="24"/>
-          <w:szCs w:val="24"/>
-          <w:lang w:val="en-US"/>
-        </w:rPr>
-        <w:t xml:space="preserve"> horse racing,</w:t>
-      </w:r>
-      <w:r>
-        <w:rPr>
-          <w:rFonts w:ascii="Arial" w:hAnsi="Arial" w:cs="Arial"/>
-          <w:sz w:val="24"/>
-          <w:szCs w:val="24"/>
-          <w:lang w:val="en-US"/>
-        </w:rPr>
-        <w:t xml:space="preserve"> darts and tennis and I proudly hold a Wicklow GAA under 16 winner’s medal</w:t>
-      </w:r>
-      <w:r>
-        <w:rPr>
-          <w:rFonts w:ascii="Arial" w:hAnsi="Arial" w:cs="Arial"/>
-          <w:sz w:val="24"/>
-          <w:szCs w:val="24"/>
-          <w:lang w:val="en-US"/>
-        </w:rPr>
-        <w:t>.</w:t>
-      </w:r>
-    </w:p>
-    <w:p>
-      <w:pPr>
-        <w:pStyle w:val="NoSpacing"/>
-        <w:rPr>
-          <w:rFonts w:ascii="Arial" w:hAnsi="Arial" w:cs="Arial"/>
-          <w:sz w:val="24"/>
-          <w:szCs w:val="24"/>
-          <w:lang w:val="en-US"/>
-        </w:rPr>
-      </w:pPr>
-      <w:r>
-        <w:rPr>
-          <w:rFonts w:ascii="Arial" w:hAnsi="Arial" w:cs="Arial"/>
-          <w:sz w:val="24"/>
-          <w:szCs w:val="24"/>
-          <w:lang w:val="en-US"/>
-        </w:rPr>
-        <w:t>I also have a love for music and I am a regular concert goer</w:t>
-      </w:r>
-      <w:r>
-        <w:rPr>
-          <w:rFonts w:ascii="Arial" w:hAnsi="Arial" w:cs="Arial"/>
-          <w:sz w:val="24"/>
-          <w:szCs w:val="24"/>
-          <w:lang w:val="en-US"/>
-        </w:rPr>
-        <w:t>. I</w:t>
-      </w:r>
-      <w:r>
-        <w:rPr>
-          <w:rFonts w:ascii="Arial" w:hAnsi="Arial" w:cs="Arial"/>
-          <w:sz w:val="24"/>
-          <w:szCs w:val="24"/>
-          <w:lang w:val="en-US"/>
-        </w:rPr>
-        <w:t xml:space="preserve"> play </w:t>
-      </w:r>
-      <w:r>
-        <w:rPr>
-          <w:rFonts w:ascii="Arial" w:hAnsi="Arial" w:cs="Arial"/>
-          <w:sz w:val="24"/>
-          <w:szCs w:val="24"/>
-          <w:lang w:val="en-US"/>
-        </w:rPr>
-        <w:t xml:space="preserve">the </w:t>
-      </w:r>
-      <w:r>
-        <w:rPr>
-          <w:rFonts w:ascii="Arial" w:hAnsi="Arial" w:cs="Arial"/>
-          <w:sz w:val="24"/>
-          <w:szCs w:val="24"/>
-          <w:lang w:val="en-US"/>
-        </w:rPr>
-        <w:t>guitar</w:t>
-      </w:r>
-      <w:r>
-        <w:rPr>
-          <w:rFonts w:ascii="Arial" w:hAnsi="Arial" w:cs="Arial"/>
-          <w:sz w:val="24"/>
-          <w:szCs w:val="24"/>
-          <w:lang w:val="en-US"/>
-        </w:rPr>
-        <w:t xml:space="preserve"> as well as having grade level 3</w:t>
-      </w:r>
-      <w:r>
-        <w:rPr>
-          <w:rFonts w:ascii="Arial" w:hAnsi="Arial" w:cs="Arial"/>
-          <w:sz w:val="24"/>
-          <w:szCs w:val="24"/>
-          <w:lang w:val="en-US"/>
-        </w:rPr>
-        <w:t xml:space="preserve"> on classical clarinet.</w:t>
-      </w:r>
-    </w:p>
-    <w:p>
-      <w:pPr>
-        <w:pStyle w:val="NoSpacing"/>
-        <w:rPr>
-          <w:rFonts w:ascii="Arial" w:hAnsi="Arial" w:cs="Arial"/>
-          <w:sz w:val="24"/>
-          <w:szCs w:val="24"/>
-          <w:lang w:val="en-US"/>
-        </w:rPr>
-      </w:pPr>
-      <w:r>
-        <w:rPr>
-          <w:rFonts w:ascii="Arial" w:hAnsi="Arial" w:cs="Arial"/>
-          <w:sz w:val="24"/>
-          <w:szCs w:val="24"/>
-          <w:lang w:val="en-US"/>
-        </w:rPr>
-        <w:t xml:space="preserve">I often undertake small programming projects in my own time such as bash scripts or small programs </w:t>
-      </w:r>
-      <w:r>
-        <w:rPr>
-          <w:rFonts w:ascii="Arial" w:hAnsi="Arial" w:cs="Arial"/>
-          <w:sz w:val="24"/>
-          <w:szCs w:val="24"/>
-          <w:lang w:val="en-US"/>
-        </w:rPr>
-        <w:t>that incorporate</w:t>
-      </w:r>
-      <w:r>
-        <w:rPr>
-          <w:rFonts w:ascii="Arial" w:hAnsi="Arial" w:cs="Arial"/>
-          <w:sz w:val="24"/>
-          <w:szCs w:val="24"/>
-          <w:lang w:val="en-US"/>
-        </w:rPr>
-        <w:t xml:space="preserve"> GUI’s to make some personal mundane tasks simpler.</w:t>
+          <w:lang w:val="en-GB"/>
+        </w:rPr>
+        <w:t>s, music and programming.</w:t>
       </w:r>
     </w:p>
     <w:p>
@@ -3569,25 +3056,34 @@
           <w:rFonts w:ascii="Arial" w:hAnsi="Arial" w:cs="Arial"/>
           <w:sz w:val="22"/>
           <w:szCs w:val="22"/>
-        </w:rPr>
-      </w:pPr>
-    </w:p>
-    <w:p>
-      <w:pPr>
-        <w:pStyle w:val="BodyText"/>
-        <w:rPr>
-          <w:rFonts w:ascii="Arial" w:hAnsi="Arial" w:cs="Arial"/>
-          <w:b/>
-          <w:sz w:val="24"/>
-        </w:rPr>
-      </w:pPr>
-      <w:r>
-        <w:rPr>
-          <w:rFonts w:ascii="Arial" w:hAnsi="Arial" w:cs="Arial"/>
-          <w:b/>
-          <w:sz w:val="24"/>
-        </w:rPr>
-        <w:t>References</w:t>
+          <w:lang w:val="en-GB"/>
+        </w:rPr>
+      </w:pPr>
+    </w:p>
+    <w:p>
+      <w:pPr>
+        <w:pStyle w:val="BodyTextIndent"/>
+        <w:pBdr>
+          <w:bottom w:val="single" w:sz="12" w:space="1" w:color="auto"/>
+        </w:pBdr>
+        <w:ind w:left="0"/>
+        <w:rPr>
+          <w:rFonts w:ascii="Arial" w:hAnsi="Arial" w:cs="Arial"/>
+          <w:b/>
+          <w:color w:val="1F4E79" w:themeColor="accent1" w:themeShade="80"/>
+          <w:sz w:val="24"/>
+          <w:lang w:val="en-GB"/>
+        </w:rPr>
+      </w:pPr>
+      <w:r>
+        <w:rPr>
+          <w:rFonts w:ascii="Arial" w:hAnsi="Arial" w:cs="Arial"/>
+          <w:b/>
+          <w:color w:val="1F4E79" w:themeColor="accent1" w:themeShade="80"/>
+          <w:sz w:val="24"/>
+          <w:lang w:val="en-GB"/>
+        </w:rPr>
+        <w:t>REFERENCES</w:t>
       </w:r>
     </w:p>
     <w:p>
@@ -3600,21 +3096,35 @@
           <w:color w:val="auto"/>
           <w:sz w:val="20"/>
           <w:szCs w:val="20"/>
-          <w:lang w:val="en-IE"/>
+          <w:lang w:val="en-GB"/>
         </w:rPr>
       </w:pPr>
     </w:p>
     <w:p>
       <w:pPr>
         <w:pStyle w:val="BodyTextIndent"/>
+        <w:spacing w:line="276" w:lineRule="auto"/>
         <w:ind w:left="0"/>
         <w:rPr>
           <w:rFonts w:ascii="Arial" w:hAnsi="Arial" w:cs="Arial"/>
           <w:color w:val="333333"/>
           <w:szCs w:val="22"/>
           <w:shd w:val="clear" w:color="auto" w:fill="FFFFFF"/>
-        </w:rPr>
-      </w:pPr>
+          <w:lang w:val="en-GB"/>
+        </w:rPr>
+      </w:pPr>
+      <w:r>
+        <w:rPr>
+          <w:rStyle w:val="apple-converted-space"/>
+          <w:rFonts w:ascii="Arial" w:hAnsi="Arial" w:cs="Arial"/>
+          <w:b/>
+          <w:color w:val="000000" w:themeColor="text1"/>
+          <w:szCs w:val="22"/>
+          <w:shd w:val="clear" w:color="auto" w:fill="FFFFFF"/>
+          <w:lang w:val="en-GB"/>
+        </w:rPr>
+        <w:t>Claire Lawlor</w:t>
+      </w:r>
       <w:r>
         <w:rPr>
           <w:rStyle w:val="Strong"/>
@@ -3622,77 +3132,290 @@
           <w:color w:val="000000" w:themeColor="text1"/>
           <w:szCs w:val="22"/>
           <w:shd w:val="clear" w:color="auto" w:fill="FFFFFF"/>
+          <w:lang w:val="en-GB"/>
+        </w:rPr>
+        <w:t xml:space="preserve"> </w:t>
+      </w:r>
+      <w:r>
+        <w:rPr>
+          <w:rStyle w:val="Strong"/>
+          <w:rFonts w:ascii="Arial" w:hAnsi="Arial" w:cs="Arial"/>
+          <w:color w:val="000000" w:themeColor="text1"/>
+          <w:szCs w:val="22"/>
+          <w:shd w:val="clear" w:color="auto" w:fill="FFFFFF"/>
+          <w:lang w:val="en-GB"/>
+        </w:rPr>
+        <w:tab/>
+      </w:r>
+      <w:r>
+        <w:rPr>
+          <w:rStyle w:val="Strong"/>
+          <w:rFonts w:ascii="Arial" w:hAnsi="Arial" w:cs="Arial"/>
+          <w:color w:val="000000" w:themeColor="text1"/>
+          <w:szCs w:val="22"/>
+          <w:shd w:val="clear" w:color="auto" w:fill="FFFFFF"/>
+          <w:lang w:val="en-GB"/>
+        </w:rPr>
+        <w:tab/>
+      </w:r>
+      <w:r>
+        <w:rPr>
+          <w:rStyle w:val="Strong"/>
+          <w:rFonts w:ascii="Arial" w:hAnsi="Arial" w:cs="Arial"/>
+          <w:color w:val="000000" w:themeColor="text1"/>
+          <w:szCs w:val="22"/>
+          <w:shd w:val="clear" w:color="auto" w:fill="FFFFFF"/>
+          <w:lang w:val="en-GB"/>
+        </w:rPr>
+        <w:tab/>
+      </w:r>
+      <w:r>
+        <w:rPr>
+          <w:rStyle w:val="Strong"/>
+          <w:rFonts w:ascii="Arial" w:hAnsi="Arial" w:cs="Arial"/>
+          <w:color w:val="000000" w:themeColor="text1"/>
+          <w:szCs w:val="22"/>
+          <w:shd w:val="clear" w:color="auto" w:fill="FFFFFF"/>
+          <w:lang w:val="en-GB"/>
+        </w:rPr>
+        <w:tab/>
+      </w:r>
+      <w:r>
+        <w:rPr>
+          <w:rStyle w:val="Strong"/>
+          <w:rFonts w:ascii="Arial" w:hAnsi="Arial" w:cs="Arial"/>
+          <w:color w:val="000000" w:themeColor="text1"/>
+          <w:szCs w:val="22"/>
+          <w:shd w:val="clear" w:color="auto" w:fill="FFFFFF"/>
+          <w:lang w:val="en-GB"/>
+        </w:rPr>
+        <w:tab/>
+      </w:r>
+      <w:r>
+        <w:rPr>
+          <w:rStyle w:val="Strong"/>
+          <w:rFonts w:ascii="Arial" w:hAnsi="Arial" w:cs="Arial"/>
+          <w:color w:val="000000" w:themeColor="text1"/>
+          <w:szCs w:val="22"/>
+          <w:shd w:val="clear" w:color="auto" w:fill="FFFFFF"/>
+          <w:lang w:val="en-GB"/>
         </w:rPr>
         <w:t>Paul Johnston</w:t>
       </w:r>
       <w:r>
         <w:rPr>
+          <w:rFonts w:ascii="Arial" w:hAnsi="Arial" w:cs="Arial"/>
+          <w:color w:val="333333"/>
+          <w:szCs w:val="22"/>
+          <w:lang w:val="en-GB"/>
+        </w:rPr>
+        <w:br/>
+      </w:r>
+      <w:r>
+        <w:rPr>
           <w:rStyle w:val="apple-converted-space"/>
           <w:rFonts w:ascii="Arial" w:hAnsi="Arial" w:cs="Arial"/>
-          <w:color w:val="333333"/>
+          <w:color w:val="auto"/>
           <w:szCs w:val="22"/>
           <w:shd w:val="clear" w:color="auto" w:fill="FFFFFF"/>
+          <w:lang w:val="en-GB"/>
+        </w:rPr>
+        <w:t>Software Delivery Manager,</w:t>
+      </w:r>
+      <w:r>
+        <w:rPr>
+          <w:rFonts w:ascii="Arial" w:hAnsi="Arial" w:cs="Arial"/>
+          <w:color w:val="auto"/>
+          <w:szCs w:val="22"/>
+          <w:shd w:val="clear" w:color="auto" w:fill="FFFFFF"/>
+          <w:lang w:val="en-GB"/>
+        </w:rPr>
+        <w:t xml:space="preserve"> </w:t>
+      </w:r>
+      <w:r>
+        <w:rPr>
+          <w:rFonts w:ascii="Arial" w:hAnsi="Arial" w:cs="Arial"/>
+          <w:color w:val="auto"/>
+          <w:szCs w:val="22"/>
+          <w:shd w:val="clear" w:color="auto" w:fill="FFFFFF"/>
+          <w:lang w:val="en-GB"/>
         </w:rPr>
         <w:tab/>
       </w:r>
       <w:r>
         <w:rPr>
+          <w:rFonts w:ascii="Arial" w:hAnsi="Arial" w:cs="Arial"/>
+          <w:color w:val="auto"/>
+          <w:szCs w:val="22"/>
+          <w:shd w:val="clear" w:color="auto" w:fill="FFFFFF"/>
+          <w:lang w:val="en-GB"/>
+        </w:rPr>
+        <w:tab/>
+      </w:r>
+      <w:r>
+        <w:rPr>
+          <w:rFonts w:ascii="Arial" w:hAnsi="Arial" w:cs="Arial"/>
+          <w:color w:val="auto"/>
+          <w:szCs w:val="22"/>
+          <w:shd w:val="clear" w:color="auto" w:fill="FFFFFF"/>
+          <w:lang w:val="en-GB"/>
+        </w:rPr>
+        <w:tab/>
+      </w:r>
+      <w:r>
+        <w:rPr>
+          <w:rFonts w:ascii="Arial" w:hAnsi="Arial" w:cs="Arial"/>
+          <w:color w:val="auto"/>
+          <w:szCs w:val="22"/>
+          <w:shd w:val="clear" w:color="auto" w:fill="FFFFFF"/>
+          <w:lang w:val="en-GB"/>
+        </w:rPr>
+        <w:tab/>
+      </w:r>
+      <w:r>
+        <w:rPr>
+          <w:rFonts w:ascii="Arial" w:hAnsi="Arial" w:cs="Arial"/>
+          <w:color w:val="auto"/>
+          <w:szCs w:val="22"/>
+          <w:shd w:val="clear" w:color="auto" w:fill="FFFFFF"/>
+          <w:lang w:val="en-GB"/>
+        </w:rPr>
+        <w:t>Director</w:t>
+      </w:r>
+      <w:r>
+        <w:rPr>
+          <w:rFonts w:ascii="Arial" w:hAnsi="Arial" w:cs="Arial"/>
+          <w:color w:val="auto"/>
+          <w:szCs w:val="22"/>
+          <w:shd w:val="clear" w:color="auto" w:fill="FFFFFF"/>
+          <w:lang w:val="en-GB"/>
+        </w:rPr>
+        <w:t>,</w:t>
+      </w:r>
+      <w:r>
+        <w:rPr>
+          <w:rFonts w:ascii="Arial" w:hAnsi="Arial" w:cs="Arial"/>
+          <w:color w:val="auto"/>
+          <w:szCs w:val="22"/>
+          <w:lang w:val="en-GB"/>
+        </w:rPr>
+        <w:br/>
+      </w:r>
+      <w:r>
+        <w:rPr>
           <w:rStyle w:val="apple-converted-space"/>
           <w:rFonts w:ascii="Arial" w:hAnsi="Arial" w:cs="Arial"/>
-          <w:color w:val="333333"/>
+          <w:color w:val="auto"/>
           <w:szCs w:val="22"/>
           <w:shd w:val="clear" w:color="auto" w:fill="FFFFFF"/>
+          <w:lang w:val="en-GB"/>
+        </w:rPr>
+        <w:t>Aspire Technology</w:t>
+      </w:r>
+      <w:r>
+        <w:rPr>
+          <w:rStyle w:val="apple-converted-space"/>
+          <w:rFonts w:ascii="Arial" w:hAnsi="Arial" w:cs="Arial"/>
+          <w:color w:val="auto"/>
+          <w:szCs w:val="22"/>
+          <w:shd w:val="clear" w:color="auto" w:fill="FFFFFF"/>
+          <w:lang w:val="en-GB"/>
+        </w:rPr>
+        <w:t>, Sandyford</w:t>
+      </w:r>
+      <w:r>
+        <w:rPr>
+          <w:rFonts w:ascii="Arial" w:hAnsi="Arial" w:cs="Arial"/>
+          <w:color w:val="auto"/>
+          <w:szCs w:val="22"/>
+          <w:shd w:val="clear" w:color="auto" w:fill="FFFFFF"/>
+          <w:lang w:val="en-GB"/>
+        </w:rPr>
+        <w:t>,</w:t>
+      </w:r>
+      <w:r>
+        <w:rPr>
+          <w:rFonts w:ascii="Arial" w:hAnsi="Arial" w:cs="Arial"/>
+          <w:color w:val="auto"/>
+          <w:szCs w:val="22"/>
+          <w:shd w:val="clear" w:color="auto" w:fill="FFFFFF"/>
+          <w:lang w:val="en-GB"/>
         </w:rPr>
         <w:tab/>
       </w:r>
       <w:r>
         <w:rPr>
-          <w:rStyle w:val="apple-converted-space"/>
-          <w:rFonts w:ascii="Arial" w:hAnsi="Arial" w:cs="Arial"/>
-          <w:color w:val="333333"/>
+          <w:rFonts w:ascii="Arial" w:hAnsi="Arial" w:cs="Arial"/>
+          <w:color w:val="auto"/>
           <w:szCs w:val="22"/>
           <w:shd w:val="clear" w:color="auto" w:fill="FFFFFF"/>
+          <w:lang w:val="en-GB"/>
         </w:rPr>
         <w:tab/>
       </w:r>
       <w:r>
         <w:rPr>
-          <w:rStyle w:val="apple-converted-space"/>
-          <w:rFonts w:ascii="Arial" w:hAnsi="Arial" w:cs="Arial"/>
-          <w:color w:val="333333"/>
+          <w:rFonts w:ascii="Arial" w:hAnsi="Arial" w:cs="Arial"/>
+          <w:color w:val="auto"/>
           <w:szCs w:val="22"/>
           <w:shd w:val="clear" w:color="auto" w:fill="FFFFFF"/>
+          <w:lang w:val="en-GB"/>
         </w:rPr>
         <w:tab/>
       </w:r>
       <w:r>
         <w:rPr>
-          <w:rStyle w:val="apple-converted-space"/>
-          <w:rFonts w:ascii="Arial" w:hAnsi="Arial" w:cs="Arial"/>
-          <w:color w:val="333333"/>
+          <w:rFonts w:ascii="Arial" w:hAnsi="Arial" w:cs="Arial"/>
+          <w:color w:val="auto"/>
           <w:szCs w:val="22"/>
           <w:shd w:val="clear" w:color="auto" w:fill="FFFFFF"/>
+          <w:lang w:val="en-GB"/>
+        </w:rPr>
+        <w:t>O’Doherty’s Audio &amp; Video Productions Ltd.</w:t>
+      </w:r>
+    </w:p>
+    <w:p>
+      <w:pPr>
+        <w:pStyle w:val="BodyTextIndent"/>
+        <w:spacing w:line="276" w:lineRule="auto"/>
+        <w:ind w:left="0"/>
+        <w:rPr>
+          <w:rFonts w:ascii="Arial" w:hAnsi="Arial" w:cs="Arial"/>
+          <w:color w:val="auto"/>
+          <w:szCs w:val="22"/>
+          <w:shd w:val="clear" w:color="auto" w:fill="FFFFFF"/>
+          <w:lang w:val="en-GB"/>
+        </w:rPr>
+      </w:pPr>
+      <w:r>
+        <w:rPr>
+          <w:rFonts w:ascii="Arial" w:hAnsi="Arial" w:cs="Arial"/>
+          <w:color w:val="auto"/>
+          <w:szCs w:val="22"/>
+          <w:shd w:val="clear" w:color="auto" w:fill="FFFFFF"/>
+          <w:lang w:val="en-GB"/>
+        </w:rPr>
+        <w:t>Tel: +353 87 981 3032</w:t>
+      </w:r>
+      <w:r>
+        <w:rPr>
+          <w:rFonts w:ascii="Arial" w:hAnsi="Arial" w:cs="Arial"/>
+          <w:color w:val="auto"/>
+          <w:szCs w:val="22"/>
+          <w:shd w:val="clear" w:color="auto" w:fill="FFFFFF"/>
+          <w:lang w:val="en-GB"/>
         </w:rPr>
         <w:tab/>
       </w:r>
       <w:r>
         <w:rPr>
-          <w:rStyle w:val="apple-converted-space"/>
-          <w:rFonts w:ascii="Arial" w:hAnsi="Arial" w:cs="Arial"/>
-          <w:b/>
-          <w:color w:val="000000" w:themeColor="text1"/>
+          <w:rFonts w:ascii="Arial" w:hAnsi="Arial" w:cs="Arial"/>
+          <w:color w:val="auto"/>
           <w:szCs w:val="22"/>
           <w:shd w:val="clear" w:color="auto" w:fill="FFFFFF"/>
-        </w:rPr>
-        <w:t>Claire Lawlor</w:t>
-      </w:r>
-      <w:r>
-        <w:rPr>
-          <w:rFonts w:ascii="Arial" w:hAnsi="Arial" w:cs="Arial"/>
-          <w:color w:val="333333"/>
-          <w:szCs w:val="22"/>
-        </w:rPr>
-        <w:br/>
+          <w:lang w:val="en-GB"/>
+        </w:rPr>
+        <w:tab/>
       </w:r>
       <w:r>
         <w:rPr>
@@ -3700,90 +3423,89 @@
           <w:color w:val="auto"/>
           <w:szCs w:val="22"/>
           <w:shd w:val="clear" w:color="auto" w:fill="FFFFFF"/>
-        </w:rPr>
-        <w:t>Director.</w:t>
-      </w:r>
-      <w:r>
-        <w:rPr>
-          <w:rStyle w:val="apple-converted-space"/>
+          <w:lang w:val="en-GB"/>
+        </w:rPr>
+        <w:tab/>
+      </w:r>
+      <w:r>
+        <w:rPr>
           <w:rFonts w:ascii="Arial" w:hAnsi="Arial" w:cs="Arial"/>
           <w:color w:val="auto"/>
           <w:szCs w:val="22"/>
           <w:shd w:val="clear" w:color="auto" w:fill="FFFFFF"/>
-        </w:rPr>
-        <w:t> </w:t>
-      </w:r>
-      <w:r>
-        <w:rPr>
-          <w:rStyle w:val="apple-converted-space"/>
+          <w:lang w:val="en-GB"/>
+        </w:rPr>
+        <w:tab/>
+      </w:r>
+      <w:r>
+        <w:rPr>
           <w:rFonts w:ascii="Arial" w:hAnsi="Arial" w:cs="Arial"/>
           <w:color w:val="auto"/>
           <w:szCs w:val="22"/>
           <w:shd w:val="clear" w:color="auto" w:fill="FFFFFF"/>
-        </w:rPr>
-        <w:tab/>
-      </w:r>
-      <w:r>
-        <w:rPr>
-          <w:rStyle w:val="apple-converted-space"/>
+          <w:lang w:val="en-GB"/>
+        </w:rPr>
+        <w:t>Tel</w:t>
+      </w:r>
+      <w:r>
+        <w:rPr>
           <w:rFonts w:ascii="Arial" w:hAnsi="Arial" w:cs="Arial"/>
           <w:color w:val="auto"/>
           <w:szCs w:val="22"/>
           <w:shd w:val="clear" w:color="auto" w:fill="FFFFFF"/>
-        </w:rPr>
-        <w:tab/>
-      </w:r>
-      <w:r>
-        <w:rPr>
-          <w:rStyle w:val="apple-converted-space"/>
+          <w:lang w:val="en-GB"/>
+        </w:rPr>
+        <w:t>: +353</w:t>
+      </w:r>
+      <w:r>
+        <w:rPr>
           <w:rFonts w:ascii="Arial" w:hAnsi="Arial" w:cs="Arial"/>
           <w:color w:val="auto"/>
           <w:szCs w:val="22"/>
           <w:shd w:val="clear" w:color="auto" w:fill="FFFFFF"/>
-        </w:rPr>
-        <w:tab/>
-      </w:r>
-      <w:r>
-        <w:rPr>
-          <w:rStyle w:val="apple-converted-space"/>
+          <w:lang w:val="en-GB"/>
+        </w:rPr>
+        <w:t xml:space="preserve"> </w:t>
+      </w:r>
+      <w:r>
+        <w:rPr>
           <w:rFonts w:ascii="Arial" w:hAnsi="Arial" w:cs="Arial"/>
           <w:color w:val="auto"/>
           <w:szCs w:val="22"/>
           <w:shd w:val="clear" w:color="auto" w:fill="FFFFFF"/>
-        </w:rPr>
-        <w:tab/>
-      </w:r>
-      <w:bookmarkStart w:id="0" w:name="_GoBack"/>
-      <w:bookmarkEnd w:id="0"/>
-      <w:r>
-        <w:rPr>
-          <w:rStyle w:val="apple-converted-space"/>
+          <w:lang w:val="en-GB"/>
+        </w:rPr>
+        <w:t>86</w:t>
+      </w:r>
+      <w:r>
+        <w:rPr>
           <w:rFonts w:ascii="Arial" w:hAnsi="Arial" w:cs="Arial"/>
           <w:color w:val="auto"/>
           <w:szCs w:val="22"/>
           <w:shd w:val="clear" w:color="auto" w:fill="FFFFFF"/>
-        </w:rPr>
-        <w:tab/>
-      </w:r>
-      <w:r>
-        <w:rPr>
-          <w:rStyle w:val="apple-converted-space"/>
+          <w:lang w:val="en-GB"/>
+        </w:rPr>
+        <w:t xml:space="preserve"> </w:t>
+      </w:r>
+      <w:r>
+        <w:rPr>
           <w:rFonts w:ascii="Arial" w:hAnsi="Arial" w:cs="Arial"/>
           <w:color w:val="auto"/>
           <w:szCs w:val="22"/>
           <w:shd w:val="clear" w:color="auto" w:fill="FFFFFF"/>
-        </w:rPr>
-        <w:tab/>
-      </w:r>
-      <w:r>
-        <w:rPr>
-          <w:rStyle w:val="apple-converted-space"/>
+          <w:lang w:val="en-GB"/>
+        </w:rPr>
+        <w:t>256</w:t>
+      </w:r>
+      <w:r>
+        <w:rPr>
           <w:rFonts w:ascii="Arial" w:hAnsi="Arial" w:cs="Arial"/>
           <w:color w:val="auto"/>
           <w:szCs w:val="22"/>
           <w:shd w:val="clear" w:color="auto" w:fill="FFFFFF"/>
-        </w:rPr>
-        <w:t>Software Delivery Manager</w:t>
+          <w:lang w:val="en-GB"/>
+        </w:rPr>
+        <w:t xml:space="preserve"> </w:t>
       </w:r>
       <w:r>
         <w:rPr>
@@ -3791,219 +3513,10 @@
           <w:color w:val="auto"/>
           <w:szCs w:val="22"/>
           <w:shd w:val="clear" w:color="auto" w:fill="FFFFFF"/>
-        </w:rPr>
-        <w:t>,</w:t>
-      </w:r>
-      <w:r>
-        <w:rPr>
-          <w:rFonts w:ascii="Arial" w:hAnsi="Arial" w:cs="Arial"/>
-          <w:color w:val="auto"/>
-          <w:szCs w:val="22"/>
-          <w:shd w:val="clear" w:color="auto" w:fill="FFFFFF"/>
-        </w:rPr>
-        <w:t xml:space="preserve"> </w:t>
-      </w:r>
-      <w:r>
-        <w:rPr>
-          <w:rFonts w:ascii="Arial" w:hAnsi="Arial" w:cs="Arial"/>
-          <w:color w:val="auto"/>
-          <w:szCs w:val="22"/>
-        </w:rPr>
-        <w:br/>
-      </w:r>
-      <w:r>
-        <w:rPr>
-          <w:rFonts w:ascii="Arial" w:hAnsi="Arial" w:cs="Arial"/>
-          <w:color w:val="auto"/>
-          <w:szCs w:val="22"/>
-          <w:shd w:val="clear" w:color="auto" w:fill="FFFFFF"/>
-        </w:rPr>
-        <w:t>O’Doherty’s Audio &amp; Video Productions Ltd.</w:t>
-      </w:r>
-      <w:r>
-        <w:rPr>
-          <w:rStyle w:val="apple-converted-space"/>
-          <w:rFonts w:ascii="Arial" w:hAnsi="Arial" w:cs="Arial"/>
-          <w:color w:val="auto"/>
-          <w:szCs w:val="22"/>
-          <w:shd w:val="clear" w:color="auto" w:fill="FFFFFF"/>
-        </w:rPr>
-        <w:t> </w:t>
-      </w:r>
-      <w:r>
-        <w:rPr>
-          <w:rStyle w:val="apple-converted-space"/>
-          <w:rFonts w:ascii="Arial" w:hAnsi="Arial" w:cs="Arial"/>
-          <w:color w:val="auto"/>
-          <w:szCs w:val="22"/>
-          <w:shd w:val="clear" w:color="auto" w:fill="FFFFFF"/>
-        </w:rPr>
-        <w:tab/>
-      </w:r>
-      <w:r>
-        <w:rPr>
-          <w:rStyle w:val="apple-converted-space"/>
-          <w:rFonts w:ascii="Arial" w:hAnsi="Arial" w:cs="Arial"/>
-          <w:color w:val="auto"/>
-          <w:szCs w:val="22"/>
-          <w:shd w:val="clear" w:color="auto" w:fill="FFFFFF"/>
-        </w:rPr>
-        <w:tab/>
-      </w:r>
-      <w:r>
-        <w:rPr>
-          <w:rStyle w:val="apple-converted-space"/>
-          <w:rFonts w:ascii="Arial" w:hAnsi="Arial" w:cs="Arial"/>
-          <w:color w:val="auto"/>
-          <w:szCs w:val="22"/>
-          <w:shd w:val="clear" w:color="auto" w:fill="FFFFFF"/>
-        </w:rPr>
-        <w:t>Aspire Technology Ltd, Sandyford</w:t>
-      </w:r>
-    </w:p>
-    <w:p>
-      <w:pPr>
-        <w:pStyle w:val="BodyTextIndent"/>
-        <w:ind w:left="0"/>
-        <w:rPr>
-          <w:rFonts w:ascii="Arial" w:hAnsi="Arial" w:cs="Arial"/>
-          <w:color w:val="auto"/>
-          <w:szCs w:val="22"/>
-          <w:shd w:val="clear" w:color="auto" w:fill="FFFFFF"/>
-        </w:rPr>
-      </w:pPr>
-      <w:r>
-        <w:rPr>
-          <w:rFonts w:ascii="Arial" w:hAnsi="Arial" w:cs="Arial"/>
-          <w:color w:val="auto"/>
-          <w:szCs w:val="22"/>
-          <w:shd w:val="clear" w:color="auto" w:fill="FFFFFF"/>
-        </w:rPr>
-        <w:t>Tel</w:t>
-      </w:r>
-      <w:r>
-        <w:rPr>
-          <w:rFonts w:ascii="Arial" w:hAnsi="Arial" w:cs="Arial"/>
-          <w:color w:val="auto"/>
-          <w:szCs w:val="22"/>
-          <w:shd w:val="clear" w:color="auto" w:fill="FFFFFF"/>
-        </w:rPr>
-        <w:t>: +353</w:t>
-      </w:r>
-      <w:r>
-        <w:rPr>
-          <w:rFonts w:ascii="Arial" w:hAnsi="Arial" w:cs="Arial"/>
-          <w:color w:val="auto"/>
-          <w:szCs w:val="22"/>
-          <w:shd w:val="clear" w:color="auto" w:fill="FFFFFF"/>
-        </w:rPr>
-        <w:t>862567912</w:t>
-      </w:r>
-      <w:r>
-        <w:rPr>
-          <w:rFonts w:ascii="Arial" w:hAnsi="Arial" w:cs="Arial"/>
-          <w:color w:val="auto"/>
-          <w:szCs w:val="22"/>
-          <w:shd w:val="clear" w:color="auto" w:fill="FFFFFF"/>
-        </w:rPr>
-        <w:tab/>
-      </w:r>
-      <w:r>
-        <w:rPr>
-          <w:rFonts w:ascii="Arial" w:hAnsi="Arial" w:cs="Arial"/>
-          <w:color w:val="auto"/>
-          <w:szCs w:val="22"/>
-          <w:shd w:val="clear" w:color="auto" w:fill="FFFFFF"/>
-        </w:rPr>
-        <w:tab/>
-      </w:r>
-      <w:r>
-        <w:rPr>
-          <w:rFonts w:ascii="Arial" w:hAnsi="Arial" w:cs="Arial"/>
-          <w:color w:val="auto"/>
-          <w:szCs w:val="22"/>
-          <w:shd w:val="clear" w:color="auto" w:fill="FFFFFF"/>
-        </w:rPr>
-        <w:tab/>
-      </w:r>
-      <w:r>
-        <w:rPr>
-          <w:rFonts w:ascii="Arial" w:hAnsi="Arial" w:cs="Arial"/>
-          <w:color w:val="auto"/>
-          <w:szCs w:val="22"/>
-          <w:shd w:val="clear" w:color="auto" w:fill="FFFFFF"/>
-        </w:rPr>
-        <w:tab/>
-      </w:r>
-      <w:r>
-        <w:rPr>
-          <w:rFonts w:ascii="Arial" w:hAnsi="Arial" w:cs="Arial"/>
-          <w:color w:val="auto"/>
-          <w:szCs w:val="22"/>
-          <w:shd w:val="clear" w:color="auto" w:fill="FFFFFF"/>
-        </w:rPr>
-        <w:tab/>
-      </w:r>
-      <w:r>
-        <w:rPr>
-          <w:rFonts w:ascii="Arial" w:hAnsi="Arial" w:cs="Arial"/>
-          <w:color w:val="auto"/>
-          <w:szCs w:val="22"/>
-          <w:shd w:val="clear" w:color="auto" w:fill="FFFFFF"/>
-        </w:rPr>
-        <w:t>Tel</w:t>
-      </w:r>
-      <w:r>
-        <w:rPr>
-          <w:rFonts w:ascii="Arial" w:hAnsi="Arial" w:cs="Arial"/>
-          <w:color w:val="auto"/>
-          <w:szCs w:val="22"/>
-          <w:shd w:val="clear" w:color="auto" w:fill="FFFFFF"/>
-        </w:rPr>
-        <w:t xml:space="preserve">: </w:t>
-      </w:r>
-      <w:r>
-        <w:rPr>
-          <w:rFonts w:ascii="Arial" w:hAnsi="Arial" w:cs="Arial"/>
-          <w:color w:val="auto"/>
-          <w:szCs w:val="22"/>
-          <w:shd w:val="clear" w:color="auto" w:fill="FFFFFF"/>
-        </w:rPr>
-        <w:t>+353</w:t>
-      </w:r>
-      <w:r>
-        <w:rPr>
-          <w:rFonts w:ascii="Arial" w:hAnsi="Arial" w:cs="Arial"/>
-          <w:color w:val="auto"/>
-          <w:szCs w:val="22"/>
-          <w:shd w:val="clear" w:color="auto" w:fill="FFFFFF"/>
-        </w:rPr>
-        <w:t>879813032</w:t>
-      </w:r>
-    </w:p>
-    <w:p>
-      <w:pPr>
-        <w:pStyle w:val="BodyTextIndent"/>
-        <w:ind w:left="0"/>
-        <w:rPr>
-          <w:rFonts w:ascii="Arial" w:hAnsi="Arial" w:cs="Arial"/>
-          <w:color w:val="auto"/>
-          <w:szCs w:val="22"/>
-          <w:shd w:val="clear" w:color="auto" w:fill="FFFFFF"/>
-        </w:rPr>
-      </w:pPr>
-    </w:p>
-    <w:p>
-      <w:pPr>
-        <w:pStyle w:val="BodyTextIndent"/>
-        <w:ind w:left="0"/>
-        <w:rPr>
-          <w:rFonts w:ascii="Arial" w:hAnsi="Arial" w:cs="Arial"/>
-          <w:color w:val="auto"/>
-          <w:szCs w:val="22"/>
-          <w:lang w:val="en-GB"/>
-        </w:rPr>
-      </w:pPr>
+          <w:lang w:val="en-GB"/>
+        </w:rPr>
+        <w:t>7912</w:t>
+      </w:r>
     </w:p>
     <w:sectPr>
       <w:footerReference w:type="default" r:id="rId11"/>
@@ -4072,7 +3585,7 @@
         <w:rStyle w:val="PageNumber"/>
         <w:noProof/>
       </w:rPr>
-      <w:t>1</w:t>
+      <w:t>2</w:t>
     </w:r>
     <w:r>
       <w:rPr>
@@ -4109,7 +3622,7 @@
         <w:rStyle w:val="PageNumber"/>
         <w:noProof/>
       </w:rPr>
-      <w:t>4</w:t>
+      <w:t>2</w:t>
     </w:r>
     <w:r>
       <w:rPr>
@@ -4145,7 +3658,7 @@
 
 <file path=word/numbering.xml><?xml version="1.0" encoding="utf-8"?>
 <w:numbering xmlns:wpc="http://schemas.microsoft.com/office/word/2010/wordprocessingCanvas" xmlns:mc="http://schemas.openxmlformats.org/markup-compatibility/2006" xmlns:o="urn:schemas-microsoft-com:office:office" xmlns:r="http://schemas.openxmlformats.org/officeDocument/2006/relationships" xmlns:m="http://schemas.openxmlformats.org/officeDocument/2006/math" xmlns:v="urn:schemas-microsoft-com:vml" xmlns:wp14="http://schemas.microsoft.com/office/word/2010/wordprocessingDrawing" xmlns:wp="http://schemas.openxmlformats.org/drawingml/2006/wordprocessingDrawing" xmlns:w10="urn:schemas-microsoft-com:office:word" xmlns:w="http://schemas.openxmlformats.org/wordprocessingml/2006/main" xmlns:w14="http://schemas.microsoft.com/office/word/2010/wordml" xmlns:w15="http://schemas.microsoft.com/office/word/2012/wordml" xmlns:wpg="http://schemas.microsoft.com/office/word/2010/wordprocessingGroup" xmlns:wpi="http://schemas.microsoft.com/office/word/2010/wordprocessingInk" xmlns:wne="http://schemas.microsoft.com/office/word/2006/wordml" xmlns:wps="http://schemas.microsoft.com/office/word/2010/wordprocessingShape" mc:Ignorable="w14 w15 wp14">
-  <w:abstractNum w:abstractNumId="0">
+  <w:abstractNum w:abstractNumId="0" w15:restartNumberingAfterBreak="0">
     <w:nsid w:val="01217052"/>
     <w:multiLevelType w:val="hybridMultilevel"/>
     <w:tmpl w:val="A94C6870"/>
@@ -4285,7 +3798,7 @@
       </w:rPr>
     </w:lvl>
   </w:abstractNum>
-  <w:abstractNum w:abstractNumId="1">
+  <w:abstractNum w:abstractNumId="1" w15:restartNumberingAfterBreak="0">
     <w:nsid w:val="06A054BB"/>
     <w:multiLevelType w:val="hybridMultilevel"/>
     <w:tmpl w:val="B1468056"/>
@@ -4398,7 +3911,7 @@
       </w:rPr>
     </w:lvl>
   </w:abstractNum>
-  <w:abstractNum w:abstractNumId="2">
+  <w:abstractNum w:abstractNumId="2" w15:restartNumberingAfterBreak="0">
     <w:nsid w:val="07E87071"/>
     <w:multiLevelType w:val="hybridMultilevel"/>
     <w:tmpl w:val="CF28F02E"/>
@@ -4511,7 +4024,7 @@
       </w:rPr>
     </w:lvl>
   </w:abstractNum>
-  <w:abstractNum w:abstractNumId="3">
+  <w:abstractNum w:abstractNumId="3" w15:restartNumberingAfterBreak="0">
     <w:nsid w:val="111161F1"/>
     <w:multiLevelType w:val="hybridMultilevel"/>
     <w:tmpl w:val="28DCF9A0"/>
@@ -4624,7 +4137,7 @@
       </w:rPr>
     </w:lvl>
   </w:abstractNum>
-  <w:abstractNum w:abstractNumId="4">
+  <w:abstractNum w:abstractNumId="4" w15:restartNumberingAfterBreak="0">
     <w:nsid w:val="12487ADF"/>
     <w:multiLevelType w:val="hybridMultilevel"/>
     <w:tmpl w:val="3D6CAA20"/>
@@ -4737,7 +4250,7 @@
       </w:rPr>
     </w:lvl>
   </w:abstractNum>
-  <w:abstractNum w:abstractNumId="5">
+  <w:abstractNum w:abstractNumId="5" w15:restartNumberingAfterBreak="0">
     <w:nsid w:val="1A5C7125"/>
     <w:multiLevelType w:val="hybridMultilevel"/>
     <w:tmpl w:val="DBF8583A"/>
@@ -4853,7 +4366,7 @@
       </w:rPr>
     </w:lvl>
   </w:abstractNum>
-  <w:abstractNum w:abstractNumId="6">
+  <w:abstractNum w:abstractNumId="6" w15:restartNumberingAfterBreak="0">
     <w:nsid w:val="1A707D7F"/>
     <w:multiLevelType w:val="hybridMultilevel"/>
     <w:tmpl w:val="EA6CE502"/>
@@ -4966,7 +4479,7 @@
       </w:rPr>
     </w:lvl>
   </w:abstractNum>
-  <w:abstractNum w:abstractNumId="7">
+  <w:abstractNum w:abstractNumId="7" w15:restartNumberingAfterBreak="0">
     <w:nsid w:val="2EE96484"/>
     <w:multiLevelType w:val="hybridMultilevel"/>
     <w:tmpl w:val="C5B8A478"/>
@@ -5079,7 +4592,7 @@
       </w:rPr>
     </w:lvl>
   </w:abstractNum>
-  <w:abstractNum w:abstractNumId="8">
+  <w:abstractNum w:abstractNumId="8" w15:restartNumberingAfterBreak="0">
     <w:nsid w:val="3342259A"/>
     <w:multiLevelType w:val="hybridMultilevel"/>
     <w:tmpl w:val="74F68A04"/>
@@ -5195,7 +4708,7 @@
       </w:rPr>
     </w:lvl>
   </w:abstractNum>
-  <w:abstractNum w:abstractNumId="9">
+  <w:abstractNum w:abstractNumId="9" w15:restartNumberingAfterBreak="0">
     <w:nsid w:val="3DE300F4"/>
     <w:multiLevelType w:val="hybridMultilevel"/>
     <w:tmpl w:val="9AD46346"/>
@@ -5308,7 +4821,7 @@
       </w:rPr>
     </w:lvl>
   </w:abstractNum>
-  <w:abstractNum w:abstractNumId="10">
+  <w:abstractNum w:abstractNumId="10" w15:restartNumberingAfterBreak="0">
     <w:nsid w:val="496F7333"/>
     <w:multiLevelType w:val="hybridMultilevel"/>
     <w:tmpl w:val="A5CC155C"/>
@@ -5420,7 +4933,7 @@
       </w:rPr>
     </w:lvl>
   </w:abstractNum>
-  <w:abstractNum w:abstractNumId="11">
+  <w:abstractNum w:abstractNumId="11" w15:restartNumberingAfterBreak="0">
     <w:nsid w:val="4C860323"/>
     <w:multiLevelType w:val="hybridMultilevel"/>
     <w:tmpl w:val="85686380"/>
@@ -5533,7 +5046,7 @@
       </w:rPr>
     </w:lvl>
   </w:abstractNum>
-  <w:abstractNum w:abstractNumId="12">
+  <w:abstractNum w:abstractNumId="12" w15:restartNumberingAfterBreak="0">
     <w:nsid w:val="4E125DA9"/>
     <w:multiLevelType w:val="hybridMultilevel"/>
     <w:tmpl w:val="CA5E1A50"/>
@@ -5646,7 +5159,7 @@
       </w:rPr>
     </w:lvl>
   </w:abstractNum>
-  <w:abstractNum w:abstractNumId="13">
+  <w:abstractNum w:abstractNumId="13" w15:restartNumberingAfterBreak="0">
     <w:nsid w:val="65874251"/>
     <w:multiLevelType w:val="hybridMultilevel"/>
     <w:tmpl w:val="97D436B4"/>
@@ -5759,7 +5272,7 @@
       </w:rPr>
     </w:lvl>
   </w:abstractNum>
-  <w:abstractNum w:abstractNumId="14">
+  <w:abstractNum w:abstractNumId="14" w15:restartNumberingAfterBreak="0">
     <w:nsid w:val="6E0744D9"/>
     <w:multiLevelType w:val="hybridMultilevel"/>
     <w:tmpl w:val="FAFE8C9C"/>
@@ -5899,7 +5412,7 @@
       </w:rPr>
     </w:lvl>
   </w:abstractNum>
-  <w:abstractNum w:abstractNumId="15">
+  <w:abstractNum w:abstractNumId="15" w15:restartNumberingAfterBreak="0">
     <w:nsid w:val="6E4B09AB"/>
     <w:multiLevelType w:val="hybridMultilevel"/>
     <w:tmpl w:val="343681C4"/>
@@ -6012,7 +5525,7 @@
       </w:rPr>
     </w:lvl>
   </w:abstractNum>
-  <w:abstractNum w:abstractNumId="16">
+  <w:abstractNum w:abstractNumId="16" w15:restartNumberingAfterBreak="0">
     <w:nsid w:val="72FA27D3"/>
     <w:multiLevelType w:val="hybridMultilevel"/>
     <w:tmpl w:val="E2960F70"/>
@@ -6125,7 +5638,7 @@
       </w:rPr>
     </w:lvl>
   </w:abstractNum>
-  <w:abstractNum w:abstractNumId="17">
+  <w:abstractNum w:abstractNumId="17" w15:restartNumberingAfterBreak="0">
     <w:nsid w:val="73C35F6D"/>
     <w:multiLevelType w:val="hybridMultilevel"/>
     <w:tmpl w:val="07C68FA2"/>
@@ -6927,6 +6440,34 @@
     <w:basedOn w:val="DefaultParagraphFont"/>
     <w:rsid w:val="00693026"/>
   </w:style>
+  <w:style w:type="paragraph" w:styleId="BalloonText">
+    <w:name w:val="Balloon Text"/>
+    <w:basedOn w:val="Normal"/>
+    <w:link w:val="BalloonTextChar"/>
+    <w:uiPriority w:val="99"/>
+    <w:semiHidden/>
+    <w:unhideWhenUsed/>
+    <w:rsid w:val="001204BA"/>
+    <w:rPr>
+      <w:rFonts w:ascii="Segoe UI" w:hAnsi="Segoe UI" w:cs="Segoe UI"/>
+      <w:sz w:val="18"/>
+      <w:szCs w:val="18"/>
+    </w:rPr>
+  </w:style>
+  <w:style w:type="character" w:customStyle="1" w:styleId="BalloonTextChar">
+    <w:name w:val="Balloon Text Char"/>
+    <w:basedOn w:val="DefaultParagraphFont"/>
+    <w:link w:val="BalloonText"/>
+    <w:uiPriority w:val="99"/>
+    <w:semiHidden/>
+    <w:rsid w:val="001204BA"/>
+    <w:rPr>
+      <w:rFonts w:ascii="Segoe UI" w:eastAsia="Times New Roman" w:hAnsi="Segoe UI" w:cs="Segoe UI"/>
+      <w:sz w:val="18"/>
+      <w:szCs w:val="18"/>
+      <w:lang w:val="en-US"/>
+    </w:rPr>
+  </w:style>
 </w:styles>
 </file>
 
@@ -7196,7 +6737,7 @@
 </file>
 
 <file path=customXml/itemProps1.xml><?xml version="1.0" encoding="utf-8"?>
-<ds:datastoreItem xmlns:ds="http://schemas.openxmlformats.org/officeDocument/2006/customXml" ds:itemID="{139B3E1B-01A4-4754-9092-D3AC531688E0}">
+<ds:datastoreItem xmlns:ds="http://schemas.openxmlformats.org/officeDocument/2006/customXml" ds:itemID="{20CBCE83-CDD1-4C3F-BED5-8861A2A8F2FC}">
   <ds:schemaRefs>
     <ds:schemaRef ds:uri="http://schemas.openxmlformats.org/officeDocument/2006/bibliography"/>
   </ds:schemaRefs>

--- a/bin/PeterBradyCV.docx
+++ b/bin/PeterBradyCV.docx
@@ -311,7 +311,36 @@
           <w:szCs w:val="22"/>
           <w:shd w:val="clear" w:color="auto" w:fill="FFFFFF"/>
         </w:rPr>
-        <w:t>I always deliver high quality code, enjoy new challenges. am experienced in agile</w:t>
+        <w:t xml:space="preserve">I endeavour to always </w:t>
+      </w:r>
+      <w:bookmarkStart w:id="0" w:name="_GoBack"/>
+      <w:bookmarkEnd w:id="0"/>
+      <w:r>
+        <w:rPr>
+          <w:rFonts w:cs="Arial"/>
+          <w:color w:val="000000"/>
+          <w:szCs w:val="22"/>
+          <w:shd w:val="clear" w:color="auto" w:fill="FFFFFF"/>
+        </w:rPr>
+        <w:t>deliver high quality code, enjoy new</w:t>
+      </w:r>
+      <w:r>
+        <w:rPr>
+          <w:rFonts w:cs="Arial"/>
+          <w:color w:val="000000"/>
+          <w:szCs w:val="22"/>
+          <w:shd w:val="clear" w:color="auto" w:fill="FFFFFF"/>
+        </w:rPr>
+        <w:t xml:space="preserve"> challenges,</w:t>
+      </w:r>
+      <w:r>
+        <w:rPr>
+          <w:rFonts w:cs="Arial"/>
+          <w:color w:val="000000"/>
+          <w:szCs w:val="22"/>
+          <w:shd w:val="clear" w:color="auto" w:fill="FFFFFF"/>
+        </w:rPr>
+        <w:t xml:space="preserve"> am experienced in agile</w:t>
       </w:r>
       <w:r>
         <w:rPr>
@@ -2846,18 +2875,7 @@
           <w:lang w:val="en-GB"/>
         </w:rPr>
         <w:tab/>
-        <w:t xml:space="preserve">    </w:t>
-      </w:r>
-      <w:bookmarkStart w:id="0" w:name="_GoBack"/>
-      <w:bookmarkEnd w:id="0"/>
-      <w:r>
-        <w:rPr>
-          <w:rFonts w:cs="Arial"/>
-          <w:b/>
-          <w:sz w:val="24"/>
-          <w:lang w:val="en-GB"/>
-        </w:rPr>
-        <w:t>2016 – 2017</w:t>
+        <w:t xml:space="preserve">    2016 – 2017</w:t>
       </w:r>
     </w:p>
     <w:p>
@@ -6737,7 +6755,7 @@
 </file>
 
 <file path=customXml/itemProps1.xml><?xml version="1.0" encoding="utf-8"?>
-<ds:datastoreItem xmlns:ds="http://schemas.openxmlformats.org/officeDocument/2006/customXml" ds:itemID="{20CBCE83-CDD1-4C3F-BED5-8861A2A8F2FC}">
+<ds:datastoreItem xmlns:ds="http://schemas.openxmlformats.org/officeDocument/2006/customXml" ds:itemID="{C148B601-269A-4C2D-9390-481B1C287CCC}">
   <ds:schemaRefs>
     <ds:schemaRef ds:uri="http://schemas.openxmlformats.org/officeDocument/2006/bibliography"/>
   </ds:schemaRefs>

--- a/bin/PeterBradyCV.docx
+++ b/bin/PeterBradyCV.docx
@@ -95,7 +95,7 @@
             <w:szCs w:val="22"/>
             <w:lang w:val="en-GB"/>
           </w:rPr>
-          <w:t>PeterBrady1984@gmail.com</w:t>
+          <w:t>peterbrady1984@gmail.com</w:t>
         </w:r>
       </w:hyperlink>
     </w:p>
@@ -128,7 +128,7 @@
             <w:szCs w:val="22"/>
             <w:lang w:val="en-GB"/>
           </w:rPr>
-          <w:t>http://www.peterbrady.ie/</w:t>
+          <w:t>www.peterbrady.ie/</w:t>
         </w:r>
       </w:hyperlink>
     </w:p>
@@ -156,17 +156,15 @@
         </w:rPr>
         <w:t xml:space="preserve">LinkedIn: </w:t>
       </w:r>
-      <w:hyperlink r:id="rId10" w:history="1">
-        <w:r>
-          <w:rPr>
-            <w:rStyle w:val="Hyperlink"/>
-            <w:rFonts w:cs="Arial"/>
-            <w:szCs w:val="22"/>
-            <w:lang w:val="en-GB"/>
-          </w:rPr>
-          <w:t>https://www.linkedin.com/in/peter-brady-14036891</w:t>
-        </w:r>
-      </w:hyperlink>
+      <w:r>
+        <w:rPr>
+          <w:rFonts w:cs="Arial"/>
+          <w:color w:val="0000FF"/>
+          <w:szCs w:val="22"/>
+          <w:u w:val="single"/>
+        </w:rPr>
+        <w:t>www.linkedin.com/in/peterbrady1984</w:t>
+      </w:r>
     </w:p>
     <w:p>
       <w:pPr>
@@ -281,40 +279,47 @@
           <w:szCs w:val="22"/>
           <w:lang w:val="en-GB"/>
         </w:rPr>
-        <w:t xml:space="preserve"> Developer</w:t>
-      </w:r>
-      <w:r>
-        <w:rPr>
-          <w:szCs w:val="22"/>
-          <w:lang w:val="en-GB"/>
-        </w:rPr>
-        <w:t xml:space="preserve"> with Aspire Technolog</w:t>
-      </w:r>
-      <w:r>
-        <w:rPr>
-          <w:szCs w:val="22"/>
-          <w:lang w:val="en-GB"/>
-        </w:rPr>
-        <w:t>y.</w:t>
-      </w:r>
-      <w:r>
-        <w:rPr>
-          <w:szCs w:val="22"/>
-          <w:lang w:val="en-GB"/>
-        </w:rPr>
-        <w:t xml:space="preserve"> </w:t>
-      </w:r>
-      <w:r>
-        <w:rPr>
-          <w:rFonts w:cs="Arial"/>
-          <w:color w:val="000000"/>
-          <w:szCs w:val="22"/>
-          <w:shd w:val="clear" w:color="auto" w:fill="FFFFFF"/>
-        </w:rPr>
-        <w:t xml:space="preserve">I endeavour to always </w:t>
+        <w:t xml:space="preserve"> Dev</w:t>
       </w:r>
       <w:bookmarkStart w:id="0" w:name="_GoBack"/>
       <w:bookmarkEnd w:id="0"/>
+      <w:r>
+        <w:rPr>
+          <w:szCs w:val="22"/>
+          <w:lang w:val="en-GB"/>
+        </w:rPr>
+        <w:t>eloper</w:t>
+      </w:r>
+      <w:r>
+        <w:rPr>
+          <w:szCs w:val="22"/>
+          <w:lang w:val="en-GB"/>
+        </w:rPr>
+        <w:t xml:space="preserve"> with Aspire Technolog</w:t>
+      </w:r>
+      <w:r>
+        <w:rPr>
+          <w:szCs w:val="22"/>
+          <w:lang w:val="en-GB"/>
+        </w:rPr>
+        <w:t>y.</w:t>
+      </w:r>
+      <w:r>
+        <w:rPr>
+          <w:szCs w:val="22"/>
+          <w:lang w:val="en-GB"/>
+        </w:rPr>
+        <w:t xml:space="preserve"> </w:t>
+      </w:r>
+      <w:r>
+        <w:rPr>
+          <w:rFonts w:cs="Arial"/>
+          <w:color w:val="000000"/>
+          <w:szCs w:val="22"/>
+          <w:shd w:val="clear" w:color="auto" w:fill="FFFFFF"/>
+        </w:rPr>
+        <w:t xml:space="preserve">I endeavour to always </w:t>
+      </w:r>
       <w:r>
         <w:rPr>
           <w:rFonts w:cs="Arial"/>
@@ -3339,17 +3344,29 @@
           <w:shd w:val="clear" w:color="auto" w:fill="FFFFFF"/>
           <w:lang w:val="en-GB"/>
         </w:rPr>
-        <w:t>, Sandyford</w:t>
-      </w:r>
-      <w:r>
-        <w:rPr>
+        <w:t>.</w:t>
+      </w:r>
+      <w:r>
+        <w:rPr>
+          <w:rStyle w:val="apple-converted-space"/>
           <w:rFonts w:ascii="Arial" w:hAnsi="Arial" w:cs="Arial"/>
           <w:color w:val="auto"/>
           <w:szCs w:val="22"/>
           <w:shd w:val="clear" w:color="auto" w:fill="FFFFFF"/>
           <w:lang w:val="en-GB"/>
         </w:rPr>
-        <w:t>,</w:t>
+        <w:tab/>
+      </w:r>
+      <w:r>
+        <w:rPr>
+          <w:rStyle w:val="apple-converted-space"/>
+          <w:rFonts w:ascii="Arial" w:hAnsi="Arial" w:cs="Arial"/>
+          <w:color w:val="auto"/>
+          <w:szCs w:val="22"/>
+          <w:shd w:val="clear" w:color="auto" w:fill="FFFFFF"/>
+          <w:lang w:val="en-GB"/>
+        </w:rPr>
+        <w:tab/>
       </w:r>
       <w:r>
         <w:rPr>
@@ -3537,7 +3554,7 @@
       </w:r>
     </w:p>
     <w:sectPr>
-      <w:footerReference w:type="default" r:id="rId11"/>
+      <w:footerReference w:type="default" r:id="rId10"/>
       <w:pgSz w:w="12240" w:h="15840"/>
       <w:pgMar w:top="624" w:right="1259" w:bottom="624" w:left="1440" w:header="720" w:footer="720" w:gutter="0"/>
       <w:cols w:space="720"/>
@@ -6259,7 +6276,6 @@
   <w:style w:type="character" w:default="1" w:styleId="DefaultParagraphFont">
     <w:name w:val="Default Paragraph Font"/>
     <w:uiPriority w:val="1"/>
-    <w:semiHidden/>
     <w:unhideWhenUsed/>
   </w:style>
   <w:style w:type="table" w:default="1" w:styleId="TableNormal">
@@ -6755,7 +6771,7 @@
 </file>
 
 <file path=customXml/itemProps1.xml><?xml version="1.0" encoding="utf-8"?>
-<ds:datastoreItem xmlns:ds="http://schemas.openxmlformats.org/officeDocument/2006/customXml" ds:itemID="{C148B601-269A-4C2D-9390-481B1C287CCC}">
+<ds:datastoreItem xmlns:ds="http://schemas.openxmlformats.org/officeDocument/2006/customXml" ds:itemID="{731B7498-F25B-4870-8A6B-4DBCD3D8D73C}">
   <ds:schemaRefs>
     <ds:schemaRef ds:uri="http://schemas.openxmlformats.org/officeDocument/2006/bibliography"/>
   </ds:schemaRefs>

--- a/bin/PeterBradyCV.docx
+++ b/bin/PeterBradyCV.docx
@@ -9,14 +9,16 @@
         <w:rPr>
           <w:rFonts w:cs="Arial"/>
           <w:b/>
-          <w:sz w:val="24"/>
-          <w:lang w:val="en-GB"/>
-        </w:rPr>
-      </w:pPr>
-      <w:r>
-        <w:rPr>
-          <w:rFonts w:cs="Arial"/>
-          <w:b/>
+          <w:noProof/>
+          <w:sz w:val="24"/>
+          <w:lang w:val="en-GB"/>
+        </w:rPr>
+      </w:pPr>
+      <w:r>
+        <w:rPr>
+          <w:rFonts w:cs="Arial"/>
+          <w:b/>
+          <w:noProof/>
           <w:sz w:val="24"/>
           <w:lang w:val="en-GB"/>
         </w:rPr>
@@ -29,13 +31,15 @@
         <w:jc w:val="center"/>
         <w:rPr>
           <w:rFonts w:cs="Arial"/>
-          <w:szCs w:val="22"/>
-          <w:lang w:val="en-GB"/>
-        </w:rPr>
-      </w:pPr>
-      <w:r>
-        <w:rPr>
-          <w:rFonts w:cs="Arial"/>
+          <w:noProof/>
+          <w:szCs w:val="22"/>
+          <w:lang w:val="en-GB"/>
+        </w:rPr>
+      </w:pPr>
+      <w:r>
+        <w:rPr>
+          <w:rFonts w:cs="Arial"/>
+          <w:noProof/>
           <w:szCs w:val="22"/>
           <w:lang w:val="en-GB"/>
         </w:rPr>
@@ -44,6 +48,7 @@
       <w:r>
         <w:rPr>
           <w:rFonts w:cs="Arial"/>
+          <w:noProof/>
           <w:szCs w:val="22"/>
           <w:lang w:val="en-GB"/>
         </w:rPr>
@@ -52,6 +57,7 @@
       <w:r>
         <w:rPr>
           <w:rFonts w:cs="Arial"/>
+          <w:noProof/>
           <w:szCs w:val="22"/>
           <w:lang w:val="en-GB"/>
         </w:rPr>
@@ -60,6 +66,7 @@
       <w:r>
         <w:rPr>
           <w:rFonts w:cs="Arial"/>
+          <w:noProof/>
           <w:szCs w:val="22"/>
           <w:lang w:val="en-GB"/>
         </w:rPr>
@@ -73,6 +80,7 @@
         <w:rPr>
           <w:rStyle w:val="Hyperlink"/>
           <w:rFonts w:cs="Arial"/>
+          <w:noProof/>
           <w:color w:val="000000" w:themeColor="text1"/>
           <w:szCs w:val="22"/>
           <w:u w:val="none"/>
@@ -82,6 +90,7 @@
       <w:r>
         <w:rPr>
           <w:rFonts w:cs="Arial"/>
+          <w:noProof/>
           <w:szCs w:val="22"/>
           <w:lang w:val="en-GB"/>
         </w:rPr>
@@ -92,6 +101,7 @@
           <w:rPr>
             <w:rStyle w:val="Hyperlink"/>
             <w:rFonts w:cs="Arial"/>
+            <w:noProof/>
             <w:szCs w:val="22"/>
             <w:lang w:val="en-GB"/>
           </w:rPr>
@@ -105,6 +115,7 @@
         <w:jc w:val="center"/>
         <w:rPr>
           <w:rFonts w:cs="Arial"/>
+          <w:noProof/>
           <w:szCs w:val="22"/>
           <w:lang w:val="en-GB"/>
         </w:rPr>
@@ -113,6 +124,7 @@
         <w:rPr>
           <w:rStyle w:val="Hyperlink"/>
           <w:rFonts w:cs="Arial"/>
+          <w:noProof/>
           <w:color w:val="000000" w:themeColor="text1"/>
           <w:szCs w:val="22"/>
           <w:u w:val="none"/>
@@ -125,6 +137,7 @@
           <w:rPr>
             <w:rStyle w:val="Hyperlink"/>
             <w:rFonts w:cs="Arial"/>
+            <w:noProof/>
             <w:szCs w:val="22"/>
             <w:lang w:val="en-GB"/>
           </w:rPr>
@@ -139,6 +152,7 @@
         <w:rPr>
           <w:rStyle w:val="Hyperlink"/>
           <w:rFonts w:cs="Arial"/>
+          <w:noProof/>
           <w:color w:val="000000" w:themeColor="text1"/>
           <w:szCs w:val="22"/>
           <w:u w:val="none"/>
@@ -149,6 +163,7 @@
         <w:rPr>
           <w:rStyle w:val="Hyperlink"/>
           <w:rFonts w:cs="Arial"/>
+          <w:noProof/>
           <w:color w:val="000000" w:themeColor="text1"/>
           <w:szCs w:val="22"/>
           <w:u w:val="none"/>
@@ -159,9 +174,11 @@
       <w:r>
         <w:rPr>
           <w:rFonts w:cs="Arial"/>
+          <w:noProof/>
           <w:color w:val="0000FF"/>
           <w:szCs w:val="22"/>
           <w:u w:val="single"/>
+          <w:lang w:val="en-GB"/>
         </w:rPr>
         <w:t>www.linkedin.com/in/peterbrady1984</w:t>
       </w:r>
@@ -173,6 +190,7 @@
         <w:rPr>
           <w:rFonts w:ascii="Arial" w:hAnsi="Arial" w:cs="Arial"/>
           <w:b/>
+          <w:noProof/>
           <w:color w:val="1F4E79" w:themeColor="accent1" w:themeShade="80"/>
           <w:szCs w:val="22"/>
           <w:lang w:val="en-GB"/>
@@ -189,6 +207,7 @@
         <w:rPr>
           <w:rFonts w:ascii="Arial" w:hAnsi="Arial" w:cs="Arial"/>
           <w:b/>
+          <w:noProof/>
           <w:color w:val="auto"/>
           <w:sz w:val="20"/>
           <w:szCs w:val="20"/>
@@ -199,6 +218,7 @@
         <w:rPr>
           <w:rFonts w:ascii="Arial" w:hAnsi="Arial" w:cs="Arial"/>
           <w:b/>
+          <w:noProof/>
           <w:color w:val="1F4E79" w:themeColor="accent1" w:themeShade="80"/>
           <w:sz w:val="24"/>
           <w:lang w:val="en-GB"/>
@@ -213,6 +233,7 @@
         <w:rPr>
           <w:rFonts w:ascii="Arial" w:hAnsi="Arial" w:cs="Arial"/>
           <w:b/>
+          <w:noProof/>
           <w:color w:val="auto"/>
           <w:sz w:val="20"/>
           <w:szCs w:val="20"/>
@@ -229,11 +250,13 @@
         <w:jc w:val="both"/>
         <w:rPr>
           <w:rFonts w:cs="Arial"/>
-          <w:lang w:val="en-GB"/>
-        </w:rPr>
-      </w:pPr>
-      <w:r>
-        <w:rPr>
+          <w:noProof/>
+          <w:lang w:val="en-GB"/>
+        </w:rPr>
+      </w:pPr>
+      <w:r>
+        <w:rPr>
+          <w:noProof/>
           <w:szCs w:val="22"/>
           <w:lang w:val="en-GB"/>
         </w:rPr>
@@ -241,6 +264,7 @@
       </w:r>
       <w:r>
         <w:rPr>
+          <w:noProof/>
           <w:szCs w:val="22"/>
           <w:lang w:val="en-GB"/>
         </w:rPr>
@@ -248,6 +272,7 @@
       </w:r>
       <w:r>
         <w:rPr>
+          <w:noProof/>
           <w:szCs w:val="22"/>
           <w:lang w:val="en-GB"/>
         </w:rPr>
@@ -255,6 +280,7 @@
       </w:r>
       <w:r>
         <w:rPr>
+          <w:noProof/>
           <w:szCs w:val="22"/>
           <w:lang w:val="en-GB"/>
         </w:rPr>
@@ -262,6 +288,7 @@
       </w:r>
       <w:r>
         <w:rPr>
+          <w:noProof/>
           <w:szCs w:val="22"/>
           <w:lang w:val="en-GB"/>
         </w:rPr>
@@ -269,43 +296,47 @@
       </w:r>
       <w:r>
         <w:rPr>
-          <w:szCs w:val="22"/>
-          <w:lang w:val="en-GB"/>
-        </w:rPr>
-        <w:t>Frontend Software</w:t>
-      </w:r>
-      <w:r>
-        <w:rPr>
-          <w:szCs w:val="22"/>
-          <w:lang w:val="en-GB"/>
-        </w:rPr>
-        <w:t xml:space="preserve"> Dev</w:t>
-      </w:r>
-      <w:bookmarkStart w:id="0" w:name="_GoBack"/>
-      <w:bookmarkEnd w:id="0"/>
-      <w:r>
-        <w:rPr>
-          <w:szCs w:val="22"/>
-          <w:lang w:val="en-GB"/>
-        </w:rPr>
-        <w:t>eloper</w:t>
-      </w:r>
-      <w:r>
-        <w:rPr>
-          <w:szCs w:val="22"/>
-          <w:lang w:val="en-GB"/>
-        </w:rPr>
-        <w:t xml:space="preserve"> with Aspire Technolog</w:t>
-      </w:r>
-      <w:r>
-        <w:rPr>
-          <w:szCs w:val="22"/>
-          <w:lang w:val="en-GB"/>
-        </w:rPr>
-        <w:t>y.</w:t>
-      </w:r>
-      <w:r>
-        <w:rPr>
+          <w:noProof/>
+          <w:szCs w:val="22"/>
+          <w:lang w:val="en-GB"/>
+        </w:rPr>
+        <w:t>Software</w:t>
+      </w:r>
+      <w:r>
+        <w:rPr>
+          <w:noProof/>
+          <w:szCs w:val="22"/>
+          <w:lang w:val="en-GB"/>
+        </w:rPr>
+        <w:t xml:space="preserve"> Developer</w:t>
+      </w:r>
+      <w:r>
+        <w:rPr>
+          <w:noProof/>
+          <w:szCs w:val="22"/>
+          <w:lang w:val="en-GB"/>
+        </w:rPr>
+        <w:t xml:space="preserve"> with </w:t>
+      </w:r>
+      <w:r>
+        <w:rPr>
+          <w:noProof/>
+          <w:szCs w:val="22"/>
+          <w:lang w:val="en-GB"/>
+        </w:rPr>
+        <w:t>Equisoft DAC</w:t>
+      </w:r>
+      <w:r>
+        <w:rPr>
+          <w:noProof/>
+          <w:szCs w:val="22"/>
+          <w:lang w:val="en-GB"/>
+        </w:rPr>
+        <w:t>.</w:t>
+      </w:r>
+      <w:r>
+        <w:rPr>
+          <w:noProof/>
           <w:szCs w:val="22"/>
           <w:lang w:val="en-GB"/>
         </w:rPr>
@@ -314,42 +345,51 @@
       <w:r>
         <w:rPr>
           <w:rFonts w:cs="Arial"/>
+          <w:noProof/>
           <w:color w:val="000000"/>
           <w:szCs w:val="22"/>
           <w:shd w:val="clear" w:color="auto" w:fill="FFFFFF"/>
+          <w:lang w:val="en-GB"/>
         </w:rPr>
         <w:t xml:space="preserve">I endeavour to always </w:t>
       </w:r>
       <w:r>
         <w:rPr>
           <w:rFonts w:cs="Arial"/>
+          <w:noProof/>
           <w:color w:val="000000"/>
           <w:szCs w:val="22"/>
           <w:shd w:val="clear" w:color="auto" w:fill="FFFFFF"/>
+          <w:lang w:val="en-GB"/>
         </w:rPr>
         <w:t>deliver high quality code, enjoy new</w:t>
       </w:r>
       <w:r>
         <w:rPr>
           <w:rFonts w:cs="Arial"/>
+          <w:noProof/>
           <w:color w:val="000000"/>
           <w:szCs w:val="22"/>
           <w:shd w:val="clear" w:color="auto" w:fill="FFFFFF"/>
+          <w:lang w:val="en-GB"/>
         </w:rPr>
         <w:t xml:space="preserve"> challenges,</w:t>
       </w:r>
       <w:r>
         <w:rPr>
           <w:rFonts w:cs="Arial"/>
+          <w:noProof/>
           <w:color w:val="000000"/>
           <w:szCs w:val="22"/>
           <w:shd w:val="clear" w:color="auto" w:fill="FFFFFF"/>
+          <w:lang w:val="en-GB"/>
         </w:rPr>
         <w:t xml:space="preserve"> am experienced in agile</w:t>
       </w:r>
       <w:r>
         <w:rPr>
           <w:rStyle w:val="background-details"/>
+          <w:noProof/>
           <w:szCs w:val="22"/>
           <w:lang w:val="en-GB"/>
         </w:rPr>
@@ -358,6 +398,7 @@
       <w:r>
         <w:rPr>
           <w:rStyle w:val="background-details"/>
+          <w:noProof/>
           <w:szCs w:val="22"/>
           <w:lang w:val="en-GB"/>
         </w:rPr>
@@ -366,6 +407,7 @@
       <w:r>
         <w:rPr>
           <w:rStyle w:val="background-details"/>
+          <w:noProof/>
           <w:szCs w:val="22"/>
           <w:lang w:val="en-GB"/>
         </w:rPr>
@@ -374,30 +416,82 @@
       <w:r>
         <w:rPr>
           <w:rStyle w:val="background-details"/>
-          <w:szCs w:val="22"/>
-          <w:lang w:val="en-GB"/>
-        </w:rPr>
-        <w:t>eveloping</w:t>
+          <w:noProof/>
+          <w:szCs w:val="22"/>
+          <w:lang w:val="en-GB"/>
+        </w:rPr>
+        <w:t>eveloped</w:t>
       </w:r>
       <w:r>
         <w:rPr>
           <w:rStyle w:val="background-details"/>
-          <w:szCs w:val="22"/>
-          <w:lang w:val="en-GB"/>
-        </w:rPr>
-        <w:t xml:space="preserve"> in C</w:t>
+          <w:noProof/>
+          <w:szCs w:val="22"/>
+          <w:lang w:val="en-GB"/>
+        </w:rPr>
+        <w:t xml:space="preserve"> in </w:t>
       </w:r>
       <w:r>
         <w:rPr>
           <w:rStyle w:val="background-details"/>
-          <w:szCs w:val="22"/>
-          <w:lang w:val="en-GB"/>
-        </w:rPr>
-        <w:t>++ and</w:t>
+          <w:noProof/>
+          <w:szCs w:val="22"/>
+          <w:lang w:val="en-GB"/>
+        </w:rPr>
+        <w:t>PowerBuilder</w:t>
       </w:r>
       <w:r>
         <w:rPr>
           <w:rStyle w:val="background-details"/>
+          <w:noProof/>
+          <w:szCs w:val="22"/>
+          <w:lang w:val="en-GB"/>
+        </w:rPr>
+        <w:t xml:space="preserve">, </w:t>
+      </w:r>
+      <w:r>
+        <w:rPr>
+          <w:rStyle w:val="background-details"/>
+          <w:b/>
+          <w:noProof/>
+          <w:szCs w:val="22"/>
+          <w:lang w:val="en-GB"/>
+        </w:rPr>
+        <w:t>C</w:t>
+      </w:r>
+      <w:r>
+        <w:rPr>
+          <w:rStyle w:val="background-details"/>
+          <w:b/>
+          <w:noProof/>
+          <w:szCs w:val="22"/>
+          <w:lang w:val="en-GB"/>
+        </w:rPr>
+        <w:t>++</w:t>
+      </w:r>
+      <w:r>
+        <w:rPr>
+          <w:rStyle w:val="background-details"/>
+          <w:noProof/>
+          <w:szCs w:val="22"/>
+          <w:lang w:val="en-GB"/>
+        </w:rPr>
+        <w:t xml:space="preserve">, </w:t>
+      </w:r>
+      <w:r>
+        <w:rPr>
+          <w:rStyle w:val="background-details"/>
+          <w:b/>
+          <w:noProof/>
+          <w:szCs w:val="22"/>
+          <w:lang w:val="en-GB"/>
+        </w:rPr>
+        <w:t>Java</w:t>
+      </w:r>
+      <w:r>
+        <w:rPr>
+          <w:rStyle w:val="background-details"/>
+          <w:noProof/>
           <w:szCs w:val="22"/>
           <w:lang w:val="en-GB"/>
         </w:rPr>
@@ -406,6 +500,25 @@
       <w:r>
         <w:rPr>
           <w:rStyle w:val="background-details"/>
+          <w:noProof/>
+          <w:szCs w:val="22"/>
+          <w:lang w:val="en-GB"/>
+        </w:rPr>
+        <w:t>and</w:t>
+      </w:r>
+      <w:r>
+        <w:rPr>
+          <w:rStyle w:val="background-details"/>
+          <w:noProof/>
+          <w:szCs w:val="22"/>
+          <w:lang w:val="en-GB"/>
+        </w:rPr>
+        <w:t xml:space="preserve"> </w:t>
+      </w:r>
+      <w:r>
+        <w:rPr>
+          <w:rStyle w:val="background-details"/>
+          <w:noProof/>
           <w:szCs w:val="22"/>
           <w:lang w:val="en-GB"/>
         </w:rPr>
@@ -414,6 +527,7 @@
       <w:r>
         <w:rPr>
           <w:rStyle w:val="background-details"/>
+          <w:noProof/>
           <w:szCs w:val="22"/>
           <w:lang w:val="en-GB"/>
         </w:rPr>
@@ -423,6 +537,7 @@
         <w:rPr>
           <w:rStyle w:val="background-details"/>
           <w:b/>
+          <w:noProof/>
           <w:szCs w:val="22"/>
           <w:lang w:val="en-GB"/>
         </w:rPr>
@@ -432,6 +547,7 @@
         <w:rPr>
           <w:rStyle w:val="background-details"/>
           <w:b/>
+          <w:noProof/>
           <w:szCs w:val="22"/>
           <w:lang w:val="en-GB"/>
         </w:rPr>
@@ -441,6 +557,7 @@
         <w:rPr>
           <w:rStyle w:val="background-details"/>
           <w:b/>
+          <w:noProof/>
           <w:szCs w:val="22"/>
           <w:lang w:val="en-GB"/>
         </w:rPr>
@@ -450,6 +567,7 @@
         <w:rPr>
           <w:rStyle w:val="background-details"/>
           <w:b/>
+          <w:noProof/>
           <w:szCs w:val="22"/>
           <w:lang w:val="en-GB"/>
         </w:rPr>
@@ -459,13 +577,33 @@
         <w:rPr>
           <w:rStyle w:val="background-details"/>
           <w:b/>
-          <w:lang w:val="en-GB"/>
-        </w:rPr>
-        <w:t>, JQuery, Javascript, Bootstrap</w:t>
+          <w:noProof/>
+          <w:lang w:val="en-GB"/>
+        </w:rPr>
+        <w:t xml:space="preserve">, JQuery, </w:t>
       </w:r>
       <w:r>
         <w:rPr>
           <w:rStyle w:val="background-details"/>
+          <w:b/>
+          <w:noProof/>
+          <w:lang w:val="en-GB"/>
+        </w:rPr>
+        <w:t>JavaScript</w:t>
+      </w:r>
+      <w:r>
+        <w:rPr>
+          <w:rStyle w:val="background-details"/>
+          <w:b/>
+          <w:noProof/>
+          <w:lang w:val="en-GB"/>
+        </w:rPr>
+        <w:t>, Bootstrap</w:t>
+      </w:r>
+      <w:r>
+        <w:rPr>
+          <w:rStyle w:val="background-details"/>
+          <w:noProof/>
           <w:lang w:val="en-GB"/>
         </w:rPr>
         <w:t xml:space="preserve"> and Perl. </w:t>
@@ -473,20 +611,23 @@
       <w:r>
         <w:rPr>
           <w:rStyle w:val="background-details"/>
-          <w:lang w:val="en-GB"/>
-        </w:rPr>
-        <w:t>Prior to this</w:t>
+          <w:noProof/>
+          <w:lang w:val="en-GB"/>
+        </w:rPr>
+        <w:t xml:space="preserve">Prior to </w:t>
       </w:r>
       <w:r>
         <w:rPr>
           <w:rStyle w:val="background-details"/>
-          <w:lang w:val="en-GB"/>
-        </w:rPr>
-        <w:t xml:space="preserve"> employment</w:t>
+          <w:noProof/>
+          <w:lang w:val="en-GB"/>
+        </w:rPr>
+        <w:t>employment</w:t>
       </w:r>
       <w:r>
         <w:rPr>
           <w:rStyle w:val="background-details"/>
+          <w:noProof/>
           <w:lang w:val="en-GB"/>
         </w:rPr>
         <w:t xml:space="preserve"> I successfully completed a BSc</w:t>
@@ -494,6 +635,7 @@
       <w:r>
         <w:rPr>
           <w:rStyle w:val="background-details"/>
+          <w:noProof/>
           <w:lang w:val="en-GB"/>
         </w:rPr>
         <w:t>.</w:t>
@@ -501,6 +643,7 @@
       <w:r>
         <w:rPr>
           <w:rStyle w:val="background-details"/>
+          <w:noProof/>
           <w:lang w:val="en-GB"/>
         </w:rPr>
         <w:t xml:space="preserve"> in Computer Science </w:t>
@@ -508,6 +651,7 @@
       <w:r>
         <w:rPr>
           <w:rStyle w:val="background-details"/>
+          <w:noProof/>
           <w:lang w:val="en-GB"/>
         </w:rPr>
         <w:t xml:space="preserve">(honours) </w:t>
@@ -515,6 +659,7 @@
       <w:r>
         <w:rPr>
           <w:rStyle w:val="background-details"/>
+          <w:noProof/>
           <w:lang w:val="en-GB"/>
         </w:rPr>
         <w:t xml:space="preserve">degree achieving First Class </w:t>
@@ -522,6 +667,7 @@
       <w:r>
         <w:rPr>
           <w:rStyle w:val="background-details"/>
+          <w:noProof/>
           <w:lang w:val="en-GB"/>
         </w:rPr>
         <w:t>H</w:t>
@@ -529,6 +675,7 @@
       <w:r>
         <w:rPr>
           <w:rStyle w:val="background-details"/>
+          <w:noProof/>
           <w:lang w:val="en-GB"/>
         </w:rPr>
         <w:t>onours in the process.</w:t>
@@ -543,6 +690,7 @@
         <w:rPr>
           <w:rFonts w:cs="Arial"/>
           <w:b/>
+          <w:noProof/>
           <w:szCs w:val="22"/>
           <w:lang w:val="en-GB"/>
         </w:rPr>
@@ -559,6 +707,7 @@
         <w:rPr>
           <w:rFonts w:cs="Arial"/>
           <w:b/>
+          <w:noProof/>
           <w:color w:val="1F4E79" w:themeColor="accent1" w:themeShade="80"/>
           <w:sz w:val="24"/>
           <w:lang w:val="en-GB"/>
@@ -568,6 +717,7 @@
         <w:rPr>
           <w:rFonts w:cs="Arial"/>
           <w:b/>
+          <w:noProof/>
           <w:color w:val="1F4E79" w:themeColor="accent1" w:themeShade="80"/>
           <w:sz w:val="24"/>
           <w:lang w:val="en-GB"/>
@@ -578,6 +728,7 @@
         <w:rPr>
           <w:rFonts w:cs="Arial"/>
           <w:b/>
+          <w:noProof/>
           <w:color w:val="1F4E79" w:themeColor="accent1" w:themeShade="80"/>
           <w:sz w:val="24"/>
           <w:lang w:val="en-GB"/>
@@ -592,6 +743,7 @@
         <w:adjustRightInd w:val="0"/>
         <w:rPr>
           <w:rFonts w:cs="Arial"/>
+          <w:noProof/>
           <w:sz w:val="20"/>
           <w:szCs w:val="20"/>
           <w:lang w:val="en-GB"/>
@@ -605,45 +757,22 @@
         <w:adjustRightInd w:val="0"/>
         <w:rPr>
           <w:rFonts w:cs="Arial"/>
-          <w:sz w:val="24"/>
-          <w:lang w:val="en-GB"/>
-        </w:rPr>
-      </w:pPr>
-      <w:r>
-        <w:rPr>
-          <w:rFonts w:cs="Arial"/>
-          <w:b/>
-          <w:sz w:val="24"/>
-          <w:lang w:val="en-GB"/>
-        </w:rPr>
-        <w:t>Aspire Technolog</w:t>
-      </w:r>
-      <w:r>
-        <w:rPr>
-          <w:rFonts w:cs="Arial"/>
-          <w:b/>
-          <w:sz w:val="24"/>
-          <w:lang w:val="en-GB"/>
-        </w:rPr>
-        <w:t>y</w:t>
-      </w:r>
-      <w:r>
-        <w:rPr>
-          <w:rFonts w:cs="Arial"/>
-          <w:b/>
-          <w:sz w:val="24"/>
-          <w:lang w:val="en-GB"/>
-        </w:rPr>
-        <w:t xml:space="preserve">:  </w:t>
-      </w:r>
-      <w:r>
-        <w:rPr>
-          <w:rFonts w:cs="Arial"/>
-          <w:b/>
-          <w:sz w:val="24"/>
-          <w:lang w:val="en-GB"/>
-        </w:rPr>
-        <w:t>Sandyford, Dublin 18</w:t>
+          <w:noProof/>
+          <w:sz w:val="24"/>
+          <w:u w:val="single" w:color="1F4E79" w:themeColor="accent1" w:themeShade="80"/>
+          <w:lang w:val="en-GB"/>
+        </w:rPr>
+      </w:pPr>
+      <w:r>
+        <w:rPr>
+          <w:rFonts w:cs="Arial"/>
+          <w:b/>
+          <w:noProof/>
+          <w:sz w:val="24"/>
+          <w:u w:val="single" w:color="1F4E79" w:themeColor="accent1" w:themeShade="80"/>
+          <w:lang w:val="en-GB"/>
+        </w:rPr>
+        <w:t>Equisoft:  Newbridge, Co Kildare</w:t>
       </w:r>
     </w:p>
     <w:p>
@@ -653,6 +782,7 @@
         <w:adjustRightInd w:val="0"/>
         <w:rPr>
           <w:rFonts w:cs="Arial"/>
+          <w:noProof/>
           <w:sz w:val="20"/>
           <w:szCs w:val="20"/>
           <w:lang w:val="en-GB"/>
@@ -668,43 +798,40 @@
         <w:autoSpaceDE w:val="0"/>
         <w:autoSpaceDN w:val="0"/>
         <w:adjustRightInd w:val="0"/>
-        <w:rPr>
-          <w:rFonts w:cs="Arial"/>
-          <w:sz w:val="24"/>
-          <w:lang w:val="en-GB"/>
-        </w:rPr>
-      </w:pPr>
-      <w:r>
-        <w:rPr>
-          <w:rFonts w:cs="Arial"/>
-          <w:b/>
-          <w:sz w:val="24"/>
-          <w:lang w:val="en-GB"/>
-        </w:rPr>
-        <w:t>Position:</w:t>
-      </w:r>
-      <w:r>
-        <w:rPr>
-          <w:rFonts w:cs="Arial"/>
-          <w:b/>
-          <w:sz w:val="24"/>
-          <w:lang w:val="en-GB"/>
-        </w:rPr>
-        <w:t xml:space="preserve"> Frontend Developer</w:t>
-      </w:r>
-      <w:r>
-        <w:rPr>
-          <w:rFonts w:cs="Arial"/>
-          <w:b/>
+        <w:jc w:val="both"/>
+        <w:rPr>
+          <w:rFonts w:cs="Arial"/>
+          <w:noProof/>
+          <w:sz w:val="24"/>
+          <w:lang w:val="en-GB"/>
+        </w:rPr>
+      </w:pPr>
+      <w:r>
+        <w:rPr>
+          <w:rFonts w:cs="Arial"/>
+          <w:b/>
+          <w:noProof/>
           <w:sz w:val="24"/>
           <w:lang w:val="en-GB"/>
         </w:rPr>
         <w:tab/>
-      </w:r>
-      <w:r>
-        <w:rPr>
-          <w:rFonts w:cs="Arial"/>
-          <w:b/>
+        <w:t xml:space="preserve">   </w:t>
+      </w:r>
+      <w:r>
+        <w:rPr>
+          <w:rFonts w:cs="Arial"/>
+          <w:b/>
+          <w:noProof/>
+          <w:sz w:val="24"/>
+          <w:lang w:val="en-GB"/>
+        </w:rPr>
+        <w:t>Position: Software Developer</w:t>
+      </w:r>
+      <w:r>
+        <w:rPr>
+          <w:rFonts w:cs="Arial"/>
+          <w:b/>
+          <w:noProof/>
           <w:sz w:val="24"/>
           <w:lang w:val="en-GB"/>
         </w:rPr>
@@ -714,6 +841,17 @@
         <w:rPr>
           <w:rFonts w:cs="Arial"/>
           <w:b/>
+          <w:noProof/>
+          <w:sz w:val="24"/>
+          <w:lang w:val="en-GB"/>
+        </w:rPr>
+        <w:t xml:space="preserve">   </w:t>
+      </w:r>
+      <w:r>
+        <w:rPr>
+          <w:rFonts w:cs="Arial"/>
+          <w:b/>
+          <w:noProof/>
           <w:sz w:val="24"/>
           <w:lang w:val="en-GB"/>
         </w:rPr>
@@ -723,6 +861,7 @@
         <w:rPr>
           <w:rFonts w:cs="Arial"/>
           <w:b/>
+          <w:noProof/>
           <w:sz w:val="24"/>
           <w:lang w:val="en-GB"/>
         </w:rPr>
@@ -732,29 +871,43 @@
         <w:rPr>
           <w:rFonts w:cs="Arial"/>
           <w:b/>
+          <w:noProof/>
           <w:sz w:val="24"/>
           <w:lang w:val="en-GB"/>
         </w:rPr>
         <w:tab/>
-      </w:r>
-      <w:r>
-        <w:rPr>
-          <w:rFonts w:cs="Arial"/>
-          <w:b/>
+        <w:t xml:space="preserve">      </w:t>
+      </w:r>
+      <w:r>
+        <w:rPr>
+          <w:rFonts w:cs="Arial"/>
+          <w:b/>
+          <w:noProof/>
+          <w:sz w:val="24"/>
+          <w:lang w:val="en-GB"/>
+        </w:rPr>
+        <w:t xml:space="preserve">   </w:t>
+      </w:r>
+      <w:r>
+        <w:rPr>
+          <w:rFonts w:cs="Arial"/>
+          <w:b/>
+          <w:noProof/>
           <w:sz w:val="24"/>
           <w:lang w:val="en-GB"/>
         </w:rPr>
         <w:tab/>
-        <w:t xml:space="preserve">    </w:t>
-      </w:r>
-      <w:r>
-        <w:rPr>
-          <w:rFonts w:cs="Arial"/>
-          <w:b/>
-          <w:sz w:val="24"/>
-          <w:lang w:val="en-GB"/>
-        </w:rPr>
-        <w:t>February 2019 – Present</w:t>
+        <w:t xml:space="preserve">       </w:t>
+      </w:r>
+      <w:r>
+        <w:rPr>
+          <w:rFonts w:cs="Arial"/>
+          <w:b/>
+          <w:noProof/>
+          <w:sz w:val="24"/>
+          <w:lang w:val="en-GB"/>
+        </w:rPr>
+        <w:t>January 2020 - Present</w:t>
       </w:r>
     </w:p>
     <w:p>
@@ -762,18 +915,21 @@
         <w:pStyle w:val="NormalWeb"/>
         <w:shd w:val="clear" w:color="auto" w:fill="FFFFFF"/>
         <w:spacing w:after="0" w:afterAutospacing="0"/>
-        <w:rPr>
-          <w:rFonts w:ascii="Arial" w:hAnsi="Arial" w:cs="Arial"/>
-          <w:b/>
-          <w:bCs/>
-          <w:lang w:val="en-GB"/>
-        </w:rPr>
-      </w:pPr>
-      <w:r>
-        <w:rPr>
-          <w:rFonts w:ascii="Arial" w:hAnsi="Arial" w:cs="Arial"/>
-          <w:b/>
-          <w:bCs/>
+        <w:ind w:firstLine="357"/>
+        <w:rPr>
+          <w:rFonts w:ascii="Arial" w:hAnsi="Arial" w:cs="Arial"/>
+          <w:b/>
+          <w:bCs/>
+          <w:noProof/>
+          <w:lang w:val="en-GB"/>
+        </w:rPr>
+      </w:pPr>
+      <w:r>
+        <w:rPr>
+          <w:rFonts w:ascii="Arial" w:hAnsi="Arial" w:cs="Arial"/>
+          <w:b/>
+          <w:bCs/>
+          <w:noProof/>
           <w:lang w:val="en-GB"/>
         </w:rPr>
         <w:t>Main Responsibilities</w:t>
@@ -788,6 +944,7 @@
           <w:rFonts w:ascii="Arial" w:hAnsi="Arial" w:cs="Arial"/>
           <w:b/>
           <w:bCs/>
+          <w:noProof/>
           <w:sz w:val="22"/>
           <w:szCs w:val="22"/>
           <w:lang w:val="en-GB"/>
@@ -809,220 +966,33 @@
         <w:rPr>
           <w:rFonts w:ascii="Arial" w:hAnsi="Arial" w:cs="Arial"/>
           <w:bCs/>
-          <w:sz w:val="22"/>
-          <w:szCs w:val="22"/>
-          <w:lang w:val="en-GB"/>
-        </w:rPr>
-      </w:pPr>
-      <w:r>
-        <w:rPr>
-          <w:rFonts w:ascii="Arial" w:hAnsi="Arial" w:cs="Arial"/>
-          <w:bCs/>
-          <w:sz w:val="22"/>
-          <w:szCs w:val="22"/>
-          <w:lang w:val="en-GB"/>
-        </w:rPr>
-        <w:t>Delivery of high quality</w:t>
-      </w:r>
-      <w:r>
-        <w:rPr>
-          <w:rFonts w:ascii="Arial" w:hAnsi="Arial" w:cs="Arial"/>
-          <w:bCs/>
-          <w:sz w:val="22"/>
-          <w:szCs w:val="22"/>
-          <w:lang w:val="en-GB"/>
-        </w:rPr>
-        <w:t>, interactive</w:t>
-      </w:r>
-      <w:r>
-        <w:rPr>
-          <w:rFonts w:ascii="Arial" w:hAnsi="Arial" w:cs="Arial"/>
-          <w:bCs/>
-          <w:sz w:val="22"/>
-          <w:szCs w:val="22"/>
-          <w:lang w:val="en-GB"/>
-        </w:rPr>
-        <w:t xml:space="preserve"> fron</w:t>
-      </w:r>
-      <w:r>
-        <w:rPr>
-          <w:rFonts w:ascii="Arial" w:hAnsi="Arial" w:cs="Arial"/>
-          <w:bCs/>
-          <w:sz w:val="22"/>
-          <w:szCs w:val="22"/>
-          <w:lang w:val="en-GB"/>
-        </w:rPr>
-        <w:t>t</w:t>
-      </w:r>
-      <w:r>
-        <w:rPr>
-          <w:rFonts w:ascii="Arial" w:hAnsi="Arial" w:cs="Arial"/>
-          <w:bCs/>
-          <w:sz w:val="22"/>
-          <w:szCs w:val="22"/>
-          <w:lang w:val="en-GB"/>
-        </w:rPr>
-        <w:t xml:space="preserve">end dashboards for </w:t>
-      </w:r>
-      <w:r>
-        <w:rPr>
-          <w:rFonts w:ascii="Arial" w:hAnsi="Arial" w:cs="Arial"/>
-          <w:bCs/>
-          <w:sz w:val="22"/>
-          <w:szCs w:val="22"/>
-          <w:lang w:val="en-GB"/>
-        </w:rPr>
-        <w:t xml:space="preserve">both </w:t>
-      </w:r>
-      <w:r>
-        <w:rPr>
-          <w:rFonts w:ascii="Arial" w:hAnsi="Arial" w:cs="Arial"/>
-          <w:bCs/>
-          <w:sz w:val="22"/>
-          <w:szCs w:val="22"/>
-          <w:lang w:val="en-GB"/>
-        </w:rPr>
-        <w:t xml:space="preserve">internal and external </w:t>
-      </w:r>
-      <w:r>
-        <w:rPr>
-          <w:rFonts w:ascii="Arial" w:hAnsi="Arial" w:cs="Arial"/>
-          <w:bCs/>
-          <w:sz w:val="22"/>
-          <w:szCs w:val="22"/>
-          <w:lang w:val="en-GB"/>
-        </w:rPr>
-        <w:t>use</w:t>
-      </w:r>
-      <w:r>
-        <w:rPr>
-          <w:rFonts w:ascii="Arial" w:hAnsi="Arial" w:cs="Arial"/>
-          <w:bCs/>
-          <w:sz w:val="22"/>
-          <w:szCs w:val="22"/>
-          <w:lang w:val="en-GB"/>
-        </w:rPr>
-        <w:t xml:space="preserve">. </w:t>
-      </w:r>
-      <w:r>
-        <w:rPr>
-          <w:rFonts w:ascii="Arial" w:hAnsi="Arial" w:cs="Arial"/>
-          <w:bCs/>
-          <w:sz w:val="22"/>
-          <w:szCs w:val="22"/>
-          <w:lang w:val="en-GB"/>
-        </w:rPr>
-        <w:t xml:space="preserve">Examples </w:t>
-      </w:r>
-      <w:r>
-        <w:rPr>
-          <w:rFonts w:ascii="Arial" w:hAnsi="Arial" w:cs="Arial"/>
-          <w:bCs/>
-          <w:sz w:val="22"/>
-          <w:szCs w:val="22"/>
-          <w:lang w:val="en-GB"/>
-        </w:rPr>
-        <w:t xml:space="preserve">include </w:t>
-      </w:r>
-      <w:r>
-        <w:rPr>
-          <w:rFonts w:ascii="Arial" w:hAnsi="Arial" w:cs="Arial"/>
-          <w:bCs/>
-          <w:sz w:val="22"/>
-          <w:szCs w:val="22"/>
-          <w:lang w:val="en-GB"/>
-        </w:rPr>
-        <w:t>V</w:t>
-      </w:r>
-      <w:r>
-        <w:rPr>
-          <w:rFonts w:ascii="Arial" w:hAnsi="Arial" w:cs="Arial"/>
-          <w:bCs/>
-          <w:sz w:val="22"/>
-          <w:szCs w:val="22"/>
-          <w:lang w:val="en-GB"/>
-        </w:rPr>
-        <w:t xml:space="preserve">oice and </w:t>
-      </w:r>
-      <w:r>
-        <w:rPr>
-          <w:rFonts w:ascii="Arial" w:hAnsi="Arial" w:cs="Arial"/>
-          <w:bCs/>
-          <w:sz w:val="22"/>
-          <w:szCs w:val="22"/>
-          <w:lang w:val="en-GB"/>
-        </w:rPr>
-        <w:t>D</w:t>
-      </w:r>
-      <w:r>
-        <w:rPr>
-          <w:rFonts w:ascii="Arial" w:hAnsi="Arial" w:cs="Arial"/>
-          <w:bCs/>
-          <w:sz w:val="22"/>
-          <w:szCs w:val="22"/>
-          <w:lang w:val="en-GB"/>
-        </w:rPr>
-        <w:t xml:space="preserve">ata </w:t>
-      </w:r>
-      <w:r>
-        <w:rPr>
-          <w:rFonts w:ascii="Arial" w:hAnsi="Arial" w:cs="Arial"/>
-          <w:bCs/>
-          <w:sz w:val="22"/>
-          <w:szCs w:val="22"/>
-          <w:lang w:val="en-GB"/>
-        </w:rPr>
-        <w:t>Q</w:t>
-      </w:r>
-      <w:r>
-        <w:rPr>
-          <w:rFonts w:ascii="Arial" w:hAnsi="Arial" w:cs="Arial"/>
-          <w:bCs/>
-          <w:sz w:val="22"/>
-          <w:szCs w:val="22"/>
-          <w:lang w:val="en-GB"/>
-        </w:rPr>
-        <w:t xml:space="preserve">uality </w:t>
-      </w:r>
-      <w:r>
-        <w:rPr>
-          <w:rFonts w:ascii="Arial" w:hAnsi="Arial" w:cs="Arial"/>
-          <w:bCs/>
-          <w:sz w:val="22"/>
-          <w:szCs w:val="22"/>
-          <w:lang w:val="en-GB"/>
-        </w:rPr>
-        <w:t>V</w:t>
-      </w:r>
-      <w:r>
-        <w:rPr>
-          <w:rFonts w:ascii="Arial" w:hAnsi="Arial" w:cs="Arial"/>
-          <w:bCs/>
-          <w:sz w:val="22"/>
-          <w:szCs w:val="22"/>
-          <w:lang w:val="en-GB"/>
-        </w:rPr>
-        <w:t>isualisation</w:t>
-      </w:r>
-      <w:r>
-        <w:rPr>
-          <w:rFonts w:ascii="Arial" w:hAnsi="Arial" w:cs="Arial"/>
-          <w:bCs/>
-          <w:sz w:val="22"/>
-          <w:szCs w:val="22"/>
-          <w:lang w:val="en-GB"/>
-        </w:rPr>
-        <w:t>s</w:t>
-      </w:r>
-      <w:r>
-        <w:rPr>
-          <w:rFonts w:ascii="Arial" w:hAnsi="Arial" w:cs="Arial"/>
-          <w:bCs/>
-          <w:sz w:val="22"/>
-          <w:szCs w:val="22"/>
-          <w:lang w:val="en-GB"/>
-        </w:rPr>
-        <w:t xml:space="preserve"> and Site Alarm Trends.</w:t>
+          <w:noProof/>
+          <w:sz w:val="22"/>
+          <w:szCs w:val="22"/>
+          <w:lang w:val="en-GB"/>
+        </w:rPr>
+      </w:pPr>
+      <w:r>
+        <w:rPr>
+          <w:rFonts w:ascii="Arial" w:hAnsi="Arial" w:cs="Arial"/>
+          <w:bCs/>
+          <w:noProof/>
+          <w:sz w:val="22"/>
+          <w:szCs w:val="22"/>
+          <w:lang w:val="en-GB"/>
+        </w:rPr>
+        <w:t>Development of high quality code for the Timesheets and Horse Management System, communicating within an agile environment, to deliver software releases on time</w:t>
+      </w:r>
+      <w:r>
+        <w:rPr>
+          <w:rFonts w:ascii="Arial" w:hAnsi="Arial" w:cs="Arial"/>
+          <w:bCs/>
+          <w:noProof/>
+          <w:sz w:val="22"/>
+          <w:szCs w:val="22"/>
+          <w:lang w:val="en-GB"/>
+        </w:rPr>
+        <w:t>.</w:t>
       </w:r>
     </w:p>
     <w:p>
@@ -1040,15 +1010,541 @@
         <w:rPr>
           <w:rFonts w:ascii="Arial" w:hAnsi="Arial" w:cs="Arial"/>
           <w:bCs/>
-          <w:sz w:val="22"/>
-          <w:szCs w:val="22"/>
-          <w:lang w:val="en-GB"/>
-        </w:rPr>
-      </w:pPr>
-      <w:r>
-        <w:rPr>
-          <w:rFonts w:ascii="Arial" w:hAnsi="Arial" w:cs="Arial"/>
-          <w:bCs/>
+          <w:noProof/>
+          <w:sz w:val="22"/>
+          <w:szCs w:val="22"/>
+          <w:lang w:val="en-GB"/>
+        </w:rPr>
+      </w:pPr>
+      <w:r>
+        <w:rPr>
+          <w:rFonts w:ascii="Arial" w:hAnsi="Arial" w:cs="Arial"/>
+          <w:bCs/>
+          <w:noProof/>
+          <w:sz w:val="22"/>
+          <w:szCs w:val="22"/>
+          <w:lang w:val="en-GB"/>
+        </w:rPr>
+        <w:t>Developed within PowerBuilder IDE along with Microsoft SQL Server and SourceSafe for version control.</w:t>
+      </w:r>
+    </w:p>
+    <w:p>
+      <w:pPr>
+        <w:pStyle w:val="NormalWeb"/>
+        <w:shd w:val="clear" w:color="auto" w:fill="FFFFFF"/>
+        <w:spacing w:after="200" w:afterAutospacing="0" w:line="276" w:lineRule="auto"/>
+        <w:ind w:left="714"/>
+        <w:contextualSpacing/>
+        <w:jc w:val="both"/>
+        <w:rPr>
+          <w:rFonts w:ascii="Arial" w:hAnsi="Arial" w:cs="Arial"/>
+          <w:bCs/>
+          <w:noProof/>
+          <w:sz w:val="20"/>
+          <w:szCs w:val="20"/>
+          <w:lang w:val="en-GB"/>
+        </w:rPr>
+      </w:pPr>
+    </w:p>
+    <w:p>
+      <w:pPr>
+        <w:autoSpaceDE w:val="0"/>
+        <w:autoSpaceDN w:val="0"/>
+        <w:adjustRightInd w:val="0"/>
+        <w:rPr>
+          <w:rFonts w:cs="Arial"/>
+          <w:noProof/>
+          <w:sz w:val="24"/>
+          <w:u w:val="single" w:color="1F4E79" w:themeColor="accent1" w:themeShade="80"/>
+          <w:lang w:val="en-GB"/>
+        </w:rPr>
+      </w:pPr>
+      <w:r>
+        <w:rPr>
+          <w:rFonts w:cs="Arial"/>
+          <w:b/>
+          <w:noProof/>
+          <w:sz w:val="24"/>
+          <w:u w:val="single" w:color="1F4E79" w:themeColor="accent1" w:themeShade="80"/>
+          <w:lang w:val="en-GB"/>
+        </w:rPr>
+        <w:t>Aspire Technolog</w:t>
+      </w:r>
+      <w:r>
+        <w:rPr>
+          <w:rFonts w:cs="Arial"/>
+          <w:b/>
+          <w:noProof/>
+          <w:sz w:val="24"/>
+          <w:u w:val="single" w:color="1F4E79" w:themeColor="accent1" w:themeShade="80"/>
+          <w:lang w:val="en-GB"/>
+        </w:rPr>
+        <w:t>y</w:t>
+      </w:r>
+      <w:r>
+        <w:rPr>
+          <w:rFonts w:cs="Arial"/>
+          <w:b/>
+          <w:noProof/>
+          <w:sz w:val="24"/>
+          <w:u w:val="single" w:color="1F4E79" w:themeColor="accent1" w:themeShade="80"/>
+          <w:lang w:val="en-GB"/>
+        </w:rPr>
+        <w:t xml:space="preserve">:  </w:t>
+      </w:r>
+      <w:r>
+        <w:rPr>
+          <w:rFonts w:cs="Arial"/>
+          <w:b/>
+          <w:noProof/>
+          <w:sz w:val="24"/>
+          <w:u w:val="single" w:color="1F4E79" w:themeColor="accent1" w:themeShade="80"/>
+          <w:lang w:val="en-GB"/>
+        </w:rPr>
+        <w:t>Sandyford, Dublin 18</w:t>
+      </w:r>
+    </w:p>
+    <w:p>
+      <w:pPr>
+        <w:autoSpaceDE w:val="0"/>
+        <w:autoSpaceDN w:val="0"/>
+        <w:adjustRightInd w:val="0"/>
+        <w:rPr>
+          <w:rFonts w:cs="Arial"/>
+          <w:noProof/>
+          <w:sz w:val="20"/>
+          <w:szCs w:val="20"/>
+          <w:lang w:val="en-GB"/>
+        </w:rPr>
+      </w:pPr>
+    </w:p>
+    <w:p>
+      <w:pPr>
+        <w:tabs>
+          <w:tab w:val="right" w:pos="567"/>
+          <w:tab w:val="right" w:pos="3402"/>
+        </w:tabs>
+        <w:autoSpaceDE w:val="0"/>
+        <w:autoSpaceDN w:val="0"/>
+        <w:adjustRightInd w:val="0"/>
+        <w:rPr>
+          <w:rFonts w:cs="Arial"/>
+          <w:noProof/>
+          <w:sz w:val="24"/>
+          <w:lang w:val="en-GB"/>
+        </w:rPr>
+      </w:pPr>
+      <w:r>
+        <w:rPr>
+          <w:rFonts w:cs="Arial"/>
+          <w:b/>
+          <w:noProof/>
+          <w:sz w:val="24"/>
+          <w:lang w:val="en-GB"/>
+        </w:rPr>
+        <w:t xml:space="preserve">   </w:t>
+      </w:r>
+      <w:r>
+        <w:rPr>
+          <w:rFonts w:cs="Arial"/>
+          <w:b/>
+          <w:noProof/>
+          <w:sz w:val="24"/>
+          <w:lang w:val="en-GB"/>
+        </w:rPr>
+        <w:t>Position:</w:t>
+      </w:r>
+      <w:r>
+        <w:rPr>
+          <w:rFonts w:cs="Arial"/>
+          <w:b/>
+          <w:noProof/>
+          <w:sz w:val="24"/>
+          <w:lang w:val="en-GB"/>
+        </w:rPr>
+        <w:t xml:space="preserve"> Frontend Developer</w:t>
+      </w:r>
+      <w:r>
+        <w:rPr>
+          <w:rFonts w:cs="Arial"/>
+          <w:b/>
+          <w:noProof/>
+          <w:sz w:val="24"/>
+          <w:lang w:val="en-GB"/>
+        </w:rPr>
+        <w:tab/>
+      </w:r>
+      <w:r>
+        <w:rPr>
+          <w:rFonts w:cs="Arial"/>
+          <w:b/>
+          <w:noProof/>
+          <w:sz w:val="24"/>
+          <w:lang w:val="en-GB"/>
+        </w:rPr>
+        <w:tab/>
+      </w:r>
+      <w:r>
+        <w:rPr>
+          <w:rFonts w:cs="Arial"/>
+          <w:b/>
+          <w:noProof/>
+          <w:sz w:val="24"/>
+          <w:lang w:val="en-GB"/>
+        </w:rPr>
+        <w:tab/>
+      </w:r>
+      <w:r>
+        <w:rPr>
+          <w:rFonts w:cs="Arial"/>
+          <w:b/>
+          <w:noProof/>
+          <w:sz w:val="24"/>
+          <w:lang w:val="en-GB"/>
+        </w:rPr>
+        <w:tab/>
+      </w:r>
+      <w:r>
+        <w:rPr>
+          <w:rFonts w:cs="Arial"/>
+          <w:b/>
+          <w:noProof/>
+          <w:sz w:val="24"/>
+          <w:lang w:val="en-GB"/>
+        </w:rPr>
+        <w:t xml:space="preserve">February 2019 – </w:t>
+      </w:r>
+      <w:r>
+        <w:rPr>
+          <w:rFonts w:cs="Arial"/>
+          <w:b/>
+          <w:noProof/>
+          <w:sz w:val="24"/>
+          <w:lang w:val="en-GB"/>
+        </w:rPr>
+        <w:t>September 2019</w:t>
+      </w:r>
+    </w:p>
+    <w:p>
+      <w:pPr>
+        <w:pStyle w:val="NormalWeb"/>
+        <w:shd w:val="clear" w:color="auto" w:fill="FFFFFF"/>
+        <w:spacing w:after="0" w:afterAutospacing="0"/>
+        <w:ind w:firstLine="357"/>
+        <w:rPr>
+          <w:rFonts w:ascii="Arial" w:hAnsi="Arial" w:cs="Arial"/>
+          <w:b/>
+          <w:bCs/>
+          <w:noProof/>
+          <w:lang w:val="en-GB"/>
+        </w:rPr>
+      </w:pPr>
+      <w:r>
+        <w:rPr>
+          <w:rFonts w:ascii="Arial" w:hAnsi="Arial" w:cs="Arial"/>
+          <w:b/>
+          <w:bCs/>
+          <w:noProof/>
+          <w:lang w:val="en-GB"/>
+        </w:rPr>
+        <w:t>Main Responsibilities</w:t>
+      </w:r>
+    </w:p>
+    <w:p>
+      <w:pPr>
+        <w:pStyle w:val="NormalWeb"/>
+        <w:shd w:val="clear" w:color="auto" w:fill="FFFFFF"/>
+        <w:spacing w:after="0" w:afterAutospacing="0"/>
+        <w:rPr>
+          <w:rFonts w:ascii="Arial" w:hAnsi="Arial" w:cs="Arial"/>
+          <w:b/>
+          <w:bCs/>
+          <w:noProof/>
+          <w:sz w:val="22"/>
+          <w:szCs w:val="22"/>
+          <w:lang w:val="en-GB"/>
+        </w:rPr>
+      </w:pPr>
+    </w:p>
+    <w:p>
+      <w:pPr>
+        <w:pStyle w:val="NormalWeb"/>
+        <w:numPr>
+          <w:ilvl w:val="0"/>
+          <w:numId w:val="7"/>
+        </w:numPr>
+        <w:shd w:val="clear" w:color="auto" w:fill="FFFFFF"/>
+        <w:spacing w:after="200" w:afterAutospacing="0" w:line="276" w:lineRule="auto"/>
+        <w:ind w:left="714" w:hanging="357"/>
+        <w:contextualSpacing/>
+        <w:jc w:val="both"/>
+        <w:rPr>
+          <w:rFonts w:ascii="Arial" w:hAnsi="Arial" w:cs="Arial"/>
+          <w:bCs/>
+          <w:noProof/>
+          <w:sz w:val="22"/>
+          <w:szCs w:val="22"/>
+          <w:lang w:val="en-GB"/>
+        </w:rPr>
+      </w:pPr>
+      <w:r>
+        <w:rPr>
+          <w:rFonts w:ascii="Arial" w:hAnsi="Arial" w:cs="Arial"/>
+          <w:bCs/>
+          <w:noProof/>
+          <w:sz w:val="22"/>
+          <w:szCs w:val="22"/>
+          <w:lang w:val="en-GB"/>
+        </w:rPr>
+        <w:t>Delivery of high quality</w:t>
+      </w:r>
+      <w:r>
+        <w:rPr>
+          <w:rFonts w:ascii="Arial" w:hAnsi="Arial" w:cs="Arial"/>
+          <w:bCs/>
+          <w:noProof/>
+          <w:sz w:val="22"/>
+          <w:szCs w:val="22"/>
+          <w:lang w:val="en-GB"/>
+        </w:rPr>
+        <w:t>, interactive</w:t>
+      </w:r>
+      <w:r>
+        <w:rPr>
+          <w:rFonts w:ascii="Arial" w:hAnsi="Arial" w:cs="Arial"/>
+          <w:bCs/>
+          <w:noProof/>
+          <w:sz w:val="22"/>
+          <w:szCs w:val="22"/>
+          <w:lang w:val="en-GB"/>
+        </w:rPr>
+        <w:t xml:space="preserve"> fron</w:t>
+      </w:r>
+      <w:r>
+        <w:rPr>
+          <w:rFonts w:ascii="Arial" w:hAnsi="Arial" w:cs="Arial"/>
+          <w:bCs/>
+          <w:noProof/>
+          <w:sz w:val="22"/>
+          <w:szCs w:val="22"/>
+          <w:lang w:val="en-GB"/>
+        </w:rPr>
+        <w:t>t</w:t>
+      </w:r>
+      <w:r>
+        <w:rPr>
+          <w:rFonts w:ascii="Arial" w:hAnsi="Arial" w:cs="Arial"/>
+          <w:bCs/>
+          <w:noProof/>
+          <w:sz w:val="22"/>
+          <w:szCs w:val="22"/>
+          <w:lang w:val="en-GB"/>
+        </w:rPr>
+        <w:t xml:space="preserve">end dashboards for </w:t>
+      </w:r>
+      <w:r>
+        <w:rPr>
+          <w:rFonts w:ascii="Arial" w:hAnsi="Arial" w:cs="Arial"/>
+          <w:bCs/>
+          <w:noProof/>
+          <w:sz w:val="22"/>
+          <w:szCs w:val="22"/>
+          <w:lang w:val="en-GB"/>
+        </w:rPr>
+        <w:t xml:space="preserve">both </w:t>
+      </w:r>
+      <w:r>
+        <w:rPr>
+          <w:rFonts w:ascii="Arial" w:hAnsi="Arial" w:cs="Arial"/>
+          <w:bCs/>
+          <w:noProof/>
+          <w:sz w:val="22"/>
+          <w:szCs w:val="22"/>
+          <w:lang w:val="en-GB"/>
+        </w:rPr>
+        <w:t xml:space="preserve">internal and external </w:t>
+      </w:r>
+      <w:r>
+        <w:rPr>
+          <w:rFonts w:ascii="Arial" w:hAnsi="Arial" w:cs="Arial"/>
+          <w:bCs/>
+          <w:noProof/>
+          <w:sz w:val="22"/>
+          <w:szCs w:val="22"/>
+          <w:lang w:val="en-GB"/>
+        </w:rPr>
+        <w:t>use</w:t>
+      </w:r>
+      <w:r>
+        <w:rPr>
+          <w:rFonts w:ascii="Arial" w:hAnsi="Arial" w:cs="Arial"/>
+          <w:bCs/>
+          <w:noProof/>
+          <w:sz w:val="22"/>
+          <w:szCs w:val="22"/>
+          <w:lang w:val="en-GB"/>
+        </w:rPr>
+        <w:t xml:space="preserve">. </w:t>
+      </w:r>
+      <w:r>
+        <w:rPr>
+          <w:rFonts w:ascii="Arial" w:hAnsi="Arial" w:cs="Arial"/>
+          <w:bCs/>
+          <w:noProof/>
+          <w:sz w:val="22"/>
+          <w:szCs w:val="22"/>
+          <w:lang w:val="en-GB"/>
+        </w:rPr>
+        <w:t xml:space="preserve">Examples </w:t>
+      </w:r>
+      <w:r>
+        <w:rPr>
+          <w:rFonts w:ascii="Arial" w:hAnsi="Arial" w:cs="Arial"/>
+          <w:bCs/>
+          <w:noProof/>
+          <w:sz w:val="22"/>
+          <w:szCs w:val="22"/>
+          <w:lang w:val="en-GB"/>
+        </w:rPr>
+        <w:t xml:space="preserve">include </w:t>
+      </w:r>
+      <w:r>
+        <w:rPr>
+          <w:rFonts w:ascii="Arial" w:hAnsi="Arial" w:cs="Arial"/>
+          <w:bCs/>
+          <w:noProof/>
+          <w:sz w:val="22"/>
+          <w:szCs w:val="22"/>
+          <w:lang w:val="en-GB"/>
+        </w:rPr>
+        <w:t>V</w:t>
+      </w:r>
+      <w:r>
+        <w:rPr>
+          <w:rFonts w:ascii="Arial" w:hAnsi="Arial" w:cs="Arial"/>
+          <w:bCs/>
+          <w:noProof/>
+          <w:sz w:val="22"/>
+          <w:szCs w:val="22"/>
+          <w:lang w:val="en-GB"/>
+        </w:rPr>
+        <w:t xml:space="preserve">oice and </w:t>
+      </w:r>
+      <w:r>
+        <w:rPr>
+          <w:rFonts w:ascii="Arial" w:hAnsi="Arial" w:cs="Arial"/>
+          <w:bCs/>
+          <w:noProof/>
+          <w:sz w:val="22"/>
+          <w:szCs w:val="22"/>
+          <w:lang w:val="en-GB"/>
+        </w:rPr>
+        <w:t>D</w:t>
+      </w:r>
+      <w:r>
+        <w:rPr>
+          <w:rFonts w:ascii="Arial" w:hAnsi="Arial" w:cs="Arial"/>
+          <w:bCs/>
+          <w:noProof/>
+          <w:sz w:val="22"/>
+          <w:szCs w:val="22"/>
+          <w:lang w:val="en-GB"/>
+        </w:rPr>
+        <w:t xml:space="preserve">ata </w:t>
+      </w:r>
+      <w:r>
+        <w:rPr>
+          <w:rFonts w:ascii="Arial" w:hAnsi="Arial" w:cs="Arial"/>
+          <w:bCs/>
+          <w:noProof/>
+          <w:sz w:val="22"/>
+          <w:szCs w:val="22"/>
+          <w:lang w:val="en-GB"/>
+        </w:rPr>
+        <w:t>Q</w:t>
+      </w:r>
+      <w:r>
+        <w:rPr>
+          <w:rFonts w:ascii="Arial" w:hAnsi="Arial" w:cs="Arial"/>
+          <w:bCs/>
+          <w:noProof/>
+          <w:sz w:val="22"/>
+          <w:szCs w:val="22"/>
+          <w:lang w:val="en-GB"/>
+        </w:rPr>
+        <w:t xml:space="preserve">uality </w:t>
+      </w:r>
+      <w:r>
+        <w:rPr>
+          <w:rFonts w:ascii="Arial" w:hAnsi="Arial" w:cs="Arial"/>
+          <w:bCs/>
+          <w:noProof/>
+          <w:sz w:val="22"/>
+          <w:szCs w:val="22"/>
+          <w:lang w:val="en-GB"/>
+        </w:rPr>
+        <w:t>V</w:t>
+      </w:r>
+      <w:r>
+        <w:rPr>
+          <w:rFonts w:ascii="Arial" w:hAnsi="Arial" w:cs="Arial"/>
+          <w:bCs/>
+          <w:noProof/>
+          <w:sz w:val="22"/>
+          <w:szCs w:val="22"/>
+          <w:lang w:val="en-GB"/>
+        </w:rPr>
+        <w:t>isualisation</w:t>
+      </w:r>
+      <w:r>
+        <w:rPr>
+          <w:rFonts w:ascii="Arial" w:hAnsi="Arial" w:cs="Arial"/>
+          <w:bCs/>
+          <w:noProof/>
+          <w:sz w:val="22"/>
+          <w:szCs w:val="22"/>
+          <w:lang w:val="en-GB"/>
+        </w:rPr>
+        <w:t>s</w:t>
+      </w:r>
+      <w:r>
+        <w:rPr>
+          <w:rFonts w:ascii="Arial" w:hAnsi="Arial" w:cs="Arial"/>
+          <w:bCs/>
+          <w:noProof/>
+          <w:sz w:val="22"/>
+          <w:szCs w:val="22"/>
+          <w:lang w:val="en-GB"/>
+        </w:rPr>
+        <w:t xml:space="preserve"> and Site Alarm Trends.</w:t>
+      </w:r>
+    </w:p>
+    <w:p>
+      <w:pPr>
+        <w:pStyle w:val="NormalWeb"/>
+        <w:numPr>
+          <w:ilvl w:val="0"/>
+          <w:numId w:val="7"/>
+        </w:numPr>
+        <w:shd w:val="clear" w:color="auto" w:fill="FFFFFF"/>
+        <w:spacing w:after="200" w:afterAutospacing="0" w:line="276" w:lineRule="auto"/>
+        <w:ind w:left="714" w:hanging="357"/>
+        <w:contextualSpacing/>
+        <w:jc w:val="both"/>
+        <w:rPr>
+          <w:rFonts w:ascii="Arial" w:hAnsi="Arial" w:cs="Arial"/>
+          <w:bCs/>
+          <w:noProof/>
+          <w:sz w:val="22"/>
+          <w:szCs w:val="22"/>
+          <w:lang w:val="en-GB"/>
+        </w:rPr>
+      </w:pPr>
+      <w:r>
+        <w:rPr>
+          <w:rFonts w:ascii="Arial" w:hAnsi="Arial" w:cs="Arial"/>
+          <w:bCs/>
+          <w:noProof/>
           <w:sz w:val="22"/>
           <w:szCs w:val="22"/>
           <w:lang w:val="en-GB"/>
@@ -1059,6 +1555,7 @@
         <w:rPr>
           <w:rFonts w:ascii="Arial" w:hAnsi="Arial" w:cs="Arial"/>
           <w:bCs/>
+          <w:noProof/>
           <w:sz w:val="22"/>
           <w:szCs w:val="22"/>
           <w:lang w:val="en-GB"/>
@@ -1069,6 +1566,7 @@
         <w:rPr>
           <w:rFonts w:ascii="Arial" w:hAnsi="Arial" w:cs="Arial"/>
           <w:bCs/>
+          <w:noProof/>
           <w:sz w:val="22"/>
           <w:szCs w:val="22"/>
           <w:lang w:val="en-GB"/>
@@ -1079,6 +1577,7 @@
         <w:rPr>
           <w:rFonts w:ascii="Arial" w:hAnsi="Arial" w:cs="Arial"/>
           <w:bCs/>
+          <w:noProof/>
           <w:sz w:val="22"/>
           <w:szCs w:val="22"/>
           <w:lang w:val="en-GB"/>
@@ -1089,6 +1588,7 @@
         <w:rPr>
           <w:rFonts w:ascii="Arial" w:hAnsi="Arial" w:cs="Arial"/>
           <w:bCs/>
+          <w:noProof/>
           <w:sz w:val="22"/>
           <w:szCs w:val="22"/>
           <w:lang w:val="en-GB"/>
@@ -1099,6 +1599,7 @@
         <w:rPr>
           <w:rFonts w:ascii="Arial" w:hAnsi="Arial" w:cs="Arial"/>
           <w:bCs/>
+          <w:noProof/>
           <w:sz w:val="22"/>
           <w:szCs w:val="22"/>
           <w:lang w:val="en-GB"/>
@@ -1109,6 +1610,7 @@
         <w:rPr>
           <w:rFonts w:ascii="Arial" w:hAnsi="Arial" w:cs="Arial"/>
           <w:bCs/>
+          <w:noProof/>
           <w:sz w:val="22"/>
           <w:szCs w:val="22"/>
           <w:lang w:val="en-GB"/>
@@ -1119,6 +1621,7 @@
         <w:rPr>
           <w:rFonts w:ascii="Arial" w:hAnsi="Arial" w:cs="Arial"/>
           <w:bCs/>
+          <w:noProof/>
           <w:sz w:val="22"/>
           <w:szCs w:val="22"/>
           <w:lang w:val="en-GB"/>
@@ -1129,6 +1632,7 @@
         <w:rPr>
           <w:rFonts w:ascii="Arial" w:hAnsi="Arial" w:cs="Arial"/>
           <w:bCs/>
+          <w:noProof/>
           <w:sz w:val="22"/>
           <w:szCs w:val="22"/>
           <w:lang w:val="en-GB"/>
@@ -1139,6 +1643,7 @@
         <w:rPr>
           <w:rFonts w:ascii="Arial" w:hAnsi="Arial" w:cs="Arial"/>
           <w:bCs/>
+          <w:noProof/>
           <w:sz w:val="22"/>
           <w:szCs w:val="22"/>
           <w:lang w:val="en-GB"/>
@@ -1149,6 +1654,7 @@
         <w:rPr>
           <w:rFonts w:ascii="Arial" w:hAnsi="Arial" w:cs="Arial"/>
           <w:bCs/>
+          <w:noProof/>
           <w:sz w:val="22"/>
           <w:szCs w:val="22"/>
           <w:lang w:val="en-GB"/>
@@ -1159,6 +1665,7 @@
         <w:rPr>
           <w:rFonts w:ascii="Arial" w:hAnsi="Arial" w:cs="Arial"/>
           <w:bCs/>
+          <w:noProof/>
           <w:sz w:val="22"/>
           <w:szCs w:val="22"/>
           <w:lang w:val="en-GB"/>
@@ -1185,6 +1692,7 @@
         <w:jc w:val="both"/>
         <w:rPr>
           <w:rFonts w:ascii="Arial" w:hAnsi="Arial" w:cs="Arial"/>
+          <w:noProof/>
           <w:sz w:val="20"/>
           <w:szCs w:val="20"/>
           <w:lang w:val="en-GB"/>
@@ -1194,6 +1702,7 @@
         <w:rPr>
           <w:rFonts w:ascii="Arial" w:hAnsi="Arial" w:cs="Arial"/>
           <w:bCs/>
+          <w:noProof/>
           <w:sz w:val="22"/>
           <w:szCs w:val="22"/>
           <w:lang w:val="en-GB"/>
@@ -1204,6 +1713,7 @@
         <w:rPr>
           <w:rFonts w:ascii="Arial" w:hAnsi="Arial" w:cs="Arial"/>
           <w:bCs/>
+          <w:noProof/>
           <w:sz w:val="22"/>
           <w:szCs w:val="22"/>
           <w:lang w:val="en-GB"/>
@@ -1214,6 +1724,7 @@
         <w:rPr>
           <w:rFonts w:ascii="Arial" w:hAnsi="Arial" w:cs="Arial"/>
           <w:bCs/>
+          <w:noProof/>
           <w:sz w:val="22"/>
           <w:szCs w:val="22"/>
           <w:lang w:val="en-GB"/>
@@ -1224,6 +1735,7 @@
         <w:rPr>
           <w:rFonts w:ascii="Arial" w:hAnsi="Arial" w:cs="Arial"/>
           <w:bCs/>
+          <w:noProof/>
           <w:sz w:val="22"/>
           <w:szCs w:val="22"/>
           <w:lang w:val="en-GB"/>
@@ -1234,6 +1746,7 @@
         <w:rPr>
           <w:rFonts w:ascii="Arial" w:hAnsi="Arial" w:cs="Arial"/>
           <w:bCs/>
+          <w:noProof/>
           <w:sz w:val="22"/>
           <w:szCs w:val="22"/>
           <w:lang w:val="en-GB"/>
@@ -1244,6 +1757,7 @@
         <w:rPr>
           <w:rFonts w:ascii="Arial" w:hAnsi="Arial" w:cs="Arial"/>
           <w:bCs/>
+          <w:noProof/>
           <w:sz w:val="22"/>
           <w:szCs w:val="22"/>
           <w:lang w:val="en-GB"/>
@@ -1254,6 +1768,7 @@
         <w:rPr>
           <w:rFonts w:ascii="Arial" w:hAnsi="Arial" w:cs="Arial"/>
           <w:bCs/>
+          <w:noProof/>
           <w:sz w:val="22"/>
           <w:szCs w:val="22"/>
           <w:lang w:val="en-GB"/>
@@ -1264,6 +1779,7 @@
         <w:rPr>
           <w:rFonts w:ascii="Arial" w:hAnsi="Arial" w:cs="Arial"/>
           <w:bCs/>
+          <w:noProof/>
           <w:sz w:val="22"/>
           <w:szCs w:val="22"/>
           <w:lang w:val="en-GB"/>
@@ -1274,6 +1790,7 @@
         <w:rPr>
           <w:rFonts w:ascii="Arial" w:hAnsi="Arial" w:cs="Arial"/>
           <w:bCs/>
+          <w:noProof/>
           <w:sz w:val="22"/>
           <w:szCs w:val="22"/>
           <w:lang w:val="en-GB"/>
@@ -1284,6 +1801,7 @@
         <w:rPr>
           <w:rFonts w:ascii="Arial" w:hAnsi="Arial" w:cs="Arial"/>
           <w:bCs/>
+          <w:noProof/>
           <w:sz w:val="22"/>
           <w:szCs w:val="22"/>
           <w:lang w:val="en-GB"/>
@@ -1294,6 +1812,7 @@
         <w:rPr>
           <w:rFonts w:ascii="Arial" w:hAnsi="Arial" w:cs="Arial"/>
           <w:bCs/>
+          <w:noProof/>
           <w:sz w:val="22"/>
           <w:szCs w:val="22"/>
           <w:lang w:val="en-GB"/>
@@ -1304,6 +1823,7 @@
         <w:rPr>
           <w:rFonts w:ascii="Arial" w:hAnsi="Arial" w:cs="Arial"/>
           <w:bCs/>
+          <w:noProof/>
           <w:sz w:val="22"/>
           <w:szCs w:val="22"/>
           <w:lang w:val="en-GB"/>
@@ -1314,6 +1834,7 @@
         <w:rPr>
           <w:rFonts w:ascii="Arial" w:hAnsi="Arial" w:cs="Arial"/>
           <w:bCs/>
+          <w:noProof/>
           <w:sz w:val="22"/>
           <w:szCs w:val="22"/>
           <w:lang w:val="en-GB"/>
@@ -1324,6 +1845,7 @@
         <w:rPr>
           <w:rFonts w:ascii="Arial" w:hAnsi="Arial" w:cs="Arial"/>
           <w:bCs/>
+          <w:noProof/>
           <w:sz w:val="22"/>
           <w:szCs w:val="22"/>
           <w:lang w:val="en-GB"/>
@@ -1334,6 +1856,7 @@
         <w:rPr>
           <w:rFonts w:ascii="Arial" w:hAnsi="Arial" w:cs="Arial"/>
           <w:bCs/>
+          <w:noProof/>
           <w:sz w:val="22"/>
           <w:szCs w:val="22"/>
           <w:lang w:val="en-GB"/>
@@ -1360,6 +1883,7 @@
         <w:jc w:val="both"/>
         <w:rPr>
           <w:rFonts w:cs="Arial"/>
+          <w:noProof/>
           <w:color w:val="000000"/>
           <w:szCs w:val="22"/>
           <w:lang w:val="en-GB"/>
@@ -1368,36 +1892,51 @@
       <w:r>
         <w:rPr>
           <w:rFonts w:ascii="Arial" w:hAnsi="Arial" w:cs="Arial"/>
+          <w:noProof/>
           <w:color w:val="000000"/>
           <w:sz w:val="22"/>
           <w:szCs w:val="22"/>
           <w:lang w:val="en-GB"/>
         </w:rPr>
-        <w:t>Excellent communication skills were required working in a team environment</w:t>
-      </w:r>
-      <w:r>
-        <w:rPr>
-          <w:rFonts w:ascii="Arial" w:hAnsi="Arial" w:cs="Arial"/>
+        <w:t>Required e</w:t>
+      </w:r>
+      <w:r>
+        <w:rPr>
+          <w:rFonts w:ascii="Arial" w:hAnsi="Arial" w:cs="Arial"/>
+          <w:noProof/>
           <w:color w:val="000000"/>
           <w:sz w:val="22"/>
           <w:szCs w:val="22"/>
           <w:lang w:val="en-GB"/>
         </w:rPr>
+        <w:t>xcellent communication skills working in a team environment</w:t>
+      </w:r>
+      <w:r>
+        <w:rPr>
+          <w:rFonts w:ascii="Arial" w:hAnsi="Arial" w:cs="Arial"/>
+          <w:noProof/>
+          <w:color w:val="000000"/>
+          <w:sz w:val="22"/>
+          <w:szCs w:val="22"/>
+          <w:lang w:val="en-GB"/>
+        </w:rPr>
         <w:t>,</w:t>
       </w:r>
       <w:r>
         <w:rPr>
           <w:rFonts w:ascii="Arial" w:hAnsi="Arial" w:cs="Arial"/>
+          <w:noProof/>
           <w:color w:val="000000"/>
           <w:sz w:val="22"/>
           <w:szCs w:val="22"/>
           <w:lang w:val="en-GB"/>
         </w:rPr>
-        <w:t xml:space="preserve"> based both in Dublin and Belgrade</w:t>
-      </w:r>
-      <w:r>
-        <w:rPr>
-          <w:rFonts w:ascii="Arial" w:hAnsi="Arial" w:cs="Arial"/>
+        <w:t xml:space="preserve"> based in Dublin and Belgrade</w:t>
+      </w:r>
+      <w:r>
+        <w:rPr>
+          <w:rFonts w:ascii="Arial" w:hAnsi="Arial" w:cs="Arial"/>
+          <w:noProof/>
           <w:color w:val="000000"/>
           <w:sz w:val="22"/>
           <w:szCs w:val="22"/>
@@ -1408,6 +1947,7 @@
       <w:r>
         <w:rPr>
           <w:rFonts w:ascii="Arial" w:hAnsi="Arial" w:cs="Arial"/>
+          <w:noProof/>
           <w:color w:val="000000"/>
           <w:sz w:val="22"/>
           <w:szCs w:val="22"/>
@@ -1423,14 +1963,26 @@
         <w:adjustRightInd w:val="0"/>
         <w:rPr>
           <w:rFonts w:cs="Arial"/>
-          <w:sz w:val="24"/>
-          <w:lang w:val="en-GB"/>
-        </w:rPr>
-      </w:pPr>
-      <w:r>
-        <w:rPr>
-          <w:rFonts w:cs="Arial"/>
-          <w:b/>
+          <w:noProof/>
+          <w:sz w:val="24"/>
+          <w:lang w:val="en-GB"/>
+        </w:rPr>
+      </w:pPr>
+      <w:r>
+        <w:rPr>
+          <w:rFonts w:cs="Arial"/>
+          <w:b/>
+          <w:noProof/>
+          <w:sz w:val="24"/>
+          <w:lang w:val="en-GB"/>
+        </w:rPr>
+        <w:t xml:space="preserve">   </w:t>
+      </w:r>
+      <w:r>
+        <w:rPr>
+          <w:rFonts w:cs="Arial"/>
+          <w:b/>
+          <w:noProof/>
           <w:sz w:val="24"/>
           <w:lang w:val="en-GB"/>
         </w:rPr>
@@ -1440,6 +1992,7 @@
         <w:rPr>
           <w:rFonts w:cs="Arial"/>
           <w:b/>
+          <w:noProof/>
           <w:sz w:val="24"/>
           <w:lang w:val="en-GB"/>
         </w:rPr>
@@ -1449,6 +2002,7 @@
         <w:rPr>
           <w:rFonts w:cs="Arial"/>
           <w:b/>
+          <w:noProof/>
           <w:sz w:val="24"/>
           <w:lang w:val="en-GB"/>
         </w:rPr>
@@ -1458,6 +2012,7 @@
         <w:rPr>
           <w:rFonts w:cs="Arial"/>
           <w:b/>
+          <w:noProof/>
           <w:sz w:val="24"/>
           <w:lang w:val="en-GB"/>
         </w:rPr>
@@ -1467,6 +2022,7 @@
         <w:rPr>
           <w:rFonts w:cs="Arial"/>
           <w:b/>
+          <w:noProof/>
           <w:sz w:val="24"/>
           <w:lang w:val="en-GB"/>
         </w:rPr>
@@ -1476,6 +2032,7 @@
         <w:rPr>
           <w:rFonts w:cs="Arial"/>
           <w:b/>
+          <w:noProof/>
           <w:sz w:val="24"/>
           <w:lang w:val="en-GB"/>
         </w:rPr>
@@ -1486,6 +2043,7 @@
         <w:rPr>
           <w:rFonts w:cs="Arial"/>
           <w:b/>
+          <w:noProof/>
           <w:sz w:val="24"/>
           <w:lang w:val="en-GB"/>
         </w:rPr>
@@ -1495,6 +2053,7 @@
         <w:rPr>
           <w:rFonts w:cs="Arial"/>
           <w:b/>
+          <w:noProof/>
           <w:sz w:val="24"/>
           <w:lang w:val="en-GB"/>
         </w:rPr>
@@ -1506,18 +2065,21 @@
         <w:pStyle w:val="NormalWeb"/>
         <w:shd w:val="clear" w:color="auto" w:fill="FFFFFF"/>
         <w:spacing w:after="0" w:afterAutospacing="0"/>
-        <w:rPr>
-          <w:rFonts w:ascii="Arial" w:hAnsi="Arial" w:cs="Arial"/>
-          <w:b/>
-          <w:bCs/>
-          <w:lang w:val="en-GB"/>
-        </w:rPr>
-      </w:pPr>
-      <w:r>
-        <w:rPr>
-          <w:rFonts w:ascii="Arial" w:hAnsi="Arial" w:cs="Arial"/>
-          <w:b/>
-          <w:bCs/>
+        <w:ind w:firstLine="357"/>
+        <w:rPr>
+          <w:rFonts w:ascii="Arial" w:hAnsi="Arial" w:cs="Arial"/>
+          <w:b/>
+          <w:bCs/>
+          <w:noProof/>
+          <w:lang w:val="en-GB"/>
+        </w:rPr>
+      </w:pPr>
+      <w:r>
+        <w:rPr>
+          <w:rFonts w:ascii="Arial" w:hAnsi="Arial" w:cs="Arial"/>
+          <w:b/>
+          <w:bCs/>
+          <w:noProof/>
           <w:lang w:val="en-GB"/>
         </w:rPr>
         <w:t>Main Responsibilities</w:t>
@@ -1532,6 +2094,7 @@
           <w:rFonts w:ascii="Arial" w:hAnsi="Arial" w:cs="Arial"/>
           <w:b/>
           <w:bCs/>
+          <w:noProof/>
           <w:sz w:val="22"/>
           <w:szCs w:val="22"/>
           <w:lang w:val="en-GB"/>
@@ -1553,15 +2116,17 @@
         <w:rPr>
           <w:rFonts w:ascii="Arial" w:hAnsi="Arial" w:cs="Arial"/>
           <w:bCs/>
-          <w:sz w:val="22"/>
-          <w:szCs w:val="22"/>
-          <w:lang w:val="en-GB"/>
-        </w:rPr>
-      </w:pPr>
-      <w:r>
-        <w:rPr>
-          <w:rFonts w:ascii="Arial" w:hAnsi="Arial" w:cs="Arial"/>
-          <w:bCs/>
+          <w:noProof/>
+          <w:sz w:val="22"/>
+          <w:szCs w:val="22"/>
+          <w:lang w:val="en-GB"/>
+        </w:rPr>
+      </w:pPr>
+      <w:r>
+        <w:rPr>
+          <w:rFonts w:ascii="Arial" w:hAnsi="Arial" w:cs="Arial"/>
+          <w:bCs/>
+          <w:noProof/>
           <w:sz w:val="22"/>
           <w:szCs w:val="22"/>
           <w:lang w:val="en-GB"/>
@@ -1572,6 +2137,7 @@
         <w:rPr>
           <w:rFonts w:ascii="Arial" w:hAnsi="Arial" w:cs="Arial"/>
           <w:bCs/>
+          <w:noProof/>
           <w:sz w:val="22"/>
           <w:szCs w:val="22"/>
           <w:lang w:val="en-GB"/>
@@ -1582,6 +2148,7 @@
         <w:rPr>
           <w:rFonts w:ascii="Arial" w:hAnsi="Arial" w:cs="Arial"/>
           <w:bCs/>
+          <w:noProof/>
           <w:sz w:val="22"/>
           <w:szCs w:val="22"/>
           <w:lang w:val="en-GB"/>
@@ -1604,15 +2171,17 @@
         <w:rPr>
           <w:rFonts w:ascii="Arial" w:hAnsi="Arial" w:cs="Arial"/>
           <w:bCs/>
-          <w:sz w:val="22"/>
-          <w:szCs w:val="22"/>
-          <w:lang w:val="en-GB"/>
-        </w:rPr>
-      </w:pPr>
-      <w:r>
-        <w:rPr>
-          <w:rFonts w:ascii="Arial" w:hAnsi="Arial" w:cs="Arial"/>
-          <w:bCs/>
+          <w:noProof/>
+          <w:sz w:val="22"/>
+          <w:szCs w:val="22"/>
+          <w:lang w:val="en-GB"/>
+        </w:rPr>
+      </w:pPr>
+      <w:r>
+        <w:rPr>
+          <w:rFonts w:ascii="Arial" w:hAnsi="Arial" w:cs="Arial"/>
+          <w:bCs/>
+          <w:noProof/>
           <w:sz w:val="22"/>
           <w:szCs w:val="22"/>
           <w:lang w:val="en-GB"/>
@@ -1623,6 +2192,7 @@
         <w:rPr>
           <w:rFonts w:ascii="Arial" w:hAnsi="Arial" w:cs="Arial"/>
           <w:bCs/>
+          <w:noProof/>
           <w:sz w:val="22"/>
           <w:szCs w:val="22"/>
           <w:lang w:val="en-GB"/>
@@ -1633,6 +2203,7 @@
         <w:rPr>
           <w:rFonts w:ascii="Arial" w:hAnsi="Arial" w:cs="Arial"/>
           <w:bCs/>
+          <w:noProof/>
           <w:sz w:val="22"/>
           <w:szCs w:val="22"/>
           <w:lang w:val="en-GB"/>
@@ -1659,6 +2230,7 @@
         <w:jc w:val="both"/>
         <w:rPr>
           <w:rFonts w:ascii="Arial" w:hAnsi="Arial" w:cs="Arial"/>
+          <w:noProof/>
           <w:sz w:val="20"/>
           <w:szCs w:val="20"/>
           <w:lang w:val="en-GB"/>
@@ -1668,6 +2240,7 @@
         <w:rPr>
           <w:rFonts w:ascii="Arial" w:hAnsi="Arial" w:cs="Arial"/>
           <w:bCs/>
+          <w:noProof/>
           <w:sz w:val="22"/>
           <w:szCs w:val="22"/>
           <w:lang w:val="en-GB"/>
@@ -1677,24 +2250,51 @@
     </w:p>
     <w:p>
       <w:pPr>
-        <w:pStyle w:val="NormalWeb"/>
-        <w:widowControl w:val="0"/>
-        <w:shd w:val="clear" w:color="auto" w:fill="FFFFFF"/>
-        <w:overflowPunct w:val="0"/>
         <w:autoSpaceDE w:val="0"/>
         <w:autoSpaceDN w:val="0"/>
         <w:adjustRightInd w:val="0"/>
-        <w:spacing w:after="200" w:afterAutospacing="0" w:line="276" w:lineRule="auto"/>
-        <w:ind w:left="714"/>
-        <w:contextualSpacing/>
-        <w:jc w:val="both"/>
-        <w:rPr>
-          <w:rFonts w:ascii="Arial" w:hAnsi="Arial" w:cs="Arial"/>
-          <w:sz w:val="20"/>
-          <w:szCs w:val="20"/>
-          <w:lang w:val="en-GB"/>
-        </w:rPr>
-      </w:pPr>
+        <w:rPr>
+          <w:rFonts w:cs="Arial"/>
+          <w:noProof/>
+          <w:sz w:val="24"/>
+          <w:u w:val="single" w:color="1F4E79" w:themeColor="accent1" w:themeShade="80"/>
+          <w:lang w:val="en-GB"/>
+        </w:rPr>
+      </w:pPr>
+      <w:r>
+        <w:rPr>
+          <w:rFonts w:cs="Arial"/>
+          <w:b/>
+          <w:noProof/>
+          <w:sz w:val="24"/>
+          <w:u w:val="single" w:color="1F4E79" w:themeColor="accent1" w:themeShade="80"/>
+          <w:lang w:val="en-GB"/>
+        </w:rPr>
+        <w:lastRenderedPageBreak/>
+        <w:t>Ericsson Ireland</w:t>
+      </w:r>
+      <w:r>
+        <w:rPr>
+          <w:rFonts w:cs="Arial"/>
+          <w:b/>
+          <w:noProof/>
+          <w:sz w:val="24"/>
+          <w:u w:val="single" w:color="1F4E79" w:themeColor="accent1" w:themeShade="80"/>
+          <w:lang w:val="en-GB"/>
+        </w:rPr>
+        <w:t xml:space="preserve">:  </w:t>
+      </w:r>
+      <w:r>
+        <w:rPr>
+          <w:rFonts w:cs="Arial"/>
+          <w:b/>
+          <w:noProof/>
+          <w:sz w:val="24"/>
+          <w:u w:val="single" w:color="1F4E79" w:themeColor="accent1" w:themeShade="80"/>
+          <w:lang w:val="en-GB"/>
+        </w:rPr>
+        <w:t>Athlone, Co Westmeath</w:t>
+      </w:r>
     </w:p>
     <w:p>
       <w:pPr>
@@ -1703,37 +2303,12 @@
         <w:adjustRightInd w:val="0"/>
         <w:rPr>
           <w:rFonts w:cs="Arial"/>
-          <w:sz w:val="24"/>
-          <w:lang w:val="en-GB"/>
-        </w:rPr>
-      </w:pPr>
-      <w:r>
-        <w:rPr>
-          <w:rFonts w:cs="Arial"/>
-          <w:b/>
-          <w:sz w:val="24"/>
-          <w:lang w:val="en-GB"/>
-        </w:rPr>
-        <w:t>Ericsson Ireland</w:t>
-      </w:r>
-      <w:r>
-        <w:rPr>
-          <w:rFonts w:cs="Arial"/>
-          <w:b/>
-          <w:sz w:val="24"/>
-          <w:lang w:val="en-GB"/>
-        </w:rPr>
-        <w:t xml:space="preserve">:  </w:t>
-      </w:r>
-      <w:r>
-        <w:rPr>
-          <w:rFonts w:cs="Arial"/>
-          <w:b/>
-          <w:sz w:val="24"/>
-          <w:lang w:val="en-GB"/>
-        </w:rPr>
-        <w:t>Athlone, Co Westmeath</w:t>
-      </w:r>
+          <w:noProof/>
+          <w:sz w:val="20"/>
+          <w:szCs w:val="20"/>
+          <w:lang w:val="en-GB"/>
+        </w:rPr>
+      </w:pPr>
     </w:p>
     <w:p>
       <w:pPr>
@@ -1742,27 +2317,26 @@
         <w:adjustRightInd w:val="0"/>
         <w:rPr>
           <w:rFonts w:cs="Arial"/>
-          <w:sz w:val="20"/>
-          <w:szCs w:val="20"/>
-          <w:lang w:val="en-GB"/>
-        </w:rPr>
-      </w:pPr>
-    </w:p>
-    <w:p>
-      <w:pPr>
-        <w:autoSpaceDE w:val="0"/>
-        <w:autoSpaceDN w:val="0"/>
-        <w:adjustRightInd w:val="0"/>
-        <w:rPr>
-          <w:rFonts w:cs="Arial"/>
-          <w:sz w:val="24"/>
-          <w:lang w:val="en-GB"/>
-        </w:rPr>
-      </w:pPr>
-      <w:r>
-        <w:rPr>
-          <w:rFonts w:cs="Arial"/>
-          <w:b/>
+          <w:noProof/>
+          <w:sz w:val="24"/>
+          <w:lang w:val="en-GB"/>
+        </w:rPr>
+      </w:pPr>
+      <w:r>
+        <w:rPr>
+          <w:rFonts w:cs="Arial"/>
+          <w:b/>
+          <w:noProof/>
+          <w:sz w:val="24"/>
+          <w:lang w:val="en-GB"/>
+        </w:rPr>
+        <w:t xml:space="preserve">   </w:t>
+      </w:r>
+      <w:r>
+        <w:rPr>
+          <w:rFonts w:cs="Arial"/>
+          <w:b/>
+          <w:noProof/>
           <w:sz w:val="24"/>
           <w:lang w:val="en-GB"/>
         </w:rPr>
@@ -1772,6 +2346,7 @@
         <w:rPr>
           <w:rFonts w:cs="Arial"/>
           <w:b/>
+          <w:noProof/>
           <w:sz w:val="24"/>
           <w:lang w:val="en-GB"/>
         </w:rPr>
@@ -1781,6 +2356,7 @@
         <w:rPr>
           <w:rFonts w:cs="Arial"/>
           <w:b/>
+          <w:noProof/>
           <w:sz w:val="24"/>
           <w:lang w:val="en-GB"/>
         </w:rPr>
@@ -1789,6 +2365,7 @@
       <w:r>
         <w:rPr>
           <w:rFonts w:cs="Arial"/>
+          <w:noProof/>
           <w:szCs w:val="22"/>
           <w:lang w:val="en-GB"/>
         </w:rPr>
@@ -1797,6 +2374,7 @@
       <w:r>
         <w:rPr>
           <w:rFonts w:cs="Arial"/>
+          <w:noProof/>
           <w:szCs w:val="22"/>
           <w:lang w:val="en-GB"/>
         </w:rPr>
@@ -1805,6 +2383,7 @@
       <w:r>
         <w:rPr>
           <w:rFonts w:cs="Arial"/>
+          <w:noProof/>
           <w:szCs w:val="22"/>
           <w:lang w:val="en-GB"/>
         </w:rPr>
@@ -1815,6 +2394,7 @@
         <w:rPr>
           <w:rFonts w:cs="Arial"/>
           <w:b/>
+          <w:noProof/>
           <w:sz w:val="24"/>
           <w:lang w:val="en-GB"/>
         </w:rPr>
@@ -1826,18 +2406,21 @@
         <w:pStyle w:val="NormalWeb"/>
         <w:shd w:val="clear" w:color="auto" w:fill="FFFFFF"/>
         <w:spacing w:after="0" w:afterAutospacing="0"/>
-        <w:rPr>
-          <w:rFonts w:ascii="Arial" w:hAnsi="Arial" w:cs="Arial"/>
-          <w:b/>
-          <w:bCs/>
-          <w:lang w:val="en-GB"/>
-        </w:rPr>
-      </w:pPr>
-      <w:r>
-        <w:rPr>
-          <w:rFonts w:ascii="Arial" w:hAnsi="Arial" w:cs="Arial"/>
-          <w:b/>
-          <w:bCs/>
+        <w:ind w:firstLine="357"/>
+        <w:rPr>
+          <w:rFonts w:ascii="Arial" w:hAnsi="Arial" w:cs="Arial"/>
+          <w:b/>
+          <w:bCs/>
+          <w:noProof/>
+          <w:lang w:val="en-GB"/>
+        </w:rPr>
+      </w:pPr>
+      <w:r>
+        <w:rPr>
+          <w:rFonts w:ascii="Arial" w:hAnsi="Arial" w:cs="Arial"/>
+          <w:b/>
+          <w:bCs/>
+          <w:noProof/>
           <w:lang w:val="en-GB"/>
         </w:rPr>
         <w:t>Main Responsibilities</w:t>
@@ -1852,6 +2435,7 @@
           <w:rFonts w:ascii="Arial" w:hAnsi="Arial" w:cs="Arial"/>
           <w:b/>
           <w:bCs/>
+          <w:noProof/>
           <w:sz w:val="22"/>
           <w:szCs w:val="22"/>
           <w:lang w:val="en-GB"/>
@@ -1872,15 +2456,17 @@
         <w:rPr>
           <w:rFonts w:ascii="Arial" w:hAnsi="Arial" w:cs="Arial"/>
           <w:bCs/>
-          <w:sz w:val="22"/>
-          <w:szCs w:val="22"/>
-          <w:lang w:val="en-GB"/>
-        </w:rPr>
-      </w:pPr>
-      <w:r>
-        <w:rPr>
-          <w:rFonts w:ascii="Arial" w:hAnsi="Arial" w:cs="Arial"/>
-          <w:bCs/>
+          <w:noProof/>
+          <w:sz w:val="22"/>
+          <w:szCs w:val="22"/>
+          <w:lang w:val="en-GB"/>
+        </w:rPr>
+      </w:pPr>
+      <w:r>
+        <w:rPr>
+          <w:rFonts w:ascii="Arial" w:hAnsi="Arial" w:cs="Arial"/>
+          <w:bCs/>
+          <w:noProof/>
           <w:sz w:val="22"/>
           <w:szCs w:val="22"/>
           <w:lang w:val="en-GB"/>
@@ -1891,6 +2477,7 @@
         <w:rPr>
           <w:rFonts w:ascii="Arial" w:hAnsi="Arial" w:cs="Arial"/>
           <w:bCs/>
+          <w:noProof/>
           <w:sz w:val="22"/>
           <w:szCs w:val="22"/>
           <w:lang w:val="en-GB"/>
@@ -1912,31 +2499,77 @@
         <w:rPr>
           <w:rFonts w:ascii="Arial" w:hAnsi="Arial" w:cs="Arial"/>
           <w:bCs/>
-          <w:sz w:val="22"/>
-          <w:szCs w:val="22"/>
-          <w:lang w:val="en-GB"/>
-        </w:rPr>
-      </w:pPr>
-      <w:r>
-        <w:rPr>
-          <w:rFonts w:ascii="Arial" w:hAnsi="Arial" w:cs="Arial"/>
-          <w:bCs/>
-          <w:sz w:val="22"/>
-          <w:szCs w:val="22"/>
-          <w:lang w:val="en-GB"/>
-        </w:rPr>
-        <w:lastRenderedPageBreak/>
+          <w:noProof/>
+          <w:sz w:val="22"/>
+          <w:szCs w:val="22"/>
+          <w:lang w:val="en-GB"/>
+        </w:rPr>
+      </w:pPr>
+      <w:r>
+        <w:rPr>
+          <w:rFonts w:ascii="Arial" w:hAnsi="Arial" w:cs="Arial"/>
+          <w:bCs/>
+          <w:noProof/>
+          <w:sz w:val="22"/>
+          <w:szCs w:val="22"/>
+          <w:lang w:val="en-GB"/>
+        </w:rPr>
         <w:t>Gathering</w:t>
       </w:r>
       <w:r>
         <w:rPr>
           <w:rFonts w:ascii="Arial" w:hAnsi="Arial" w:cs="Arial"/>
           <w:bCs/>
-          <w:sz w:val="22"/>
-          <w:szCs w:val="22"/>
-          <w:lang w:val="en-GB"/>
-        </w:rPr>
-        <w:t xml:space="preserve"> requirements, coding, testing, documenting and the delivery of software at set intervals.</w:t>
+          <w:noProof/>
+          <w:sz w:val="22"/>
+          <w:szCs w:val="22"/>
+          <w:lang w:val="en-GB"/>
+        </w:rPr>
+        <w:t xml:space="preserve"> requirements, co</w:t>
+      </w:r>
+      <w:r>
+        <w:rPr>
+          <w:rFonts w:ascii="Arial" w:hAnsi="Arial" w:cs="Arial"/>
+          <w:bCs/>
+          <w:noProof/>
+          <w:sz w:val="22"/>
+          <w:szCs w:val="22"/>
+          <w:lang w:val="en-GB"/>
+        </w:rPr>
+        <w:t xml:space="preserve">ding, testing, documenting and </w:t>
+      </w:r>
+      <w:r>
+        <w:rPr>
+          <w:rFonts w:ascii="Arial" w:hAnsi="Arial" w:cs="Arial"/>
+          <w:bCs/>
+          <w:noProof/>
+          <w:sz w:val="22"/>
+          <w:szCs w:val="22"/>
+          <w:lang w:val="en-GB"/>
+        </w:rPr>
+        <w:t>software</w:t>
+      </w:r>
+      <w:r>
+        <w:rPr>
+          <w:rFonts w:ascii="Arial" w:hAnsi="Arial" w:cs="Arial"/>
+          <w:bCs/>
+          <w:noProof/>
+          <w:sz w:val="22"/>
+          <w:szCs w:val="22"/>
+          <w:lang w:val="en-GB"/>
+        </w:rPr>
+        <w:t xml:space="preserve"> delivery</w:t>
+      </w:r>
+      <w:r>
+        <w:rPr>
+          <w:rFonts w:ascii="Arial" w:hAnsi="Arial" w:cs="Arial"/>
+          <w:bCs/>
+          <w:noProof/>
+          <w:sz w:val="22"/>
+          <w:szCs w:val="22"/>
+          <w:lang w:val="en-GB"/>
+        </w:rPr>
+        <w:t xml:space="preserve"> at set intervals.</w:t>
       </w:r>
     </w:p>
     <w:p>
@@ -1955,6 +2588,7 @@
         <w:jc w:val="both"/>
         <w:rPr>
           <w:rFonts w:cs="Arial"/>
+          <w:noProof/>
           <w:sz w:val="20"/>
           <w:szCs w:val="20"/>
           <w:lang w:val="en-GB"/>
@@ -1963,6 +2597,7 @@
       <w:r>
         <w:rPr>
           <w:rFonts w:cs="Arial"/>
+          <w:noProof/>
           <w:color w:val="000000"/>
           <w:szCs w:val="22"/>
           <w:lang w:val="en-GB"/>
@@ -1972,6 +2607,7 @@
       <w:r>
         <w:rPr>
           <w:rFonts w:cs="Arial"/>
+          <w:noProof/>
           <w:color w:val="000000"/>
           <w:szCs w:val="22"/>
           <w:lang w:val="en-GB"/>
@@ -1981,6 +2617,7 @@
       <w:r>
         <w:rPr>
           <w:rFonts w:cs="Arial"/>
+          <w:noProof/>
           <w:color w:val="000000"/>
           <w:szCs w:val="22"/>
           <w:lang w:val="en-GB"/>
@@ -1990,6 +2627,7 @@
       <w:r>
         <w:rPr>
           <w:rFonts w:cs="Arial"/>
+          <w:noProof/>
           <w:color w:val="000000"/>
           <w:szCs w:val="22"/>
           <w:lang w:val="en-GB"/>
@@ -2009,6 +2647,7 @@
         <w:jc w:val="both"/>
         <w:rPr>
           <w:rFonts w:cs="Arial"/>
+          <w:noProof/>
           <w:sz w:val="20"/>
           <w:szCs w:val="20"/>
           <w:lang w:val="en-GB"/>
@@ -2025,15 +2664,19 @@
         <w:rPr>
           <w:rFonts w:cs="Arial"/>
           <w:b/>
-          <w:sz w:val="24"/>
-          <w:lang w:val="en-GB"/>
-        </w:rPr>
-      </w:pPr>
-      <w:r>
-        <w:rPr>
-          <w:rFonts w:cs="Arial"/>
-          <w:b/>
-          <w:sz w:val="24"/>
+          <w:noProof/>
+          <w:sz w:val="24"/>
+          <w:u w:val="single" w:color="1F4E79" w:themeColor="accent1" w:themeShade="80"/>
+          <w:lang w:val="en-GB"/>
+        </w:rPr>
+      </w:pPr>
+      <w:r>
+        <w:rPr>
+          <w:rFonts w:cs="Arial"/>
+          <w:b/>
+          <w:noProof/>
+          <w:sz w:val="24"/>
+          <w:u w:val="single" w:color="1F4E79" w:themeColor="accent1" w:themeShade="80"/>
           <w:lang w:val="en-GB"/>
         </w:rPr>
         <w:t>O’Doherty’</w:t>
@@ -2042,7 +2685,9 @@
         <w:rPr>
           <w:rFonts w:cs="Arial"/>
           <w:b/>
-          <w:sz w:val="24"/>
+          <w:noProof/>
+          <w:sz w:val="24"/>
+          <w:u w:val="single" w:color="1F4E79" w:themeColor="accent1" w:themeShade="80"/>
           <w:lang w:val="en-GB"/>
         </w:rPr>
         <w:t xml:space="preserve">s Audio and Video Productions:  </w:t>
@@ -2051,7 +2696,9 @@
         <w:rPr>
           <w:rFonts w:cs="Arial"/>
           <w:b/>
-          <w:sz w:val="24"/>
+          <w:noProof/>
+          <w:sz w:val="24"/>
+          <w:u w:val="single" w:color="1F4E79" w:themeColor="accent1" w:themeShade="80"/>
           <w:lang w:val="en-GB"/>
         </w:rPr>
         <w:t>Clondalkin, Dublin 22</w:t>
@@ -2061,6 +2708,7 @@
       <w:pPr>
         <w:rPr>
           <w:rFonts w:cs="Arial"/>
+          <w:noProof/>
           <w:sz w:val="20"/>
           <w:szCs w:val="20"/>
           <w:lang w:val="en-GB"/>
@@ -2073,14 +2721,26 @@
         <w:rPr>
           <w:rFonts w:cs="Arial"/>
           <w:b/>
-          <w:sz w:val="24"/>
-          <w:lang w:val="en-GB"/>
-        </w:rPr>
-      </w:pPr>
-      <w:r>
-        <w:rPr>
-          <w:rFonts w:cs="Arial"/>
-          <w:b/>
+          <w:noProof/>
+          <w:sz w:val="24"/>
+          <w:lang w:val="en-GB"/>
+        </w:rPr>
+      </w:pPr>
+      <w:r>
+        <w:rPr>
+          <w:rFonts w:cs="Arial"/>
+          <w:b/>
+          <w:noProof/>
+          <w:sz w:val="24"/>
+          <w:lang w:val="en-GB"/>
+        </w:rPr>
+        <w:t xml:space="preserve">   </w:t>
+      </w:r>
+      <w:r>
+        <w:rPr>
+          <w:rFonts w:cs="Arial"/>
+          <w:b/>
+          <w:noProof/>
           <w:sz w:val="24"/>
           <w:lang w:val="en-GB"/>
         </w:rPr>
@@ -2090,6 +2750,7 @@
         <w:rPr>
           <w:rFonts w:cs="Arial"/>
           <w:b/>
+          <w:noProof/>
           <w:sz w:val="24"/>
           <w:lang w:val="en-GB"/>
         </w:rPr>
@@ -2099,6 +2760,7 @@
         <w:rPr>
           <w:rFonts w:cs="Arial"/>
           <w:b/>
+          <w:noProof/>
           <w:sz w:val="24"/>
           <w:lang w:val="en-GB"/>
         </w:rPr>
@@ -2108,6 +2770,7 @@
         <w:rPr>
           <w:rFonts w:cs="Arial"/>
           <w:b/>
+          <w:noProof/>
           <w:sz w:val="24"/>
           <w:lang w:val="en-GB"/>
         </w:rPr>
@@ -2117,15 +2780,7 @@
         <w:rPr>
           <w:rFonts w:cs="Arial"/>
           <w:b/>
-          <w:sz w:val="24"/>
-          <w:lang w:val="en-GB"/>
-        </w:rPr>
-        <w:tab/>
-      </w:r>
-      <w:r>
-        <w:rPr>
-          <w:rFonts w:cs="Arial"/>
-          <w:b/>
+          <w:noProof/>
           <w:sz w:val="24"/>
           <w:lang w:val="en-GB"/>
         </w:rPr>
@@ -2136,6 +2791,7 @@
         <w:rPr>
           <w:rFonts w:cs="Arial"/>
           <w:b/>
+          <w:noProof/>
           <w:sz w:val="24"/>
           <w:lang w:val="en-GB"/>
         </w:rPr>
@@ -2145,6 +2801,7 @@
         <w:rPr>
           <w:rFonts w:cs="Arial"/>
           <w:b/>
+          <w:noProof/>
           <w:sz w:val="24"/>
           <w:lang w:val="en-GB"/>
         </w:rPr>
@@ -2156,18 +2813,21 @@
         <w:pStyle w:val="NormalWeb"/>
         <w:shd w:val="clear" w:color="auto" w:fill="FFFFFF"/>
         <w:spacing w:after="0" w:afterAutospacing="0"/>
-        <w:rPr>
-          <w:rFonts w:ascii="Arial" w:hAnsi="Arial" w:cs="Arial"/>
-          <w:b/>
-          <w:bCs/>
-          <w:lang w:val="en-GB"/>
-        </w:rPr>
-      </w:pPr>
-      <w:r>
-        <w:rPr>
-          <w:rFonts w:ascii="Arial" w:hAnsi="Arial" w:cs="Arial"/>
-          <w:b/>
-          <w:bCs/>
+        <w:ind w:firstLine="357"/>
+        <w:rPr>
+          <w:rFonts w:ascii="Arial" w:hAnsi="Arial" w:cs="Arial"/>
+          <w:b/>
+          <w:bCs/>
+          <w:noProof/>
+          <w:lang w:val="en-GB"/>
+        </w:rPr>
+      </w:pPr>
+      <w:r>
+        <w:rPr>
+          <w:rFonts w:ascii="Arial" w:hAnsi="Arial" w:cs="Arial"/>
+          <w:b/>
+          <w:bCs/>
+          <w:noProof/>
           <w:lang w:val="en-GB"/>
         </w:rPr>
         <w:t xml:space="preserve">Main Responsibilities </w:t>
@@ -2183,6 +2843,7 @@
         <w:jc w:val="both"/>
         <w:rPr>
           <w:rFonts w:cs="Arial"/>
+          <w:noProof/>
           <w:szCs w:val="22"/>
           <w:lang w:val="en-GB"/>
         </w:rPr>
@@ -2202,15 +2863,17 @@
         <w:rPr>
           <w:rFonts w:ascii="Arial" w:hAnsi="Arial" w:cs="Arial"/>
           <w:bCs/>
-          <w:sz w:val="22"/>
-          <w:szCs w:val="22"/>
-          <w:lang w:val="en-GB"/>
-        </w:rPr>
-      </w:pPr>
-      <w:r>
-        <w:rPr>
-          <w:rFonts w:ascii="Arial" w:hAnsi="Arial" w:cs="Arial"/>
-          <w:bCs/>
+          <w:noProof/>
+          <w:sz w:val="22"/>
+          <w:szCs w:val="22"/>
+          <w:lang w:val="en-GB"/>
+        </w:rPr>
+      </w:pPr>
+      <w:r>
+        <w:rPr>
+          <w:rFonts w:ascii="Arial" w:hAnsi="Arial" w:cs="Arial"/>
+          <w:bCs/>
+          <w:noProof/>
           <w:sz w:val="22"/>
           <w:szCs w:val="22"/>
           <w:lang w:val="en-GB"/>
@@ -2221,36 +2884,51 @@
         <w:rPr>
           <w:rFonts w:ascii="Arial" w:hAnsi="Arial" w:cs="Arial"/>
           <w:bCs/>
-          <w:sz w:val="22"/>
-          <w:szCs w:val="22"/>
-          <w:lang w:val="en-GB"/>
-        </w:rPr>
-        <w:t>ecording, archiving and selling of horse racing footage onto various types of media formats. Digitally editting footage to create montage clips</w:t>
-      </w:r>
-      <w:r>
-        <w:rPr>
-          <w:rFonts w:ascii="Arial" w:hAnsi="Arial" w:cs="Arial"/>
-          <w:bCs/>
-          <w:sz w:val="22"/>
-          <w:szCs w:val="22"/>
-          <w:lang w:val="en-GB"/>
-        </w:rPr>
-        <w:t xml:space="preserve"> or </w:t>
-      </w:r>
-      <w:r>
-        <w:rPr>
-          <w:rFonts w:ascii="Arial" w:hAnsi="Arial" w:cs="Arial"/>
-          <w:bCs/>
-          <w:sz w:val="22"/>
-          <w:szCs w:val="22"/>
-          <w:lang w:val="en-GB"/>
-        </w:rPr>
-        <w:t>add graphics</w:t>
-      </w:r>
-      <w:r>
-        <w:rPr>
-          <w:rFonts w:ascii="Arial" w:hAnsi="Arial" w:cs="Arial"/>
-          <w:bCs/>
+          <w:noProof/>
+          <w:sz w:val="22"/>
+          <w:szCs w:val="22"/>
+          <w:lang w:val="en-GB"/>
+        </w:rPr>
+        <w:t xml:space="preserve">ecording, archiving and selling of horse racing footage onto various types of media formats. Digitally </w:t>
+      </w:r>
+      <w:r>
+        <w:rPr>
+          <w:rFonts w:ascii="Arial" w:hAnsi="Arial" w:cs="Arial"/>
+          <w:bCs/>
+          <w:noProof/>
+          <w:sz w:val="22"/>
+          <w:szCs w:val="22"/>
+          <w:lang w:val="en-GB"/>
+        </w:rPr>
+        <w:t>editing</w:t>
+      </w:r>
+      <w:r>
+        <w:rPr>
+          <w:rFonts w:ascii="Arial" w:hAnsi="Arial" w:cs="Arial"/>
+          <w:bCs/>
+          <w:noProof/>
+          <w:sz w:val="22"/>
+          <w:szCs w:val="22"/>
+          <w:lang w:val="en-GB"/>
+        </w:rPr>
+        <w:t xml:space="preserve"> footage to create montage clips</w:t>
+      </w:r>
+      <w:r>
+        <w:rPr>
+          <w:rFonts w:ascii="Arial" w:hAnsi="Arial" w:cs="Arial"/>
+          <w:bCs/>
+          <w:noProof/>
+          <w:sz w:val="22"/>
+          <w:szCs w:val="22"/>
+          <w:lang w:val="en-GB"/>
+        </w:rPr>
+        <w:t xml:space="preserve"> or add graphics</w:t>
+      </w:r>
+      <w:r>
+        <w:rPr>
+          <w:rFonts w:ascii="Arial" w:hAnsi="Arial" w:cs="Arial"/>
+          <w:bCs/>
+          <w:noProof/>
           <w:sz w:val="22"/>
           <w:szCs w:val="22"/>
           <w:lang w:val="en-GB"/>
@@ -2272,15 +2950,17 @@
         <w:rPr>
           <w:rFonts w:ascii="Arial" w:hAnsi="Arial" w:cs="Arial"/>
           <w:bCs/>
-          <w:sz w:val="22"/>
-          <w:szCs w:val="22"/>
-          <w:lang w:val="en-GB"/>
-        </w:rPr>
-      </w:pPr>
-      <w:r>
-        <w:rPr>
-          <w:rFonts w:ascii="Arial" w:hAnsi="Arial" w:cs="Arial"/>
-          <w:bCs/>
+          <w:noProof/>
+          <w:sz w:val="22"/>
+          <w:szCs w:val="22"/>
+          <w:lang w:val="en-GB"/>
+        </w:rPr>
+      </w:pPr>
+      <w:r>
+        <w:rPr>
+          <w:rFonts w:ascii="Arial" w:hAnsi="Arial" w:cs="Arial"/>
+          <w:bCs/>
+          <w:noProof/>
           <w:sz w:val="22"/>
           <w:szCs w:val="22"/>
           <w:lang w:val="en-GB"/>
@@ -2298,6 +2978,7 @@
         <w:rPr>
           <w:rFonts w:ascii="Arial" w:hAnsi="Arial" w:cs="Arial"/>
           <w:bCs/>
+          <w:noProof/>
           <w:sz w:val="22"/>
           <w:szCs w:val="22"/>
           <w:lang w:val="en-GB"/>
@@ -2314,6 +2995,7 @@
         <w:rPr>
           <w:rFonts w:ascii="Arial" w:hAnsi="Arial" w:cs="Arial"/>
           <w:b/>
+          <w:noProof/>
           <w:color w:val="1F4E79" w:themeColor="accent1" w:themeShade="80"/>
           <w:sz w:val="24"/>
           <w:lang w:val="en-GB"/>
@@ -2323,6 +3005,7 @@
         <w:rPr>
           <w:rFonts w:ascii="Arial" w:hAnsi="Arial" w:cs="Arial"/>
           <w:b/>
+          <w:noProof/>
           <w:color w:val="1F4E79" w:themeColor="accent1" w:themeShade="80"/>
           <w:sz w:val="24"/>
           <w:lang w:val="en-GB"/>
@@ -2336,6 +3019,7 @@
         <w:ind w:left="0"/>
         <w:rPr>
           <w:rFonts w:ascii="Arial" w:hAnsi="Arial"/>
+          <w:noProof/>
           <w:color w:val="auto"/>
           <w:sz w:val="20"/>
           <w:szCs w:val="20"/>
@@ -2350,6 +3034,7 @@
         <w:rPr>
           <w:rFonts w:ascii="Arial" w:hAnsi="Arial"/>
           <w:b/>
+          <w:noProof/>
           <w:color w:val="auto"/>
           <w:sz w:val="24"/>
           <w:lang w:val="en-GB"/>
@@ -2359,8 +3044,10 @@
         <w:rPr>
           <w:rFonts w:ascii="Arial" w:hAnsi="Arial"/>
           <w:b/>
+          <w:noProof/>
           <w:color w:val="auto"/>
           <w:sz w:val="24"/>
+          <w:u w:val="single" w:color="1F4E79" w:themeColor="accent1" w:themeShade="80"/>
           <w:lang w:val="en-GB"/>
         </w:rPr>
         <w:t>Institute o</w:t>
@@ -2369,8 +3056,10 @@
         <w:rPr>
           <w:rFonts w:ascii="Arial" w:hAnsi="Arial"/>
           <w:b/>
+          <w:noProof/>
           <w:color w:val="auto"/>
           <w:sz w:val="24"/>
+          <w:u w:val="single" w:color="1F4E79" w:themeColor="accent1" w:themeShade="80"/>
           <w:lang w:val="en-GB"/>
         </w:rPr>
         <w:t>f Technology Tallaght, Dublin 24</w:t>
@@ -2379,6 +3068,7 @@
         <w:rPr>
           <w:rFonts w:ascii="Arial" w:hAnsi="Arial"/>
           <w:b/>
+          <w:noProof/>
           <w:color w:val="auto"/>
           <w:sz w:val="24"/>
           <w:lang w:val="en-GB"/>
@@ -2389,6 +3079,7 @@
         <w:rPr>
           <w:rFonts w:ascii="Arial" w:hAnsi="Arial"/>
           <w:b/>
+          <w:noProof/>
           <w:color w:val="auto"/>
           <w:sz w:val="24"/>
           <w:lang w:val="en-GB"/>
@@ -2399,6 +3090,7 @@
         <w:rPr>
           <w:rFonts w:ascii="Arial" w:hAnsi="Arial"/>
           <w:b/>
+          <w:noProof/>
           <w:color w:val="auto"/>
           <w:sz w:val="24"/>
           <w:lang w:val="en-GB"/>
@@ -2409,6 +3101,7 @@
         <w:rPr>
           <w:rFonts w:ascii="Arial" w:hAnsi="Arial"/>
           <w:b/>
+          <w:noProof/>
           <w:color w:val="auto"/>
           <w:sz w:val="24"/>
           <w:lang w:val="en-GB"/>
@@ -2419,6 +3112,7 @@
         <w:rPr>
           <w:rFonts w:ascii="Arial" w:hAnsi="Arial"/>
           <w:b/>
+          <w:noProof/>
           <w:color w:val="auto"/>
           <w:sz w:val="24"/>
           <w:lang w:val="en-GB"/>
@@ -2430,6 +3124,7 @@
         <w:rPr>
           <w:rFonts w:ascii="Arial" w:hAnsi="Arial"/>
           <w:b/>
+          <w:noProof/>
           <w:color w:val="auto"/>
           <w:sz w:val="24"/>
           <w:lang w:val="en-GB"/>
@@ -2440,6 +3135,7 @@
         <w:rPr>
           <w:rFonts w:ascii="Arial" w:hAnsi="Arial"/>
           <w:b/>
+          <w:noProof/>
           <w:color w:val="auto"/>
           <w:sz w:val="24"/>
           <w:lang w:val="en-GB"/>
@@ -2453,6 +3149,7 @@
         <w:ind w:left="0"/>
         <w:rPr>
           <w:rFonts w:ascii="Arial" w:hAnsi="Arial"/>
+          <w:noProof/>
           <w:color w:val="auto"/>
           <w:sz w:val="20"/>
           <w:szCs w:val="20"/>
@@ -2467,6 +3164,7 @@
         <w:rPr>
           <w:rFonts w:ascii="Arial" w:hAnsi="Arial"/>
           <w:b/>
+          <w:noProof/>
           <w:color w:val="auto"/>
           <w:sz w:val="24"/>
           <w:lang w:val="en-GB"/>
@@ -2476,16 +3174,29 @@
         <w:rPr>
           <w:rFonts w:ascii="Arial" w:hAnsi="Arial"/>
           <w:b/>
+          <w:noProof/>
           <w:color w:val="auto"/>
           <w:sz w:val="24"/>
           <w:lang w:val="en-GB"/>
         </w:rPr>
+        <w:t xml:space="preserve">   </w:t>
+      </w:r>
+      <w:r>
+        <w:rPr>
+          <w:rFonts w:ascii="Arial" w:hAnsi="Arial"/>
+          <w:b/>
+          <w:noProof/>
+          <w:color w:val="auto"/>
+          <w:sz w:val="24"/>
+          <w:lang w:val="en-GB"/>
+        </w:rPr>
         <w:t>BSc (Honours) in Computing</w:t>
       </w:r>
       <w:r>
         <w:rPr>
           <w:rFonts w:ascii="Arial" w:hAnsi="Arial"/>
           <w:b/>
+          <w:noProof/>
           <w:color w:val="auto"/>
           <w:sz w:val="24"/>
           <w:lang w:val="en-GB"/>
@@ -2497,6 +3208,7 @@
         <w:rPr>
           <w:rFonts w:ascii="Arial" w:hAnsi="Arial"/>
           <w:b/>
+          <w:noProof/>
           <w:color w:val="auto"/>
           <w:sz w:val="24"/>
           <w:lang w:val="en-GB"/>
@@ -2510,6 +3222,7 @@
         <w:ind w:left="0"/>
         <w:rPr>
           <w:rFonts w:ascii="Arial" w:hAnsi="Arial"/>
+          <w:noProof/>
           <w:color w:val="auto"/>
           <w:szCs w:val="22"/>
           <w:lang w:val="en-GB"/>
@@ -2518,15 +3231,27 @@
       <w:r>
         <w:rPr>
           <w:rFonts w:ascii="Arial" w:hAnsi="Arial"/>
+          <w:noProof/>
           <w:color w:val="auto"/>
           <w:szCs w:val="22"/>
           <w:lang w:val="en-GB"/>
         </w:rPr>
+        <w:t xml:space="preserve">      </w:t>
+      </w:r>
+      <w:r>
+        <w:rPr>
+          <w:rFonts w:ascii="Arial" w:hAnsi="Arial"/>
+          <w:noProof/>
+          <w:color w:val="auto"/>
+          <w:szCs w:val="22"/>
+          <w:lang w:val="en-GB"/>
+        </w:rPr>
         <w:t>Having s</w:t>
       </w:r>
       <w:r>
         <w:rPr>
           <w:rFonts w:ascii="Arial" w:hAnsi="Arial"/>
+          <w:noProof/>
           <w:color w:val="auto"/>
           <w:szCs w:val="22"/>
           <w:lang w:val="en-GB"/>
@@ -2536,6 +3261,7 @@
       <w:r>
         <w:rPr>
           <w:rFonts w:ascii="Arial" w:hAnsi="Arial"/>
+          <w:noProof/>
           <w:color w:val="auto"/>
           <w:szCs w:val="22"/>
           <w:lang w:val="en-GB"/>
@@ -2545,6 +3271,7 @@
       <w:r>
         <w:rPr>
           <w:rFonts w:ascii="Arial" w:hAnsi="Arial"/>
+          <w:noProof/>
           <w:color w:val="auto"/>
           <w:szCs w:val="22"/>
           <w:lang w:val="en-GB"/>
@@ -2555,6 +3282,7 @@
         <w:rPr>
           <w:rFonts w:ascii="Arial" w:hAnsi="Arial"/>
           <w:b/>
+          <w:noProof/>
           <w:color w:val="auto"/>
           <w:szCs w:val="22"/>
           <w:lang w:val="en-GB"/>
@@ -2569,6 +3297,7 @@
         <w:rPr>
           <w:rFonts w:ascii="Arial" w:hAnsi="Arial" w:cs="Arial"/>
           <w:b/>
+          <w:noProof/>
           <w:color w:val="auto"/>
           <w:szCs w:val="22"/>
           <w:lang w:val="en-GB"/>
@@ -2586,6 +3315,7 @@
         <w:jc w:val="both"/>
         <w:rPr>
           <w:rFonts w:ascii="Arial" w:hAnsi="Arial" w:cs="Arial"/>
+          <w:noProof/>
           <w:color w:val="auto"/>
           <w:szCs w:val="22"/>
           <w:lang w:val="en-GB"/>
@@ -2594,6 +3324,7 @@
       <w:r>
         <w:rPr>
           <w:rFonts w:ascii="Arial" w:hAnsi="Arial" w:cs="Arial"/>
+          <w:noProof/>
           <w:color w:val="auto"/>
           <w:szCs w:val="22"/>
           <w:lang w:val="en-GB"/>
@@ -2603,6 +3334,7 @@
       <w:r>
         <w:rPr>
           <w:rFonts w:ascii="Arial" w:hAnsi="Arial" w:cs="Arial"/>
+          <w:noProof/>
           <w:color w:val="auto"/>
           <w:szCs w:val="22"/>
           <w:lang w:val="en-GB"/>
@@ -2612,6 +3344,7 @@
       <w:r>
         <w:rPr>
           <w:rFonts w:ascii="Arial" w:hAnsi="Arial" w:cs="Arial"/>
+          <w:noProof/>
           <w:color w:val="auto"/>
           <w:szCs w:val="22"/>
           <w:lang w:val="en-GB"/>
@@ -2621,6 +3354,7 @@
       <w:r>
         <w:rPr>
           <w:rFonts w:ascii="Arial" w:hAnsi="Arial" w:cs="Arial"/>
+          <w:noProof/>
           <w:color w:val="auto"/>
           <w:szCs w:val="22"/>
           <w:lang w:val="en-GB"/>
@@ -2630,6 +3364,7 @@
       <w:r>
         <w:rPr>
           <w:rFonts w:ascii="Arial" w:hAnsi="Arial" w:cs="Arial"/>
+          <w:noProof/>
           <w:color w:val="auto"/>
           <w:szCs w:val="22"/>
           <w:lang w:val="en-GB"/>
@@ -2649,6 +3384,7 @@
         <w:rPr>
           <w:rFonts w:ascii="Arial" w:hAnsi="Arial" w:cs="Arial"/>
           <w:b/>
+          <w:noProof/>
           <w:color w:val="auto"/>
           <w:szCs w:val="22"/>
           <w:lang w:val="en-GB"/>
@@ -2657,6 +3393,7 @@
       <w:r>
         <w:rPr>
           <w:rFonts w:ascii="Arial" w:hAnsi="Arial" w:cs="Arial"/>
+          <w:noProof/>
           <w:color w:val="auto"/>
           <w:szCs w:val="22"/>
           <w:lang w:val="en-GB"/>
@@ -2666,6 +3403,7 @@
       <w:r>
         <w:rPr>
           <w:rFonts w:ascii="Arial" w:hAnsi="Arial" w:cs="Arial"/>
+          <w:noProof/>
           <w:color w:val="auto"/>
           <w:szCs w:val="22"/>
           <w:lang w:val="en-GB"/>
@@ -2675,6 +3413,7 @@
       <w:r>
         <w:rPr>
           <w:rFonts w:ascii="Arial" w:hAnsi="Arial" w:cs="Arial"/>
+          <w:noProof/>
           <w:color w:val="auto"/>
           <w:szCs w:val="22"/>
           <w:lang w:val="en-GB"/>
@@ -2693,7 +3432,7 @@
         <w:jc w:val="both"/>
         <w:rPr>
           <w:rFonts w:ascii="Arial" w:hAnsi="Arial" w:cs="Arial"/>
-          <w:b/>
+          <w:noProof/>
           <w:color w:val="auto"/>
           <w:szCs w:val="22"/>
           <w:lang w:val="en-GB"/>
@@ -2702,98 +3441,12 @@
       <w:r>
         <w:rPr>
           <w:rFonts w:ascii="Arial" w:hAnsi="Arial" w:cs="Arial"/>
+          <w:noProof/>
           <w:color w:val="auto"/>
           <w:szCs w:val="22"/>
           <w:lang w:val="en-GB"/>
         </w:rPr>
         <w:t>Design, developing and testing Android applications.</w:t>
-      </w:r>
-    </w:p>
-    <w:p>
-      <w:pPr>
-        <w:pStyle w:val="BodyTextIndent"/>
-        <w:numPr>
-          <w:ilvl w:val="0"/>
-          <w:numId w:val="1"/>
-        </w:numPr>
-        <w:spacing w:line="276" w:lineRule="auto"/>
-        <w:jc w:val="both"/>
-        <w:rPr>
-          <w:rFonts w:ascii="Arial" w:hAnsi="Arial" w:cs="Arial"/>
-          <w:color w:val="auto"/>
-          <w:szCs w:val="22"/>
-          <w:lang w:val="en-GB"/>
-        </w:rPr>
-      </w:pPr>
-      <w:r>
-        <w:rPr>
-          <w:rFonts w:ascii="Arial" w:hAnsi="Arial" w:cs="Arial"/>
-          <w:color w:val="auto"/>
-          <w:szCs w:val="22"/>
-          <w:lang w:val="en-GB"/>
-        </w:rPr>
-        <w:t xml:space="preserve">Competent user of Windows and Linux Operating Systems in system administration and command line interfaces. </w:t>
-      </w:r>
-    </w:p>
-    <w:p>
-      <w:pPr>
-        <w:pStyle w:val="BodyTextIndent"/>
-        <w:numPr>
-          <w:ilvl w:val="0"/>
-          <w:numId w:val="1"/>
-        </w:numPr>
-        <w:spacing w:line="276" w:lineRule="auto"/>
-        <w:jc w:val="both"/>
-        <w:rPr>
-          <w:rFonts w:ascii="Arial" w:hAnsi="Arial" w:cs="Arial"/>
-          <w:color w:val="auto"/>
-          <w:szCs w:val="22"/>
-          <w:lang w:val="en-GB"/>
-        </w:rPr>
-      </w:pPr>
-      <w:r>
-        <w:rPr>
-          <w:rFonts w:ascii="Arial" w:hAnsi="Arial" w:cs="Arial"/>
-          <w:color w:val="auto"/>
-          <w:szCs w:val="22"/>
-          <w:lang w:val="en-GB"/>
-        </w:rPr>
-        <w:t>Design programs using object orientated systems analysis and design.</w:t>
-      </w:r>
-    </w:p>
-    <w:p>
-      <w:pPr>
-        <w:pStyle w:val="BodyTextIndent"/>
-        <w:numPr>
-          <w:ilvl w:val="0"/>
-          <w:numId w:val="1"/>
-        </w:numPr>
-        <w:spacing w:line="276" w:lineRule="auto"/>
-        <w:jc w:val="both"/>
-        <w:rPr>
-          <w:rFonts w:ascii="Arial" w:hAnsi="Arial" w:cs="Arial"/>
-          <w:color w:val="auto"/>
-          <w:szCs w:val="22"/>
-          <w:lang w:val="en-GB"/>
-        </w:rPr>
-      </w:pPr>
-      <w:r>
-        <w:rPr>
-          <w:rFonts w:ascii="Arial" w:hAnsi="Arial" w:cs="Arial"/>
-          <w:color w:val="auto"/>
-          <w:szCs w:val="22"/>
-          <w:lang w:val="en-GB"/>
-        </w:rPr>
-        <w:t>Software quality and testing techniques such as Black and White Box testing</w:t>
-      </w:r>
-      <w:r>
-        <w:rPr>
-          <w:rFonts w:ascii="Arial" w:hAnsi="Arial" w:cs="Arial"/>
-          <w:color w:val="auto"/>
-          <w:szCs w:val="22"/>
-          <w:lang w:val="en-GB"/>
-        </w:rPr>
-        <w:t xml:space="preserve"> and developing unit tests.</w:t>
       </w:r>
     </w:p>
     <w:p>
@@ -2802,25 +3455,40 @@
         <w:ind w:left="0"/>
         <w:rPr>
           <w:rFonts w:ascii="Arial" w:hAnsi="Arial" w:cs="Arial"/>
+          <w:noProof/>
           <w:color w:val="auto"/>
           <w:szCs w:val="22"/>
           <w:lang w:val="en-GB"/>
         </w:rPr>
       </w:pPr>
-    </w:p>
-    <w:p>
-      <w:pPr>
-        <w:rPr>
-          <w:rFonts w:cs="Arial"/>
-          <w:b/>
-          <w:sz w:val="24"/>
-          <w:lang w:val="en-GB"/>
-        </w:rPr>
-      </w:pPr>
-      <w:r>
-        <w:rPr>
-          <w:rFonts w:cs="Arial"/>
-          <w:b/>
+      <w:bookmarkStart w:id="0" w:name="_GoBack"/>
+      <w:bookmarkEnd w:id="0"/>
+    </w:p>
+    <w:p>
+      <w:pPr>
+        <w:rPr>
+          <w:rFonts w:cs="Arial"/>
+          <w:b/>
+          <w:noProof/>
+          <w:sz w:val="24"/>
+          <w:lang w:val="en-GB"/>
+        </w:rPr>
+      </w:pPr>
+      <w:r>
+        <w:rPr>
+          <w:rFonts w:cs="Arial"/>
+          <w:b/>
+          <w:noProof/>
+          <w:sz w:val="24"/>
+          <w:lang w:val="en-GB"/>
+        </w:rPr>
+        <w:t xml:space="preserve">   </w:t>
+      </w:r>
+      <w:r>
+        <w:rPr>
+          <w:rFonts w:cs="Arial"/>
+          <w:b/>
+          <w:noProof/>
           <w:sz w:val="24"/>
           <w:lang w:val="en-GB"/>
         </w:rPr>
@@ -2830,6 +3498,7 @@
         <w:rPr>
           <w:rFonts w:cs="Arial"/>
           <w:b/>
+          <w:noProof/>
           <w:sz w:val="24"/>
           <w:vertAlign w:val="superscript"/>
           <w:lang w:val="en-GB"/>
@@ -2840,6 +3509,7 @@
         <w:rPr>
           <w:rFonts w:cs="Arial"/>
           <w:b/>
+          <w:noProof/>
           <w:sz w:val="24"/>
           <w:lang w:val="en-GB"/>
         </w:rPr>
@@ -2849,6 +3519,7 @@
         <w:rPr>
           <w:rFonts w:cs="Arial"/>
           <w:b/>
+          <w:noProof/>
           <w:sz w:val="24"/>
           <w:lang w:val="en-GB"/>
         </w:rPr>
@@ -2858,6 +3529,7 @@
         <w:rPr>
           <w:rFonts w:cs="Arial"/>
           <w:b/>
+          <w:noProof/>
           <w:sz w:val="24"/>
           <w:lang w:val="en-GB"/>
         </w:rPr>
@@ -2867,15 +3539,7 @@
         <w:rPr>
           <w:rFonts w:cs="Arial"/>
           <w:b/>
-          <w:sz w:val="24"/>
-          <w:lang w:val="en-GB"/>
-        </w:rPr>
-        <w:tab/>
-      </w:r>
-      <w:r>
-        <w:rPr>
-          <w:rFonts w:cs="Arial"/>
-          <w:b/>
+          <w:noProof/>
           <w:sz w:val="24"/>
           <w:lang w:val="en-GB"/>
         </w:rPr>
@@ -2892,6 +3556,7 @@
         <w:rPr>
           <w:rFonts w:cs="Arial"/>
           <w:b/>
+          <w:noProof/>
           <w:sz w:val="20"/>
           <w:szCs w:val="20"/>
           <w:lang w:val="en-GB"/>
@@ -2913,12 +3578,14 @@
         <w:jc w:val="both"/>
         <w:rPr>
           <w:rFonts w:ascii="Arial" w:hAnsi="Arial" w:cs="Arial"/>
-          <w:lang w:val="en-GB"/>
-        </w:rPr>
-      </w:pPr>
-      <w:r>
-        <w:rPr>
-          <w:rFonts w:ascii="Arial" w:hAnsi="Arial" w:cs="Arial"/>
+          <w:noProof/>
+          <w:lang w:val="en-GB"/>
+        </w:rPr>
+      </w:pPr>
+      <w:r>
+        <w:rPr>
+          <w:rFonts w:ascii="Arial" w:hAnsi="Arial" w:cs="Arial"/>
+          <w:noProof/>
           <w:lang w:val="en-GB"/>
         </w:rPr>
         <w:t>A fuel and maintenance cost tracker application for Android phones</w:t>
@@ -2926,6 +3593,7 @@
       <w:r>
         <w:rPr>
           <w:rFonts w:ascii="Arial" w:hAnsi="Arial" w:cs="Arial"/>
+          <w:noProof/>
           <w:lang w:val="en-GB"/>
         </w:rPr>
         <w:t xml:space="preserve"> built using Java, XML</w:t>
@@ -2933,6 +3601,7 @@
       <w:r>
         <w:rPr>
           <w:rFonts w:ascii="Arial" w:hAnsi="Arial" w:cs="Arial"/>
+          <w:noProof/>
           <w:lang w:val="en-GB"/>
         </w:rPr>
         <w:t>, NoSQL</w:t>
@@ -2940,6 +3609,7 @@
       <w:r>
         <w:rPr>
           <w:rFonts w:ascii="Arial" w:hAnsi="Arial" w:cs="Arial"/>
+          <w:noProof/>
           <w:lang w:val="en-GB"/>
         </w:rPr>
         <w:t>,</w:t>
@@ -2947,6 +3617,7 @@
       <w:r>
         <w:rPr>
           <w:rFonts w:ascii="Arial" w:hAnsi="Arial" w:cs="Arial"/>
+          <w:noProof/>
           <w:lang w:val="en-GB"/>
         </w:rPr>
         <w:t xml:space="preserve"> </w:t>
@@ -2954,6 +3625,7 @@
       <w:r>
         <w:rPr>
           <w:rFonts w:ascii="Arial" w:hAnsi="Arial" w:cs="Arial"/>
+          <w:noProof/>
           <w:lang w:val="en-GB"/>
         </w:rPr>
         <w:t>JavaScript</w:t>
@@ -2961,6 +3633,7 @@
       <w:r>
         <w:rPr>
           <w:rFonts w:ascii="Arial" w:hAnsi="Arial" w:cs="Arial"/>
+          <w:noProof/>
           <w:lang w:val="en-GB"/>
         </w:rPr>
         <w:t xml:space="preserve"> and numerous web </w:t>
@@ -2968,6 +3641,7 @@
       <w:r>
         <w:rPr>
           <w:rFonts w:ascii="Arial" w:hAnsi="Arial" w:cs="Arial"/>
+          <w:noProof/>
           <w:lang w:val="en-GB"/>
         </w:rPr>
         <w:t>API’s.</w:t>
@@ -2981,6 +3655,7 @@
         <w:jc w:val="both"/>
         <w:rPr>
           <w:rFonts w:cs="Arial"/>
+          <w:noProof/>
           <w:lang w:val="en-GB"/>
         </w:rPr>
       </w:pPr>
@@ -2995,6 +3670,7 @@
         <w:rPr>
           <w:rFonts w:ascii="Arial" w:hAnsi="Arial" w:cs="Arial"/>
           <w:b/>
+          <w:noProof/>
           <w:color w:val="1F4E79" w:themeColor="accent1" w:themeShade="80"/>
           <w:sz w:val="24"/>
           <w:lang w:val="en-GB"/>
@@ -3004,31 +3680,12 @@
         <w:rPr>
           <w:rFonts w:ascii="Arial" w:hAnsi="Arial" w:cs="Arial"/>
           <w:b/>
+          <w:noProof/>
           <w:color w:val="1F4E79" w:themeColor="accent1" w:themeShade="80"/>
           <w:sz w:val="24"/>
           <w:lang w:val="en-GB"/>
         </w:rPr>
-        <w:t xml:space="preserve">INTERESTS </w:t>
-      </w:r>
-      <w:r>
-        <w:rPr>
-          <w:rFonts w:ascii="Arial" w:hAnsi="Arial" w:cs="Arial"/>
-          <w:b/>
-          <w:color w:val="1F4E79" w:themeColor="accent1" w:themeShade="80"/>
-          <w:sz w:val="24"/>
-          <w:lang w:val="en-GB"/>
-        </w:rPr>
-        <w:t xml:space="preserve">&amp; </w:t>
-      </w:r>
-      <w:r>
-        <w:rPr>
-          <w:rFonts w:ascii="Arial" w:hAnsi="Arial" w:cs="Arial"/>
-          <w:b/>
-          <w:color w:val="1F4E79" w:themeColor="accent1" w:themeShade="80"/>
-          <w:sz w:val="24"/>
-          <w:lang w:val="en-GB"/>
-        </w:rPr>
-        <w:t>ACHIEVEMENTS</w:t>
+        <w:t>INTERESTS &amp; ACHIEVEMENTS</w:t>
       </w:r>
     </w:p>
     <w:p>
@@ -3036,6 +3693,7 @@
         <w:pStyle w:val="NoSpacing"/>
         <w:rPr>
           <w:rFonts w:ascii="Arial" w:hAnsi="Arial" w:cs="Arial"/>
+          <w:noProof/>
           <w:sz w:val="20"/>
           <w:szCs w:val="20"/>
           <w:lang w:val="en-GB"/>
@@ -3048,6 +3706,7 @@
         <w:spacing w:line="276" w:lineRule="auto"/>
         <w:rPr>
           <w:rFonts w:ascii="Arial" w:hAnsi="Arial" w:cs="Arial"/>
+          <w:noProof/>
           <w:sz w:val="24"/>
           <w:szCs w:val="24"/>
           <w:lang w:val="en-GB"/>
@@ -3056,6 +3715,7 @@
       <w:r>
         <w:rPr>
           <w:rFonts w:ascii="Arial" w:hAnsi="Arial" w:cs="Arial"/>
+          <w:noProof/>
           <w:sz w:val="24"/>
           <w:szCs w:val="24"/>
           <w:lang w:val="en-GB"/>
@@ -3065,6 +3725,7 @@
       <w:r>
         <w:rPr>
           <w:rFonts w:ascii="Arial" w:hAnsi="Arial" w:cs="Arial"/>
+          <w:noProof/>
           <w:sz w:val="24"/>
           <w:szCs w:val="24"/>
           <w:lang w:val="en-GB"/>
@@ -3077,6 +3738,7 @@
         <w:pStyle w:val="BodyText"/>
         <w:rPr>
           <w:rFonts w:ascii="Arial" w:hAnsi="Arial" w:cs="Arial"/>
+          <w:noProof/>
           <w:sz w:val="22"/>
           <w:szCs w:val="22"/>
           <w:lang w:val="en-GB"/>
@@ -3093,6 +3755,7 @@
         <w:rPr>
           <w:rFonts w:ascii="Arial" w:hAnsi="Arial" w:cs="Arial"/>
           <w:b/>
+          <w:noProof/>
           <w:color w:val="1F4E79" w:themeColor="accent1" w:themeShade="80"/>
           <w:sz w:val="24"/>
           <w:lang w:val="en-GB"/>
@@ -3102,6 +3765,7 @@
         <w:rPr>
           <w:rFonts w:ascii="Arial" w:hAnsi="Arial" w:cs="Arial"/>
           <w:b/>
+          <w:noProof/>
           <w:color w:val="1F4E79" w:themeColor="accent1" w:themeShade="80"/>
           <w:sz w:val="24"/>
           <w:lang w:val="en-GB"/>
@@ -3116,6 +3780,7 @@
         <w:rPr>
           <w:rFonts w:ascii="Arial" w:hAnsi="Arial" w:cs="Arial"/>
           <w:b/>
+          <w:noProof/>
           <w:color w:val="auto"/>
           <w:sz w:val="20"/>
           <w:szCs w:val="20"/>
@@ -3130,6 +3795,7 @@
         <w:ind w:left="0"/>
         <w:rPr>
           <w:rFonts w:ascii="Arial" w:hAnsi="Arial" w:cs="Arial"/>
+          <w:noProof/>
           <w:color w:val="333333"/>
           <w:szCs w:val="22"/>
           <w:shd w:val="clear" w:color="auto" w:fill="FFFFFF"/>
@@ -3141,6 +3807,7 @@
           <w:rStyle w:val="apple-converted-space"/>
           <w:rFonts w:ascii="Arial" w:hAnsi="Arial" w:cs="Arial"/>
           <w:b/>
+          <w:noProof/>
           <w:color w:val="000000" w:themeColor="text1"/>
           <w:szCs w:val="22"/>
           <w:shd w:val="clear" w:color="auto" w:fill="FFFFFF"/>
@@ -3152,6 +3819,7 @@
         <w:rPr>
           <w:rStyle w:val="Strong"/>
           <w:rFonts w:ascii="Arial" w:hAnsi="Arial" w:cs="Arial"/>
+          <w:noProof/>
           <w:color w:val="000000" w:themeColor="text1"/>
           <w:szCs w:val="22"/>
           <w:shd w:val="clear" w:color="auto" w:fill="FFFFFF"/>
@@ -3163,6 +3831,7 @@
         <w:rPr>
           <w:rStyle w:val="Strong"/>
           <w:rFonts w:ascii="Arial" w:hAnsi="Arial" w:cs="Arial"/>
+          <w:noProof/>
           <w:color w:val="000000" w:themeColor="text1"/>
           <w:szCs w:val="22"/>
           <w:shd w:val="clear" w:color="auto" w:fill="FFFFFF"/>
@@ -3174,6 +3843,7 @@
         <w:rPr>
           <w:rStyle w:val="Strong"/>
           <w:rFonts w:ascii="Arial" w:hAnsi="Arial" w:cs="Arial"/>
+          <w:noProof/>
           <w:color w:val="000000" w:themeColor="text1"/>
           <w:szCs w:val="22"/>
           <w:shd w:val="clear" w:color="auto" w:fill="FFFFFF"/>
@@ -3185,6 +3855,7 @@
         <w:rPr>
           <w:rStyle w:val="Strong"/>
           <w:rFonts w:ascii="Arial" w:hAnsi="Arial" w:cs="Arial"/>
+          <w:noProof/>
           <w:color w:val="000000" w:themeColor="text1"/>
           <w:szCs w:val="22"/>
           <w:shd w:val="clear" w:color="auto" w:fill="FFFFFF"/>
@@ -3196,6 +3867,7 @@
         <w:rPr>
           <w:rStyle w:val="Strong"/>
           <w:rFonts w:ascii="Arial" w:hAnsi="Arial" w:cs="Arial"/>
+          <w:noProof/>
           <w:color w:val="000000" w:themeColor="text1"/>
           <w:szCs w:val="22"/>
           <w:shd w:val="clear" w:color="auto" w:fill="FFFFFF"/>
@@ -3207,6 +3879,7 @@
         <w:rPr>
           <w:rStyle w:val="Strong"/>
           <w:rFonts w:ascii="Arial" w:hAnsi="Arial" w:cs="Arial"/>
+          <w:noProof/>
           <w:color w:val="000000" w:themeColor="text1"/>
           <w:szCs w:val="22"/>
           <w:shd w:val="clear" w:color="auto" w:fill="FFFFFF"/>
@@ -3218,16 +3891,30 @@
         <w:rPr>
           <w:rStyle w:val="Strong"/>
           <w:rFonts w:ascii="Arial" w:hAnsi="Arial" w:cs="Arial"/>
+          <w:noProof/>
           <w:color w:val="000000" w:themeColor="text1"/>
           <w:szCs w:val="22"/>
           <w:shd w:val="clear" w:color="auto" w:fill="FFFFFF"/>
           <w:lang w:val="en-GB"/>
         </w:rPr>
-        <w:t>Paul Johnston</w:t>
-      </w:r>
-      <w:r>
-        <w:rPr>
-          <w:rFonts w:ascii="Arial" w:hAnsi="Arial" w:cs="Arial"/>
+        <w:t>P</w:t>
+      </w:r>
+      <w:r>
+        <w:rPr>
+          <w:rStyle w:val="Strong"/>
+          <w:rFonts w:ascii="Arial" w:hAnsi="Arial" w:cs="Arial"/>
+          <w:noProof/>
+          <w:color w:val="000000" w:themeColor="text1"/>
+          <w:szCs w:val="22"/>
+          <w:shd w:val="clear" w:color="auto" w:fill="FFFFFF"/>
+          <w:lang w:val="en-GB"/>
+        </w:rPr>
+        <w:t>eter Moran</w:t>
+      </w:r>
+      <w:r>
+        <w:rPr>
+          <w:rFonts w:ascii="Arial" w:hAnsi="Arial" w:cs="Arial"/>
+          <w:noProof/>
           <w:color w:val="333333"/>
           <w:szCs w:val="22"/>
           <w:lang w:val="en-GB"/>
@@ -3238,6 +3925,7 @@
         <w:rPr>
           <w:rStyle w:val="apple-converted-space"/>
           <w:rFonts w:ascii="Arial" w:hAnsi="Arial" w:cs="Arial"/>
+          <w:noProof/>
           <w:color w:val="auto"/>
           <w:szCs w:val="22"/>
           <w:shd w:val="clear" w:color="auto" w:fill="FFFFFF"/>
@@ -3248,6 +3936,7 @@
       <w:r>
         <w:rPr>
           <w:rFonts w:ascii="Arial" w:hAnsi="Arial" w:cs="Arial"/>
+          <w:noProof/>
           <w:color w:val="auto"/>
           <w:szCs w:val="22"/>
           <w:shd w:val="clear" w:color="auto" w:fill="FFFFFF"/>
@@ -3258,6 +3947,7 @@
       <w:r>
         <w:rPr>
           <w:rFonts w:ascii="Arial" w:hAnsi="Arial" w:cs="Arial"/>
+          <w:noProof/>
           <w:color w:val="auto"/>
           <w:szCs w:val="22"/>
           <w:shd w:val="clear" w:color="auto" w:fill="FFFFFF"/>
@@ -3268,6 +3958,7 @@
       <w:r>
         <w:rPr>
           <w:rFonts w:ascii="Arial" w:hAnsi="Arial" w:cs="Arial"/>
+          <w:noProof/>
           <w:color w:val="auto"/>
           <w:szCs w:val="22"/>
           <w:shd w:val="clear" w:color="auto" w:fill="FFFFFF"/>
@@ -3278,6 +3969,7 @@
       <w:r>
         <w:rPr>
           <w:rFonts w:ascii="Arial" w:hAnsi="Arial" w:cs="Arial"/>
+          <w:noProof/>
           <w:color w:val="auto"/>
           <w:szCs w:val="22"/>
           <w:shd w:val="clear" w:color="auto" w:fill="FFFFFF"/>
@@ -3288,6 +3980,7 @@
       <w:r>
         <w:rPr>
           <w:rFonts w:ascii="Arial" w:hAnsi="Arial" w:cs="Arial"/>
+          <w:noProof/>
           <w:color w:val="auto"/>
           <w:szCs w:val="22"/>
           <w:shd w:val="clear" w:color="auto" w:fill="FFFFFF"/>
@@ -3298,16 +3991,29 @@
       <w:r>
         <w:rPr>
           <w:rFonts w:ascii="Arial" w:hAnsi="Arial" w:cs="Arial"/>
+          <w:noProof/>
           <w:color w:val="auto"/>
           <w:szCs w:val="22"/>
           <w:shd w:val="clear" w:color="auto" w:fill="FFFFFF"/>
           <w:lang w:val="en-GB"/>
         </w:rPr>
+        <w:t xml:space="preserve">Development </w:t>
+      </w:r>
+      <w:r>
+        <w:rPr>
+          <w:rFonts w:ascii="Arial" w:hAnsi="Arial" w:cs="Arial"/>
+          <w:noProof/>
+          <w:color w:val="auto"/>
+          <w:szCs w:val="22"/>
+          <w:shd w:val="clear" w:color="auto" w:fill="FFFFFF"/>
+          <w:lang w:val="en-GB"/>
+        </w:rPr>
         <w:t>Director</w:t>
       </w:r>
       <w:r>
         <w:rPr>
           <w:rFonts w:ascii="Arial" w:hAnsi="Arial" w:cs="Arial"/>
+          <w:noProof/>
           <w:color w:val="auto"/>
           <w:szCs w:val="22"/>
           <w:shd w:val="clear" w:color="auto" w:fill="FFFFFF"/>
@@ -3318,6 +4024,7 @@
       <w:r>
         <w:rPr>
           <w:rFonts w:ascii="Arial" w:hAnsi="Arial" w:cs="Arial"/>
+          <w:noProof/>
           <w:color w:val="auto"/>
           <w:szCs w:val="22"/>
           <w:lang w:val="en-GB"/>
@@ -3328,6 +4035,7 @@
         <w:rPr>
           <w:rStyle w:val="apple-converted-space"/>
           <w:rFonts w:ascii="Arial" w:hAnsi="Arial" w:cs="Arial"/>
+          <w:noProof/>
           <w:color w:val="auto"/>
           <w:szCs w:val="22"/>
           <w:shd w:val="clear" w:color="auto" w:fill="FFFFFF"/>
@@ -3339,6 +4047,7 @@
         <w:rPr>
           <w:rStyle w:val="apple-converted-space"/>
           <w:rFonts w:ascii="Arial" w:hAnsi="Arial" w:cs="Arial"/>
+          <w:noProof/>
           <w:color w:val="auto"/>
           <w:szCs w:val="22"/>
           <w:shd w:val="clear" w:color="auto" w:fill="FFFFFF"/>
@@ -3350,6 +4059,7 @@
         <w:rPr>
           <w:rStyle w:val="apple-converted-space"/>
           <w:rFonts w:ascii="Arial" w:hAnsi="Arial" w:cs="Arial"/>
+          <w:noProof/>
           <w:color w:val="auto"/>
           <w:szCs w:val="22"/>
           <w:shd w:val="clear" w:color="auto" w:fill="FFFFFF"/>
@@ -3361,6 +4071,7 @@
         <w:rPr>
           <w:rStyle w:val="apple-converted-space"/>
           <w:rFonts w:ascii="Arial" w:hAnsi="Arial" w:cs="Arial"/>
+          <w:noProof/>
           <w:color w:val="auto"/>
           <w:szCs w:val="22"/>
           <w:shd w:val="clear" w:color="auto" w:fill="FFFFFF"/>
@@ -3371,6 +4082,7 @@
       <w:r>
         <w:rPr>
           <w:rFonts w:ascii="Arial" w:hAnsi="Arial" w:cs="Arial"/>
+          <w:noProof/>
           <w:color w:val="auto"/>
           <w:szCs w:val="22"/>
           <w:shd w:val="clear" w:color="auto" w:fill="FFFFFF"/>
@@ -3381,6 +4093,7 @@
       <w:r>
         <w:rPr>
           <w:rFonts w:ascii="Arial" w:hAnsi="Arial" w:cs="Arial"/>
+          <w:noProof/>
           <w:color w:val="auto"/>
           <w:szCs w:val="22"/>
           <w:shd w:val="clear" w:color="auto" w:fill="FFFFFF"/>
@@ -3391,6 +4104,7 @@
       <w:r>
         <w:rPr>
           <w:rFonts w:ascii="Arial" w:hAnsi="Arial" w:cs="Arial"/>
+          <w:noProof/>
           <w:color w:val="auto"/>
           <w:szCs w:val="22"/>
           <w:shd w:val="clear" w:color="auto" w:fill="FFFFFF"/>
@@ -3401,12 +4115,24 @@
       <w:r>
         <w:rPr>
           <w:rFonts w:ascii="Arial" w:hAnsi="Arial" w:cs="Arial"/>
+          <w:noProof/>
           <w:color w:val="auto"/>
           <w:szCs w:val="22"/>
           <w:shd w:val="clear" w:color="auto" w:fill="FFFFFF"/>
           <w:lang w:val="en-GB"/>
         </w:rPr>
-        <w:t>O’Doherty’s Audio &amp; Video Productions Ltd.</w:t>
+        <w:t>Equisoft DAC</w:t>
+      </w:r>
+      <w:r>
+        <w:rPr>
+          <w:rFonts w:ascii="Arial" w:hAnsi="Arial" w:cs="Arial"/>
+          <w:noProof/>
+          <w:color w:val="auto"/>
+          <w:szCs w:val="22"/>
+          <w:shd w:val="clear" w:color="auto" w:fill="FFFFFF"/>
+          <w:lang w:val="en-GB"/>
+        </w:rPr>
+        <w:t>.</w:t>
       </w:r>
     </w:p>
     <w:p>
@@ -3416,6 +4142,7 @@
         <w:ind w:left="0"/>
         <w:rPr>
           <w:rFonts w:ascii="Arial" w:hAnsi="Arial" w:cs="Arial"/>
+          <w:noProof/>
           <w:color w:val="auto"/>
           <w:szCs w:val="22"/>
           <w:shd w:val="clear" w:color="auto" w:fill="FFFFFF"/>
@@ -3425,6 +4152,7 @@
       <w:r>
         <w:rPr>
           <w:rFonts w:ascii="Arial" w:hAnsi="Arial" w:cs="Arial"/>
+          <w:noProof/>
           <w:color w:val="auto"/>
           <w:szCs w:val="22"/>
           <w:shd w:val="clear" w:color="auto" w:fill="FFFFFF"/>
@@ -3435,6 +4163,7 @@
       <w:r>
         <w:rPr>
           <w:rFonts w:ascii="Arial" w:hAnsi="Arial" w:cs="Arial"/>
+          <w:noProof/>
           <w:color w:val="auto"/>
           <w:szCs w:val="22"/>
           <w:shd w:val="clear" w:color="auto" w:fill="FFFFFF"/>
@@ -3445,6 +4174,7 @@
       <w:r>
         <w:rPr>
           <w:rFonts w:ascii="Arial" w:hAnsi="Arial" w:cs="Arial"/>
+          <w:noProof/>
           <w:color w:val="auto"/>
           <w:szCs w:val="22"/>
           <w:shd w:val="clear" w:color="auto" w:fill="FFFFFF"/>
@@ -3455,6 +4185,7 @@
       <w:r>
         <w:rPr>
           <w:rFonts w:ascii="Arial" w:hAnsi="Arial" w:cs="Arial"/>
+          <w:noProof/>
           <w:color w:val="auto"/>
           <w:szCs w:val="22"/>
           <w:shd w:val="clear" w:color="auto" w:fill="FFFFFF"/>
@@ -3465,6 +4196,7 @@
       <w:r>
         <w:rPr>
           <w:rFonts w:ascii="Arial" w:hAnsi="Arial" w:cs="Arial"/>
+          <w:noProof/>
           <w:color w:val="auto"/>
           <w:szCs w:val="22"/>
           <w:shd w:val="clear" w:color="auto" w:fill="FFFFFF"/>
@@ -3475,6 +4207,7 @@
       <w:r>
         <w:rPr>
           <w:rFonts w:ascii="Arial" w:hAnsi="Arial" w:cs="Arial"/>
+          <w:noProof/>
           <w:color w:val="auto"/>
           <w:szCs w:val="22"/>
           <w:shd w:val="clear" w:color="auto" w:fill="FFFFFF"/>
@@ -3485,72 +4218,44 @@
       <w:r>
         <w:rPr>
           <w:rFonts w:ascii="Arial" w:hAnsi="Arial" w:cs="Arial"/>
+          <w:noProof/>
           <w:color w:val="auto"/>
           <w:szCs w:val="22"/>
           <w:shd w:val="clear" w:color="auto" w:fill="FFFFFF"/>
           <w:lang w:val="en-GB"/>
         </w:rPr>
-        <w:t>: +353</w:t>
-      </w:r>
-      <w:r>
-        <w:rPr>
-          <w:rFonts w:ascii="Arial" w:hAnsi="Arial" w:cs="Arial"/>
+        <w:t>: +</w:t>
+      </w:r>
+      <w:r>
+        <w:rPr>
+          <w:rFonts w:ascii="Arial" w:hAnsi="Arial" w:cs="Arial"/>
+          <w:noProof/>
           <w:color w:val="auto"/>
           <w:szCs w:val="22"/>
           <w:shd w:val="clear" w:color="auto" w:fill="FFFFFF"/>
           <w:lang w:val="en-GB"/>
         </w:rPr>
+        <w:t>353</w:t>
+      </w:r>
+      <w:r>
+        <w:rPr>
+          <w:rFonts w:ascii="Arial" w:hAnsi="Arial"/>
+          <w:noProof/>
+          <w:color w:val="auto"/>
+          <w:lang w:val="en-GB"/>
+        </w:rPr>
         <w:t xml:space="preserve"> </w:t>
       </w:r>
       <w:r>
         <w:rPr>
           <w:rFonts w:ascii="Arial" w:hAnsi="Arial" w:cs="Arial"/>
+          <w:noProof/>
           <w:color w:val="auto"/>
           <w:szCs w:val="22"/>
           <w:shd w:val="clear" w:color="auto" w:fill="FFFFFF"/>
           <w:lang w:val="en-GB"/>
         </w:rPr>
-        <w:t>86</w:t>
-      </w:r>
-      <w:r>
-        <w:rPr>
-          <w:rFonts w:ascii="Arial" w:hAnsi="Arial" w:cs="Arial"/>
-          <w:color w:val="auto"/>
-          <w:szCs w:val="22"/>
-          <w:shd w:val="clear" w:color="auto" w:fill="FFFFFF"/>
-          <w:lang w:val="en-GB"/>
-        </w:rPr>
-        <w:t xml:space="preserve"> </w:t>
-      </w:r>
-      <w:r>
-        <w:rPr>
-          <w:rFonts w:ascii="Arial" w:hAnsi="Arial" w:cs="Arial"/>
-          <w:color w:val="auto"/>
-          <w:szCs w:val="22"/>
-          <w:shd w:val="clear" w:color="auto" w:fill="FFFFFF"/>
-          <w:lang w:val="en-GB"/>
-        </w:rPr>
-        <w:t>256</w:t>
-      </w:r>
-      <w:r>
-        <w:rPr>
-          <w:rFonts w:ascii="Arial" w:hAnsi="Arial" w:cs="Arial"/>
-          <w:color w:val="auto"/>
-          <w:szCs w:val="22"/>
-          <w:shd w:val="clear" w:color="auto" w:fill="FFFFFF"/>
-          <w:lang w:val="en-GB"/>
-        </w:rPr>
-        <w:t xml:space="preserve"> </w:t>
-      </w:r>
-      <w:r>
-        <w:rPr>
-          <w:rFonts w:ascii="Arial" w:hAnsi="Arial" w:cs="Arial"/>
-          <w:color w:val="auto"/>
-          <w:szCs w:val="22"/>
-          <w:shd w:val="clear" w:color="auto" w:fill="FFFFFF"/>
-          <w:lang w:val="en-GB"/>
-        </w:rPr>
-        <w:t>7912</w:t>
+        <w:t>45 431 680</w:t>
       </w:r>
     </w:p>
     <w:sectPr>
@@ -6276,6 +6981,7 @@
   <w:style w:type="character" w:default="1" w:styleId="DefaultParagraphFont">
     <w:name w:val="Default Paragraph Font"/>
     <w:uiPriority w:val="1"/>
+    <w:semiHidden/>
     <w:unhideWhenUsed/>
   </w:style>
   <w:style w:type="table" w:default="1" w:styleId="TableNormal">
@@ -6771,7 +7477,7 @@
 </file>
 
 <file path=customXml/itemProps1.xml><?xml version="1.0" encoding="utf-8"?>
-<ds:datastoreItem xmlns:ds="http://schemas.openxmlformats.org/officeDocument/2006/customXml" ds:itemID="{731B7498-F25B-4870-8A6B-4DBCD3D8D73C}">
+<ds:datastoreItem xmlns:ds="http://schemas.openxmlformats.org/officeDocument/2006/customXml" ds:itemID="{4BCEF30B-0B25-444D-9499-19BF2D945E68}">
   <ds:schemaRefs>
     <ds:schemaRef ds:uri="http://schemas.openxmlformats.org/officeDocument/2006/bibliography"/>
   </ds:schemaRefs>

--- a/bin/PeterBradyCV.docx
+++ b/bin/PeterBradyCV.docx
@@ -260,31 +260,23 @@
           <w:szCs w:val="22"/>
           <w:lang w:val="en-GB"/>
         </w:rPr>
-        <w:t>C</w:t>
-      </w:r>
-      <w:r>
-        <w:rPr>
-          <w:noProof/>
-          <w:szCs w:val="22"/>
-          <w:lang w:val="en-GB"/>
-        </w:rPr>
-        <w:t xml:space="preserve">urrently </w:t>
-      </w:r>
-      <w:r>
-        <w:rPr>
-          <w:noProof/>
-          <w:szCs w:val="22"/>
-          <w:lang w:val="en-GB"/>
-        </w:rPr>
-        <w:t xml:space="preserve">employed as </w:t>
-      </w:r>
-      <w:r>
-        <w:rPr>
-          <w:noProof/>
-          <w:szCs w:val="22"/>
-          <w:lang w:val="en-GB"/>
-        </w:rPr>
-        <w:t>a</w:t>
+        <w:t xml:space="preserve">An enthuasiastic </w:t>
+      </w:r>
+      <w:r>
+        <w:rPr>
+          <w:noProof/>
+          <w:szCs w:val="22"/>
+          <w:lang w:val="en-GB"/>
+        </w:rPr>
+        <w:t>Software</w:t>
+      </w:r>
+      <w:r>
+        <w:rPr>
+          <w:noProof/>
+          <w:szCs w:val="22"/>
+          <w:lang w:val="en-GB"/>
+        </w:rPr>
+        <w:t xml:space="preserve"> Developer</w:t>
       </w:r>
       <w:r>
         <w:rPr>
@@ -300,32 +292,10 @@
           <w:szCs w:val="22"/>
           <w:lang w:val="en-GB"/>
         </w:rPr>
-        <w:t>Software</w:t>
-      </w:r>
-      <w:r>
-        <w:rPr>
-          <w:noProof/>
-          <w:szCs w:val="22"/>
-          <w:lang w:val="en-GB"/>
-        </w:rPr>
-        <w:t xml:space="preserve"> Developer</w:t>
-      </w:r>
-      <w:r>
-        <w:rPr>
-          <w:noProof/>
-          <w:szCs w:val="22"/>
-          <w:lang w:val="en-GB"/>
-        </w:rPr>
-        <w:t xml:space="preserve"> with </w:t>
-      </w:r>
-      <w:r>
-        <w:rPr>
-          <w:noProof/>
-          <w:szCs w:val="22"/>
-          <w:lang w:val="en-GB"/>
-        </w:rPr>
-        <w:t>Equisoft DAC</w:t>
-      </w:r>
+        <w:t>seeking exciting development role</w:t>
+      </w:r>
+      <w:bookmarkStart w:id="0" w:name="_GoBack"/>
+      <w:bookmarkEnd w:id="0"/>
       <w:r>
         <w:rPr>
           <w:noProof/>
@@ -897,17 +867,47 @@
           <w:lang w:val="en-GB"/>
         </w:rPr>
         <w:tab/>
-        <w:t xml:space="preserve">       </w:t>
-      </w:r>
-      <w:r>
-        <w:rPr>
-          <w:rFonts w:cs="Arial"/>
-          <w:b/>
-          <w:noProof/>
-          <w:sz w:val="24"/>
-          <w:lang w:val="en-GB"/>
-        </w:rPr>
-        <w:t>January 2020 - Present</w:t>
+        <w:t xml:space="preserve">    </w:t>
+      </w:r>
+      <w:r>
+        <w:rPr>
+          <w:rFonts w:cs="Arial"/>
+          <w:b/>
+          <w:noProof/>
+          <w:sz w:val="24"/>
+          <w:lang w:val="en-GB"/>
+        </w:rPr>
+        <w:t xml:space="preserve">January 2020 </w:t>
+      </w:r>
+      <w:r>
+        <w:rPr>
+          <w:rFonts w:cs="Arial"/>
+          <w:b/>
+          <w:noProof/>
+          <w:sz w:val="24"/>
+          <w:lang w:val="en-GB"/>
+        </w:rPr>
+        <w:t>–</w:t>
+      </w:r>
+      <w:r>
+        <w:rPr>
+          <w:rFonts w:cs="Arial"/>
+          <w:b/>
+          <w:noProof/>
+          <w:sz w:val="24"/>
+          <w:lang w:val="en-GB"/>
+        </w:rPr>
+        <w:t xml:space="preserve"> </w:t>
+      </w:r>
+      <w:r>
+        <w:rPr>
+          <w:rFonts w:cs="Arial"/>
+          <w:b/>
+          <w:noProof/>
+          <w:sz w:val="24"/>
+          <w:lang w:val="en-GB"/>
+        </w:rPr>
+        <w:t>May 2020</w:t>
       </w:r>
     </w:p>
     <w:p>
@@ -3461,8 +3461,6 @@
           <w:lang w:val="en-GB"/>
         </w:rPr>
       </w:pPr>
-      <w:bookmarkStart w:id="0" w:name="_GoBack"/>
-      <w:bookmarkEnd w:id="0"/>
     </w:p>
     <w:p>
       <w:pPr>
@@ -7477,7 +7475,7 @@
 </file>
 
 <file path=customXml/itemProps1.xml><?xml version="1.0" encoding="utf-8"?>
-<ds:datastoreItem xmlns:ds="http://schemas.openxmlformats.org/officeDocument/2006/customXml" ds:itemID="{4BCEF30B-0B25-444D-9499-19BF2D945E68}">
+<ds:datastoreItem xmlns:ds="http://schemas.openxmlformats.org/officeDocument/2006/customXml" ds:itemID="{0EC411F6-3C78-4577-9CC1-B484B172C141}">
   <ds:schemaRefs>
     <ds:schemaRef ds:uri="http://schemas.openxmlformats.org/officeDocument/2006/bibliography"/>
   </ds:schemaRefs>

--- a/bin/PeterBradyCV.docx
+++ b/bin/PeterBradyCV.docx
@@ -14,6 +14,8 @@
           <w:lang w:val="en-GB"/>
         </w:rPr>
       </w:pPr>
+      <w:bookmarkStart w:id="0" w:name="_GoBack"/>
+      <w:bookmarkEnd w:id="0"/>
       <w:r>
         <w:rPr>
           <w:rFonts w:cs="Arial"/>
@@ -294,8 +296,6 @@
         </w:rPr>
         <w:t>seeking exciting development role</w:t>
       </w:r>
-      <w:bookmarkStart w:id="0" w:name="_GoBack"/>
-      <w:bookmarkEnd w:id="0"/>
       <w:r>
         <w:rPr>
           <w:noProof/>
@@ -4323,7 +4323,7 @@
         <w:rStyle w:val="PageNumber"/>
         <w:noProof/>
       </w:rPr>
-      <w:t>2</w:t>
+      <w:t>1</w:t>
     </w:r>
     <w:r>
       <w:rPr>
@@ -7475,7 +7475,7 @@
 </file>
 
 <file path=customXml/itemProps1.xml><?xml version="1.0" encoding="utf-8"?>
-<ds:datastoreItem xmlns:ds="http://schemas.openxmlformats.org/officeDocument/2006/customXml" ds:itemID="{0EC411F6-3C78-4577-9CC1-B484B172C141}">
+<ds:datastoreItem xmlns:ds="http://schemas.openxmlformats.org/officeDocument/2006/customXml" ds:itemID="{CFD40BA2-E184-4B03-A994-E2B55BA59F38}">
   <ds:schemaRefs>
     <ds:schemaRef ds:uri="http://schemas.openxmlformats.org/officeDocument/2006/bibliography"/>
   </ds:schemaRefs>

--- a/bin/PeterBradyCV.docx
+++ b/bin/PeterBradyCV.docx
@@ -14,8 +14,6 @@
           <w:lang w:val="en-GB"/>
         </w:rPr>
       </w:pPr>
-      <w:bookmarkStart w:id="0" w:name="_GoBack"/>
-      <w:bookmarkEnd w:id="0"/>
       <w:r>
         <w:rPr>
           <w:rFonts w:cs="Arial"/>
@@ -202,6 +200,20 @@
     <w:p>
       <w:pPr>
         <w:pStyle w:val="BodyTextIndent"/>
+        <w:ind w:left="0"/>
+        <w:rPr>
+          <w:rFonts w:ascii="Arial" w:hAnsi="Arial" w:cs="Arial"/>
+          <w:b/>
+          <w:noProof/>
+          <w:color w:val="1F4E79" w:themeColor="accent1" w:themeShade="80"/>
+          <w:szCs w:val="22"/>
+          <w:lang w:val="en-GB"/>
+        </w:rPr>
+      </w:pPr>
+    </w:p>
+    <w:p>
+      <w:pPr>
+        <w:pStyle w:val="BodyTextIndent"/>
         <w:pBdr>
           <w:bottom w:val="single" w:sz="12" w:space="1" w:color="auto"/>
         </w:pBdr>
@@ -294,7 +306,23 @@
           <w:szCs w:val="22"/>
           <w:lang w:val="en-GB"/>
         </w:rPr>
-        <w:t>seeking exciting development role</w:t>
+        <w:t xml:space="preserve">seeking </w:t>
+      </w:r>
+      <w:r>
+        <w:rPr>
+          <w:noProof/>
+          <w:szCs w:val="22"/>
+          <w:lang w:val="en-GB"/>
+        </w:rPr>
+        <w:t xml:space="preserve">an </w:t>
+      </w:r>
+      <w:r>
+        <w:rPr>
+          <w:noProof/>
+          <w:szCs w:val="22"/>
+          <w:lang w:val="en-GB"/>
+        </w:rPr>
+        <w:t>exciting development role</w:t>
       </w:r>
       <w:r>
         <w:rPr>
@@ -404,15 +432,17 @@
       <w:r>
         <w:rPr>
           <w:rStyle w:val="background-details"/>
-          <w:noProof/>
-          <w:szCs w:val="22"/>
-          <w:lang w:val="en-GB"/>
-        </w:rPr>
-        <w:t>PowerBuilder</w:t>
+          <w:b/>
+          <w:noProof/>
+          <w:szCs w:val="22"/>
+          <w:lang w:val="en-GB"/>
+        </w:rPr>
+        <w:t>Vue.js</w:t>
       </w:r>
       <w:r>
         <w:rPr>
           <w:rStyle w:val="background-details"/>
+          <w:b/>
           <w:noProof/>
           <w:szCs w:val="22"/>
           <w:lang w:val="en-GB"/>
@@ -427,40 +457,63 @@
           <w:szCs w:val="22"/>
           <w:lang w:val="en-GB"/>
         </w:rPr>
-        <w:t>C</w:t>
+        <w:t>HTML5, CSS3</w:t>
       </w:r>
       <w:r>
         <w:rPr>
           <w:rStyle w:val="background-details"/>
           <w:b/>
           <w:noProof/>
-          <w:szCs w:val="22"/>
-          <w:lang w:val="en-GB"/>
-        </w:rPr>
-        <w:t>++</w:t>
+          <w:lang w:val="en-GB"/>
+        </w:rPr>
+        <w:t>, JQuery, JavaScript</w:t>
       </w:r>
       <w:r>
         <w:rPr>
           <w:rStyle w:val="background-details"/>
-          <w:noProof/>
-          <w:szCs w:val="22"/>
-          <w:lang w:val="en-GB"/>
-        </w:rPr>
-        <w:t xml:space="preserve">, </w:t>
+          <w:b/>
+          <w:noProof/>
+          <w:lang w:val="en-GB"/>
+        </w:rPr>
+        <w:t xml:space="preserve"> </w:t>
       </w:r>
       <w:r>
         <w:rPr>
           <w:rStyle w:val="background-details"/>
-          <w:b/>
-          <w:noProof/>
-          <w:szCs w:val="22"/>
-          <w:lang w:val="en-GB"/>
-        </w:rPr>
-        <w:t>Java</w:t>
+          <w:noProof/>
+          <w:lang w:val="en-GB"/>
+        </w:rPr>
+        <w:t>and</w:t>
       </w:r>
       <w:r>
         <w:rPr>
           <w:rStyle w:val="background-details"/>
+          <w:b/>
+          <w:noProof/>
+          <w:lang w:val="en-GB"/>
+        </w:rPr>
+        <w:t xml:space="preserve"> Bootstrap</w:t>
+      </w:r>
+      <w:r>
+        <w:rPr>
+          <w:rStyle w:val="background-details"/>
+          <w:b/>
+          <w:noProof/>
+          <w:lang w:val="en-GB"/>
+        </w:rPr>
+        <w:t>.</w:t>
+      </w:r>
+      <w:r>
+        <w:rPr>
+          <w:rStyle w:val="background-details"/>
+          <w:noProof/>
+          <w:lang w:val="en-GB"/>
+        </w:rPr>
+        <w:t xml:space="preserve"> Also</w:t>
+      </w:r>
+      <w:r>
+        <w:rPr>
+          <w:rStyle w:val="background-details"/>
           <w:noProof/>
           <w:szCs w:val="22"/>
           <w:lang w:val="en-GB"/>
@@ -474,7 +527,7 @@
           <w:szCs w:val="22"/>
           <w:lang w:val="en-GB"/>
         </w:rPr>
-        <w:t>and</w:t>
+        <w:t xml:space="preserve">developed </w:t>
       </w:r>
       <w:r>
         <w:rPr>
@@ -483,92 +536,115 @@
           <w:szCs w:val="22"/>
           <w:lang w:val="en-GB"/>
         </w:rPr>
+        <w:t xml:space="preserve">other </w:t>
+      </w:r>
+      <w:r>
+        <w:rPr>
+          <w:rStyle w:val="background-details"/>
+          <w:noProof/>
+          <w:szCs w:val="22"/>
+          <w:lang w:val="en-GB"/>
+        </w:rPr>
+        <w:t xml:space="preserve">frontend applications using </w:t>
+      </w:r>
+      <w:r>
+        <w:rPr>
+          <w:rStyle w:val="background-details"/>
+          <w:noProof/>
+          <w:szCs w:val="22"/>
+          <w:lang w:val="en-GB"/>
+        </w:rPr>
+        <w:t xml:space="preserve">PowerBuilder, </w:t>
+      </w:r>
+      <w:r>
+        <w:rPr>
+          <w:rStyle w:val="background-details"/>
+          <w:noProof/>
+          <w:szCs w:val="22"/>
+          <w:lang w:val="en-GB"/>
+        </w:rPr>
+        <w:t>C++, Java</w:t>
+      </w:r>
+      <w:r>
+        <w:rPr>
+          <w:rStyle w:val="background-details"/>
+          <w:noProof/>
+          <w:szCs w:val="22"/>
+          <w:lang w:val="en-GB"/>
+        </w:rPr>
         <w:t xml:space="preserve"> </w:t>
       </w:r>
       <w:r>
         <w:rPr>
           <w:rStyle w:val="background-details"/>
           <w:noProof/>
-          <w:szCs w:val="22"/>
-          <w:lang w:val="en-GB"/>
-        </w:rPr>
-        <w:t xml:space="preserve">developed </w:t>
+          <w:lang w:val="en-GB"/>
+        </w:rPr>
+        <w:t xml:space="preserve">and Perl. </w:t>
       </w:r>
       <w:r>
         <w:rPr>
           <w:rStyle w:val="background-details"/>
           <w:noProof/>
-          <w:szCs w:val="22"/>
-          <w:lang w:val="en-GB"/>
-        </w:rPr>
-        <w:t xml:space="preserve">frontend applications using </w:t>
+          <w:lang w:val="en-GB"/>
+        </w:rPr>
+        <w:t xml:space="preserve">Prior to </w:t>
       </w:r>
       <w:r>
         <w:rPr>
           <w:rStyle w:val="background-details"/>
-          <w:b/>
-          <w:noProof/>
-          <w:szCs w:val="22"/>
-          <w:lang w:val="en-GB"/>
-        </w:rPr>
-        <w:t>HTML</w:t>
+          <w:noProof/>
+          <w:lang w:val="en-GB"/>
+        </w:rPr>
+        <w:t>employment</w:t>
       </w:r>
       <w:r>
         <w:rPr>
           <w:rStyle w:val="background-details"/>
-          <w:b/>
-          <w:noProof/>
-          <w:szCs w:val="22"/>
-          <w:lang w:val="en-GB"/>
-        </w:rPr>
-        <w:t>5</w:t>
+          <w:noProof/>
+          <w:lang w:val="en-GB"/>
+        </w:rPr>
+        <w:t xml:space="preserve"> I successfully completed a BSc</w:t>
       </w:r>
       <w:r>
         <w:rPr>
           <w:rStyle w:val="background-details"/>
-          <w:b/>
-          <w:noProof/>
-          <w:szCs w:val="22"/>
-          <w:lang w:val="en-GB"/>
-        </w:rPr>
-        <w:t>, CSS</w:t>
+          <w:noProof/>
+          <w:lang w:val="en-GB"/>
+        </w:rPr>
+        <w:t>.</w:t>
       </w:r>
       <w:r>
         <w:rPr>
           <w:rStyle w:val="background-details"/>
-          <w:b/>
-          <w:noProof/>
-          <w:szCs w:val="22"/>
-          <w:lang w:val="en-GB"/>
-        </w:rPr>
-        <w:t>3</w:t>
+          <w:noProof/>
+          <w:lang w:val="en-GB"/>
+        </w:rPr>
+        <w:t xml:space="preserve"> in Computer Science </w:t>
       </w:r>
       <w:r>
         <w:rPr>
           <w:rStyle w:val="background-details"/>
-          <w:b/>
-          <w:noProof/>
-          <w:lang w:val="en-GB"/>
-        </w:rPr>
-        <w:t xml:space="preserve">, JQuery, </w:t>
+          <w:noProof/>
+          <w:lang w:val="en-GB"/>
+        </w:rPr>
+        <w:t xml:space="preserve">(honours) </w:t>
       </w:r>
       <w:r>
         <w:rPr>
           <w:rStyle w:val="background-details"/>
-          <w:b/>
-          <w:noProof/>
-          <w:lang w:val="en-GB"/>
-        </w:rPr>
-        <w:t>JavaScript</w:t>
+          <w:noProof/>
+          <w:lang w:val="en-GB"/>
+        </w:rPr>
+        <w:t xml:space="preserve">degree achieving First Class </w:t>
       </w:r>
       <w:r>
         <w:rPr>
           <w:rStyle w:val="background-details"/>
-          <w:b/>
-          <w:noProof/>
-          <w:lang w:val="en-GB"/>
-        </w:rPr>
-        <w:t>, Bootstrap</w:t>
+          <w:noProof/>
+          <w:lang w:val="en-GB"/>
+        </w:rPr>
+        <w:t>H</w:t>
       </w:r>
       <w:r>
         <w:rPr>
@@ -576,80 +652,23 @@
           <w:noProof/>
           <w:lang w:val="en-GB"/>
         </w:rPr>
-        <w:t xml:space="preserve"> and Perl. </w:t>
-      </w:r>
-      <w:r>
-        <w:rPr>
-          <w:rStyle w:val="background-details"/>
-          <w:noProof/>
-          <w:lang w:val="en-GB"/>
-        </w:rPr>
-        <w:t xml:space="preserve">Prior to </w:t>
-      </w:r>
-      <w:r>
-        <w:rPr>
-          <w:rStyle w:val="background-details"/>
-          <w:noProof/>
-          <w:lang w:val="en-GB"/>
-        </w:rPr>
-        <w:t>employment</w:t>
-      </w:r>
-      <w:r>
-        <w:rPr>
-          <w:rStyle w:val="background-details"/>
-          <w:noProof/>
-          <w:lang w:val="en-GB"/>
-        </w:rPr>
-        <w:t xml:space="preserve"> I successfully completed a BSc</w:t>
-      </w:r>
-      <w:r>
-        <w:rPr>
-          <w:rStyle w:val="background-details"/>
-          <w:noProof/>
-          <w:lang w:val="en-GB"/>
-        </w:rPr>
-        <w:t>.</w:t>
-      </w:r>
-      <w:r>
-        <w:rPr>
-          <w:rStyle w:val="background-details"/>
-          <w:noProof/>
-          <w:lang w:val="en-GB"/>
-        </w:rPr>
-        <w:t xml:space="preserve"> in Computer Science </w:t>
-      </w:r>
-      <w:r>
-        <w:rPr>
-          <w:rStyle w:val="background-details"/>
-          <w:noProof/>
-          <w:lang w:val="en-GB"/>
-        </w:rPr>
-        <w:t xml:space="preserve">(honours) </w:t>
-      </w:r>
-      <w:r>
-        <w:rPr>
-          <w:rStyle w:val="background-details"/>
-          <w:noProof/>
-          <w:lang w:val="en-GB"/>
-        </w:rPr>
-        <w:t xml:space="preserve">degree achieving First Class </w:t>
-      </w:r>
-      <w:r>
-        <w:rPr>
-          <w:rStyle w:val="background-details"/>
-          <w:noProof/>
-          <w:lang w:val="en-GB"/>
-        </w:rPr>
-        <w:t>H</w:t>
-      </w:r>
-      <w:r>
-        <w:rPr>
-          <w:rStyle w:val="background-details"/>
-          <w:noProof/>
-          <w:lang w:val="en-GB"/>
-        </w:rPr>
         <w:t>onours in the process.</w:t>
       </w:r>
+    </w:p>
+    <w:p>
+      <w:pPr>
+        <w:autoSpaceDE w:val="0"/>
+        <w:autoSpaceDN w:val="0"/>
+        <w:adjustRightInd w:val="0"/>
+        <w:jc w:val="both"/>
+        <w:rPr>
+          <w:rFonts w:cs="Arial"/>
+          <w:b/>
+          <w:noProof/>
+          <w:szCs w:val="22"/>
+          <w:lang w:val="en-GB"/>
+        </w:rPr>
+      </w:pPr>
     </w:p>
     <w:p>
       <w:pPr>
@@ -742,7 +761,7 @@
           <w:u w:val="single" w:color="1F4E79" w:themeColor="accent1" w:themeShade="80"/>
           <w:lang w:val="en-GB"/>
         </w:rPr>
-        <w:t>Equisoft:  Newbridge, Co Kildare</w:t>
+        <w:t>Aspire Technology:  Sandyford, Dublin 18</w:t>
       </w:r>
     </w:p>
     <w:p>
@@ -768,14 +787,33 @@
         <w:autoSpaceDE w:val="0"/>
         <w:autoSpaceDN w:val="0"/>
         <w:adjustRightInd w:val="0"/>
-        <w:jc w:val="both"/>
-        <w:rPr>
-          <w:rFonts w:cs="Arial"/>
-          <w:noProof/>
-          <w:sz w:val="24"/>
-          <w:lang w:val="en-GB"/>
-        </w:rPr>
-      </w:pPr>
+        <w:rPr>
+          <w:rFonts w:cs="Arial"/>
+          <w:noProof/>
+          <w:sz w:val="24"/>
+          <w:lang w:val="en-GB"/>
+        </w:rPr>
+      </w:pPr>
+      <w:r>
+        <w:rPr>
+          <w:rFonts w:cs="Arial"/>
+          <w:b/>
+          <w:noProof/>
+          <w:sz w:val="24"/>
+          <w:lang w:val="en-GB"/>
+        </w:rPr>
+        <w:t xml:space="preserve">   </w:t>
+      </w:r>
+      <w:r>
+        <w:rPr>
+          <w:rFonts w:cs="Arial"/>
+          <w:b/>
+          <w:noProof/>
+          <w:sz w:val="24"/>
+          <w:lang w:val="en-GB"/>
+        </w:rPr>
+        <w:t>Position: Frontend Developer</w:t>
+      </w:r>
       <w:r>
         <w:rPr>
           <w:rFonts w:cs="Arial"/>
@@ -785,17 +823,6 @@
           <w:lang w:val="en-GB"/>
         </w:rPr>
         <w:tab/>
-        <w:t xml:space="preserve">   </w:t>
-      </w:r>
-      <w:r>
-        <w:rPr>
-          <w:rFonts w:cs="Arial"/>
-          <w:b/>
-          <w:noProof/>
-          <w:sz w:val="24"/>
-          <w:lang w:val="en-GB"/>
-        </w:rPr>
-        <w:t>Position: Software Developer</w:t>
       </w:r>
       <w:r>
         <w:rPr>
@@ -815,16 +842,6 @@
           <w:sz w:val="24"/>
           <w:lang w:val="en-GB"/>
         </w:rPr>
-        <w:t xml:space="preserve">   </w:t>
-      </w:r>
-      <w:r>
-        <w:rPr>
-          <w:rFonts w:cs="Arial"/>
-          <w:b/>
-          <w:noProof/>
-          <w:sz w:val="24"/>
-          <w:lang w:val="en-GB"/>
-        </w:rPr>
         <w:tab/>
       </w:r>
       <w:r>
@@ -846,17 +863,6 @@
           <w:lang w:val="en-GB"/>
         </w:rPr>
         <w:tab/>
-        <w:t xml:space="preserve">      </w:t>
-      </w:r>
-      <w:r>
-        <w:rPr>
-          <w:rFonts w:cs="Arial"/>
-          <w:b/>
-          <w:noProof/>
-          <w:sz w:val="24"/>
-          <w:lang w:val="en-GB"/>
-        </w:rPr>
-        <w:t xml:space="preserve">   </w:t>
       </w:r>
       <w:r>
         <w:rPr>
@@ -867,47 +873,47 @@
           <w:lang w:val="en-GB"/>
         </w:rPr>
         <w:tab/>
-        <w:t xml:space="preserve">    </w:t>
-      </w:r>
-      <w:r>
-        <w:rPr>
-          <w:rFonts w:cs="Arial"/>
-          <w:b/>
-          <w:noProof/>
-          <w:sz w:val="24"/>
-          <w:lang w:val="en-GB"/>
-        </w:rPr>
-        <w:t xml:space="preserve">January 2020 </w:t>
-      </w:r>
-      <w:r>
-        <w:rPr>
-          <w:rFonts w:cs="Arial"/>
-          <w:b/>
-          <w:noProof/>
-          <w:sz w:val="24"/>
-          <w:lang w:val="en-GB"/>
-        </w:rPr>
-        <w:t>–</w:t>
-      </w:r>
-      <w:r>
-        <w:rPr>
-          <w:rFonts w:cs="Arial"/>
-          <w:b/>
-          <w:noProof/>
-          <w:sz w:val="24"/>
-          <w:lang w:val="en-GB"/>
-        </w:rPr>
-        <w:t xml:space="preserve"> </w:t>
-      </w:r>
-      <w:r>
-        <w:rPr>
-          <w:rFonts w:cs="Arial"/>
-          <w:b/>
-          <w:noProof/>
-          <w:sz w:val="24"/>
-          <w:lang w:val="en-GB"/>
-        </w:rPr>
-        <w:t>May 2020</w:t>
+        <w:t>June</w:t>
+      </w:r>
+      <w:r>
+        <w:rPr>
+          <w:rFonts w:cs="Arial"/>
+          <w:b/>
+          <w:noProof/>
+          <w:sz w:val="24"/>
+          <w:lang w:val="en-GB"/>
+        </w:rPr>
+        <w:t xml:space="preserve"> 20</w:t>
+      </w:r>
+      <w:r>
+        <w:rPr>
+          <w:rFonts w:cs="Arial"/>
+          <w:b/>
+          <w:noProof/>
+          <w:sz w:val="24"/>
+          <w:lang w:val="en-GB"/>
+        </w:rPr>
+        <w:t>20</w:t>
+      </w:r>
+      <w:r>
+        <w:rPr>
+          <w:rFonts w:cs="Arial"/>
+          <w:b/>
+          <w:noProof/>
+          <w:sz w:val="24"/>
+          <w:lang w:val="en-GB"/>
+        </w:rPr>
+        <w:t xml:space="preserve"> – </w:t>
+      </w:r>
+      <w:r>
+        <w:rPr>
+          <w:rFonts w:cs="Arial"/>
+          <w:b/>
+          <w:noProof/>
+          <w:sz w:val="24"/>
+          <w:lang w:val="en-GB"/>
+        </w:rPr>
+        <w:t>Present</w:t>
       </w:r>
     </w:p>
     <w:p>
@@ -981,7 +987,18 @@
           <w:szCs w:val="22"/>
           <w:lang w:val="en-GB"/>
         </w:rPr>
-        <w:t>Development of high quality code for the Timesheets and Horse Management System, communicating within an agile environment, to deliver software releases on time</w:t>
+        <w:t xml:space="preserve">Delivery of high quality, interactive frontend dashboards for both internal and external use. Examples include </w:t>
+      </w:r>
+      <w:r>
+        <w:rPr>
+          <w:rFonts w:ascii="Arial" w:hAnsi="Arial" w:cs="Arial"/>
+          <w:bCs/>
+          <w:noProof/>
+          <w:sz w:val="22"/>
+          <w:szCs w:val="22"/>
+          <w:lang w:val="en-GB"/>
+        </w:rPr>
+        <w:t>‘Alarm Analytics Dashboards’, ‘Health Checks’ and ‘Energy Saving and Consumption Dashboards’</w:t>
       </w:r>
       <w:r>
         <w:rPr>
@@ -1025,246 +1042,8 @@
           <w:szCs w:val="22"/>
           <w:lang w:val="en-GB"/>
         </w:rPr>
-        <w:t>Developed within PowerBuilder IDE along with Microsoft SQL Server and SourceSafe for version control.</w:t>
-      </w:r>
-    </w:p>
-    <w:p>
-      <w:pPr>
-        <w:pStyle w:val="NormalWeb"/>
-        <w:shd w:val="clear" w:color="auto" w:fill="FFFFFF"/>
-        <w:spacing w:after="200" w:afterAutospacing="0" w:line="276" w:lineRule="auto"/>
-        <w:ind w:left="714"/>
-        <w:contextualSpacing/>
-        <w:jc w:val="both"/>
-        <w:rPr>
-          <w:rFonts w:ascii="Arial" w:hAnsi="Arial" w:cs="Arial"/>
-          <w:bCs/>
-          <w:noProof/>
-          <w:sz w:val="20"/>
-          <w:szCs w:val="20"/>
-          <w:lang w:val="en-GB"/>
-        </w:rPr>
-      </w:pPr>
-    </w:p>
-    <w:p>
-      <w:pPr>
-        <w:autoSpaceDE w:val="0"/>
-        <w:autoSpaceDN w:val="0"/>
-        <w:adjustRightInd w:val="0"/>
-        <w:rPr>
-          <w:rFonts w:cs="Arial"/>
-          <w:noProof/>
-          <w:sz w:val="24"/>
-          <w:u w:val="single" w:color="1F4E79" w:themeColor="accent1" w:themeShade="80"/>
-          <w:lang w:val="en-GB"/>
-        </w:rPr>
-      </w:pPr>
-      <w:r>
-        <w:rPr>
-          <w:rFonts w:cs="Arial"/>
-          <w:b/>
-          <w:noProof/>
-          <w:sz w:val="24"/>
-          <w:u w:val="single" w:color="1F4E79" w:themeColor="accent1" w:themeShade="80"/>
-          <w:lang w:val="en-GB"/>
-        </w:rPr>
-        <w:t>Aspire Technolog</w:t>
-      </w:r>
-      <w:r>
-        <w:rPr>
-          <w:rFonts w:cs="Arial"/>
-          <w:b/>
-          <w:noProof/>
-          <w:sz w:val="24"/>
-          <w:u w:val="single" w:color="1F4E79" w:themeColor="accent1" w:themeShade="80"/>
-          <w:lang w:val="en-GB"/>
-        </w:rPr>
-        <w:t>y</w:t>
-      </w:r>
-      <w:r>
-        <w:rPr>
-          <w:rFonts w:cs="Arial"/>
-          <w:b/>
-          <w:noProof/>
-          <w:sz w:val="24"/>
-          <w:u w:val="single" w:color="1F4E79" w:themeColor="accent1" w:themeShade="80"/>
-          <w:lang w:val="en-GB"/>
-        </w:rPr>
-        <w:t xml:space="preserve">:  </w:t>
-      </w:r>
-      <w:r>
-        <w:rPr>
-          <w:rFonts w:cs="Arial"/>
-          <w:b/>
-          <w:noProof/>
-          <w:sz w:val="24"/>
-          <w:u w:val="single" w:color="1F4E79" w:themeColor="accent1" w:themeShade="80"/>
-          <w:lang w:val="en-GB"/>
-        </w:rPr>
-        <w:t>Sandyford, Dublin 18</w:t>
-      </w:r>
-    </w:p>
-    <w:p>
-      <w:pPr>
-        <w:autoSpaceDE w:val="0"/>
-        <w:autoSpaceDN w:val="0"/>
-        <w:adjustRightInd w:val="0"/>
-        <w:rPr>
-          <w:rFonts w:cs="Arial"/>
-          <w:noProof/>
-          <w:sz w:val="20"/>
-          <w:szCs w:val="20"/>
-          <w:lang w:val="en-GB"/>
-        </w:rPr>
-      </w:pPr>
-    </w:p>
-    <w:p>
-      <w:pPr>
-        <w:tabs>
-          <w:tab w:val="right" w:pos="567"/>
-          <w:tab w:val="right" w:pos="3402"/>
-        </w:tabs>
-        <w:autoSpaceDE w:val="0"/>
-        <w:autoSpaceDN w:val="0"/>
-        <w:adjustRightInd w:val="0"/>
-        <w:rPr>
-          <w:rFonts w:cs="Arial"/>
-          <w:noProof/>
-          <w:sz w:val="24"/>
-          <w:lang w:val="en-GB"/>
-        </w:rPr>
-      </w:pPr>
-      <w:r>
-        <w:rPr>
-          <w:rFonts w:cs="Arial"/>
-          <w:b/>
-          <w:noProof/>
-          <w:sz w:val="24"/>
-          <w:lang w:val="en-GB"/>
-        </w:rPr>
-        <w:t xml:space="preserve">   </w:t>
-      </w:r>
-      <w:r>
-        <w:rPr>
-          <w:rFonts w:cs="Arial"/>
-          <w:b/>
-          <w:noProof/>
-          <w:sz w:val="24"/>
-          <w:lang w:val="en-GB"/>
-        </w:rPr>
-        <w:t>Position:</w:t>
-      </w:r>
-      <w:r>
-        <w:rPr>
-          <w:rFonts w:cs="Arial"/>
-          <w:b/>
-          <w:noProof/>
-          <w:sz w:val="24"/>
-          <w:lang w:val="en-GB"/>
-        </w:rPr>
-        <w:t xml:space="preserve"> Frontend Developer</w:t>
-      </w:r>
-      <w:r>
-        <w:rPr>
-          <w:rFonts w:cs="Arial"/>
-          <w:b/>
-          <w:noProof/>
-          <w:sz w:val="24"/>
-          <w:lang w:val="en-GB"/>
-        </w:rPr>
-        <w:tab/>
-      </w:r>
-      <w:r>
-        <w:rPr>
-          <w:rFonts w:cs="Arial"/>
-          <w:b/>
-          <w:noProof/>
-          <w:sz w:val="24"/>
-          <w:lang w:val="en-GB"/>
-        </w:rPr>
-        <w:tab/>
-      </w:r>
-      <w:r>
-        <w:rPr>
-          <w:rFonts w:cs="Arial"/>
-          <w:b/>
-          <w:noProof/>
-          <w:sz w:val="24"/>
-          <w:lang w:val="en-GB"/>
-        </w:rPr>
-        <w:tab/>
-      </w:r>
-      <w:r>
-        <w:rPr>
-          <w:rFonts w:cs="Arial"/>
-          <w:b/>
-          <w:noProof/>
-          <w:sz w:val="24"/>
-          <w:lang w:val="en-GB"/>
-        </w:rPr>
-        <w:tab/>
-      </w:r>
-      <w:r>
-        <w:rPr>
-          <w:rFonts w:cs="Arial"/>
-          <w:b/>
-          <w:noProof/>
-          <w:sz w:val="24"/>
-          <w:lang w:val="en-GB"/>
-        </w:rPr>
-        <w:t xml:space="preserve">February 2019 – </w:t>
-      </w:r>
-      <w:r>
-        <w:rPr>
-          <w:rFonts w:cs="Arial"/>
-          <w:b/>
-          <w:noProof/>
-          <w:sz w:val="24"/>
-          <w:lang w:val="en-GB"/>
-        </w:rPr>
-        <w:t>September 2019</w:t>
-      </w:r>
-    </w:p>
-    <w:p>
-      <w:pPr>
-        <w:pStyle w:val="NormalWeb"/>
-        <w:shd w:val="clear" w:color="auto" w:fill="FFFFFF"/>
-        <w:spacing w:after="0" w:afterAutospacing="0"/>
-        <w:ind w:firstLine="357"/>
-        <w:rPr>
-          <w:rFonts w:ascii="Arial" w:hAnsi="Arial" w:cs="Arial"/>
-          <w:b/>
-          <w:bCs/>
-          <w:noProof/>
-          <w:lang w:val="en-GB"/>
-        </w:rPr>
-      </w:pPr>
-      <w:r>
-        <w:rPr>
-          <w:rFonts w:ascii="Arial" w:hAnsi="Arial" w:cs="Arial"/>
-          <w:b/>
-          <w:bCs/>
-          <w:noProof/>
-          <w:lang w:val="en-GB"/>
-        </w:rPr>
-        <w:t>Main Responsibilities</w:t>
-      </w:r>
-    </w:p>
-    <w:p>
-      <w:pPr>
-        <w:pStyle w:val="NormalWeb"/>
-        <w:shd w:val="clear" w:color="auto" w:fill="FFFFFF"/>
-        <w:spacing w:after="0" w:afterAutospacing="0"/>
-        <w:rPr>
-          <w:rFonts w:ascii="Arial" w:hAnsi="Arial" w:cs="Arial"/>
-          <w:b/>
-          <w:bCs/>
-          <w:noProof/>
-          <w:sz w:val="22"/>
-          <w:szCs w:val="22"/>
-          <w:lang w:val="en-GB"/>
-        </w:rPr>
-      </w:pPr>
+        <w:t>Dashboards were visualisations of large data sets returned from REST API calls.</w:t>
+      </w:r>
     </w:p>
     <w:p>
       <w:pPr>
@@ -1296,381 +1075,51 @@
           <w:szCs w:val="22"/>
           <w:lang w:val="en-GB"/>
         </w:rPr>
-        <w:t>Delivery of high quality</w:t>
-      </w:r>
-      <w:r>
-        <w:rPr>
-          <w:rFonts w:ascii="Arial" w:hAnsi="Arial" w:cs="Arial"/>
-          <w:bCs/>
-          <w:noProof/>
-          <w:sz w:val="22"/>
-          <w:szCs w:val="22"/>
-          <w:lang w:val="en-GB"/>
-        </w:rPr>
-        <w:t>, interactive</w:t>
-      </w:r>
-      <w:r>
-        <w:rPr>
-          <w:rFonts w:ascii="Arial" w:hAnsi="Arial" w:cs="Arial"/>
-          <w:bCs/>
-          <w:noProof/>
-          <w:sz w:val="22"/>
-          <w:szCs w:val="22"/>
-          <w:lang w:val="en-GB"/>
-        </w:rPr>
-        <w:t xml:space="preserve"> fron</w:t>
-      </w:r>
-      <w:r>
-        <w:rPr>
-          <w:rFonts w:ascii="Arial" w:hAnsi="Arial" w:cs="Arial"/>
-          <w:bCs/>
-          <w:noProof/>
-          <w:sz w:val="22"/>
-          <w:szCs w:val="22"/>
-          <w:lang w:val="en-GB"/>
-        </w:rPr>
-        <w:t>t</w:t>
-      </w:r>
-      <w:r>
-        <w:rPr>
-          <w:rFonts w:ascii="Arial" w:hAnsi="Arial" w:cs="Arial"/>
-          <w:bCs/>
-          <w:noProof/>
-          <w:sz w:val="22"/>
-          <w:szCs w:val="22"/>
-          <w:lang w:val="en-GB"/>
-        </w:rPr>
-        <w:t xml:space="preserve">end dashboards for </w:t>
-      </w:r>
-      <w:r>
-        <w:rPr>
-          <w:rFonts w:ascii="Arial" w:hAnsi="Arial" w:cs="Arial"/>
-          <w:bCs/>
-          <w:noProof/>
-          <w:sz w:val="22"/>
-          <w:szCs w:val="22"/>
-          <w:lang w:val="en-GB"/>
-        </w:rPr>
-        <w:t xml:space="preserve">both </w:t>
-      </w:r>
-      <w:r>
-        <w:rPr>
-          <w:rFonts w:ascii="Arial" w:hAnsi="Arial" w:cs="Arial"/>
-          <w:bCs/>
-          <w:noProof/>
-          <w:sz w:val="22"/>
-          <w:szCs w:val="22"/>
-          <w:lang w:val="en-GB"/>
-        </w:rPr>
-        <w:t xml:space="preserve">internal and external </w:t>
-      </w:r>
-      <w:r>
-        <w:rPr>
-          <w:rFonts w:ascii="Arial" w:hAnsi="Arial" w:cs="Arial"/>
-          <w:bCs/>
-          <w:noProof/>
-          <w:sz w:val="22"/>
-          <w:szCs w:val="22"/>
-          <w:lang w:val="en-GB"/>
-        </w:rPr>
-        <w:t>use</w:t>
-      </w:r>
-      <w:r>
-        <w:rPr>
-          <w:rFonts w:ascii="Arial" w:hAnsi="Arial" w:cs="Arial"/>
-          <w:bCs/>
-          <w:noProof/>
-          <w:sz w:val="22"/>
-          <w:szCs w:val="22"/>
-          <w:lang w:val="en-GB"/>
-        </w:rPr>
-        <w:t xml:space="preserve">. </w:t>
-      </w:r>
-      <w:r>
-        <w:rPr>
-          <w:rFonts w:ascii="Arial" w:hAnsi="Arial" w:cs="Arial"/>
-          <w:bCs/>
-          <w:noProof/>
-          <w:sz w:val="22"/>
-          <w:szCs w:val="22"/>
-          <w:lang w:val="en-GB"/>
-        </w:rPr>
-        <w:t xml:space="preserve">Examples </w:t>
-      </w:r>
-      <w:r>
-        <w:rPr>
-          <w:rFonts w:ascii="Arial" w:hAnsi="Arial" w:cs="Arial"/>
-          <w:bCs/>
-          <w:noProof/>
-          <w:sz w:val="22"/>
-          <w:szCs w:val="22"/>
-          <w:lang w:val="en-GB"/>
-        </w:rPr>
-        <w:t xml:space="preserve">include </w:t>
-      </w:r>
-      <w:r>
-        <w:rPr>
-          <w:rFonts w:ascii="Arial" w:hAnsi="Arial" w:cs="Arial"/>
-          <w:bCs/>
-          <w:noProof/>
-          <w:sz w:val="22"/>
-          <w:szCs w:val="22"/>
-          <w:lang w:val="en-GB"/>
-        </w:rPr>
-        <w:t>V</w:t>
-      </w:r>
-      <w:r>
-        <w:rPr>
-          <w:rFonts w:ascii="Arial" w:hAnsi="Arial" w:cs="Arial"/>
-          <w:bCs/>
-          <w:noProof/>
-          <w:sz w:val="22"/>
-          <w:szCs w:val="22"/>
-          <w:lang w:val="en-GB"/>
-        </w:rPr>
-        <w:t xml:space="preserve">oice and </w:t>
-      </w:r>
-      <w:r>
-        <w:rPr>
-          <w:rFonts w:ascii="Arial" w:hAnsi="Arial" w:cs="Arial"/>
-          <w:bCs/>
-          <w:noProof/>
-          <w:sz w:val="22"/>
-          <w:szCs w:val="22"/>
-          <w:lang w:val="en-GB"/>
-        </w:rPr>
-        <w:t>D</w:t>
-      </w:r>
-      <w:r>
-        <w:rPr>
-          <w:rFonts w:ascii="Arial" w:hAnsi="Arial" w:cs="Arial"/>
-          <w:bCs/>
-          <w:noProof/>
-          <w:sz w:val="22"/>
-          <w:szCs w:val="22"/>
-          <w:lang w:val="en-GB"/>
-        </w:rPr>
-        <w:t xml:space="preserve">ata </w:t>
-      </w:r>
-      <w:r>
-        <w:rPr>
-          <w:rFonts w:ascii="Arial" w:hAnsi="Arial" w:cs="Arial"/>
-          <w:bCs/>
-          <w:noProof/>
-          <w:sz w:val="22"/>
-          <w:szCs w:val="22"/>
-          <w:lang w:val="en-GB"/>
-        </w:rPr>
-        <w:t>Q</w:t>
-      </w:r>
-      <w:r>
-        <w:rPr>
-          <w:rFonts w:ascii="Arial" w:hAnsi="Arial" w:cs="Arial"/>
-          <w:bCs/>
-          <w:noProof/>
-          <w:sz w:val="22"/>
-          <w:szCs w:val="22"/>
-          <w:lang w:val="en-GB"/>
-        </w:rPr>
-        <w:t xml:space="preserve">uality </w:t>
-      </w:r>
-      <w:r>
-        <w:rPr>
-          <w:rFonts w:ascii="Arial" w:hAnsi="Arial" w:cs="Arial"/>
-          <w:bCs/>
-          <w:noProof/>
-          <w:sz w:val="22"/>
-          <w:szCs w:val="22"/>
-          <w:lang w:val="en-GB"/>
-        </w:rPr>
-        <w:t>V</w:t>
-      </w:r>
-      <w:r>
-        <w:rPr>
-          <w:rFonts w:ascii="Arial" w:hAnsi="Arial" w:cs="Arial"/>
-          <w:bCs/>
-          <w:noProof/>
-          <w:sz w:val="22"/>
-          <w:szCs w:val="22"/>
-          <w:lang w:val="en-GB"/>
-        </w:rPr>
-        <w:t>isualisation</w:t>
-      </w:r>
-      <w:r>
-        <w:rPr>
-          <w:rFonts w:ascii="Arial" w:hAnsi="Arial" w:cs="Arial"/>
-          <w:bCs/>
-          <w:noProof/>
-          <w:sz w:val="22"/>
-          <w:szCs w:val="22"/>
-          <w:lang w:val="en-GB"/>
-        </w:rPr>
-        <w:t>s</w:t>
-      </w:r>
-      <w:r>
-        <w:rPr>
-          <w:rFonts w:ascii="Arial" w:hAnsi="Arial" w:cs="Arial"/>
-          <w:bCs/>
-          <w:noProof/>
-          <w:sz w:val="22"/>
-          <w:szCs w:val="22"/>
-          <w:lang w:val="en-GB"/>
-        </w:rPr>
-        <w:t xml:space="preserve"> and Site Alarm Trends.</w:t>
-      </w:r>
-    </w:p>
-    <w:p>
-      <w:pPr>
-        <w:pStyle w:val="NormalWeb"/>
-        <w:numPr>
-          <w:ilvl w:val="0"/>
-          <w:numId w:val="7"/>
-        </w:numPr>
-        <w:shd w:val="clear" w:color="auto" w:fill="FFFFFF"/>
-        <w:spacing w:after="200" w:afterAutospacing="0" w:line="276" w:lineRule="auto"/>
-        <w:ind w:left="714" w:hanging="357"/>
-        <w:contextualSpacing/>
-        <w:jc w:val="both"/>
-        <w:rPr>
-          <w:rFonts w:ascii="Arial" w:hAnsi="Arial" w:cs="Arial"/>
-          <w:bCs/>
-          <w:noProof/>
-          <w:sz w:val="22"/>
-          <w:szCs w:val="22"/>
-          <w:lang w:val="en-GB"/>
-        </w:rPr>
-      </w:pPr>
-      <w:r>
-        <w:rPr>
-          <w:rFonts w:ascii="Arial" w:hAnsi="Arial" w:cs="Arial"/>
-          <w:bCs/>
-          <w:noProof/>
-          <w:sz w:val="22"/>
-          <w:szCs w:val="22"/>
-          <w:lang w:val="en-GB"/>
-        </w:rPr>
-        <w:t xml:space="preserve">Tools were developed within eclipse and VS Code </w:t>
-      </w:r>
-      <w:r>
-        <w:rPr>
-          <w:rFonts w:ascii="Arial" w:hAnsi="Arial" w:cs="Arial"/>
-          <w:bCs/>
-          <w:noProof/>
-          <w:sz w:val="22"/>
-          <w:szCs w:val="22"/>
-          <w:lang w:val="en-GB"/>
-        </w:rPr>
-        <w:t xml:space="preserve">IDE’s </w:t>
-      </w:r>
-      <w:r>
-        <w:rPr>
-          <w:rFonts w:ascii="Arial" w:hAnsi="Arial" w:cs="Arial"/>
-          <w:bCs/>
-          <w:noProof/>
-          <w:sz w:val="22"/>
-          <w:szCs w:val="22"/>
-          <w:lang w:val="en-GB"/>
-        </w:rPr>
-        <w:t>using HTML</w:t>
-      </w:r>
-      <w:r>
-        <w:rPr>
-          <w:rFonts w:ascii="Arial" w:hAnsi="Arial" w:cs="Arial"/>
-          <w:bCs/>
-          <w:noProof/>
-          <w:sz w:val="22"/>
-          <w:szCs w:val="22"/>
-          <w:lang w:val="en-GB"/>
-        </w:rPr>
-        <w:t>5</w:t>
-      </w:r>
-      <w:r>
-        <w:rPr>
-          <w:rFonts w:ascii="Arial" w:hAnsi="Arial" w:cs="Arial"/>
-          <w:bCs/>
-          <w:noProof/>
-          <w:sz w:val="22"/>
-          <w:szCs w:val="22"/>
-          <w:lang w:val="en-GB"/>
-        </w:rPr>
-        <w:t>, CSS</w:t>
-      </w:r>
-      <w:r>
-        <w:rPr>
-          <w:rFonts w:ascii="Arial" w:hAnsi="Arial" w:cs="Arial"/>
-          <w:bCs/>
-          <w:noProof/>
-          <w:sz w:val="22"/>
-          <w:szCs w:val="22"/>
-          <w:lang w:val="en-GB"/>
-        </w:rPr>
-        <w:t>3</w:t>
-      </w:r>
-      <w:r>
-        <w:rPr>
-          <w:rFonts w:ascii="Arial" w:hAnsi="Arial" w:cs="Arial"/>
-          <w:bCs/>
-          <w:noProof/>
-          <w:sz w:val="22"/>
-          <w:szCs w:val="22"/>
-          <w:lang w:val="en-GB"/>
-        </w:rPr>
-        <w:t xml:space="preserve">, </w:t>
-      </w:r>
-      <w:r>
-        <w:rPr>
-          <w:rFonts w:ascii="Arial" w:hAnsi="Arial" w:cs="Arial"/>
-          <w:bCs/>
-          <w:noProof/>
-          <w:sz w:val="22"/>
-          <w:szCs w:val="22"/>
-          <w:lang w:val="en-GB"/>
-        </w:rPr>
-        <w:t>jQuery</w:t>
-      </w:r>
-      <w:r>
-        <w:rPr>
-          <w:rFonts w:ascii="Arial" w:hAnsi="Arial" w:cs="Arial"/>
-          <w:bCs/>
-          <w:noProof/>
-          <w:sz w:val="22"/>
-          <w:szCs w:val="22"/>
-          <w:lang w:val="en-GB"/>
-        </w:rPr>
-        <w:t xml:space="preserve">, </w:t>
-      </w:r>
-      <w:r>
-        <w:rPr>
-          <w:rFonts w:ascii="Arial" w:hAnsi="Arial" w:cs="Arial"/>
-          <w:bCs/>
-          <w:noProof/>
-          <w:sz w:val="22"/>
-          <w:szCs w:val="22"/>
-          <w:lang w:val="en-GB"/>
-        </w:rPr>
-        <w:t>JavaScript</w:t>
-      </w:r>
-      <w:r>
-        <w:rPr>
-          <w:rFonts w:ascii="Arial" w:hAnsi="Arial" w:cs="Arial"/>
-          <w:bCs/>
-          <w:noProof/>
-          <w:sz w:val="22"/>
-          <w:szCs w:val="22"/>
-          <w:lang w:val="en-GB"/>
-        </w:rPr>
-        <w:t>, Bootstrap and Perl and were done in an agile methodology environment</w:t>
-      </w:r>
-      <w:r>
-        <w:rPr>
-          <w:rFonts w:ascii="Arial" w:hAnsi="Arial" w:cs="Arial"/>
-          <w:bCs/>
-          <w:noProof/>
-          <w:sz w:val="22"/>
-          <w:szCs w:val="22"/>
-          <w:lang w:val="en-GB"/>
-        </w:rPr>
-        <w:t>.</w:t>
+        <w:t xml:space="preserve">Tools were developed within VS Code IDE using </w:t>
+      </w:r>
+      <w:r>
+        <w:rPr>
+          <w:rFonts w:ascii="Arial" w:hAnsi="Arial" w:cs="Arial"/>
+          <w:bCs/>
+          <w:noProof/>
+          <w:sz w:val="22"/>
+          <w:szCs w:val="22"/>
+          <w:lang w:val="en-GB"/>
+        </w:rPr>
+        <w:t xml:space="preserve">the Vue.js framework aswell as </w:t>
+      </w:r>
+      <w:r>
+        <w:rPr>
+          <w:rFonts w:ascii="Arial" w:hAnsi="Arial" w:cs="Arial"/>
+          <w:bCs/>
+          <w:noProof/>
+          <w:sz w:val="22"/>
+          <w:szCs w:val="22"/>
+          <w:lang w:val="en-GB"/>
+        </w:rPr>
+        <w:t>HTML5, CSS3</w:t>
+      </w:r>
+      <w:r>
+        <w:rPr>
+          <w:rFonts w:ascii="Arial" w:hAnsi="Arial" w:cs="Arial"/>
+          <w:bCs/>
+          <w:noProof/>
+          <w:sz w:val="22"/>
+          <w:szCs w:val="22"/>
+          <w:lang w:val="en-GB"/>
+        </w:rPr>
+        <w:t xml:space="preserve"> and</w:t>
+      </w:r>
+      <w:r>
+        <w:rPr>
+          <w:rFonts w:ascii="Arial" w:hAnsi="Arial" w:cs="Arial"/>
+          <w:bCs/>
+          <w:noProof/>
+          <w:sz w:val="22"/>
+          <w:szCs w:val="22"/>
+          <w:lang w:val="en-GB"/>
+        </w:rPr>
+        <w:t xml:space="preserve"> JavaScript and were done in an agile methodology environment.</w:t>
       </w:r>
     </w:p>
     <w:p>
@@ -1707,161 +1156,7 @@
           <w:szCs w:val="22"/>
           <w:lang w:val="en-GB"/>
         </w:rPr>
-        <w:t>D</w:t>
-      </w:r>
-      <w:r>
-        <w:rPr>
-          <w:rFonts w:ascii="Arial" w:hAnsi="Arial" w:cs="Arial"/>
-          <w:bCs/>
-          <w:noProof/>
-          <w:sz w:val="22"/>
-          <w:szCs w:val="22"/>
-          <w:lang w:val="en-GB"/>
-        </w:rPr>
-        <w:t>elivery of software was performed</w:t>
-      </w:r>
-      <w:r>
-        <w:rPr>
-          <w:rFonts w:ascii="Arial" w:hAnsi="Arial" w:cs="Arial"/>
-          <w:bCs/>
-          <w:noProof/>
-          <w:sz w:val="22"/>
-          <w:szCs w:val="22"/>
-          <w:lang w:val="en-GB"/>
-        </w:rPr>
-        <w:t xml:space="preserve"> using git and deployed </w:t>
-      </w:r>
-      <w:r>
-        <w:rPr>
-          <w:rFonts w:ascii="Arial" w:hAnsi="Arial" w:cs="Arial"/>
-          <w:bCs/>
-          <w:noProof/>
-          <w:sz w:val="22"/>
-          <w:szCs w:val="22"/>
-          <w:lang w:val="en-GB"/>
-        </w:rPr>
-        <w:t xml:space="preserve">either via Docker </w:t>
-      </w:r>
-      <w:r>
-        <w:rPr>
-          <w:rFonts w:ascii="Arial" w:hAnsi="Arial" w:cs="Arial"/>
-          <w:bCs/>
-          <w:noProof/>
-          <w:sz w:val="22"/>
-          <w:szCs w:val="22"/>
-          <w:lang w:val="en-GB"/>
-        </w:rPr>
-        <w:t xml:space="preserve">images </w:t>
-      </w:r>
-      <w:r>
-        <w:rPr>
-          <w:rFonts w:ascii="Arial" w:hAnsi="Arial" w:cs="Arial"/>
-          <w:bCs/>
-          <w:noProof/>
-          <w:sz w:val="22"/>
-          <w:szCs w:val="22"/>
-          <w:lang w:val="en-GB"/>
-        </w:rPr>
-        <w:t xml:space="preserve">or </w:t>
-      </w:r>
-      <w:r>
-        <w:rPr>
-          <w:rFonts w:ascii="Arial" w:hAnsi="Arial" w:cs="Arial"/>
-          <w:bCs/>
-          <w:noProof/>
-          <w:sz w:val="22"/>
-          <w:szCs w:val="22"/>
-          <w:lang w:val="en-GB"/>
-        </w:rPr>
-        <w:t xml:space="preserve">by logging </w:t>
-      </w:r>
-      <w:r>
-        <w:rPr>
-          <w:rFonts w:ascii="Arial" w:hAnsi="Arial" w:cs="Arial"/>
-          <w:bCs/>
-          <w:noProof/>
-          <w:sz w:val="22"/>
-          <w:szCs w:val="22"/>
-          <w:lang w:val="en-GB"/>
-        </w:rPr>
-        <w:t>o</w:t>
-      </w:r>
-      <w:r>
-        <w:rPr>
-          <w:rFonts w:ascii="Arial" w:hAnsi="Arial" w:cs="Arial"/>
-          <w:bCs/>
-          <w:noProof/>
-          <w:sz w:val="22"/>
-          <w:szCs w:val="22"/>
-          <w:lang w:val="en-GB"/>
-        </w:rPr>
-        <w:t xml:space="preserve">nto </w:t>
-      </w:r>
-      <w:r>
-        <w:rPr>
-          <w:rFonts w:ascii="Arial" w:hAnsi="Arial" w:cs="Arial"/>
-          <w:bCs/>
-          <w:noProof/>
-          <w:sz w:val="22"/>
-          <w:szCs w:val="22"/>
-          <w:lang w:val="en-GB"/>
-        </w:rPr>
-        <w:t xml:space="preserve">internal or </w:t>
-      </w:r>
-      <w:r>
-        <w:rPr>
-          <w:rFonts w:ascii="Arial" w:hAnsi="Arial" w:cs="Arial"/>
-          <w:bCs/>
-          <w:noProof/>
-          <w:sz w:val="22"/>
-          <w:szCs w:val="22"/>
-          <w:lang w:val="en-GB"/>
-        </w:rPr>
-        <w:t>external servers</w:t>
-      </w:r>
-      <w:r>
-        <w:rPr>
-          <w:rFonts w:ascii="Arial" w:hAnsi="Arial" w:cs="Arial"/>
-          <w:bCs/>
-          <w:noProof/>
-          <w:sz w:val="22"/>
-          <w:szCs w:val="22"/>
-          <w:lang w:val="en-GB"/>
-        </w:rPr>
-        <w:t xml:space="preserve"> (i.e. AWS)</w:t>
-      </w:r>
-      <w:r>
-        <w:rPr>
-          <w:rFonts w:ascii="Arial" w:hAnsi="Arial" w:cs="Arial"/>
-          <w:bCs/>
-          <w:noProof/>
-          <w:sz w:val="22"/>
-          <w:szCs w:val="22"/>
-          <w:lang w:val="en-GB"/>
-        </w:rPr>
-        <w:t xml:space="preserve"> via </w:t>
-      </w:r>
-      <w:r>
-        <w:rPr>
-          <w:rFonts w:ascii="Arial" w:hAnsi="Arial" w:cs="Arial"/>
-          <w:bCs/>
-          <w:noProof/>
-          <w:sz w:val="22"/>
-          <w:szCs w:val="22"/>
-          <w:lang w:val="en-GB"/>
-        </w:rPr>
-        <w:t>PuTTY</w:t>
-      </w:r>
-      <w:r>
-        <w:rPr>
-          <w:rFonts w:ascii="Arial" w:hAnsi="Arial" w:cs="Arial"/>
-          <w:bCs/>
-          <w:noProof/>
-          <w:sz w:val="22"/>
-          <w:szCs w:val="22"/>
-          <w:lang w:val="en-GB"/>
-        </w:rPr>
-        <w:t>.</w:t>
+        <w:t>Delivery of software was performed using git and deployed either via Docker images or by logging onto internal or external servers (i.e. AWS) via PuTTY.</w:t>
       </w:r>
     </w:p>
     <w:p>
@@ -1898,7 +1193,7 @@
           <w:szCs w:val="22"/>
           <w:lang w:val="en-GB"/>
         </w:rPr>
-        <w:t>Required e</w:t>
+        <w:t xml:space="preserve">Required excellent communication skills </w:t>
       </w:r>
       <w:r>
         <w:rPr>
@@ -1909,7 +1204,7 @@
           <w:szCs w:val="22"/>
           <w:lang w:val="en-GB"/>
         </w:rPr>
-        <w:t>xcellent communication skills working in a team environment</w:t>
+        <w:t xml:space="preserve">while </w:t>
       </w:r>
       <w:r>
         <w:rPr>
@@ -1920,6 +1215,39 @@
           <w:szCs w:val="22"/>
           <w:lang w:val="en-GB"/>
         </w:rPr>
+        <w:t xml:space="preserve">working </w:t>
+      </w:r>
+      <w:r>
+        <w:rPr>
+          <w:rFonts w:ascii="Arial" w:hAnsi="Arial" w:cs="Arial"/>
+          <w:noProof/>
+          <w:color w:val="000000"/>
+          <w:sz w:val="22"/>
+          <w:szCs w:val="22"/>
+          <w:lang w:val="en-GB"/>
+        </w:rPr>
+        <w:t xml:space="preserve">remotely </w:t>
+      </w:r>
+      <w:r>
+        <w:rPr>
+          <w:rFonts w:ascii="Arial" w:hAnsi="Arial" w:cs="Arial"/>
+          <w:noProof/>
+          <w:color w:val="000000"/>
+          <w:sz w:val="22"/>
+          <w:szCs w:val="22"/>
+          <w:lang w:val="en-GB"/>
+        </w:rPr>
+        <w:t>in a team environment, based in Dublin</w:t>
+      </w:r>
+      <w:r>
+        <w:rPr>
+          <w:rFonts w:ascii="Arial" w:hAnsi="Arial" w:cs="Arial"/>
+          <w:noProof/>
+          <w:color w:val="000000"/>
+          <w:sz w:val="22"/>
+          <w:szCs w:val="22"/>
+          <w:lang w:val="en-GB"/>
+        </w:rPr>
         <w:t>,</w:t>
       </w:r>
       <w:r>
@@ -1931,7 +1259,7 @@
           <w:szCs w:val="22"/>
           <w:lang w:val="en-GB"/>
         </w:rPr>
-        <w:t xml:space="preserve"> based in Dublin and Belgrade</w:t>
+        <w:t xml:space="preserve"> Belgrade</w:t>
       </w:r>
       <w:r>
         <w:rPr>
@@ -1942,7 +1270,7 @@
           <w:szCs w:val="22"/>
           <w:lang w:val="en-GB"/>
         </w:rPr>
-        <w:t>.</w:t>
+        <w:t xml:space="preserve"> and Lisbon</w:t>
       </w:r>
       <w:r>
         <w:rPr>
@@ -1953,29 +1281,96 @@
           <w:szCs w:val="22"/>
           <w:lang w:val="en-GB"/>
         </w:rPr>
-        <w:t xml:space="preserve"> Often worked under pressure to deliver dashboards within a short timeframe.</w:t>
-      </w:r>
-    </w:p>
-    <w:p>
-      <w:pPr>
+        <w:t>. Often worked under pressure to deliver dashboards within a short timeframe.</w:t>
+      </w:r>
+    </w:p>
+    <w:p>
+      <w:pPr>
+        <w:pStyle w:val="NormalWeb"/>
+        <w:widowControl w:val="0"/>
+        <w:shd w:val="clear" w:color="auto" w:fill="FFFFFF"/>
+        <w:overflowPunct w:val="0"/>
         <w:autoSpaceDE w:val="0"/>
         <w:autoSpaceDN w:val="0"/>
         <w:adjustRightInd w:val="0"/>
-        <w:rPr>
-          <w:rFonts w:cs="Arial"/>
-          <w:noProof/>
-          <w:sz w:val="24"/>
-          <w:lang w:val="en-GB"/>
-        </w:rPr>
-      </w:pPr>
-      <w:r>
-        <w:rPr>
-          <w:rFonts w:cs="Arial"/>
-          <w:b/>
-          <w:noProof/>
-          <w:sz w:val="24"/>
-          <w:lang w:val="en-GB"/>
-        </w:rPr>
+        <w:spacing w:after="200" w:afterAutospacing="0" w:line="276" w:lineRule="auto"/>
+        <w:ind w:left="714"/>
+        <w:contextualSpacing/>
+        <w:jc w:val="both"/>
+        <w:rPr>
+          <w:rFonts w:cs="Arial"/>
+          <w:noProof/>
+          <w:color w:val="000000"/>
+          <w:szCs w:val="22"/>
+          <w:lang w:val="en-GB"/>
+        </w:rPr>
+      </w:pPr>
+    </w:p>
+    <w:p>
+      <w:pPr>
+        <w:autoSpaceDE w:val="0"/>
+        <w:autoSpaceDN w:val="0"/>
+        <w:adjustRightInd w:val="0"/>
+        <w:rPr>
+          <w:rFonts w:cs="Arial"/>
+          <w:noProof/>
+          <w:sz w:val="24"/>
+          <w:u w:val="single" w:color="1F4E79" w:themeColor="accent1" w:themeShade="80"/>
+          <w:lang w:val="en-GB"/>
+        </w:rPr>
+      </w:pPr>
+      <w:r>
+        <w:rPr>
+          <w:rFonts w:cs="Arial"/>
+          <w:b/>
+          <w:noProof/>
+          <w:sz w:val="24"/>
+          <w:u w:val="single" w:color="1F4E79" w:themeColor="accent1" w:themeShade="80"/>
+          <w:lang w:val="en-GB"/>
+        </w:rPr>
+        <w:t>Equisoft:  Newbridge, Co Kildare</w:t>
+      </w:r>
+    </w:p>
+    <w:p>
+      <w:pPr>
+        <w:autoSpaceDE w:val="0"/>
+        <w:autoSpaceDN w:val="0"/>
+        <w:adjustRightInd w:val="0"/>
+        <w:rPr>
+          <w:rFonts w:cs="Arial"/>
+          <w:noProof/>
+          <w:sz w:val="20"/>
+          <w:szCs w:val="20"/>
+          <w:lang w:val="en-GB"/>
+        </w:rPr>
+      </w:pPr>
+    </w:p>
+    <w:p>
+      <w:pPr>
+        <w:tabs>
+          <w:tab w:val="right" w:pos="567"/>
+          <w:tab w:val="right" w:pos="3402"/>
+        </w:tabs>
+        <w:autoSpaceDE w:val="0"/>
+        <w:autoSpaceDN w:val="0"/>
+        <w:adjustRightInd w:val="0"/>
+        <w:jc w:val="both"/>
+        <w:rPr>
+          <w:rFonts w:cs="Arial"/>
+          <w:noProof/>
+          <w:sz w:val="24"/>
+          <w:lang w:val="en-GB"/>
+        </w:rPr>
+      </w:pPr>
+      <w:r>
+        <w:rPr>
+          <w:rFonts w:cs="Arial"/>
+          <w:b/>
+          <w:noProof/>
+          <w:sz w:val="24"/>
+          <w:lang w:val="en-GB"/>
+        </w:rPr>
+        <w:tab/>
         <w:t xml:space="preserve">   </w:t>
       </w:r>
       <w:r>
@@ -1986,17 +1381,7 @@
           <w:sz w:val="24"/>
           <w:lang w:val="en-GB"/>
         </w:rPr>
-        <w:t xml:space="preserve">Position: Software </w:t>
-      </w:r>
-      <w:r>
-        <w:rPr>
-          <w:rFonts w:cs="Arial"/>
-          <w:b/>
-          <w:noProof/>
-          <w:sz w:val="24"/>
-          <w:lang w:val="en-GB"/>
-        </w:rPr>
-        <w:t>Engineer</w:t>
+        <w:t>Position: Software Developer</w:t>
       </w:r>
       <w:r>
         <w:rPr>
@@ -2016,6 +1401,16 @@
           <w:sz w:val="24"/>
           <w:lang w:val="en-GB"/>
         </w:rPr>
+        <w:t xml:space="preserve">   </w:t>
+      </w:r>
+      <w:r>
+        <w:rPr>
+          <w:rFonts w:cs="Arial"/>
+          <w:b/>
+          <w:noProof/>
+          <w:sz w:val="24"/>
+          <w:lang w:val="en-GB"/>
+        </w:rPr>
         <w:tab/>
       </w:r>
       <w:r>
@@ -2037,27 +1432,68 @@
           <w:lang w:val="en-GB"/>
         </w:rPr>
         <w:tab/>
-        <w:t xml:space="preserve">        </w:t>
-      </w:r>
-      <w:r>
-        <w:rPr>
-          <w:rFonts w:cs="Arial"/>
-          <w:b/>
-          <w:noProof/>
-          <w:sz w:val="24"/>
-          <w:lang w:val="en-GB"/>
-        </w:rPr>
-        <w:t xml:space="preserve">August 2017 – </w:t>
-      </w:r>
-      <w:r>
-        <w:rPr>
-          <w:rFonts w:cs="Arial"/>
-          <w:b/>
-          <w:noProof/>
-          <w:sz w:val="24"/>
-          <w:lang w:val="en-GB"/>
-        </w:rPr>
-        <w:t>January 2019</w:t>
+        <w:t xml:space="preserve">      </w:t>
+      </w:r>
+      <w:r>
+        <w:rPr>
+          <w:rFonts w:cs="Arial"/>
+          <w:b/>
+          <w:noProof/>
+          <w:sz w:val="24"/>
+          <w:lang w:val="en-GB"/>
+        </w:rPr>
+        <w:t xml:space="preserve">   </w:t>
+      </w:r>
+      <w:r>
+        <w:rPr>
+          <w:rFonts w:cs="Arial"/>
+          <w:b/>
+          <w:noProof/>
+          <w:sz w:val="24"/>
+          <w:lang w:val="en-GB"/>
+        </w:rPr>
+        <w:tab/>
+        <w:t xml:space="preserve">    </w:t>
+      </w:r>
+      <w:r>
+        <w:rPr>
+          <w:rFonts w:cs="Arial"/>
+          <w:b/>
+          <w:noProof/>
+          <w:sz w:val="24"/>
+          <w:lang w:val="en-GB"/>
+        </w:rPr>
+        <w:t xml:space="preserve">January 2020 </w:t>
+      </w:r>
+      <w:r>
+        <w:rPr>
+          <w:rFonts w:cs="Arial"/>
+          <w:b/>
+          <w:noProof/>
+          <w:sz w:val="24"/>
+          <w:lang w:val="en-GB"/>
+        </w:rPr>
+        <w:t>–</w:t>
+      </w:r>
+      <w:r>
+        <w:rPr>
+          <w:rFonts w:cs="Arial"/>
+          <w:b/>
+          <w:noProof/>
+          <w:sz w:val="24"/>
+          <w:lang w:val="en-GB"/>
+        </w:rPr>
+        <w:t xml:space="preserve"> </w:t>
+      </w:r>
+      <w:r>
+        <w:rPr>
+          <w:rFonts w:cs="Arial"/>
+          <w:b/>
+          <w:noProof/>
+          <w:sz w:val="24"/>
+          <w:lang w:val="en-GB"/>
+        </w:rPr>
+        <w:t>May 2020</w:t>
       </w:r>
     </w:p>
     <w:p>
@@ -2131,29 +1567,18 @@
           <w:szCs w:val="22"/>
           <w:lang w:val="en-GB"/>
         </w:rPr>
-        <w:t xml:space="preserve">Responsible for the delivery of </w:t>
-      </w:r>
-      <w:r>
-        <w:rPr>
-          <w:rFonts w:ascii="Arial" w:hAnsi="Arial" w:cs="Arial"/>
-          <w:bCs/>
-          <w:noProof/>
-          <w:sz w:val="22"/>
-          <w:szCs w:val="22"/>
-          <w:lang w:val="en-GB"/>
-        </w:rPr>
-        <w:t>high-quality</w:t>
-      </w:r>
-      <w:r>
-        <w:rPr>
-          <w:rFonts w:ascii="Arial" w:hAnsi="Arial" w:cs="Arial"/>
-          <w:bCs/>
-          <w:noProof/>
-          <w:sz w:val="22"/>
-          <w:szCs w:val="22"/>
-          <w:lang w:val="en-GB"/>
-        </w:rPr>
-        <w:t xml:space="preserve"> software to Ericsson’s RNC platform, communicating within a team in an agile environment, to deliver software releases on time.</w:t>
+        <w:t>Development of high quality code for the Timesheets and Horse Management System, communicating within an agile environment, to deliver software releases on time</w:t>
+      </w:r>
+      <w:r>
+        <w:rPr>
+          <w:rFonts w:ascii="Arial" w:hAnsi="Arial" w:cs="Arial"/>
+          <w:bCs/>
+          <w:noProof/>
+          <w:sz w:val="22"/>
+          <w:szCs w:val="22"/>
+          <w:lang w:val="en-GB"/>
+        </w:rPr>
+        <w:t>.</w:t>
       </w:r>
     </w:p>
     <w:p>
@@ -2186,29 +1611,676 @@
           <w:szCs w:val="22"/>
           <w:lang w:val="en-GB"/>
         </w:rPr>
-        <w:t xml:space="preserve">Executing test suites on software deliverables and upgrading / adding test suites if </w:t>
-      </w:r>
-      <w:r>
-        <w:rPr>
-          <w:rFonts w:ascii="Arial" w:hAnsi="Arial" w:cs="Arial"/>
-          <w:bCs/>
-          <w:noProof/>
-          <w:sz w:val="22"/>
-          <w:szCs w:val="22"/>
-          <w:lang w:val="en-GB"/>
-        </w:rPr>
-        <w:t>necessary,</w:t>
-      </w:r>
-      <w:r>
-        <w:rPr>
-          <w:rFonts w:ascii="Arial" w:hAnsi="Arial" w:cs="Arial"/>
-          <w:bCs/>
-          <w:noProof/>
-          <w:sz w:val="22"/>
-          <w:szCs w:val="22"/>
-          <w:lang w:val="en-GB"/>
-        </w:rPr>
-        <w:t xml:space="preserve"> followed by documenting work undertaken and the impact of the changes.</w:t>
+        <w:t>Developed within PowerBuilder IDE along with Microsoft SQL Server and SourceSafe for version control.</w:t>
+      </w:r>
+    </w:p>
+    <w:p>
+      <w:pPr>
+        <w:spacing w:after="160" w:line="259" w:lineRule="auto"/>
+        <w:rPr>
+          <w:rFonts w:cs="Arial"/>
+          <w:bCs/>
+          <w:noProof/>
+          <w:sz w:val="20"/>
+          <w:szCs w:val="20"/>
+          <w:lang w:val="en-GB"/>
+        </w:rPr>
+      </w:pPr>
+      <w:r>
+        <w:rPr>
+          <w:rFonts w:cs="Arial"/>
+          <w:bCs/>
+          <w:noProof/>
+          <w:sz w:val="20"/>
+          <w:szCs w:val="20"/>
+          <w:lang w:val="en-GB"/>
+        </w:rPr>
+        <w:br w:type="page"/>
+      </w:r>
+    </w:p>
+    <w:p>
+      <w:pPr>
+        <w:pStyle w:val="NormalWeb"/>
+        <w:shd w:val="clear" w:color="auto" w:fill="FFFFFF"/>
+        <w:spacing w:after="200" w:afterAutospacing="0" w:line="276" w:lineRule="auto"/>
+        <w:ind w:left="714"/>
+        <w:contextualSpacing/>
+        <w:jc w:val="both"/>
+        <w:rPr>
+          <w:rFonts w:ascii="Arial" w:hAnsi="Arial" w:cs="Arial"/>
+          <w:bCs/>
+          <w:noProof/>
+          <w:sz w:val="20"/>
+          <w:szCs w:val="20"/>
+          <w:lang w:val="en-GB"/>
+        </w:rPr>
+      </w:pPr>
+    </w:p>
+    <w:p>
+      <w:pPr>
+        <w:autoSpaceDE w:val="0"/>
+        <w:autoSpaceDN w:val="0"/>
+        <w:adjustRightInd w:val="0"/>
+        <w:rPr>
+          <w:rFonts w:cs="Arial"/>
+          <w:noProof/>
+          <w:sz w:val="24"/>
+          <w:u w:val="single" w:color="1F4E79" w:themeColor="accent1" w:themeShade="80"/>
+          <w:lang w:val="en-GB"/>
+        </w:rPr>
+      </w:pPr>
+      <w:r>
+        <w:rPr>
+          <w:rFonts w:cs="Arial"/>
+          <w:b/>
+          <w:noProof/>
+          <w:sz w:val="24"/>
+          <w:u w:val="single" w:color="1F4E79" w:themeColor="accent1" w:themeShade="80"/>
+          <w:lang w:val="en-GB"/>
+        </w:rPr>
+        <w:t>Aspire Technolog</w:t>
+      </w:r>
+      <w:r>
+        <w:rPr>
+          <w:rFonts w:cs="Arial"/>
+          <w:b/>
+          <w:noProof/>
+          <w:sz w:val="24"/>
+          <w:u w:val="single" w:color="1F4E79" w:themeColor="accent1" w:themeShade="80"/>
+          <w:lang w:val="en-GB"/>
+        </w:rPr>
+        <w:t>y</w:t>
+      </w:r>
+      <w:r>
+        <w:rPr>
+          <w:rFonts w:cs="Arial"/>
+          <w:b/>
+          <w:noProof/>
+          <w:sz w:val="24"/>
+          <w:u w:val="single" w:color="1F4E79" w:themeColor="accent1" w:themeShade="80"/>
+          <w:lang w:val="en-GB"/>
+        </w:rPr>
+        <w:t xml:space="preserve">:  </w:t>
+      </w:r>
+      <w:r>
+        <w:rPr>
+          <w:rFonts w:cs="Arial"/>
+          <w:b/>
+          <w:noProof/>
+          <w:sz w:val="24"/>
+          <w:u w:val="single" w:color="1F4E79" w:themeColor="accent1" w:themeShade="80"/>
+          <w:lang w:val="en-GB"/>
+        </w:rPr>
+        <w:t>Sandyford, Dublin 18</w:t>
+      </w:r>
+    </w:p>
+    <w:p>
+      <w:pPr>
+        <w:autoSpaceDE w:val="0"/>
+        <w:autoSpaceDN w:val="0"/>
+        <w:adjustRightInd w:val="0"/>
+        <w:rPr>
+          <w:rFonts w:cs="Arial"/>
+          <w:noProof/>
+          <w:sz w:val="20"/>
+          <w:szCs w:val="20"/>
+          <w:lang w:val="en-GB"/>
+        </w:rPr>
+      </w:pPr>
+    </w:p>
+    <w:p>
+      <w:pPr>
+        <w:tabs>
+          <w:tab w:val="right" w:pos="567"/>
+          <w:tab w:val="right" w:pos="3402"/>
+        </w:tabs>
+        <w:autoSpaceDE w:val="0"/>
+        <w:autoSpaceDN w:val="0"/>
+        <w:adjustRightInd w:val="0"/>
+        <w:rPr>
+          <w:rFonts w:cs="Arial"/>
+          <w:noProof/>
+          <w:sz w:val="24"/>
+          <w:lang w:val="en-GB"/>
+        </w:rPr>
+      </w:pPr>
+      <w:r>
+        <w:rPr>
+          <w:rFonts w:cs="Arial"/>
+          <w:b/>
+          <w:noProof/>
+          <w:sz w:val="24"/>
+          <w:lang w:val="en-GB"/>
+        </w:rPr>
+        <w:t xml:space="preserve">   </w:t>
+      </w:r>
+      <w:r>
+        <w:rPr>
+          <w:rFonts w:cs="Arial"/>
+          <w:b/>
+          <w:noProof/>
+          <w:sz w:val="24"/>
+          <w:lang w:val="en-GB"/>
+        </w:rPr>
+        <w:t>Position:</w:t>
+      </w:r>
+      <w:r>
+        <w:rPr>
+          <w:rFonts w:cs="Arial"/>
+          <w:b/>
+          <w:noProof/>
+          <w:sz w:val="24"/>
+          <w:lang w:val="en-GB"/>
+        </w:rPr>
+        <w:t xml:space="preserve"> Frontend Developer</w:t>
+      </w:r>
+      <w:r>
+        <w:rPr>
+          <w:rFonts w:cs="Arial"/>
+          <w:b/>
+          <w:noProof/>
+          <w:sz w:val="24"/>
+          <w:lang w:val="en-GB"/>
+        </w:rPr>
+        <w:tab/>
+      </w:r>
+      <w:r>
+        <w:rPr>
+          <w:rFonts w:cs="Arial"/>
+          <w:b/>
+          <w:noProof/>
+          <w:sz w:val="24"/>
+          <w:lang w:val="en-GB"/>
+        </w:rPr>
+        <w:tab/>
+      </w:r>
+      <w:r>
+        <w:rPr>
+          <w:rFonts w:cs="Arial"/>
+          <w:b/>
+          <w:noProof/>
+          <w:sz w:val="24"/>
+          <w:lang w:val="en-GB"/>
+        </w:rPr>
+        <w:tab/>
+      </w:r>
+      <w:r>
+        <w:rPr>
+          <w:rFonts w:cs="Arial"/>
+          <w:b/>
+          <w:noProof/>
+          <w:sz w:val="24"/>
+          <w:lang w:val="en-GB"/>
+        </w:rPr>
+        <w:tab/>
+      </w:r>
+      <w:r>
+        <w:rPr>
+          <w:rFonts w:cs="Arial"/>
+          <w:b/>
+          <w:noProof/>
+          <w:sz w:val="24"/>
+          <w:lang w:val="en-GB"/>
+        </w:rPr>
+        <w:t xml:space="preserve">February 2019 – </w:t>
+      </w:r>
+      <w:r>
+        <w:rPr>
+          <w:rFonts w:cs="Arial"/>
+          <w:b/>
+          <w:noProof/>
+          <w:sz w:val="24"/>
+          <w:lang w:val="en-GB"/>
+        </w:rPr>
+        <w:t>September 2019</w:t>
+      </w:r>
+    </w:p>
+    <w:p>
+      <w:pPr>
+        <w:pStyle w:val="NormalWeb"/>
+        <w:shd w:val="clear" w:color="auto" w:fill="FFFFFF"/>
+        <w:spacing w:after="0" w:afterAutospacing="0"/>
+        <w:ind w:firstLine="357"/>
+        <w:rPr>
+          <w:rFonts w:ascii="Arial" w:hAnsi="Arial" w:cs="Arial"/>
+          <w:b/>
+          <w:bCs/>
+          <w:noProof/>
+          <w:lang w:val="en-GB"/>
+        </w:rPr>
+      </w:pPr>
+      <w:r>
+        <w:rPr>
+          <w:rFonts w:ascii="Arial" w:hAnsi="Arial" w:cs="Arial"/>
+          <w:b/>
+          <w:bCs/>
+          <w:noProof/>
+          <w:lang w:val="en-GB"/>
+        </w:rPr>
+        <w:t>Main Responsibilities</w:t>
+      </w:r>
+    </w:p>
+    <w:p>
+      <w:pPr>
+        <w:pStyle w:val="NormalWeb"/>
+        <w:shd w:val="clear" w:color="auto" w:fill="FFFFFF"/>
+        <w:spacing w:after="0" w:afterAutospacing="0"/>
+        <w:rPr>
+          <w:rFonts w:ascii="Arial" w:hAnsi="Arial" w:cs="Arial"/>
+          <w:b/>
+          <w:bCs/>
+          <w:noProof/>
+          <w:sz w:val="22"/>
+          <w:szCs w:val="22"/>
+          <w:lang w:val="en-GB"/>
+        </w:rPr>
+      </w:pPr>
+    </w:p>
+    <w:p>
+      <w:pPr>
+        <w:pStyle w:val="NormalWeb"/>
+        <w:numPr>
+          <w:ilvl w:val="0"/>
+          <w:numId w:val="7"/>
+        </w:numPr>
+        <w:shd w:val="clear" w:color="auto" w:fill="FFFFFF"/>
+        <w:spacing w:after="200" w:afterAutospacing="0" w:line="276" w:lineRule="auto"/>
+        <w:ind w:left="714" w:hanging="357"/>
+        <w:contextualSpacing/>
+        <w:jc w:val="both"/>
+        <w:rPr>
+          <w:rFonts w:ascii="Arial" w:hAnsi="Arial" w:cs="Arial"/>
+          <w:bCs/>
+          <w:noProof/>
+          <w:sz w:val="22"/>
+          <w:szCs w:val="22"/>
+          <w:lang w:val="en-GB"/>
+        </w:rPr>
+      </w:pPr>
+      <w:r>
+        <w:rPr>
+          <w:rFonts w:ascii="Arial" w:hAnsi="Arial" w:cs="Arial"/>
+          <w:bCs/>
+          <w:noProof/>
+          <w:sz w:val="22"/>
+          <w:szCs w:val="22"/>
+          <w:lang w:val="en-GB"/>
+        </w:rPr>
+        <w:t>Delivery of high quality</w:t>
+      </w:r>
+      <w:r>
+        <w:rPr>
+          <w:rFonts w:ascii="Arial" w:hAnsi="Arial" w:cs="Arial"/>
+          <w:bCs/>
+          <w:noProof/>
+          <w:sz w:val="22"/>
+          <w:szCs w:val="22"/>
+          <w:lang w:val="en-GB"/>
+        </w:rPr>
+        <w:t>, interactive</w:t>
+      </w:r>
+      <w:r>
+        <w:rPr>
+          <w:rFonts w:ascii="Arial" w:hAnsi="Arial" w:cs="Arial"/>
+          <w:bCs/>
+          <w:noProof/>
+          <w:sz w:val="22"/>
+          <w:szCs w:val="22"/>
+          <w:lang w:val="en-GB"/>
+        </w:rPr>
+        <w:t xml:space="preserve"> fron</w:t>
+      </w:r>
+      <w:r>
+        <w:rPr>
+          <w:rFonts w:ascii="Arial" w:hAnsi="Arial" w:cs="Arial"/>
+          <w:bCs/>
+          <w:noProof/>
+          <w:sz w:val="22"/>
+          <w:szCs w:val="22"/>
+          <w:lang w:val="en-GB"/>
+        </w:rPr>
+        <w:t>t</w:t>
+      </w:r>
+      <w:r>
+        <w:rPr>
+          <w:rFonts w:ascii="Arial" w:hAnsi="Arial" w:cs="Arial"/>
+          <w:bCs/>
+          <w:noProof/>
+          <w:sz w:val="22"/>
+          <w:szCs w:val="22"/>
+          <w:lang w:val="en-GB"/>
+        </w:rPr>
+        <w:t xml:space="preserve">end dashboards for </w:t>
+      </w:r>
+      <w:r>
+        <w:rPr>
+          <w:rFonts w:ascii="Arial" w:hAnsi="Arial" w:cs="Arial"/>
+          <w:bCs/>
+          <w:noProof/>
+          <w:sz w:val="22"/>
+          <w:szCs w:val="22"/>
+          <w:lang w:val="en-GB"/>
+        </w:rPr>
+        <w:t xml:space="preserve">both </w:t>
+      </w:r>
+      <w:r>
+        <w:rPr>
+          <w:rFonts w:ascii="Arial" w:hAnsi="Arial" w:cs="Arial"/>
+          <w:bCs/>
+          <w:noProof/>
+          <w:sz w:val="22"/>
+          <w:szCs w:val="22"/>
+          <w:lang w:val="en-GB"/>
+        </w:rPr>
+        <w:t xml:space="preserve">internal and external </w:t>
+      </w:r>
+      <w:r>
+        <w:rPr>
+          <w:rFonts w:ascii="Arial" w:hAnsi="Arial" w:cs="Arial"/>
+          <w:bCs/>
+          <w:noProof/>
+          <w:sz w:val="22"/>
+          <w:szCs w:val="22"/>
+          <w:lang w:val="en-GB"/>
+        </w:rPr>
+        <w:t>use</w:t>
+      </w:r>
+      <w:r>
+        <w:rPr>
+          <w:rFonts w:ascii="Arial" w:hAnsi="Arial" w:cs="Arial"/>
+          <w:bCs/>
+          <w:noProof/>
+          <w:sz w:val="22"/>
+          <w:szCs w:val="22"/>
+          <w:lang w:val="en-GB"/>
+        </w:rPr>
+        <w:t xml:space="preserve">. </w:t>
+      </w:r>
+      <w:r>
+        <w:rPr>
+          <w:rFonts w:ascii="Arial" w:hAnsi="Arial" w:cs="Arial"/>
+          <w:bCs/>
+          <w:noProof/>
+          <w:sz w:val="22"/>
+          <w:szCs w:val="22"/>
+          <w:lang w:val="en-GB"/>
+        </w:rPr>
+        <w:t xml:space="preserve">Examples </w:t>
+      </w:r>
+      <w:r>
+        <w:rPr>
+          <w:rFonts w:ascii="Arial" w:hAnsi="Arial" w:cs="Arial"/>
+          <w:bCs/>
+          <w:noProof/>
+          <w:sz w:val="22"/>
+          <w:szCs w:val="22"/>
+          <w:lang w:val="en-GB"/>
+        </w:rPr>
+        <w:t xml:space="preserve">include </w:t>
+      </w:r>
+      <w:r>
+        <w:rPr>
+          <w:rFonts w:ascii="Arial" w:hAnsi="Arial" w:cs="Arial"/>
+          <w:bCs/>
+          <w:noProof/>
+          <w:sz w:val="22"/>
+          <w:szCs w:val="22"/>
+          <w:lang w:val="en-GB"/>
+        </w:rPr>
+        <w:t>V</w:t>
+      </w:r>
+      <w:r>
+        <w:rPr>
+          <w:rFonts w:ascii="Arial" w:hAnsi="Arial" w:cs="Arial"/>
+          <w:bCs/>
+          <w:noProof/>
+          <w:sz w:val="22"/>
+          <w:szCs w:val="22"/>
+          <w:lang w:val="en-GB"/>
+        </w:rPr>
+        <w:t xml:space="preserve">oice and </w:t>
+      </w:r>
+      <w:r>
+        <w:rPr>
+          <w:rFonts w:ascii="Arial" w:hAnsi="Arial" w:cs="Arial"/>
+          <w:bCs/>
+          <w:noProof/>
+          <w:sz w:val="22"/>
+          <w:szCs w:val="22"/>
+          <w:lang w:val="en-GB"/>
+        </w:rPr>
+        <w:t>D</w:t>
+      </w:r>
+      <w:r>
+        <w:rPr>
+          <w:rFonts w:ascii="Arial" w:hAnsi="Arial" w:cs="Arial"/>
+          <w:bCs/>
+          <w:noProof/>
+          <w:sz w:val="22"/>
+          <w:szCs w:val="22"/>
+          <w:lang w:val="en-GB"/>
+        </w:rPr>
+        <w:t xml:space="preserve">ata </w:t>
+      </w:r>
+      <w:r>
+        <w:rPr>
+          <w:rFonts w:ascii="Arial" w:hAnsi="Arial" w:cs="Arial"/>
+          <w:bCs/>
+          <w:noProof/>
+          <w:sz w:val="22"/>
+          <w:szCs w:val="22"/>
+          <w:lang w:val="en-GB"/>
+        </w:rPr>
+        <w:t>Q</w:t>
+      </w:r>
+      <w:r>
+        <w:rPr>
+          <w:rFonts w:ascii="Arial" w:hAnsi="Arial" w:cs="Arial"/>
+          <w:bCs/>
+          <w:noProof/>
+          <w:sz w:val="22"/>
+          <w:szCs w:val="22"/>
+          <w:lang w:val="en-GB"/>
+        </w:rPr>
+        <w:t xml:space="preserve">uality </w:t>
+      </w:r>
+      <w:r>
+        <w:rPr>
+          <w:rFonts w:ascii="Arial" w:hAnsi="Arial" w:cs="Arial"/>
+          <w:bCs/>
+          <w:noProof/>
+          <w:sz w:val="22"/>
+          <w:szCs w:val="22"/>
+          <w:lang w:val="en-GB"/>
+        </w:rPr>
+        <w:t>V</w:t>
+      </w:r>
+      <w:r>
+        <w:rPr>
+          <w:rFonts w:ascii="Arial" w:hAnsi="Arial" w:cs="Arial"/>
+          <w:bCs/>
+          <w:noProof/>
+          <w:sz w:val="22"/>
+          <w:szCs w:val="22"/>
+          <w:lang w:val="en-GB"/>
+        </w:rPr>
+        <w:t>isualisation</w:t>
+      </w:r>
+      <w:r>
+        <w:rPr>
+          <w:rFonts w:ascii="Arial" w:hAnsi="Arial" w:cs="Arial"/>
+          <w:bCs/>
+          <w:noProof/>
+          <w:sz w:val="22"/>
+          <w:szCs w:val="22"/>
+          <w:lang w:val="en-GB"/>
+        </w:rPr>
+        <w:t>s</w:t>
+      </w:r>
+      <w:r>
+        <w:rPr>
+          <w:rFonts w:ascii="Arial" w:hAnsi="Arial" w:cs="Arial"/>
+          <w:bCs/>
+          <w:noProof/>
+          <w:sz w:val="22"/>
+          <w:szCs w:val="22"/>
+          <w:lang w:val="en-GB"/>
+        </w:rPr>
+        <w:t xml:space="preserve"> and Site Alarm Trends.</w:t>
+      </w:r>
+    </w:p>
+    <w:p>
+      <w:pPr>
+        <w:pStyle w:val="NormalWeb"/>
+        <w:numPr>
+          <w:ilvl w:val="0"/>
+          <w:numId w:val="7"/>
+        </w:numPr>
+        <w:shd w:val="clear" w:color="auto" w:fill="FFFFFF"/>
+        <w:spacing w:after="200" w:afterAutospacing="0" w:line="276" w:lineRule="auto"/>
+        <w:ind w:left="714" w:hanging="357"/>
+        <w:contextualSpacing/>
+        <w:jc w:val="both"/>
+        <w:rPr>
+          <w:rFonts w:ascii="Arial" w:hAnsi="Arial" w:cs="Arial"/>
+          <w:bCs/>
+          <w:noProof/>
+          <w:sz w:val="22"/>
+          <w:szCs w:val="22"/>
+          <w:lang w:val="en-GB"/>
+        </w:rPr>
+      </w:pPr>
+      <w:r>
+        <w:rPr>
+          <w:rFonts w:ascii="Arial" w:hAnsi="Arial" w:cs="Arial"/>
+          <w:bCs/>
+          <w:noProof/>
+          <w:sz w:val="22"/>
+          <w:szCs w:val="22"/>
+          <w:lang w:val="en-GB"/>
+        </w:rPr>
+        <w:t xml:space="preserve">Tools were developed within eclipse and VS Code </w:t>
+      </w:r>
+      <w:r>
+        <w:rPr>
+          <w:rFonts w:ascii="Arial" w:hAnsi="Arial" w:cs="Arial"/>
+          <w:bCs/>
+          <w:noProof/>
+          <w:sz w:val="22"/>
+          <w:szCs w:val="22"/>
+          <w:lang w:val="en-GB"/>
+        </w:rPr>
+        <w:t xml:space="preserve">IDE’s </w:t>
+      </w:r>
+      <w:r>
+        <w:rPr>
+          <w:rFonts w:ascii="Arial" w:hAnsi="Arial" w:cs="Arial"/>
+          <w:bCs/>
+          <w:noProof/>
+          <w:sz w:val="22"/>
+          <w:szCs w:val="22"/>
+          <w:lang w:val="en-GB"/>
+        </w:rPr>
+        <w:t>using HTML</w:t>
+      </w:r>
+      <w:r>
+        <w:rPr>
+          <w:rFonts w:ascii="Arial" w:hAnsi="Arial" w:cs="Arial"/>
+          <w:bCs/>
+          <w:noProof/>
+          <w:sz w:val="22"/>
+          <w:szCs w:val="22"/>
+          <w:lang w:val="en-GB"/>
+        </w:rPr>
+        <w:t>5</w:t>
+      </w:r>
+      <w:r>
+        <w:rPr>
+          <w:rFonts w:ascii="Arial" w:hAnsi="Arial" w:cs="Arial"/>
+          <w:bCs/>
+          <w:noProof/>
+          <w:sz w:val="22"/>
+          <w:szCs w:val="22"/>
+          <w:lang w:val="en-GB"/>
+        </w:rPr>
+        <w:t>, CSS</w:t>
+      </w:r>
+      <w:r>
+        <w:rPr>
+          <w:rFonts w:ascii="Arial" w:hAnsi="Arial" w:cs="Arial"/>
+          <w:bCs/>
+          <w:noProof/>
+          <w:sz w:val="22"/>
+          <w:szCs w:val="22"/>
+          <w:lang w:val="en-GB"/>
+        </w:rPr>
+        <w:t>3</w:t>
+      </w:r>
+      <w:r>
+        <w:rPr>
+          <w:rFonts w:ascii="Arial" w:hAnsi="Arial" w:cs="Arial"/>
+          <w:bCs/>
+          <w:noProof/>
+          <w:sz w:val="22"/>
+          <w:szCs w:val="22"/>
+          <w:lang w:val="en-GB"/>
+        </w:rPr>
+        <w:t xml:space="preserve">, </w:t>
+      </w:r>
+      <w:r>
+        <w:rPr>
+          <w:rFonts w:ascii="Arial" w:hAnsi="Arial" w:cs="Arial"/>
+          <w:bCs/>
+          <w:noProof/>
+          <w:sz w:val="22"/>
+          <w:szCs w:val="22"/>
+          <w:lang w:val="en-GB"/>
+        </w:rPr>
+        <w:t>jQuery</w:t>
+      </w:r>
+      <w:r>
+        <w:rPr>
+          <w:rFonts w:ascii="Arial" w:hAnsi="Arial" w:cs="Arial"/>
+          <w:bCs/>
+          <w:noProof/>
+          <w:sz w:val="22"/>
+          <w:szCs w:val="22"/>
+          <w:lang w:val="en-GB"/>
+        </w:rPr>
+        <w:t xml:space="preserve">, </w:t>
+      </w:r>
+      <w:r>
+        <w:rPr>
+          <w:rFonts w:ascii="Arial" w:hAnsi="Arial" w:cs="Arial"/>
+          <w:bCs/>
+          <w:noProof/>
+          <w:sz w:val="22"/>
+          <w:szCs w:val="22"/>
+          <w:lang w:val="en-GB"/>
+        </w:rPr>
+        <w:t>JavaScript</w:t>
+      </w:r>
+      <w:r>
+        <w:rPr>
+          <w:rFonts w:ascii="Arial" w:hAnsi="Arial" w:cs="Arial"/>
+          <w:bCs/>
+          <w:noProof/>
+          <w:sz w:val="22"/>
+          <w:szCs w:val="22"/>
+          <w:lang w:val="en-GB"/>
+        </w:rPr>
+        <w:t>, Bootstrap and Perl and were done in an agile methodology environment</w:t>
+      </w:r>
+      <w:r>
+        <w:rPr>
+          <w:rFonts w:ascii="Arial" w:hAnsi="Arial" w:cs="Arial"/>
+          <w:bCs/>
+          <w:noProof/>
+          <w:sz w:val="22"/>
+          <w:szCs w:val="22"/>
+          <w:lang w:val="en-GB"/>
+        </w:rPr>
+        <w:t>.</w:t>
       </w:r>
     </w:p>
     <w:p>
@@ -2245,14 +2317,574 @@
           <w:szCs w:val="22"/>
           <w:lang w:val="en-GB"/>
         </w:rPr>
-        <w:t>Duties included collaborating within a team, gathering requirements, implementation, testing, documenting and the delivery of software at set intervals.</w:t>
-      </w:r>
-    </w:p>
-    <w:p>
-      <w:pPr>
+        <w:t>D</w:t>
+      </w:r>
+      <w:r>
+        <w:rPr>
+          <w:rFonts w:ascii="Arial" w:hAnsi="Arial" w:cs="Arial"/>
+          <w:bCs/>
+          <w:noProof/>
+          <w:sz w:val="22"/>
+          <w:szCs w:val="22"/>
+          <w:lang w:val="en-GB"/>
+        </w:rPr>
+        <w:t>elivery of software was performed</w:t>
+      </w:r>
+      <w:r>
+        <w:rPr>
+          <w:rFonts w:ascii="Arial" w:hAnsi="Arial" w:cs="Arial"/>
+          <w:bCs/>
+          <w:noProof/>
+          <w:sz w:val="22"/>
+          <w:szCs w:val="22"/>
+          <w:lang w:val="en-GB"/>
+        </w:rPr>
+        <w:t xml:space="preserve"> using git and deployed </w:t>
+      </w:r>
+      <w:r>
+        <w:rPr>
+          <w:rFonts w:ascii="Arial" w:hAnsi="Arial" w:cs="Arial"/>
+          <w:bCs/>
+          <w:noProof/>
+          <w:sz w:val="22"/>
+          <w:szCs w:val="22"/>
+          <w:lang w:val="en-GB"/>
+        </w:rPr>
+        <w:t xml:space="preserve">either via Docker </w:t>
+      </w:r>
+      <w:r>
+        <w:rPr>
+          <w:rFonts w:ascii="Arial" w:hAnsi="Arial" w:cs="Arial"/>
+          <w:bCs/>
+          <w:noProof/>
+          <w:sz w:val="22"/>
+          <w:szCs w:val="22"/>
+          <w:lang w:val="en-GB"/>
+        </w:rPr>
+        <w:t xml:space="preserve">images </w:t>
+      </w:r>
+      <w:r>
+        <w:rPr>
+          <w:rFonts w:ascii="Arial" w:hAnsi="Arial" w:cs="Arial"/>
+          <w:bCs/>
+          <w:noProof/>
+          <w:sz w:val="22"/>
+          <w:szCs w:val="22"/>
+          <w:lang w:val="en-GB"/>
+        </w:rPr>
+        <w:t xml:space="preserve">or </w:t>
+      </w:r>
+      <w:r>
+        <w:rPr>
+          <w:rFonts w:ascii="Arial" w:hAnsi="Arial" w:cs="Arial"/>
+          <w:bCs/>
+          <w:noProof/>
+          <w:sz w:val="22"/>
+          <w:szCs w:val="22"/>
+          <w:lang w:val="en-GB"/>
+        </w:rPr>
+        <w:t xml:space="preserve">by logging </w:t>
+      </w:r>
+      <w:r>
+        <w:rPr>
+          <w:rFonts w:ascii="Arial" w:hAnsi="Arial" w:cs="Arial"/>
+          <w:bCs/>
+          <w:noProof/>
+          <w:sz w:val="22"/>
+          <w:szCs w:val="22"/>
+          <w:lang w:val="en-GB"/>
+        </w:rPr>
+        <w:t>o</w:t>
+      </w:r>
+      <w:r>
+        <w:rPr>
+          <w:rFonts w:ascii="Arial" w:hAnsi="Arial" w:cs="Arial"/>
+          <w:bCs/>
+          <w:noProof/>
+          <w:sz w:val="22"/>
+          <w:szCs w:val="22"/>
+          <w:lang w:val="en-GB"/>
+        </w:rPr>
+        <w:t xml:space="preserve">nto </w:t>
+      </w:r>
+      <w:r>
+        <w:rPr>
+          <w:rFonts w:ascii="Arial" w:hAnsi="Arial" w:cs="Arial"/>
+          <w:bCs/>
+          <w:noProof/>
+          <w:sz w:val="22"/>
+          <w:szCs w:val="22"/>
+          <w:lang w:val="en-GB"/>
+        </w:rPr>
+        <w:t xml:space="preserve">internal or </w:t>
+      </w:r>
+      <w:r>
+        <w:rPr>
+          <w:rFonts w:ascii="Arial" w:hAnsi="Arial" w:cs="Arial"/>
+          <w:bCs/>
+          <w:noProof/>
+          <w:sz w:val="22"/>
+          <w:szCs w:val="22"/>
+          <w:lang w:val="en-GB"/>
+        </w:rPr>
+        <w:t>external servers</w:t>
+      </w:r>
+      <w:r>
+        <w:rPr>
+          <w:rFonts w:ascii="Arial" w:hAnsi="Arial" w:cs="Arial"/>
+          <w:bCs/>
+          <w:noProof/>
+          <w:sz w:val="22"/>
+          <w:szCs w:val="22"/>
+          <w:lang w:val="en-GB"/>
+        </w:rPr>
+        <w:t xml:space="preserve"> (i.e. AWS)</w:t>
+      </w:r>
+      <w:r>
+        <w:rPr>
+          <w:rFonts w:ascii="Arial" w:hAnsi="Arial" w:cs="Arial"/>
+          <w:bCs/>
+          <w:noProof/>
+          <w:sz w:val="22"/>
+          <w:szCs w:val="22"/>
+          <w:lang w:val="en-GB"/>
+        </w:rPr>
+        <w:t xml:space="preserve"> via </w:t>
+      </w:r>
+      <w:r>
+        <w:rPr>
+          <w:rFonts w:ascii="Arial" w:hAnsi="Arial" w:cs="Arial"/>
+          <w:bCs/>
+          <w:noProof/>
+          <w:sz w:val="22"/>
+          <w:szCs w:val="22"/>
+          <w:lang w:val="en-GB"/>
+        </w:rPr>
+        <w:t>PuTTY</w:t>
+      </w:r>
+      <w:r>
+        <w:rPr>
+          <w:rFonts w:ascii="Arial" w:hAnsi="Arial" w:cs="Arial"/>
+          <w:bCs/>
+          <w:noProof/>
+          <w:sz w:val="22"/>
+          <w:szCs w:val="22"/>
+          <w:lang w:val="en-GB"/>
+        </w:rPr>
+        <w:t>.</w:t>
+      </w:r>
+    </w:p>
+    <w:p>
+      <w:pPr>
+        <w:pStyle w:val="NormalWeb"/>
+        <w:widowControl w:val="0"/>
+        <w:numPr>
+          <w:ilvl w:val="0"/>
+          <w:numId w:val="5"/>
+        </w:numPr>
+        <w:shd w:val="clear" w:color="auto" w:fill="FFFFFF"/>
+        <w:overflowPunct w:val="0"/>
         <w:autoSpaceDE w:val="0"/>
         <w:autoSpaceDN w:val="0"/>
         <w:adjustRightInd w:val="0"/>
+        <w:spacing w:after="200" w:afterAutospacing="0" w:line="276" w:lineRule="auto"/>
+        <w:ind w:left="714" w:hanging="357"/>
+        <w:contextualSpacing/>
+        <w:jc w:val="both"/>
+        <w:rPr>
+          <w:rFonts w:cs="Arial"/>
+          <w:noProof/>
+          <w:color w:val="000000"/>
+          <w:szCs w:val="22"/>
+          <w:lang w:val="en-GB"/>
+        </w:rPr>
+      </w:pPr>
+      <w:r>
+        <w:rPr>
+          <w:rFonts w:ascii="Arial" w:hAnsi="Arial" w:cs="Arial"/>
+          <w:noProof/>
+          <w:color w:val="000000"/>
+          <w:sz w:val="22"/>
+          <w:szCs w:val="22"/>
+          <w:lang w:val="en-GB"/>
+        </w:rPr>
+        <w:t>Required e</w:t>
+      </w:r>
+      <w:r>
+        <w:rPr>
+          <w:rFonts w:ascii="Arial" w:hAnsi="Arial" w:cs="Arial"/>
+          <w:noProof/>
+          <w:color w:val="000000"/>
+          <w:sz w:val="22"/>
+          <w:szCs w:val="22"/>
+          <w:lang w:val="en-GB"/>
+        </w:rPr>
+        <w:t>xcellent communication skills working in a team environment</w:t>
+      </w:r>
+      <w:r>
+        <w:rPr>
+          <w:rFonts w:ascii="Arial" w:hAnsi="Arial" w:cs="Arial"/>
+          <w:noProof/>
+          <w:color w:val="000000"/>
+          <w:sz w:val="22"/>
+          <w:szCs w:val="22"/>
+          <w:lang w:val="en-GB"/>
+        </w:rPr>
+        <w:t>,</w:t>
+      </w:r>
+      <w:r>
+        <w:rPr>
+          <w:rFonts w:ascii="Arial" w:hAnsi="Arial" w:cs="Arial"/>
+          <w:noProof/>
+          <w:color w:val="000000"/>
+          <w:sz w:val="22"/>
+          <w:szCs w:val="22"/>
+          <w:lang w:val="en-GB"/>
+        </w:rPr>
+        <w:t xml:space="preserve"> based in Dublin and Belgrade</w:t>
+      </w:r>
+      <w:r>
+        <w:rPr>
+          <w:rFonts w:ascii="Arial" w:hAnsi="Arial" w:cs="Arial"/>
+          <w:noProof/>
+          <w:color w:val="000000"/>
+          <w:sz w:val="22"/>
+          <w:szCs w:val="22"/>
+          <w:lang w:val="en-GB"/>
+        </w:rPr>
+        <w:t>.</w:t>
+      </w:r>
+      <w:r>
+        <w:rPr>
+          <w:rFonts w:ascii="Arial" w:hAnsi="Arial" w:cs="Arial"/>
+          <w:noProof/>
+          <w:color w:val="000000"/>
+          <w:sz w:val="22"/>
+          <w:szCs w:val="22"/>
+          <w:lang w:val="en-GB"/>
+        </w:rPr>
+        <w:t xml:space="preserve"> Often worked under pressure to deliver dashboards within a short timeframe.</w:t>
+      </w:r>
+    </w:p>
+    <w:p>
+      <w:pPr>
+        <w:autoSpaceDE w:val="0"/>
+        <w:autoSpaceDN w:val="0"/>
+        <w:adjustRightInd w:val="0"/>
+        <w:rPr>
+          <w:rFonts w:cs="Arial"/>
+          <w:noProof/>
+          <w:sz w:val="24"/>
+          <w:lang w:val="en-GB"/>
+        </w:rPr>
+      </w:pPr>
+      <w:r>
+        <w:rPr>
+          <w:rFonts w:cs="Arial"/>
+          <w:b/>
+          <w:noProof/>
+          <w:sz w:val="24"/>
+          <w:lang w:val="en-GB"/>
+        </w:rPr>
+        <w:t xml:space="preserve">   </w:t>
+      </w:r>
+      <w:r>
+        <w:rPr>
+          <w:rFonts w:cs="Arial"/>
+          <w:b/>
+          <w:noProof/>
+          <w:sz w:val="24"/>
+          <w:lang w:val="en-GB"/>
+        </w:rPr>
+        <w:t xml:space="preserve">Position: Software </w:t>
+      </w:r>
+      <w:r>
+        <w:rPr>
+          <w:rFonts w:cs="Arial"/>
+          <w:b/>
+          <w:noProof/>
+          <w:sz w:val="24"/>
+          <w:lang w:val="en-GB"/>
+        </w:rPr>
+        <w:t>Engineer</w:t>
+      </w:r>
+      <w:r>
+        <w:rPr>
+          <w:rFonts w:cs="Arial"/>
+          <w:b/>
+          <w:noProof/>
+          <w:sz w:val="24"/>
+          <w:lang w:val="en-GB"/>
+        </w:rPr>
+        <w:tab/>
+      </w:r>
+      <w:r>
+        <w:rPr>
+          <w:rFonts w:cs="Arial"/>
+          <w:b/>
+          <w:noProof/>
+          <w:sz w:val="24"/>
+          <w:lang w:val="en-GB"/>
+        </w:rPr>
+        <w:tab/>
+      </w:r>
+      <w:r>
+        <w:rPr>
+          <w:rFonts w:cs="Arial"/>
+          <w:b/>
+          <w:noProof/>
+          <w:sz w:val="24"/>
+          <w:lang w:val="en-GB"/>
+        </w:rPr>
+        <w:tab/>
+      </w:r>
+      <w:r>
+        <w:rPr>
+          <w:rFonts w:cs="Arial"/>
+          <w:b/>
+          <w:noProof/>
+          <w:sz w:val="24"/>
+          <w:lang w:val="en-GB"/>
+        </w:rPr>
+        <w:tab/>
+        <w:t xml:space="preserve">        </w:t>
+      </w:r>
+      <w:r>
+        <w:rPr>
+          <w:rFonts w:cs="Arial"/>
+          <w:b/>
+          <w:noProof/>
+          <w:sz w:val="24"/>
+          <w:lang w:val="en-GB"/>
+        </w:rPr>
+        <w:t xml:space="preserve">August 2017 – </w:t>
+      </w:r>
+      <w:r>
+        <w:rPr>
+          <w:rFonts w:cs="Arial"/>
+          <w:b/>
+          <w:noProof/>
+          <w:sz w:val="24"/>
+          <w:lang w:val="en-GB"/>
+        </w:rPr>
+        <w:t>January 2019</w:t>
+      </w:r>
+    </w:p>
+    <w:p>
+      <w:pPr>
+        <w:pStyle w:val="NormalWeb"/>
+        <w:shd w:val="clear" w:color="auto" w:fill="FFFFFF"/>
+        <w:spacing w:after="0" w:afterAutospacing="0"/>
+        <w:ind w:firstLine="357"/>
+        <w:rPr>
+          <w:rFonts w:ascii="Arial" w:hAnsi="Arial" w:cs="Arial"/>
+          <w:b/>
+          <w:bCs/>
+          <w:noProof/>
+          <w:lang w:val="en-GB"/>
+        </w:rPr>
+      </w:pPr>
+      <w:r>
+        <w:rPr>
+          <w:rFonts w:ascii="Arial" w:hAnsi="Arial" w:cs="Arial"/>
+          <w:b/>
+          <w:bCs/>
+          <w:noProof/>
+          <w:lang w:val="en-GB"/>
+        </w:rPr>
+        <w:t>Main Responsibilities</w:t>
+      </w:r>
+    </w:p>
+    <w:p>
+      <w:pPr>
+        <w:pStyle w:val="NormalWeb"/>
+        <w:shd w:val="clear" w:color="auto" w:fill="FFFFFF"/>
+        <w:spacing w:after="0" w:afterAutospacing="0"/>
+        <w:rPr>
+          <w:rFonts w:ascii="Arial" w:hAnsi="Arial" w:cs="Arial"/>
+          <w:b/>
+          <w:bCs/>
+          <w:noProof/>
+          <w:sz w:val="22"/>
+          <w:szCs w:val="22"/>
+          <w:lang w:val="en-GB"/>
+        </w:rPr>
+      </w:pPr>
+    </w:p>
+    <w:p>
+      <w:pPr>
+        <w:pStyle w:val="NormalWeb"/>
+        <w:numPr>
+          <w:ilvl w:val="0"/>
+          <w:numId w:val="7"/>
+        </w:numPr>
+        <w:shd w:val="clear" w:color="auto" w:fill="FFFFFF"/>
+        <w:spacing w:after="200" w:afterAutospacing="0" w:line="276" w:lineRule="auto"/>
+        <w:ind w:left="714" w:hanging="357"/>
+        <w:contextualSpacing/>
+        <w:jc w:val="both"/>
+        <w:rPr>
+          <w:rFonts w:ascii="Arial" w:hAnsi="Arial" w:cs="Arial"/>
+          <w:bCs/>
+          <w:noProof/>
+          <w:sz w:val="22"/>
+          <w:szCs w:val="22"/>
+          <w:lang w:val="en-GB"/>
+        </w:rPr>
+      </w:pPr>
+      <w:r>
+        <w:rPr>
+          <w:rFonts w:ascii="Arial" w:hAnsi="Arial" w:cs="Arial"/>
+          <w:bCs/>
+          <w:noProof/>
+          <w:sz w:val="22"/>
+          <w:szCs w:val="22"/>
+          <w:lang w:val="en-GB"/>
+        </w:rPr>
+        <w:t xml:space="preserve">Responsible for the delivery of </w:t>
+      </w:r>
+      <w:r>
+        <w:rPr>
+          <w:rFonts w:ascii="Arial" w:hAnsi="Arial" w:cs="Arial"/>
+          <w:bCs/>
+          <w:noProof/>
+          <w:sz w:val="22"/>
+          <w:szCs w:val="22"/>
+          <w:lang w:val="en-GB"/>
+        </w:rPr>
+        <w:t>high-quality</w:t>
+      </w:r>
+      <w:r>
+        <w:rPr>
+          <w:rFonts w:ascii="Arial" w:hAnsi="Arial" w:cs="Arial"/>
+          <w:bCs/>
+          <w:noProof/>
+          <w:sz w:val="22"/>
+          <w:szCs w:val="22"/>
+          <w:lang w:val="en-GB"/>
+        </w:rPr>
+        <w:t xml:space="preserve"> software to Ericsson’s RNC platform, communicating within a team in an agile environment, to deliver software releases on time.</w:t>
+      </w:r>
+    </w:p>
+    <w:p>
+      <w:pPr>
+        <w:pStyle w:val="NormalWeb"/>
+        <w:numPr>
+          <w:ilvl w:val="0"/>
+          <w:numId w:val="7"/>
+        </w:numPr>
+        <w:shd w:val="clear" w:color="auto" w:fill="FFFFFF"/>
+        <w:spacing w:after="200" w:afterAutospacing="0" w:line="276" w:lineRule="auto"/>
+        <w:ind w:left="714" w:hanging="357"/>
+        <w:contextualSpacing/>
+        <w:jc w:val="both"/>
+        <w:rPr>
+          <w:rFonts w:ascii="Arial" w:hAnsi="Arial" w:cs="Arial"/>
+          <w:bCs/>
+          <w:noProof/>
+          <w:sz w:val="22"/>
+          <w:szCs w:val="22"/>
+          <w:lang w:val="en-GB"/>
+        </w:rPr>
+      </w:pPr>
+      <w:r>
+        <w:rPr>
+          <w:rFonts w:ascii="Arial" w:hAnsi="Arial" w:cs="Arial"/>
+          <w:bCs/>
+          <w:noProof/>
+          <w:sz w:val="22"/>
+          <w:szCs w:val="22"/>
+          <w:lang w:val="en-GB"/>
+        </w:rPr>
+        <w:t xml:space="preserve">Executing test suites on software deliverables and upgrading / adding test suites if </w:t>
+      </w:r>
+      <w:r>
+        <w:rPr>
+          <w:rFonts w:ascii="Arial" w:hAnsi="Arial" w:cs="Arial"/>
+          <w:bCs/>
+          <w:noProof/>
+          <w:sz w:val="22"/>
+          <w:szCs w:val="22"/>
+          <w:lang w:val="en-GB"/>
+        </w:rPr>
+        <w:t>necessary,</w:t>
+      </w:r>
+      <w:r>
+        <w:rPr>
+          <w:rFonts w:ascii="Arial" w:hAnsi="Arial" w:cs="Arial"/>
+          <w:bCs/>
+          <w:noProof/>
+          <w:sz w:val="22"/>
+          <w:szCs w:val="22"/>
+          <w:lang w:val="en-GB"/>
+        </w:rPr>
+        <w:t xml:space="preserve"> followed by documenting work undertaken and the impact of the changes.</w:t>
+      </w:r>
+    </w:p>
+    <w:p>
+      <w:pPr>
+        <w:pStyle w:val="NormalWeb"/>
+        <w:widowControl w:val="0"/>
+        <w:numPr>
+          <w:ilvl w:val="0"/>
+          <w:numId w:val="5"/>
+        </w:numPr>
+        <w:shd w:val="clear" w:color="auto" w:fill="FFFFFF"/>
+        <w:overflowPunct w:val="0"/>
+        <w:autoSpaceDE w:val="0"/>
+        <w:autoSpaceDN w:val="0"/>
+        <w:adjustRightInd w:val="0"/>
+        <w:spacing w:after="200" w:afterAutospacing="0" w:line="276" w:lineRule="auto"/>
+        <w:ind w:left="714" w:hanging="357"/>
+        <w:contextualSpacing/>
+        <w:jc w:val="both"/>
+        <w:rPr>
+          <w:rFonts w:ascii="Arial" w:hAnsi="Arial" w:cs="Arial"/>
+          <w:noProof/>
+          <w:sz w:val="20"/>
+          <w:szCs w:val="20"/>
+          <w:lang w:val="en-GB"/>
+        </w:rPr>
+      </w:pPr>
+      <w:r>
+        <w:rPr>
+          <w:rFonts w:ascii="Arial" w:hAnsi="Arial" w:cs="Arial"/>
+          <w:bCs/>
+          <w:noProof/>
+          <w:sz w:val="22"/>
+          <w:szCs w:val="22"/>
+          <w:lang w:val="en-GB"/>
+        </w:rPr>
+        <w:t>Duties included collaborating within a team, gathering requirements, implementation, testing, documenting and the delivery of software at set intervals.</w:t>
+      </w:r>
+    </w:p>
+    <w:p>
+      <w:pPr>
+        <w:pStyle w:val="NormalWeb"/>
+        <w:widowControl w:val="0"/>
+        <w:shd w:val="clear" w:color="auto" w:fill="FFFFFF"/>
+        <w:overflowPunct w:val="0"/>
+        <w:autoSpaceDE w:val="0"/>
+        <w:autoSpaceDN w:val="0"/>
+        <w:adjustRightInd w:val="0"/>
+        <w:spacing w:after="200" w:afterAutospacing="0" w:line="276" w:lineRule="auto"/>
+        <w:ind w:left="714"/>
+        <w:contextualSpacing/>
+        <w:jc w:val="both"/>
+        <w:rPr>
+          <w:rFonts w:ascii="Arial" w:hAnsi="Arial" w:cs="Arial"/>
+          <w:noProof/>
+          <w:sz w:val="20"/>
+          <w:szCs w:val="20"/>
+          <w:lang w:val="en-GB"/>
+        </w:rPr>
+      </w:pPr>
+    </w:p>
+    <w:p>
+      <w:pPr>
+        <w:autoSpaceDE w:val="0"/>
+        <w:autoSpaceDN w:val="0"/>
+        <w:adjustRightInd w:val="0"/>
         <w:rPr>
           <w:rFonts w:cs="Arial"/>
           <w:noProof/>
@@ -2270,7 +2902,6 @@
           <w:u w:val="single" w:color="1F4E79" w:themeColor="accent1" w:themeShade="80"/>
           <w:lang w:val="en-GB"/>
         </w:rPr>
-        <w:lastRenderedPageBreak/>
         <w:t>Ericsson Ireland</w:t>
       </w:r>
       <w:r>
@@ -2970,6 +3601,28 @@
     </w:p>
     <w:p>
       <w:pPr>
+        <w:spacing w:after="160" w:line="259" w:lineRule="auto"/>
+        <w:rPr>
+          <w:rFonts w:cs="Arial"/>
+          <w:bCs/>
+          <w:noProof/>
+          <w:szCs w:val="22"/>
+          <w:lang w:val="en-GB"/>
+        </w:rPr>
+      </w:pPr>
+      <w:r>
+        <w:rPr>
+          <w:rFonts w:cs="Arial"/>
+          <w:bCs/>
+          <w:noProof/>
+          <w:szCs w:val="22"/>
+          <w:lang w:val="en-GB"/>
+        </w:rPr>
+        <w:br w:type="page"/>
+      </w:r>
+    </w:p>
+    <w:p>
+      <w:pPr>
         <w:pStyle w:val="NormalWeb"/>
         <w:shd w:val="clear" w:color="auto" w:fill="FFFFFF"/>
         <w:spacing w:after="0" w:afterAutospacing="0"/>
@@ -3660,6 +4313,19 @@
     </w:p>
     <w:p>
       <w:pPr>
+        <w:autoSpaceDE w:val="0"/>
+        <w:autoSpaceDN w:val="0"/>
+        <w:adjustRightInd w:val="0"/>
+        <w:jc w:val="both"/>
+        <w:rPr>
+          <w:rFonts w:cs="Arial"/>
+          <w:noProof/>
+          <w:lang w:val="en-GB"/>
+        </w:rPr>
+      </w:pPr>
+    </w:p>
+    <w:p>
+      <w:pPr>
         <w:pStyle w:val="BodyTextIndent"/>
         <w:pBdr>
           <w:bottom w:val="single" w:sz="12" w:space="1" w:color="auto"/>
@@ -3745,6 +4411,18 @@
     </w:p>
     <w:p>
       <w:pPr>
+        <w:pStyle w:val="BodyText"/>
+        <w:rPr>
+          <w:rFonts w:ascii="Arial" w:hAnsi="Arial" w:cs="Arial"/>
+          <w:noProof/>
+          <w:sz w:val="22"/>
+          <w:szCs w:val="22"/>
+          <w:lang w:val="en-GB"/>
+        </w:rPr>
+      </w:pPr>
+    </w:p>
+    <w:p>
+      <w:pPr>
         <w:pStyle w:val="BodyTextIndent"/>
         <w:pBdr>
           <w:bottom w:val="single" w:sz="12" w:space="1" w:color="auto"/>
@@ -3811,7 +4489,20 @@
           <w:shd w:val="clear" w:color="auto" w:fill="FFFFFF"/>
           <w:lang w:val="en-GB"/>
         </w:rPr>
-        <w:t>Claire Lawlor</w:t>
+        <w:t>Declan Friel</w:t>
+      </w:r>
+      <w:r>
+        <w:rPr>
+          <w:rStyle w:val="apple-converted-space"/>
+          <w:rFonts w:ascii="Arial" w:hAnsi="Arial" w:cs="Arial"/>
+          <w:b/>
+          <w:noProof/>
+          <w:color w:val="000000" w:themeColor="text1"/>
+          <w:szCs w:val="22"/>
+          <w:shd w:val="clear" w:color="auto" w:fill="FFFFFF"/>
+          <w:lang w:val="en-GB"/>
+        </w:rPr>
+        <w:tab/>
       </w:r>
       <w:r>
         <w:rPr>
@@ -3929,10 +4620,11 @@
           <w:shd w:val="clear" w:color="auto" w:fill="FFFFFF"/>
           <w:lang w:val="en-GB"/>
         </w:rPr>
-        <w:t>Software Delivery Manager,</w:t>
-      </w:r>
-      <w:r>
-        <w:rPr>
+        <w:t>CTO</w:t>
+      </w:r>
+      <w:r>
+        <w:rPr>
+          <w:rStyle w:val="apple-converted-space"/>
           <w:rFonts w:ascii="Arial" w:hAnsi="Arial" w:cs="Arial"/>
           <w:noProof/>
           <w:color w:val="auto"/>
@@ -3940,7 +4632,53 @@
           <w:shd w:val="clear" w:color="auto" w:fill="FFFFFF"/>
           <w:lang w:val="en-GB"/>
         </w:rPr>
+        <w:t>,</w:t>
+      </w:r>
+      <w:r>
+        <w:rPr>
+          <w:rStyle w:val="apple-converted-space"/>
+          <w:rFonts w:ascii="Arial" w:hAnsi="Arial" w:cs="Arial"/>
+          <w:noProof/>
+          <w:color w:val="auto"/>
+          <w:szCs w:val="22"/>
+          <w:shd w:val="clear" w:color="auto" w:fill="FFFFFF"/>
+          <w:lang w:val="en-GB"/>
+        </w:rPr>
+        <w:tab/>
+      </w:r>
+      <w:r>
+        <w:rPr>
+          <w:rStyle w:val="apple-converted-space"/>
+          <w:rFonts w:ascii="Arial" w:hAnsi="Arial" w:cs="Arial"/>
+          <w:noProof/>
+          <w:color w:val="auto"/>
+          <w:szCs w:val="22"/>
+          <w:shd w:val="clear" w:color="auto" w:fill="FFFFFF"/>
+          <w:lang w:val="en-GB"/>
+        </w:rPr>
+        <w:tab/>
+      </w:r>
+      <w:r>
+        <w:rPr>
+          <w:rFonts w:ascii="Arial" w:hAnsi="Arial" w:cs="Arial"/>
+          <w:noProof/>
+          <w:color w:val="auto"/>
+          <w:szCs w:val="22"/>
+          <w:shd w:val="clear" w:color="auto" w:fill="FFFFFF"/>
+          <w:lang w:val="en-GB"/>
+        </w:rPr>
         <w:t xml:space="preserve"> </w:t>
+      </w:r>
+      <w:r>
+        <w:rPr>
+          <w:rFonts w:ascii="Arial" w:hAnsi="Arial" w:cs="Arial"/>
+          <w:noProof/>
+          <w:color w:val="auto"/>
+          <w:szCs w:val="22"/>
+          <w:shd w:val="clear" w:color="auto" w:fill="FFFFFF"/>
+          <w:lang w:val="en-GB"/>
+        </w:rPr>
+        <w:tab/>
       </w:r>
       <w:r>
         <w:rPr>
@@ -4156,7 +4894,7 @@
           <w:shd w:val="clear" w:color="auto" w:fill="FFFFFF"/>
           <w:lang w:val="en-GB"/>
         </w:rPr>
-        <w:t>Tel: +353 87 981 3032</w:t>
+        <w:t xml:space="preserve">Tel: +353 87 </w:t>
       </w:r>
       <w:r>
         <w:rPr>
@@ -4167,6 +4905,17 @@
           <w:shd w:val="clear" w:color="auto" w:fill="FFFFFF"/>
           <w:lang w:val="en-GB"/>
         </w:rPr>
+        <w:t>910 4456</w:t>
+      </w:r>
+      <w:r>
+        <w:rPr>
+          <w:rFonts w:ascii="Arial" w:hAnsi="Arial" w:cs="Arial"/>
+          <w:noProof/>
+          <w:color w:val="auto"/>
+          <w:szCs w:val="22"/>
+          <w:shd w:val="clear" w:color="auto" w:fill="FFFFFF"/>
+          <w:lang w:val="en-GB"/>
+        </w:rPr>
         <w:tab/>
       </w:r>
       <w:r>
@@ -4180,6 +4929,8 @@
         </w:rPr>
         <w:tab/>
       </w:r>
+      <w:bookmarkStart w:id="0" w:name="_GoBack"/>
+      <w:bookmarkEnd w:id="0"/>
       <w:r>
         <w:rPr>
           <w:rFonts w:ascii="Arial" w:hAnsi="Arial" w:cs="Arial"/>
@@ -4323,7 +5074,7 @@
         <w:rStyle w:val="PageNumber"/>
         <w:noProof/>
       </w:rPr>
-      <w:t>1</w:t>
+      <w:t>2</w:t>
     </w:r>
     <w:r>
       <w:rPr>
@@ -4360,7 +5111,7 @@
         <w:rStyle w:val="PageNumber"/>
         <w:noProof/>
       </w:rPr>
-      <w:t>2</w:t>
+      <w:t>3</w:t>
     </w:r>
     <w:r>
       <w:rPr>
@@ -7475,7 +8226,7 @@
 </file>
 
 <file path=customXml/itemProps1.xml><?xml version="1.0" encoding="utf-8"?>
-<ds:datastoreItem xmlns:ds="http://schemas.openxmlformats.org/officeDocument/2006/customXml" ds:itemID="{CFD40BA2-E184-4B03-A994-E2B55BA59F38}">
+<ds:datastoreItem xmlns:ds="http://schemas.openxmlformats.org/officeDocument/2006/customXml" ds:itemID="{D0EF018A-7E9F-400D-BEBB-E58BDA6F07A4}">
   <ds:schemaRefs>
     <ds:schemaRef ds:uri="http://schemas.openxmlformats.org/officeDocument/2006/bibliography"/>
   </ds:schemaRefs>

--- a/bin/PeterBradyCV.docx
+++ b/bin/PeterBradyCV.docx
@@ -43,25 +43,7 @@
           <w:szCs w:val="22"/>
           <w:lang w:val="en-GB"/>
         </w:rPr>
-        <w:t>Phone: +353 87 1348</w:t>
-      </w:r>
-      <w:r>
-        <w:rPr>
-          <w:rFonts w:cs="Arial"/>
-          <w:noProof/>
-          <w:szCs w:val="22"/>
-          <w:lang w:val="en-GB"/>
-        </w:rPr>
-        <w:t xml:space="preserve"> </w:t>
-      </w:r>
-      <w:r>
-        <w:rPr>
-          <w:rFonts w:cs="Arial"/>
-          <w:noProof/>
-          <w:szCs w:val="22"/>
-          <w:lang w:val="en-GB"/>
-        </w:rPr>
-        <w:t xml:space="preserve">112 </w:t>
+        <w:t xml:space="preserve">Phone: +353 87 1348 112 </w:t>
       </w:r>
       <w:r>
         <w:rPr>
@@ -263,396 +245,120 @@
         <w:spacing w:line="276" w:lineRule="auto"/>
         <w:jc w:val="both"/>
         <w:rPr>
-          <w:rFonts w:cs="Arial"/>
-          <w:noProof/>
-          <w:lang w:val="en-GB"/>
-        </w:rPr>
-      </w:pPr>
-      <w:r>
-        <w:rPr>
-          <w:noProof/>
-          <w:szCs w:val="22"/>
-          <w:lang w:val="en-GB"/>
-        </w:rPr>
-        <w:t xml:space="preserve">An enthuasiastic </w:t>
-      </w:r>
-      <w:r>
-        <w:rPr>
-          <w:noProof/>
-          <w:szCs w:val="22"/>
-          <w:lang w:val="en-GB"/>
-        </w:rPr>
-        <w:t>Software</w:t>
-      </w:r>
-      <w:r>
-        <w:rPr>
-          <w:noProof/>
-          <w:szCs w:val="22"/>
-          <w:lang w:val="en-GB"/>
-        </w:rPr>
-        <w:t xml:space="preserve"> Developer</w:t>
-      </w:r>
-      <w:r>
-        <w:rPr>
-          <w:noProof/>
-          <w:szCs w:val="22"/>
-          <w:lang w:val="en-GB"/>
-        </w:rPr>
-        <w:t xml:space="preserve"> </w:t>
-      </w:r>
-      <w:r>
-        <w:rPr>
-          <w:noProof/>
-          <w:szCs w:val="22"/>
-          <w:lang w:val="en-GB"/>
-        </w:rPr>
-        <w:t xml:space="preserve">seeking </w:t>
-      </w:r>
-      <w:r>
-        <w:rPr>
-          <w:noProof/>
-          <w:szCs w:val="22"/>
-          <w:lang w:val="en-GB"/>
-        </w:rPr>
-        <w:t xml:space="preserve">an </w:t>
-      </w:r>
-      <w:r>
-        <w:rPr>
-          <w:noProof/>
-          <w:szCs w:val="22"/>
-          <w:lang w:val="en-GB"/>
-        </w:rPr>
-        <w:t>exciting development role</w:t>
-      </w:r>
-      <w:r>
-        <w:rPr>
-          <w:noProof/>
-          <w:szCs w:val="22"/>
-          <w:lang w:val="en-GB"/>
-        </w:rPr>
-        <w:t>.</w:t>
-      </w:r>
-      <w:r>
-        <w:rPr>
-          <w:noProof/>
-          <w:szCs w:val="22"/>
-          <w:lang w:val="en-GB"/>
-        </w:rPr>
-        <w:t xml:space="preserve"> </w:t>
-      </w:r>
-      <w:r>
-        <w:rPr>
-          <w:rFonts w:cs="Arial"/>
-          <w:noProof/>
-          <w:color w:val="000000"/>
-          <w:szCs w:val="22"/>
-          <w:shd w:val="clear" w:color="auto" w:fill="FFFFFF"/>
-          <w:lang w:val="en-GB"/>
-        </w:rPr>
-        <w:t xml:space="preserve">I endeavour to always </w:t>
-      </w:r>
-      <w:r>
-        <w:rPr>
-          <w:rFonts w:cs="Arial"/>
-          <w:noProof/>
-          <w:color w:val="000000"/>
-          <w:szCs w:val="22"/>
-          <w:shd w:val="clear" w:color="auto" w:fill="FFFFFF"/>
-          <w:lang w:val="en-GB"/>
-        </w:rPr>
-        <w:t>deliver high quality code, enjoy new</w:t>
-      </w:r>
-      <w:r>
-        <w:rPr>
-          <w:rFonts w:cs="Arial"/>
-          <w:noProof/>
-          <w:color w:val="000000"/>
-          <w:szCs w:val="22"/>
-          <w:shd w:val="clear" w:color="auto" w:fill="FFFFFF"/>
-          <w:lang w:val="en-GB"/>
-        </w:rPr>
-        <w:t xml:space="preserve"> challenges,</w:t>
-      </w:r>
-      <w:r>
-        <w:rPr>
-          <w:rFonts w:cs="Arial"/>
-          <w:noProof/>
-          <w:color w:val="000000"/>
-          <w:szCs w:val="22"/>
-          <w:shd w:val="clear" w:color="auto" w:fill="FFFFFF"/>
-          <w:lang w:val="en-GB"/>
-        </w:rPr>
-        <w:t xml:space="preserve"> am experienced in agile</w:t>
-      </w:r>
-      <w:r>
-        <w:rPr>
-          <w:rStyle w:val="background-details"/>
-          <w:noProof/>
-          <w:szCs w:val="22"/>
-          <w:lang w:val="en-GB"/>
+          <w:noProof/>
+          <w:szCs w:val="22"/>
+          <w:lang w:val="en-IE"/>
+        </w:rPr>
+      </w:pPr>
+      <w:r>
+        <w:rPr>
+          <w:noProof/>
+          <w:szCs w:val="22"/>
+          <w:lang w:val="en-IE"/>
+        </w:rPr>
+        <w:t xml:space="preserve">An enthusiastic Software Developer seeking an exciting development role. I endeavour to always deliver high-quality code, enjoy new challenges, and am experienced in agile methodologies. I have developed applications using </w:t>
+      </w:r>
+      <w:r>
+        <w:rPr>
+          <w:b/>
+          <w:noProof/>
+          <w:szCs w:val="22"/>
+          <w:lang w:val="en-IE"/>
+        </w:rPr>
+        <w:t>Vue.js</w:t>
+      </w:r>
+      <w:r>
+        <w:rPr>
+          <w:noProof/>
+          <w:szCs w:val="22"/>
+          <w:lang w:val="en-IE"/>
         </w:rPr>
         <w:t xml:space="preserve">, </w:t>
       </w:r>
       <w:r>
         <w:rPr>
-          <w:rStyle w:val="background-details"/>
-          <w:noProof/>
-          <w:szCs w:val="22"/>
-          <w:lang w:val="en-GB"/>
-        </w:rPr>
-        <w:t xml:space="preserve">have </w:t>
-      </w:r>
-      <w:r>
-        <w:rPr>
-          <w:rStyle w:val="background-details"/>
-          <w:noProof/>
-          <w:szCs w:val="22"/>
-          <w:lang w:val="en-GB"/>
-        </w:rPr>
-        <w:t>d</w:t>
-      </w:r>
-      <w:r>
-        <w:rPr>
-          <w:rStyle w:val="background-details"/>
-          <w:noProof/>
-          <w:szCs w:val="22"/>
-          <w:lang w:val="en-GB"/>
-        </w:rPr>
-        <w:t>eveloped</w:t>
-      </w:r>
-      <w:r>
-        <w:rPr>
-          <w:rStyle w:val="background-details"/>
-          <w:noProof/>
-          <w:szCs w:val="22"/>
-          <w:lang w:val="en-GB"/>
-        </w:rPr>
-        <w:t xml:space="preserve"> in </w:t>
-      </w:r>
-      <w:r>
-        <w:rPr>
-          <w:rStyle w:val="background-details"/>
-          <w:b/>
-          <w:noProof/>
-          <w:szCs w:val="22"/>
-          <w:lang w:val="en-GB"/>
-        </w:rPr>
-        <w:t>Vue.js</w:t>
-      </w:r>
-      <w:r>
-        <w:rPr>
-          <w:rStyle w:val="background-details"/>
-          <w:b/>
-          <w:noProof/>
-          <w:szCs w:val="22"/>
-          <w:lang w:val="en-GB"/>
+          <w:b/>
+          <w:noProof/>
+          <w:szCs w:val="22"/>
+          <w:lang w:val="en-IE"/>
+        </w:rPr>
+        <w:t>HTML5</w:t>
+      </w:r>
+      <w:r>
+        <w:rPr>
+          <w:noProof/>
+          <w:szCs w:val="22"/>
+          <w:lang w:val="en-IE"/>
         </w:rPr>
         <w:t xml:space="preserve">, </w:t>
       </w:r>
       <w:r>
         <w:rPr>
-          <w:rStyle w:val="background-details"/>
-          <w:b/>
-          <w:noProof/>
-          <w:szCs w:val="22"/>
-          <w:lang w:val="en-GB"/>
-        </w:rPr>
-        <w:t>HTML5, CSS3</w:t>
-      </w:r>
-      <w:r>
-        <w:rPr>
-          <w:rStyle w:val="background-details"/>
-          <w:b/>
-          <w:noProof/>
-          <w:lang w:val="en-GB"/>
-        </w:rPr>
-        <w:t>, JQuery, JavaScript</w:t>
-      </w:r>
-      <w:r>
-        <w:rPr>
-          <w:rStyle w:val="background-details"/>
-          <w:b/>
-          <w:noProof/>
-          <w:lang w:val="en-GB"/>
-        </w:rPr>
-        <w:t xml:space="preserve"> </w:t>
-      </w:r>
-      <w:r>
-        <w:rPr>
-          <w:rStyle w:val="background-details"/>
-          <w:noProof/>
-          <w:lang w:val="en-GB"/>
-        </w:rPr>
-        <w:t>and</w:t>
-      </w:r>
-      <w:r>
-        <w:rPr>
-          <w:rStyle w:val="background-details"/>
-          <w:b/>
-          <w:noProof/>
-          <w:lang w:val="en-GB"/>
-        </w:rPr>
-        <w:t xml:space="preserve"> Bootstrap</w:t>
-      </w:r>
-      <w:r>
-        <w:rPr>
-          <w:rStyle w:val="background-details"/>
-          <w:b/>
-          <w:noProof/>
-          <w:lang w:val="en-GB"/>
-        </w:rPr>
-        <w:t>.</w:t>
-      </w:r>
-      <w:r>
-        <w:rPr>
-          <w:rStyle w:val="background-details"/>
-          <w:noProof/>
-          <w:lang w:val="en-GB"/>
-        </w:rPr>
-        <w:t xml:space="preserve"> Also</w:t>
-      </w:r>
-      <w:r>
-        <w:rPr>
-          <w:rStyle w:val="background-details"/>
-          <w:noProof/>
-          <w:szCs w:val="22"/>
-          <w:lang w:val="en-GB"/>
-        </w:rPr>
-        <w:t xml:space="preserve"> </w:t>
-      </w:r>
-      <w:r>
-        <w:rPr>
-          <w:rStyle w:val="background-details"/>
-          <w:noProof/>
-          <w:szCs w:val="22"/>
-          <w:lang w:val="en-GB"/>
-        </w:rPr>
-        <w:t xml:space="preserve">developed </w:t>
-      </w:r>
-      <w:r>
-        <w:rPr>
-          <w:rStyle w:val="background-details"/>
-          <w:noProof/>
-          <w:szCs w:val="22"/>
-          <w:lang w:val="en-GB"/>
-        </w:rPr>
-        <w:t xml:space="preserve">other </w:t>
-      </w:r>
-      <w:r>
-        <w:rPr>
-          <w:rStyle w:val="background-details"/>
-          <w:noProof/>
-          <w:szCs w:val="22"/>
-          <w:lang w:val="en-GB"/>
-        </w:rPr>
-        <w:t xml:space="preserve">frontend applications using </w:t>
-      </w:r>
-      <w:r>
-        <w:rPr>
-          <w:rStyle w:val="background-details"/>
-          <w:noProof/>
-          <w:szCs w:val="22"/>
-          <w:lang w:val="en-GB"/>
-        </w:rPr>
-        <w:t xml:space="preserve">PowerBuilder, </w:t>
-      </w:r>
-      <w:r>
-        <w:rPr>
-          <w:rStyle w:val="background-details"/>
-          <w:noProof/>
-          <w:szCs w:val="22"/>
-          <w:lang w:val="en-GB"/>
-        </w:rPr>
-        <w:t>C++, Java</w:t>
-      </w:r>
-      <w:r>
-        <w:rPr>
-          <w:rStyle w:val="background-details"/>
-          <w:noProof/>
-          <w:szCs w:val="22"/>
-          <w:lang w:val="en-GB"/>
-        </w:rPr>
-        <w:t xml:space="preserve"> </w:t>
-      </w:r>
-      <w:r>
-        <w:rPr>
-          <w:rStyle w:val="background-details"/>
-          <w:noProof/>
-          <w:lang w:val="en-GB"/>
-        </w:rPr>
-        <w:t xml:space="preserve">and Perl. </w:t>
-      </w:r>
-      <w:r>
-        <w:rPr>
-          <w:rStyle w:val="background-details"/>
-          <w:noProof/>
-          <w:lang w:val="en-GB"/>
-        </w:rPr>
-        <w:t xml:space="preserve">Prior to </w:t>
-      </w:r>
-      <w:r>
-        <w:rPr>
-          <w:rStyle w:val="background-details"/>
-          <w:noProof/>
-          <w:lang w:val="en-GB"/>
-        </w:rPr>
-        <w:t>employment</w:t>
-      </w:r>
-      <w:r>
-        <w:rPr>
-          <w:rStyle w:val="background-details"/>
-          <w:noProof/>
-          <w:lang w:val="en-GB"/>
-        </w:rPr>
-        <w:t xml:space="preserve"> I successfully completed a BSc</w:t>
-      </w:r>
-      <w:r>
-        <w:rPr>
-          <w:rStyle w:val="background-details"/>
-          <w:noProof/>
-          <w:lang w:val="en-GB"/>
-        </w:rPr>
-        <w:t>.</w:t>
-      </w:r>
-      <w:r>
-        <w:rPr>
-          <w:rStyle w:val="background-details"/>
-          <w:noProof/>
-          <w:lang w:val="en-GB"/>
-        </w:rPr>
-        <w:t xml:space="preserve"> in Computer Science </w:t>
-      </w:r>
-      <w:r>
-        <w:rPr>
-          <w:rStyle w:val="background-details"/>
-          <w:noProof/>
-          <w:lang w:val="en-GB"/>
-        </w:rPr>
-        <w:t xml:space="preserve">(honours) </w:t>
-      </w:r>
-      <w:r>
-        <w:rPr>
-          <w:rStyle w:val="background-details"/>
-          <w:noProof/>
-          <w:lang w:val="en-GB"/>
-        </w:rPr>
-        <w:t xml:space="preserve">degree achieving First Class </w:t>
-      </w:r>
-      <w:r>
-        <w:rPr>
-          <w:rStyle w:val="background-details"/>
-          <w:noProof/>
-          <w:lang w:val="en-GB"/>
-        </w:rPr>
-        <w:t>H</w:t>
-      </w:r>
-      <w:r>
-        <w:rPr>
-          <w:rStyle w:val="background-details"/>
-          <w:noProof/>
-          <w:lang w:val="en-GB"/>
-        </w:rPr>
-        <w:t>onours in the process.</w:t>
+          <w:b/>
+          <w:noProof/>
+          <w:szCs w:val="22"/>
+          <w:lang w:val="en-IE"/>
+        </w:rPr>
+        <w:t>CSS3</w:t>
+      </w:r>
+      <w:r>
+        <w:rPr>
+          <w:noProof/>
+          <w:szCs w:val="22"/>
+          <w:lang w:val="en-IE"/>
+        </w:rPr>
+        <w:t xml:space="preserve">, </w:t>
+      </w:r>
+      <w:r>
+        <w:rPr>
+          <w:b/>
+          <w:noProof/>
+          <w:szCs w:val="22"/>
+          <w:lang w:val="en-IE"/>
+        </w:rPr>
+        <w:t>JavaScript</w:t>
+      </w:r>
+      <w:r>
+        <w:rPr>
+          <w:noProof/>
+          <w:szCs w:val="22"/>
+          <w:lang w:val="en-IE"/>
+        </w:rPr>
+        <w:t xml:space="preserve">, </w:t>
+      </w:r>
+      <w:r>
+        <w:rPr>
+          <w:b/>
+          <w:noProof/>
+          <w:szCs w:val="22"/>
+          <w:lang w:val="en-IE"/>
+        </w:rPr>
+        <w:t>jQuery</w:t>
+      </w:r>
+      <w:r>
+        <w:rPr>
+          <w:noProof/>
+          <w:szCs w:val="22"/>
+          <w:lang w:val="en-IE"/>
+        </w:rPr>
+        <w:t xml:space="preserve">, and </w:t>
+      </w:r>
+      <w:r>
+        <w:rPr>
+          <w:b/>
+          <w:noProof/>
+          <w:szCs w:val="22"/>
+          <w:lang w:val="en-IE"/>
+        </w:rPr>
+        <w:t>Bootstrap</w:t>
+      </w:r>
+      <w:r>
+        <w:rPr>
+          <w:noProof/>
+          <w:szCs w:val="22"/>
+          <w:lang w:val="en-IE"/>
+        </w:rPr>
+        <w:t>, as well as other frontend frameworks such as PowerBuilder, C++, Java, and Perl. I hold a First-Class Honours BSc in Computer Science and thrive in collaborative and dynamic work environments.</w:t>
       </w:r>
     </w:p>
     <w:p>
@@ -660,6 +366,7 @@
         <w:autoSpaceDE w:val="0"/>
         <w:autoSpaceDN w:val="0"/>
         <w:adjustRightInd w:val="0"/>
+        <w:spacing w:line="276" w:lineRule="auto"/>
         <w:jc w:val="both"/>
         <w:rPr>
           <w:rFonts w:cs="Arial"/>
@@ -711,18 +418,7 @@
           <w:sz w:val="24"/>
           <w:lang w:val="en-GB"/>
         </w:rPr>
-        <w:t>EMPLOYMENT HISTORY &amp;</w:t>
-      </w:r>
-      <w:r>
-        <w:rPr>
-          <w:rFonts w:cs="Arial"/>
-          <w:b/>
-          <w:noProof/>
-          <w:color w:val="1F4E79" w:themeColor="accent1" w:themeShade="80"/>
-          <w:sz w:val="24"/>
-          <w:lang w:val="en-GB"/>
-        </w:rPr>
-        <w:t xml:space="preserve"> WORK EXPERIENCE</w:t>
+        <w:t>EMPLOYMENT HISTORY &amp; WORK EXPERIENCE</w:t>
       </w:r>
     </w:p>
     <w:p>
@@ -956,171 +652,6 @@
           <w:lang w:val="en-GB"/>
         </w:rPr>
       </w:pPr>
-    </w:p>
-    <w:p>
-      <w:pPr>
-        <w:pStyle w:val="NormalWeb"/>
-        <w:numPr>
-          <w:ilvl w:val="0"/>
-          <w:numId w:val="7"/>
-        </w:numPr>
-        <w:shd w:val="clear" w:color="auto" w:fill="FFFFFF"/>
-        <w:spacing w:after="200" w:afterAutospacing="0" w:line="276" w:lineRule="auto"/>
-        <w:ind w:left="714" w:hanging="357"/>
-        <w:contextualSpacing/>
-        <w:jc w:val="both"/>
-        <w:rPr>
-          <w:rFonts w:ascii="Arial" w:hAnsi="Arial" w:cs="Arial"/>
-          <w:bCs/>
-          <w:noProof/>
-          <w:sz w:val="22"/>
-          <w:szCs w:val="22"/>
-          <w:lang w:val="en-GB"/>
-        </w:rPr>
-      </w:pPr>
-      <w:r>
-        <w:rPr>
-          <w:rFonts w:ascii="Arial" w:hAnsi="Arial" w:cs="Arial"/>
-          <w:bCs/>
-          <w:noProof/>
-          <w:sz w:val="22"/>
-          <w:szCs w:val="22"/>
-          <w:lang w:val="en-GB"/>
-        </w:rPr>
-        <w:t xml:space="preserve">Delivery of high quality, interactive frontend dashboards for both internal and external use. Examples include </w:t>
-      </w:r>
-      <w:r>
-        <w:rPr>
-          <w:rFonts w:ascii="Arial" w:hAnsi="Arial" w:cs="Arial"/>
-          <w:bCs/>
-          <w:noProof/>
-          <w:sz w:val="22"/>
-          <w:szCs w:val="22"/>
-          <w:lang w:val="en-GB"/>
-        </w:rPr>
-        <w:t>‘Alarm Analytics Dashboards’, ‘Health Checks’ and ‘Energy Saving and Consumption Dashboards’</w:t>
-      </w:r>
-      <w:r>
-        <w:rPr>
-          <w:rFonts w:ascii="Arial" w:hAnsi="Arial" w:cs="Arial"/>
-          <w:bCs/>
-          <w:noProof/>
-          <w:sz w:val="22"/>
-          <w:szCs w:val="22"/>
-          <w:lang w:val="en-GB"/>
-        </w:rPr>
-        <w:t>.</w:t>
-      </w:r>
-    </w:p>
-    <w:p>
-      <w:pPr>
-        <w:pStyle w:val="NormalWeb"/>
-        <w:numPr>
-          <w:ilvl w:val="0"/>
-          <w:numId w:val="7"/>
-        </w:numPr>
-        <w:shd w:val="clear" w:color="auto" w:fill="FFFFFF"/>
-        <w:spacing w:after="200" w:afterAutospacing="0" w:line="276" w:lineRule="auto"/>
-        <w:ind w:left="714" w:hanging="357"/>
-        <w:contextualSpacing/>
-        <w:jc w:val="both"/>
-        <w:rPr>
-          <w:rFonts w:ascii="Arial" w:hAnsi="Arial" w:cs="Arial"/>
-          <w:bCs/>
-          <w:noProof/>
-          <w:sz w:val="22"/>
-          <w:szCs w:val="22"/>
-          <w:lang w:val="en-GB"/>
-        </w:rPr>
-      </w:pPr>
-      <w:r>
-        <w:rPr>
-          <w:rFonts w:ascii="Arial" w:hAnsi="Arial" w:cs="Arial"/>
-          <w:bCs/>
-          <w:noProof/>
-          <w:sz w:val="22"/>
-          <w:szCs w:val="22"/>
-          <w:lang w:val="en-GB"/>
-        </w:rPr>
-        <w:t>Dashboards were visualisations of large data sets returned from REST API calls.</w:t>
-      </w:r>
-    </w:p>
-    <w:p>
-      <w:pPr>
-        <w:pStyle w:val="NormalWeb"/>
-        <w:numPr>
-          <w:ilvl w:val="0"/>
-          <w:numId w:val="7"/>
-        </w:numPr>
-        <w:shd w:val="clear" w:color="auto" w:fill="FFFFFF"/>
-        <w:spacing w:after="200" w:afterAutospacing="0" w:line="276" w:lineRule="auto"/>
-        <w:ind w:left="714" w:hanging="357"/>
-        <w:contextualSpacing/>
-        <w:jc w:val="both"/>
-        <w:rPr>
-          <w:rFonts w:ascii="Arial" w:hAnsi="Arial" w:cs="Arial"/>
-          <w:bCs/>
-          <w:noProof/>
-          <w:sz w:val="22"/>
-          <w:szCs w:val="22"/>
-          <w:lang w:val="en-GB"/>
-        </w:rPr>
-      </w:pPr>
-      <w:r>
-        <w:rPr>
-          <w:rFonts w:ascii="Arial" w:hAnsi="Arial" w:cs="Arial"/>
-          <w:bCs/>
-          <w:noProof/>
-          <w:sz w:val="22"/>
-          <w:szCs w:val="22"/>
-          <w:lang w:val="en-GB"/>
-        </w:rPr>
-        <w:t xml:space="preserve">Tools were developed within VS Code IDE using </w:t>
-      </w:r>
-      <w:r>
-        <w:rPr>
-          <w:rFonts w:ascii="Arial" w:hAnsi="Arial" w:cs="Arial"/>
-          <w:bCs/>
-          <w:noProof/>
-          <w:sz w:val="22"/>
-          <w:szCs w:val="22"/>
-          <w:lang w:val="en-GB"/>
-        </w:rPr>
-        <w:t xml:space="preserve">the Vue.js framework aswell as </w:t>
-      </w:r>
-      <w:r>
-        <w:rPr>
-          <w:rFonts w:ascii="Arial" w:hAnsi="Arial" w:cs="Arial"/>
-          <w:bCs/>
-          <w:noProof/>
-          <w:sz w:val="22"/>
-          <w:szCs w:val="22"/>
-          <w:lang w:val="en-GB"/>
-        </w:rPr>
-        <w:t>HTML5, CSS3</w:t>
-      </w:r>
-      <w:r>
-        <w:rPr>
-          <w:rFonts w:ascii="Arial" w:hAnsi="Arial" w:cs="Arial"/>
-          <w:bCs/>
-          <w:noProof/>
-          <w:sz w:val="22"/>
-          <w:szCs w:val="22"/>
-          <w:lang w:val="en-GB"/>
-        </w:rPr>
-        <w:t xml:space="preserve"> and</w:t>
-      </w:r>
-      <w:r>
-        <w:rPr>
-          <w:rFonts w:ascii="Arial" w:hAnsi="Arial" w:cs="Arial"/>
-          <w:bCs/>
-          <w:noProof/>
-          <w:sz w:val="22"/>
-          <w:szCs w:val="22"/>
-          <w:lang w:val="en-GB"/>
-        </w:rPr>
-        <w:t xml:space="preserve"> JavaScript and were done in an agile methodology environment.</w:t>
-      </w:r>
     </w:p>
     <w:p>
       <w:pPr>
@@ -1136,27 +667,27 @@
         <w:autoSpaceDN w:val="0"/>
         <w:adjustRightInd w:val="0"/>
         <w:spacing w:after="200" w:afterAutospacing="0" w:line="276" w:lineRule="auto"/>
-        <w:ind w:left="714" w:hanging="357"/>
         <w:contextualSpacing/>
         <w:jc w:val="both"/>
         <w:rPr>
           <w:rFonts w:ascii="Arial" w:hAnsi="Arial" w:cs="Arial"/>
           <w:noProof/>
-          <w:sz w:val="20"/>
-          <w:szCs w:val="20"/>
-          <w:lang w:val="en-GB"/>
-        </w:rPr>
-      </w:pPr>
-      <w:r>
-        <w:rPr>
-          <w:rFonts w:ascii="Arial" w:hAnsi="Arial" w:cs="Arial"/>
-          <w:bCs/>
-          <w:noProof/>
+          <w:color w:val="000000"/>
           <w:sz w:val="22"/>
           <w:szCs w:val="22"/>
-          <w:lang w:val="en-GB"/>
-        </w:rPr>
-        <w:t>Delivery of software was performed using git and deployed either via Docker images or by logging onto internal or external servers (i.e. AWS) via PuTTY.</w:t>
+          <w:lang w:val="en-IE"/>
+        </w:rPr>
+      </w:pPr>
+      <w:r>
+        <w:rPr>
+          <w:rFonts w:ascii="Arial" w:hAnsi="Arial" w:cs="Arial"/>
+          <w:noProof/>
+          <w:color w:val="000000"/>
+          <w:sz w:val="22"/>
+          <w:szCs w:val="22"/>
+          <w:lang w:val="en-IE"/>
+        </w:rPr>
+        <w:t>Delivered interactive frontend dashboards for internal and external use, including ‘Alarm Analytics Dashboards’, ‘Health Checks’, and ‘Energy Saving and Consumption Dashboards’.</w:t>
       </w:r>
     </w:p>
     <w:p>
@@ -1173,28 +704,17 @@
         <w:autoSpaceDN w:val="0"/>
         <w:adjustRightInd w:val="0"/>
         <w:spacing w:after="200" w:afterAutospacing="0" w:line="276" w:lineRule="auto"/>
-        <w:ind w:left="714" w:hanging="357"/>
         <w:contextualSpacing/>
         <w:jc w:val="both"/>
         <w:rPr>
-          <w:rFonts w:cs="Arial"/>
-          <w:noProof/>
-          <w:color w:val="000000"/>
-          <w:szCs w:val="22"/>
-          <w:lang w:val="en-GB"/>
-        </w:rPr>
-      </w:pPr>
-      <w:r>
-        <w:rPr>
           <w:rFonts w:ascii="Arial" w:hAnsi="Arial" w:cs="Arial"/>
           <w:noProof/>
           <w:color w:val="000000"/>
           <w:sz w:val="22"/>
           <w:szCs w:val="22"/>
-          <w:lang w:val="en-GB"/>
-        </w:rPr>
-        <w:t xml:space="preserve">Required excellent communication skills </w:t>
-      </w:r>
+          <w:lang w:val="en-IE"/>
+        </w:rPr>
+      </w:pPr>
       <w:r>
         <w:rPr>
           <w:rFonts w:ascii="Arial" w:hAnsi="Arial" w:cs="Arial"/>
@@ -1202,1085 +722,9 @@
           <w:color w:val="000000"/>
           <w:sz w:val="22"/>
           <w:szCs w:val="22"/>
-          <w:lang w:val="en-GB"/>
-        </w:rPr>
-        <w:t xml:space="preserve">while </w:t>
-      </w:r>
-      <w:r>
-        <w:rPr>
-          <w:rFonts w:ascii="Arial" w:hAnsi="Arial" w:cs="Arial"/>
-          <w:noProof/>
-          <w:color w:val="000000"/>
-          <w:sz w:val="22"/>
-          <w:szCs w:val="22"/>
-          <w:lang w:val="en-GB"/>
-        </w:rPr>
-        <w:t xml:space="preserve">working </w:t>
-      </w:r>
-      <w:r>
-        <w:rPr>
-          <w:rFonts w:ascii="Arial" w:hAnsi="Arial" w:cs="Arial"/>
-          <w:noProof/>
-          <w:color w:val="000000"/>
-          <w:sz w:val="22"/>
-          <w:szCs w:val="22"/>
-          <w:lang w:val="en-GB"/>
-        </w:rPr>
-        <w:t xml:space="preserve">remotely </w:t>
-      </w:r>
-      <w:r>
-        <w:rPr>
-          <w:rFonts w:ascii="Arial" w:hAnsi="Arial" w:cs="Arial"/>
-          <w:noProof/>
-          <w:color w:val="000000"/>
-          <w:sz w:val="22"/>
-          <w:szCs w:val="22"/>
-          <w:lang w:val="en-GB"/>
-        </w:rPr>
-        <w:t>in a team environment, based in Dublin</w:t>
-      </w:r>
-      <w:r>
-        <w:rPr>
-          <w:rFonts w:ascii="Arial" w:hAnsi="Arial" w:cs="Arial"/>
-          <w:noProof/>
-          <w:color w:val="000000"/>
-          <w:sz w:val="22"/>
-          <w:szCs w:val="22"/>
-          <w:lang w:val="en-GB"/>
-        </w:rPr>
-        <w:t>,</w:t>
-      </w:r>
-      <w:r>
-        <w:rPr>
-          <w:rFonts w:ascii="Arial" w:hAnsi="Arial" w:cs="Arial"/>
-          <w:noProof/>
-          <w:color w:val="000000"/>
-          <w:sz w:val="22"/>
-          <w:szCs w:val="22"/>
-          <w:lang w:val="en-GB"/>
-        </w:rPr>
-        <w:t xml:space="preserve"> Belgrade</w:t>
-      </w:r>
-      <w:r>
-        <w:rPr>
-          <w:rFonts w:ascii="Arial" w:hAnsi="Arial" w:cs="Arial"/>
-          <w:noProof/>
-          <w:color w:val="000000"/>
-          <w:sz w:val="22"/>
-          <w:szCs w:val="22"/>
-          <w:lang w:val="en-GB"/>
-        </w:rPr>
-        <w:t xml:space="preserve"> and Lisbon</w:t>
-      </w:r>
-      <w:r>
-        <w:rPr>
-          <w:rFonts w:ascii="Arial" w:hAnsi="Arial" w:cs="Arial"/>
-          <w:noProof/>
-          <w:color w:val="000000"/>
-          <w:sz w:val="22"/>
-          <w:szCs w:val="22"/>
-          <w:lang w:val="en-GB"/>
-        </w:rPr>
-        <w:t>. Often worked under pressure to deliver dashboards within a short timeframe.</w:t>
-      </w:r>
-    </w:p>
-    <w:p>
-      <w:pPr>
-        <w:pStyle w:val="NormalWeb"/>
-        <w:widowControl w:val="0"/>
-        <w:shd w:val="clear" w:color="auto" w:fill="FFFFFF"/>
-        <w:overflowPunct w:val="0"/>
-        <w:autoSpaceDE w:val="0"/>
-        <w:autoSpaceDN w:val="0"/>
-        <w:adjustRightInd w:val="0"/>
-        <w:spacing w:after="200" w:afterAutospacing="0" w:line="276" w:lineRule="auto"/>
-        <w:ind w:left="714"/>
-        <w:contextualSpacing/>
-        <w:jc w:val="both"/>
-        <w:rPr>
-          <w:rFonts w:cs="Arial"/>
-          <w:noProof/>
-          <w:color w:val="000000"/>
-          <w:szCs w:val="22"/>
-          <w:lang w:val="en-GB"/>
-        </w:rPr>
-      </w:pPr>
-    </w:p>
-    <w:p>
-      <w:pPr>
-        <w:autoSpaceDE w:val="0"/>
-        <w:autoSpaceDN w:val="0"/>
-        <w:adjustRightInd w:val="0"/>
-        <w:rPr>
-          <w:rFonts w:cs="Arial"/>
-          <w:noProof/>
-          <w:sz w:val="24"/>
-          <w:u w:val="single" w:color="1F4E79" w:themeColor="accent1" w:themeShade="80"/>
-          <w:lang w:val="en-GB"/>
-        </w:rPr>
-      </w:pPr>
-      <w:r>
-        <w:rPr>
-          <w:rFonts w:cs="Arial"/>
-          <w:b/>
-          <w:noProof/>
-          <w:sz w:val="24"/>
-          <w:u w:val="single" w:color="1F4E79" w:themeColor="accent1" w:themeShade="80"/>
-          <w:lang w:val="en-GB"/>
-        </w:rPr>
-        <w:t>Equisoft:  Newbridge, Co Kildare</w:t>
-      </w:r>
-    </w:p>
-    <w:p>
-      <w:pPr>
-        <w:autoSpaceDE w:val="0"/>
-        <w:autoSpaceDN w:val="0"/>
-        <w:adjustRightInd w:val="0"/>
-        <w:rPr>
-          <w:rFonts w:cs="Arial"/>
-          <w:noProof/>
-          <w:sz w:val="20"/>
-          <w:szCs w:val="20"/>
-          <w:lang w:val="en-GB"/>
-        </w:rPr>
-      </w:pPr>
-    </w:p>
-    <w:p>
-      <w:pPr>
-        <w:tabs>
-          <w:tab w:val="right" w:pos="567"/>
-          <w:tab w:val="right" w:pos="3402"/>
-        </w:tabs>
-        <w:autoSpaceDE w:val="0"/>
-        <w:autoSpaceDN w:val="0"/>
-        <w:adjustRightInd w:val="0"/>
-        <w:jc w:val="both"/>
-        <w:rPr>
-          <w:rFonts w:cs="Arial"/>
-          <w:noProof/>
-          <w:sz w:val="24"/>
-          <w:lang w:val="en-GB"/>
-        </w:rPr>
-      </w:pPr>
-      <w:r>
-        <w:rPr>
-          <w:rFonts w:cs="Arial"/>
-          <w:b/>
-          <w:noProof/>
-          <w:sz w:val="24"/>
-          <w:lang w:val="en-GB"/>
-        </w:rPr>
-        <w:tab/>
-        <w:t xml:space="preserve">   </w:t>
-      </w:r>
-      <w:r>
-        <w:rPr>
-          <w:rFonts w:cs="Arial"/>
-          <w:b/>
-          <w:noProof/>
-          <w:sz w:val="24"/>
-          <w:lang w:val="en-GB"/>
-        </w:rPr>
-        <w:t>Position: Software Developer</w:t>
-      </w:r>
-      <w:r>
-        <w:rPr>
-          <w:rFonts w:cs="Arial"/>
-          <w:b/>
-          <w:noProof/>
-          <w:sz w:val="24"/>
-          <w:lang w:val="en-GB"/>
-        </w:rPr>
-        <w:tab/>
-      </w:r>
-      <w:r>
-        <w:rPr>
-          <w:rFonts w:cs="Arial"/>
-          <w:b/>
-          <w:noProof/>
-          <w:sz w:val="24"/>
-          <w:lang w:val="en-GB"/>
-        </w:rPr>
-        <w:t xml:space="preserve">   </w:t>
-      </w:r>
-      <w:r>
-        <w:rPr>
-          <w:rFonts w:cs="Arial"/>
-          <w:b/>
-          <w:noProof/>
-          <w:sz w:val="24"/>
-          <w:lang w:val="en-GB"/>
-        </w:rPr>
-        <w:tab/>
-      </w:r>
-      <w:r>
-        <w:rPr>
-          <w:rFonts w:cs="Arial"/>
-          <w:b/>
-          <w:noProof/>
-          <w:sz w:val="24"/>
-          <w:lang w:val="en-GB"/>
-        </w:rPr>
-        <w:tab/>
-      </w:r>
-      <w:r>
-        <w:rPr>
-          <w:rFonts w:cs="Arial"/>
-          <w:b/>
-          <w:noProof/>
-          <w:sz w:val="24"/>
-          <w:lang w:val="en-GB"/>
-        </w:rPr>
-        <w:tab/>
-        <w:t xml:space="preserve">      </w:t>
-      </w:r>
-      <w:r>
-        <w:rPr>
-          <w:rFonts w:cs="Arial"/>
-          <w:b/>
-          <w:noProof/>
-          <w:sz w:val="24"/>
-          <w:lang w:val="en-GB"/>
-        </w:rPr>
-        <w:t xml:space="preserve">   </w:t>
-      </w:r>
-      <w:r>
-        <w:rPr>
-          <w:rFonts w:cs="Arial"/>
-          <w:b/>
-          <w:noProof/>
-          <w:sz w:val="24"/>
-          <w:lang w:val="en-GB"/>
-        </w:rPr>
-        <w:tab/>
-        <w:t xml:space="preserve">    </w:t>
-      </w:r>
-      <w:r>
-        <w:rPr>
-          <w:rFonts w:cs="Arial"/>
-          <w:b/>
-          <w:noProof/>
-          <w:sz w:val="24"/>
-          <w:lang w:val="en-GB"/>
-        </w:rPr>
-        <w:t xml:space="preserve">January 2020 </w:t>
-      </w:r>
-      <w:r>
-        <w:rPr>
-          <w:rFonts w:cs="Arial"/>
-          <w:b/>
-          <w:noProof/>
-          <w:sz w:val="24"/>
-          <w:lang w:val="en-GB"/>
-        </w:rPr>
-        <w:t>–</w:t>
-      </w:r>
-      <w:r>
-        <w:rPr>
-          <w:rFonts w:cs="Arial"/>
-          <w:b/>
-          <w:noProof/>
-          <w:sz w:val="24"/>
-          <w:lang w:val="en-GB"/>
-        </w:rPr>
-        <w:t xml:space="preserve"> </w:t>
-      </w:r>
-      <w:r>
-        <w:rPr>
-          <w:rFonts w:cs="Arial"/>
-          <w:b/>
-          <w:noProof/>
-          <w:sz w:val="24"/>
-          <w:lang w:val="en-GB"/>
-        </w:rPr>
-        <w:t>May 2020</w:t>
-      </w:r>
-    </w:p>
-    <w:p>
-      <w:pPr>
-        <w:pStyle w:val="NormalWeb"/>
-        <w:shd w:val="clear" w:color="auto" w:fill="FFFFFF"/>
-        <w:spacing w:after="0" w:afterAutospacing="0"/>
-        <w:ind w:firstLine="357"/>
-        <w:rPr>
-          <w:rFonts w:ascii="Arial" w:hAnsi="Arial" w:cs="Arial"/>
-          <w:b/>
-          <w:bCs/>
-          <w:noProof/>
-          <w:lang w:val="en-GB"/>
-        </w:rPr>
-      </w:pPr>
-      <w:r>
-        <w:rPr>
-          <w:rFonts w:ascii="Arial" w:hAnsi="Arial" w:cs="Arial"/>
-          <w:b/>
-          <w:bCs/>
-          <w:noProof/>
-          <w:lang w:val="en-GB"/>
-        </w:rPr>
-        <w:t>Main Responsibilities</w:t>
-      </w:r>
-    </w:p>
-    <w:p>
-      <w:pPr>
-        <w:pStyle w:val="NormalWeb"/>
-        <w:shd w:val="clear" w:color="auto" w:fill="FFFFFF"/>
-        <w:spacing w:after="0" w:afterAutospacing="0"/>
-        <w:rPr>
-          <w:rFonts w:ascii="Arial" w:hAnsi="Arial" w:cs="Arial"/>
-          <w:b/>
-          <w:bCs/>
-          <w:noProof/>
-          <w:sz w:val="22"/>
-          <w:szCs w:val="22"/>
-          <w:lang w:val="en-GB"/>
-        </w:rPr>
-      </w:pPr>
-    </w:p>
-    <w:p>
-      <w:pPr>
-        <w:pStyle w:val="NormalWeb"/>
-        <w:numPr>
-          <w:ilvl w:val="0"/>
-          <w:numId w:val="7"/>
-        </w:numPr>
-        <w:shd w:val="clear" w:color="auto" w:fill="FFFFFF"/>
-        <w:spacing w:after="200" w:afterAutospacing="0" w:line="276" w:lineRule="auto"/>
-        <w:ind w:left="714" w:hanging="357"/>
-        <w:contextualSpacing/>
-        <w:jc w:val="both"/>
-        <w:rPr>
-          <w:rFonts w:ascii="Arial" w:hAnsi="Arial" w:cs="Arial"/>
-          <w:bCs/>
-          <w:noProof/>
-          <w:sz w:val="22"/>
-          <w:szCs w:val="22"/>
-          <w:lang w:val="en-GB"/>
-        </w:rPr>
-      </w:pPr>
-      <w:r>
-        <w:rPr>
-          <w:rFonts w:ascii="Arial" w:hAnsi="Arial" w:cs="Arial"/>
-          <w:bCs/>
-          <w:noProof/>
-          <w:sz w:val="22"/>
-          <w:szCs w:val="22"/>
-          <w:lang w:val="en-GB"/>
-        </w:rPr>
-        <w:t>Development of high quality code for the Timesheets and Horse Management System, communicating within an agile environment, to deliver software releases on time</w:t>
-      </w:r>
-      <w:r>
-        <w:rPr>
-          <w:rFonts w:ascii="Arial" w:hAnsi="Arial" w:cs="Arial"/>
-          <w:bCs/>
-          <w:noProof/>
-          <w:sz w:val="22"/>
-          <w:szCs w:val="22"/>
-          <w:lang w:val="en-GB"/>
-        </w:rPr>
-        <w:t>.</w:t>
-      </w:r>
-    </w:p>
-    <w:p>
-      <w:pPr>
-        <w:pStyle w:val="NormalWeb"/>
-        <w:numPr>
-          <w:ilvl w:val="0"/>
-          <w:numId w:val="7"/>
-        </w:numPr>
-        <w:shd w:val="clear" w:color="auto" w:fill="FFFFFF"/>
-        <w:spacing w:after="200" w:afterAutospacing="0" w:line="276" w:lineRule="auto"/>
-        <w:ind w:left="714" w:hanging="357"/>
-        <w:contextualSpacing/>
-        <w:jc w:val="both"/>
-        <w:rPr>
-          <w:rFonts w:ascii="Arial" w:hAnsi="Arial" w:cs="Arial"/>
-          <w:bCs/>
-          <w:noProof/>
-          <w:sz w:val="22"/>
-          <w:szCs w:val="22"/>
-          <w:lang w:val="en-GB"/>
-        </w:rPr>
-      </w:pPr>
-      <w:r>
-        <w:rPr>
-          <w:rFonts w:ascii="Arial" w:hAnsi="Arial" w:cs="Arial"/>
-          <w:bCs/>
-          <w:noProof/>
-          <w:sz w:val="22"/>
-          <w:szCs w:val="22"/>
-          <w:lang w:val="en-GB"/>
-        </w:rPr>
-        <w:t>Developed within PowerBuilder IDE along with Microsoft SQL Server and SourceSafe for version control.</w:t>
-      </w:r>
-    </w:p>
-    <w:p>
-      <w:pPr>
-        <w:spacing w:after="160" w:line="259" w:lineRule="auto"/>
-        <w:rPr>
-          <w:rFonts w:cs="Arial"/>
-          <w:bCs/>
-          <w:noProof/>
-          <w:sz w:val="20"/>
-          <w:szCs w:val="20"/>
-          <w:lang w:val="en-GB"/>
-        </w:rPr>
-      </w:pPr>
-      <w:r>
-        <w:rPr>
-          <w:rFonts w:cs="Arial"/>
-          <w:bCs/>
-          <w:noProof/>
-          <w:sz w:val="20"/>
-          <w:szCs w:val="20"/>
-          <w:lang w:val="en-GB"/>
-        </w:rPr>
-        <w:br w:type="page"/>
-      </w:r>
-    </w:p>
-    <w:p>
-      <w:pPr>
-        <w:pStyle w:val="NormalWeb"/>
-        <w:shd w:val="clear" w:color="auto" w:fill="FFFFFF"/>
-        <w:spacing w:after="200" w:afterAutospacing="0" w:line="276" w:lineRule="auto"/>
-        <w:ind w:left="714"/>
-        <w:contextualSpacing/>
-        <w:jc w:val="both"/>
-        <w:rPr>
-          <w:rFonts w:ascii="Arial" w:hAnsi="Arial" w:cs="Arial"/>
-          <w:bCs/>
-          <w:noProof/>
-          <w:sz w:val="20"/>
-          <w:szCs w:val="20"/>
-          <w:lang w:val="en-GB"/>
-        </w:rPr>
-      </w:pPr>
-    </w:p>
-    <w:p>
-      <w:pPr>
-        <w:autoSpaceDE w:val="0"/>
-        <w:autoSpaceDN w:val="0"/>
-        <w:adjustRightInd w:val="0"/>
-        <w:rPr>
-          <w:rFonts w:cs="Arial"/>
-          <w:noProof/>
-          <w:sz w:val="24"/>
-          <w:u w:val="single" w:color="1F4E79" w:themeColor="accent1" w:themeShade="80"/>
-          <w:lang w:val="en-GB"/>
-        </w:rPr>
-      </w:pPr>
-      <w:r>
-        <w:rPr>
-          <w:rFonts w:cs="Arial"/>
-          <w:b/>
-          <w:noProof/>
-          <w:sz w:val="24"/>
-          <w:u w:val="single" w:color="1F4E79" w:themeColor="accent1" w:themeShade="80"/>
-          <w:lang w:val="en-GB"/>
-        </w:rPr>
-        <w:t>Aspire Technolog</w:t>
-      </w:r>
-      <w:r>
-        <w:rPr>
-          <w:rFonts w:cs="Arial"/>
-          <w:b/>
-          <w:noProof/>
-          <w:sz w:val="24"/>
-          <w:u w:val="single" w:color="1F4E79" w:themeColor="accent1" w:themeShade="80"/>
-          <w:lang w:val="en-GB"/>
-        </w:rPr>
-        <w:t>y</w:t>
-      </w:r>
-      <w:r>
-        <w:rPr>
-          <w:rFonts w:cs="Arial"/>
-          <w:b/>
-          <w:noProof/>
-          <w:sz w:val="24"/>
-          <w:u w:val="single" w:color="1F4E79" w:themeColor="accent1" w:themeShade="80"/>
-          <w:lang w:val="en-GB"/>
-        </w:rPr>
-        <w:t xml:space="preserve">:  </w:t>
-      </w:r>
-      <w:r>
-        <w:rPr>
-          <w:rFonts w:cs="Arial"/>
-          <w:b/>
-          <w:noProof/>
-          <w:sz w:val="24"/>
-          <w:u w:val="single" w:color="1F4E79" w:themeColor="accent1" w:themeShade="80"/>
-          <w:lang w:val="en-GB"/>
-        </w:rPr>
-        <w:t>Sandyford, Dublin 18</w:t>
-      </w:r>
-    </w:p>
-    <w:p>
-      <w:pPr>
-        <w:autoSpaceDE w:val="0"/>
-        <w:autoSpaceDN w:val="0"/>
-        <w:adjustRightInd w:val="0"/>
-        <w:rPr>
-          <w:rFonts w:cs="Arial"/>
-          <w:noProof/>
-          <w:sz w:val="20"/>
-          <w:szCs w:val="20"/>
-          <w:lang w:val="en-GB"/>
-        </w:rPr>
-      </w:pPr>
-    </w:p>
-    <w:p>
-      <w:pPr>
-        <w:tabs>
-          <w:tab w:val="right" w:pos="567"/>
-          <w:tab w:val="right" w:pos="3402"/>
-        </w:tabs>
-        <w:autoSpaceDE w:val="0"/>
-        <w:autoSpaceDN w:val="0"/>
-        <w:adjustRightInd w:val="0"/>
-        <w:rPr>
-          <w:rFonts w:cs="Arial"/>
-          <w:noProof/>
-          <w:sz w:val="24"/>
-          <w:lang w:val="en-GB"/>
-        </w:rPr>
-      </w:pPr>
-      <w:r>
-        <w:rPr>
-          <w:rFonts w:cs="Arial"/>
-          <w:b/>
-          <w:noProof/>
-          <w:sz w:val="24"/>
-          <w:lang w:val="en-GB"/>
-        </w:rPr>
-        <w:t xml:space="preserve">   </w:t>
-      </w:r>
-      <w:r>
-        <w:rPr>
-          <w:rFonts w:cs="Arial"/>
-          <w:b/>
-          <w:noProof/>
-          <w:sz w:val="24"/>
-          <w:lang w:val="en-GB"/>
-        </w:rPr>
-        <w:t>Position:</w:t>
-      </w:r>
-      <w:r>
-        <w:rPr>
-          <w:rFonts w:cs="Arial"/>
-          <w:b/>
-          <w:noProof/>
-          <w:sz w:val="24"/>
-          <w:lang w:val="en-GB"/>
-        </w:rPr>
-        <w:t xml:space="preserve"> Frontend Developer</w:t>
-      </w:r>
-      <w:r>
-        <w:rPr>
-          <w:rFonts w:cs="Arial"/>
-          <w:b/>
-          <w:noProof/>
-          <w:sz w:val="24"/>
-          <w:lang w:val="en-GB"/>
-        </w:rPr>
-        <w:tab/>
-      </w:r>
-      <w:r>
-        <w:rPr>
-          <w:rFonts w:cs="Arial"/>
-          <w:b/>
-          <w:noProof/>
-          <w:sz w:val="24"/>
-          <w:lang w:val="en-GB"/>
-        </w:rPr>
-        <w:tab/>
-      </w:r>
-      <w:r>
-        <w:rPr>
-          <w:rFonts w:cs="Arial"/>
-          <w:b/>
-          <w:noProof/>
-          <w:sz w:val="24"/>
-          <w:lang w:val="en-GB"/>
-        </w:rPr>
-        <w:tab/>
-      </w:r>
-      <w:r>
-        <w:rPr>
-          <w:rFonts w:cs="Arial"/>
-          <w:b/>
-          <w:noProof/>
-          <w:sz w:val="24"/>
-          <w:lang w:val="en-GB"/>
-        </w:rPr>
-        <w:tab/>
-      </w:r>
-      <w:r>
-        <w:rPr>
-          <w:rFonts w:cs="Arial"/>
-          <w:b/>
-          <w:noProof/>
-          <w:sz w:val="24"/>
-          <w:lang w:val="en-GB"/>
-        </w:rPr>
-        <w:t xml:space="preserve">February 2019 – </w:t>
-      </w:r>
-      <w:r>
-        <w:rPr>
-          <w:rFonts w:cs="Arial"/>
-          <w:b/>
-          <w:noProof/>
-          <w:sz w:val="24"/>
-          <w:lang w:val="en-GB"/>
-        </w:rPr>
-        <w:t>September 2019</w:t>
-      </w:r>
-    </w:p>
-    <w:p>
-      <w:pPr>
-        <w:pStyle w:val="NormalWeb"/>
-        <w:shd w:val="clear" w:color="auto" w:fill="FFFFFF"/>
-        <w:spacing w:after="0" w:afterAutospacing="0"/>
-        <w:ind w:firstLine="357"/>
-        <w:rPr>
-          <w:rFonts w:ascii="Arial" w:hAnsi="Arial" w:cs="Arial"/>
-          <w:b/>
-          <w:bCs/>
-          <w:noProof/>
-          <w:lang w:val="en-GB"/>
-        </w:rPr>
-      </w:pPr>
-      <w:r>
-        <w:rPr>
-          <w:rFonts w:ascii="Arial" w:hAnsi="Arial" w:cs="Arial"/>
-          <w:b/>
-          <w:bCs/>
-          <w:noProof/>
-          <w:lang w:val="en-GB"/>
-        </w:rPr>
-        <w:t>Main Responsibilities</w:t>
-      </w:r>
-    </w:p>
-    <w:p>
-      <w:pPr>
-        <w:pStyle w:val="NormalWeb"/>
-        <w:shd w:val="clear" w:color="auto" w:fill="FFFFFF"/>
-        <w:spacing w:after="0" w:afterAutospacing="0"/>
-        <w:rPr>
-          <w:rFonts w:ascii="Arial" w:hAnsi="Arial" w:cs="Arial"/>
-          <w:b/>
-          <w:bCs/>
-          <w:noProof/>
-          <w:sz w:val="22"/>
-          <w:szCs w:val="22"/>
-          <w:lang w:val="en-GB"/>
-        </w:rPr>
-      </w:pPr>
-    </w:p>
-    <w:p>
-      <w:pPr>
-        <w:pStyle w:val="NormalWeb"/>
-        <w:numPr>
-          <w:ilvl w:val="0"/>
-          <w:numId w:val="7"/>
-        </w:numPr>
-        <w:shd w:val="clear" w:color="auto" w:fill="FFFFFF"/>
-        <w:spacing w:after="200" w:afterAutospacing="0" w:line="276" w:lineRule="auto"/>
-        <w:ind w:left="714" w:hanging="357"/>
-        <w:contextualSpacing/>
-        <w:jc w:val="both"/>
-        <w:rPr>
-          <w:rFonts w:ascii="Arial" w:hAnsi="Arial" w:cs="Arial"/>
-          <w:bCs/>
-          <w:noProof/>
-          <w:sz w:val="22"/>
-          <w:szCs w:val="22"/>
-          <w:lang w:val="en-GB"/>
-        </w:rPr>
-      </w:pPr>
-      <w:r>
-        <w:rPr>
-          <w:rFonts w:ascii="Arial" w:hAnsi="Arial" w:cs="Arial"/>
-          <w:bCs/>
-          <w:noProof/>
-          <w:sz w:val="22"/>
-          <w:szCs w:val="22"/>
-          <w:lang w:val="en-GB"/>
-        </w:rPr>
-        <w:t>Delivery of high quality</w:t>
-      </w:r>
-      <w:r>
-        <w:rPr>
-          <w:rFonts w:ascii="Arial" w:hAnsi="Arial" w:cs="Arial"/>
-          <w:bCs/>
-          <w:noProof/>
-          <w:sz w:val="22"/>
-          <w:szCs w:val="22"/>
-          <w:lang w:val="en-GB"/>
-        </w:rPr>
-        <w:t>, interactive</w:t>
-      </w:r>
-      <w:r>
-        <w:rPr>
-          <w:rFonts w:ascii="Arial" w:hAnsi="Arial" w:cs="Arial"/>
-          <w:bCs/>
-          <w:noProof/>
-          <w:sz w:val="22"/>
-          <w:szCs w:val="22"/>
-          <w:lang w:val="en-GB"/>
-        </w:rPr>
-        <w:t xml:space="preserve"> fron</w:t>
-      </w:r>
-      <w:r>
-        <w:rPr>
-          <w:rFonts w:ascii="Arial" w:hAnsi="Arial" w:cs="Arial"/>
-          <w:bCs/>
-          <w:noProof/>
-          <w:sz w:val="22"/>
-          <w:szCs w:val="22"/>
-          <w:lang w:val="en-GB"/>
-        </w:rPr>
-        <w:t>t</w:t>
-      </w:r>
-      <w:r>
-        <w:rPr>
-          <w:rFonts w:ascii="Arial" w:hAnsi="Arial" w:cs="Arial"/>
-          <w:bCs/>
-          <w:noProof/>
-          <w:sz w:val="22"/>
-          <w:szCs w:val="22"/>
-          <w:lang w:val="en-GB"/>
-        </w:rPr>
-        <w:t xml:space="preserve">end dashboards for </w:t>
-      </w:r>
-      <w:r>
-        <w:rPr>
-          <w:rFonts w:ascii="Arial" w:hAnsi="Arial" w:cs="Arial"/>
-          <w:bCs/>
-          <w:noProof/>
-          <w:sz w:val="22"/>
-          <w:szCs w:val="22"/>
-          <w:lang w:val="en-GB"/>
-        </w:rPr>
-        <w:t xml:space="preserve">both </w:t>
-      </w:r>
-      <w:r>
-        <w:rPr>
-          <w:rFonts w:ascii="Arial" w:hAnsi="Arial" w:cs="Arial"/>
-          <w:bCs/>
-          <w:noProof/>
-          <w:sz w:val="22"/>
-          <w:szCs w:val="22"/>
-          <w:lang w:val="en-GB"/>
-        </w:rPr>
-        <w:t xml:space="preserve">internal and external </w:t>
-      </w:r>
-      <w:r>
-        <w:rPr>
-          <w:rFonts w:ascii="Arial" w:hAnsi="Arial" w:cs="Arial"/>
-          <w:bCs/>
-          <w:noProof/>
-          <w:sz w:val="22"/>
-          <w:szCs w:val="22"/>
-          <w:lang w:val="en-GB"/>
-        </w:rPr>
-        <w:t>use</w:t>
-      </w:r>
-      <w:r>
-        <w:rPr>
-          <w:rFonts w:ascii="Arial" w:hAnsi="Arial" w:cs="Arial"/>
-          <w:bCs/>
-          <w:noProof/>
-          <w:sz w:val="22"/>
-          <w:szCs w:val="22"/>
-          <w:lang w:val="en-GB"/>
-        </w:rPr>
-        <w:t xml:space="preserve">. </w:t>
-      </w:r>
-      <w:r>
-        <w:rPr>
-          <w:rFonts w:ascii="Arial" w:hAnsi="Arial" w:cs="Arial"/>
-          <w:bCs/>
-          <w:noProof/>
-          <w:sz w:val="22"/>
-          <w:szCs w:val="22"/>
-          <w:lang w:val="en-GB"/>
-        </w:rPr>
-        <w:t xml:space="preserve">Examples </w:t>
-      </w:r>
-      <w:r>
-        <w:rPr>
-          <w:rFonts w:ascii="Arial" w:hAnsi="Arial" w:cs="Arial"/>
-          <w:bCs/>
-          <w:noProof/>
-          <w:sz w:val="22"/>
-          <w:szCs w:val="22"/>
-          <w:lang w:val="en-GB"/>
-        </w:rPr>
-        <w:t xml:space="preserve">include </w:t>
-      </w:r>
-      <w:r>
-        <w:rPr>
-          <w:rFonts w:ascii="Arial" w:hAnsi="Arial" w:cs="Arial"/>
-          <w:bCs/>
-          <w:noProof/>
-          <w:sz w:val="22"/>
-          <w:szCs w:val="22"/>
-          <w:lang w:val="en-GB"/>
-        </w:rPr>
-        <w:t>V</w:t>
-      </w:r>
-      <w:r>
-        <w:rPr>
-          <w:rFonts w:ascii="Arial" w:hAnsi="Arial" w:cs="Arial"/>
-          <w:bCs/>
-          <w:noProof/>
-          <w:sz w:val="22"/>
-          <w:szCs w:val="22"/>
-          <w:lang w:val="en-GB"/>
-        </w:rPr>
-        <w:t xml:space="preserve">oice and </w:t>
-      </w:r>
-      <w:r>
-        <w:rPr>
-          <w:rFonts w:ascii="Arial" w:hAnsi="Arial" w:cs="Arial"/>
-          <w:bCs/>
-          <w:noProof/>
-          <w:sz w:val="22"/>
-          <w:szCs w:val="22"/>
-          <w:lang w:val="en-GB"/>
-        </w:rPr>
-        <w:t>D</w:t>
-      </w:r>
-      <w:r>
-        <w:rPr>
-          <w:rFonts w:ascii="Arial" w:hAnsi="Arial" w:cs="Arial"/>
-          <w:bCs/>
-          <w:noProof/>
-          <w:sz w:val="22"/>
-          <w:szCs w:val="22"/>
-          <w:lang w:val="en-GB"/>
-        </w:rPr>
-        <w:t xml:space="preserve">ata </w:t>
-      </w:r>
-      <w:r>
-        <w:rPr>
-          <w:rFonts w:ascii="Arial" w:hAnsi="Arial" w:cs="Arial"/>
-          <w:bCs/>
-          <w:noProof/>
-          <w:sz w:val="22"/>
-          <w:szCs w:val="22"/>
-          <w:lang w:val="en-GB"/>
-        </w:rPr>
-        <w:t>Q</w:t>
-      </w:r>
-      <w:r>
-        <w:rPr>
-          <w:rFonts w:ascii="Arial" w:hAnsi="Arial" w:cs="Arial"/>
-          <w:bCs/>
-          <w:noProof/>
-          <w:sz w:val="22"/>
-          <w:szCs w:val="22"/>
-          <w:lang w:val="en-GB"/>
-        </w:rPr>
-        <w:t xml:space="preserve">uality </w:t>
-      </w:r>
-      <w:r>
-        <w:rPr>
-          <w:rFonts w:ascii="Arial" w:hAnsi="Arial" w:cs="Arial"/>
-          <w:bCs/>
-          <w:noProof/>
-          <w:sz w:val="22"/>
-          <w:szCs w:val="22"/>
-          <w:lang w:val="en-GB"/>
-        </w:rPr>
-        <w:t>V</w:t>
-      </w:r>
-      <w:r>
-        <w:rPr>
-          <w:rFonts w:ascii="Arial" w:hAnsi="Arial" w:cs="Arial"/>
-          <w:bCs/>
-          <w:noProof/>
-          <w:sz w:val="22"/>
-          <w:szCs w:val="22"/>
-          <w:lang w:val="en-GB"/>
-        </w:rPr>
-        <w:t>isualisation</w:t>
-      </w:r>
-      <w:r>
-        <w:rPr>
-          <w:rFonts w:ascii="Arial" w:hAnsi="Arial" w:cs="Arial"/>
-          <w:bCs/>
-          <w:noProof/>
-          <w:sz w:val="22"/>
-          <w:szCs w:val="22"/>
-          <w:lang w:val="en-GB"/>
-        </w:rPr>
-        <w:t>s</w:t>
-      </w:r>
-      <w:r>
-        <w:rPr>
-          <w:rFonts w:ascii="Arial" w:hAnsi="Arial" w:cs="Arial"/>
-          <w:bCs/>
-          <w:noProof/>
-          <w:sz w:val="22"/>
-          <w:szCs w:val="22"/>
-          <w:lang w:val="en-GB"/>
-        </w:rPr>
-        <w:t xml:space="preserve"> and Site Alarm Trends.</w:t>
-      </w:r>
-    </w:p>
-    <w:p>
-      <w:pPr>
-        <w:pStyle w:val="NormalWeb"/>
-        <w:numPr>
-          <w:ilvl w:val="0"/>
-          <w:numId w:val="7"/>
-        </w:numPr>
-        <w:shd w:val="clear" w:color="auto" w:fill="FFFFFF"/>
-        <w:spacing w:after="200" w:afterAutospacing="0" w:line="276" w:lineRule="auto"/>
-        <w:ind w:left="714" w:hanging="357"/>
-        <w:contextualSpacing/>
-        <w:jc w:val="both"/>
-        <w:rPr>
-          <w:rFonts w:ascii="Arial" w:hAnsi="Arial" w:cs="Arial"/>
-          <w:bCs/>
-          <w:noProof/>
-          <w:sz w:val="22"/>
-          <w:szCs w:val="22"/>
-          <w:lang w:val="en-GB"/>
-        </w:rPr>
-      </w:pPr>
-      <w:r>
-        <w:rPr>
-          <w:rFonts w:ascii="Arial" w:hAnsi="Arial" w:cs="Arial"/>
-          <w:bCs/>
-          <w:noProof/>
-          <w:sz w:val="22"/>
-          <w:szCs w:val="22"/>
-          <w:lang w:val="en-GB"/>
-        </w:rPr>
-        <w:t xml:space="preserve">Tools were developed within eclipse and VS Code </w:t>
-      </w:r>
-      <w:r>
-        <w:rPr>
-          <w:rFonts w:ascii="Arial" w:hAnsi="Arial" w:cs="Arial"/>
-          <w:bCs/>
-          <w:noProof/>
-          <w:sz w:val="22"/>
-          <w:szCs w:val="22"/>
-          <w:lang w:val="en-GB"/>
-        </w:rPr>
-        <w:t xml:space="preserve">IDE’s </w:t>
-      </w:r>
-      <w:r>
-        <w:rPr>
-          <w:rFonts w:ascii="Arial" w:hAnsi="Arial" w:cs="Arial"/>
-          <w:bCs/>
-          <w:noProof/>
-          <w:sz w:val="22"/>
-          <w:szCs w:val="22"/>
-          <w:lang w:val="en-GB"/>
-        </w:rPr>
-        <w:t>using HTML</w:t>
-      </w:r>
-      <w:r>
-        <w:rPr>
-          <w:rFonts w:ascii="Arial" w:hAnsi="Arial" w:cs="Arial"/>
-          <w:bCs/>
-          <w:noProof/>
-          <w:sz w:val="22"/>
-          <w:szCs w:val="22"/>
-          <w:lang w:val="en-GB"/>
-        </w:rPr>
-        <w:t>5</w:t>
-      </w:r>
-      <w:r>
-        <w:rPr>
-          <w:rFonts w:ascii="Arial" w:hAnsi="Arial" w:cs="Arial"/>
-          <w:bCs/>
-          <w:noProof/>
-          <w:sz w:val="22"/>
-          <w:szCs w:val="22"/>
-          <w:lang w:val="en-GB"/>
-        </w:rPr>
-        <w:t>, CSS</w:t>
-      </w:r>
-      <w:r>
-        <w:rPr>
-          <w:rFonts w:ascii="Arial" w:hAnsi="Arial" w:cs="Arial"/>
-          <w:bCs/>
-          <w:noProof/>
-          <w:sz w:val="22"/>
-          <w:szCs w:val="22"/>
-          <w:lang w:val="en-GB"/>
-        </w:rPr>
-        <w:t>3</w:t>
-      </w:r>
-      <w:r>
-        <w:rPr>
-          <w:rFonts w:ascii="Arial" w:hAnsi="Arial" w:cs="Arial"/>
-          <w:bCs/>
-          <w:noProof/>
-          <w:sz w:val="22"/>
-          <w:szCs w:val="22"/>
-          <w:lang w:val="en-GB"/>
-        </w:rPr>
-        <w:t xml:space="preserve">, </w:t>
-      </w:r>
-      <w:r>
-        <w:rPr>
-          <w:rFonts w:ascii="Arial" w:hAnsi="Arial" w:cs="Arial"/>
-          <w:bCs/>
-          <w:noProof/>
-          <w:sz w:val="22"/>
-          <w:szCs w:val="22"/>
-          <w:lang w:val="en-GB"/>
-        </w:rPr>
-        <w:t>jQuery</w:t>
-      </w:r>
-      <w:r>
-        <w:rPr>
-          <w:rFonts w:ascii="Arial" w:hAnsi="Arial" w:cs="Arial"/>
-          <w:bCs/>
-          <w:noProof/>
-          <w:sz w:val="22"/>
-          <w:szCs w:val="22"/>
-          <w:lang w:val="en-GB"/>
-        </w:rPr>
-        <w:t xml:space="preserve">, </w:t>
-      </w:r>
-      <w:r>
-        <w:rPr>
-          <w:rFonts w:ascii="Arial" w:hAnsi="Arial" w:cs="Arial"/>
-          <w:bCs/>
-          <w:noProof/>
-          <w:sz w:val="22"/>
-          <w:szCs w:val="22"/>
-          <w:lang w:val="en-GB"/>
-        </w:rPr>
-        <w:t>JavaScript</w:t>
-      </w:r>
-      <w:r>
-        <w:rPr>
-          <w:rFonts w:ascii="Arial" w:hAnsi="Arial" w:cs="Arial"/>
-          <w:bCs/>
-          <w:noProof/>
-          <w:sz w:val="22"/>
-          <w:szCs w:val="22"/>
-          <w:lang w:val="en-GB"/>
-        </w:rPr>
-        <w:t>, Bootstrap and Perl and were done in an agile methodology environment</w:t>
-      </w:r>
-      <w:r>
-        <w:rPr>
-          <w:rFonts w:ascii="Arial" w:hAnsi="Arial" w:cs="Arial"/>
-          <w:bCs/>
-          <w:noProof/>
-          <w:sz w:val="22"/>
-          <w:szCs w:val="22"/>
-          <w:lang w:val="en-GB"/>
-        </w:rPr>
-        <w:t>.</w:t>
+          <w:lang w:val="en-IE"/>
+        </w:rPr>
+        <w:t>Visualized large data sets retrieved from REST API calls within dashboards.</w:t>
       </w:r>
     </w:p>
     <w:p>
@@ -2297,181 +741,27 @@
         <w:autoSpaceDN w:val="0"/>
         <w:adjustRightInd w:val="0"/>
         <w:spacing w:after="200" w:afterAutospacing="0" w:line="276" w:lineRule="auto"/>
-        <w:ind w:left="714" w:hanging="357"/>
         <w:contextualSpacing/>
         <w:jc w:val="both"/>
         <w:rPr>
           <w:rFonts w:ascii="Arial" w:hAnsi="Arial" w:cs="Arial"/>
           <w:noProof/>
-          <w:sz w:val="20"/>
-          <w:szCs w:val="20"/>
-          <w:lang w:val="en-GB"/>
-        </w:rPr>
-      </w:pPr>
-      <w:r>
-        <w:rPr>
-          <w:rFonts w:ascii="Arial" w:hAnsi="Arial" w:cs="Arial"/>
-          <w:bCs/>
-          <w:noProof/>
+          <w:color w:val="000000"/>
           <w:sz w:val="22"/>
           <w:szCs w:val="22"/>
-          <w:lang w:val="en-GB"/>
-        </w:rPr>
-        <w:t>D</w:t>
-      </w:r>
-      <w:r>
-        <w:rPr>
-          <w:rFonts w:ascii="Arial" w:hAnsi="Arial" w:cs="Arial"/>
-          <w:bCs/>
-          <w:noProof/>
+          <w:lang w:val="en-IE"/>
+        </w:rPr>
+      </w:pPr>
+      <w:r>
+        <w:rPr>
+          <w:rFonts w:ascii="Arial" w:hAnsi="Arial" w:cs="Arial"/>
+          <w:noProof/>
+          <w:color w:val="000000"/>
           <w:sz w:val="22"/>
           <w:szCs w:val="22"/>
-          <w:lang w:val="en-GB"/>
-        </w:rPr>
-        <w:t>elivery of software was performed</w:t>
-      </w:r>
-      <w:r>
-        <w:rPr>
-          <w:rFonts w:ascii="Arial" w:hAnsi="Arial" w:cs="Arial"/>
-          <w:bCs/>
-          <w:noProof/>
-          <w:sz w:val="22"/>
-          <w:szCs w:val="22"/>
-          <w:lang w:val="en-GB"/>
-        </w:rPr>
-        <w:t xml:space="preserve"> using git and deployed </w:t>
-      </w:r>
-      <w:r>
-        <w:rPr>
-          <w:rFonts w:ascii="Arial" w:hAnsi="Arial" w:cs="Arial"/>
-          <w:bCs/>
-          <w:noProof/>
-          <w:sz w:val="22"/>
-          <w:szCs w:val="22"/>
-          <w:lang w:val="en-GB"/>
-        </w:rPr>
-        <w:t xml:space="preserve">either via Docker </w:t>
-      </w:r>
-      <w:r>
-        <w:rPr>
-          <w:rFonts w:ascii="Arial" w:hAnsi="Arial" w:cs="Arial"/>
-          <w:bCs/>
-          <w:noProof/>
-          <w:sz w:val="22"/>
-          <w:szCs w:val="22"/>
-          <w:lang w:val="en-GB"/>
-        </w:rPr>
-        <w:t xml:space="preserve">images </w:t>
-      </w:r>
-      <w:r>
-        <w:rPr>
-          <w:rFonts w:ascii="Arial" w:hAnsi="Arial" w:cs="Arial"/>
-          <w:bCs/>
-          <w:noProof/>
-          <w:sz w:val="22"/>
-          <w:szCs w:val="22"/>
-          <w:lang w:val="en-GB"/>
-        </w:rPr>
-        <w:t xml:space="preserve">or </w:t>
-      </w:r>
-      <w:r>
-        <w:rPr>
-          <w:rFonts w:ascii="Arial" w:hAnsi="Arial" w:cs="Arial"/>
-          <w:bCs/>
-          <w:noProof/>
-          <w:sz w:val="22"/>
-          <w:szCs w:val="22"/>
-          <w:lang w:val="en-GB"/>
-        </w:rPr>
-        <w:t xml:space="preserve">by logging </w:t>
-      </w:r>
-      <w:r>
-        <w:rPr>
-          <w:rFonts w:ascii="Arial" w:hAnsi="Arial" w:cs="Arial"/>
-          <w:bCs/>
-          <w:noProof/>
-          <w:sz w:val="22"/>
-          <w:szCs w:val="22"/>
-          <w:lang w:val="en-GB"/>
-        </w:rPr>
-        <w:t>o</w:t>
-      </w:r>
-      <w:r>
-        <w:rPr>
-          <w:rFonts w:ascii="Arial" w:hAnsi="Arial" w:cs="Arial"/>
-          <w:bCs/>
-          <w:noProof/>
-          <w:sz w:val="22"/>
-          <w:szCs w:val="22"/>
-          <w:lang w:val="en-GB"/>
-        </w:rPr>
-        <w:t xml:space="preserve">nto </w:t>
-      </w:r>
-      <w:r>
-        <w:rPr>
-          <w:rFonts w:ascii="Arial" w:hAnsi="Arial" w:cs="Arial"/>
-          <w:bCs/>
-          <w:noProof/>
-          <w:sz w:val="22"/>
-          <w:szCs w:val="22"/>
-          <w:lang w:val="en-GB"/>
-        </w:rPr>
-        <w:t xml:space="preserve">internal or </w:t>
-      </w:r>
-      <w:r>
-        <w:rPr>
-          <w:rFonts w:ascii="Arial" w:hAnsi="Arial" w:cs="Arial"/>
-          <w:bCs/>
-          <w:noProof/>
-          <w:sz w:val="22"/>
-          <w:szCs w:val="22"/>
-          <w:lang w:val="en-GB"/>
-        </w:rPr>
-        <w:t>external servers</w:t>
-      </w:r>
-      <w:r>
-        <w:rPr>
-          <w:rFonts w:ascii="Arial" w:hAnsi="Arial" w:cs="Arial"/>
-          <w:bCs/>
-          <w:noProof/>
-          <w:sz w:val="22"/>
-          <w:szCs w:val="22"/>
-          <w:lang w:val="en-GB"/>
-        </w:rPr>
-        <w:t xml:space="preserve"> (i.e. AWS)</w:t>
-      </w:r>
-      <w:r>
-        <w:rPr>
-          <w:rFonts w:ascii="Arial" w:hAnsi="Arial" w:cs="Arial"/>
-          <w:bCs/>
-          <w:noProof/>
-          <w:sz w:val="22"/>
-          <w:szCs w:val="22"/>
-          <w:lang w:val="en-GB"/>
-        </w:rPr>
-        <w:t xml:space="preserve"> via </w:t>
-      </w:r>
-      <w:r>
-        <w:rPr>
-          <w:rFonts w:ascii="Arial" w:hAnsi="Arial" w:cs="Arial"/>
-          <w:bCs/>
-          <w:noProof/>
-          <w:sz w:val="22"/>
-          <w:szCs w:val="22"/>
-          <w:lang w:val="en-GB"/>
-        </w:rPr>
-        <w:t>PuTTY</w:t>
-      </w:r>
-      <w:r>
-        <w:rPr>
-          <w:rFonts w:ascii="Arial" w:hAnsi="Arial" w:cs="Arial"/>
-          <w:bCs/>
-          <w:noProof/>
-          <w:sz w:val="22"/>
-          <w:szCs w:val="22"/>
-          <w:lang w:val="en-GB"/>
-        </w:rPr>
-        <w:t>.</w:t>
+          <w:lang w:val="en-IE"/>
+        </w:rPr>
+        <w:t>Developed tools using Vue.js, HTML5, CSS3, and JavaScript in an agile methodology environment.</w:t>
       </w:r>
     </w:p>
     <w:p>
@@ -2488,28 +778,17 @@
         <w:autoSpaceDN w:val="0"/>
         <w:adjustRightInd w:val="0"/>
         <w:spacing w:after="200" w:afterAutospacing="0" w:line="276" w:lineRule="auto"/>
-        <w:ind w:left="714" w:hanging="357"/>
         <w:contextualSpacing/>
         <w:jc w:val="both"/>
         <w:rPr>
-          <w:rFonts w:cs="Arial"/>
-          <w:noProof/>
-          <w:color w:val="000000"/>
-          <w:szCs w:val="22"/>
-          <w:lang w:val="en-GB"/>
-        </w:rPr>
-      </w:pPr>
-      <w:r>
-        <w:rPr>
           <w:rFonts w:ascii="Arial" w:hAnsi="Arial" w:cs="Arial"/>
           <w:noProof/>
           <w:color w:val="000000"/>
           <w:sz w:val="22"/>
           <w:szCs w:val="22"/>
-          <w:lang w:val="en-GB"/>
-        </w:rPr>
-        <w:t>Required e</w:t>
-      </w:r>
+          <w:lang w:val="en-IE"/>
+        </w:rPr>
+      </w:pPr>
       <w:r>
         <w:rPr>
           <w:rFonts w:ascii="Arial" w:hAnsi="Arial" w:cs="Arial"/>
@@ -2517,308 +796,9 @@
           <w:color w:val="000000"/>
           <w:sz w:val="22"/>
           <w:szCs w:val="22"/>
-          <w:lang w:val="en-GB"/>
-        </w:rPr>
-        <w:t>xcellent communication skills working in a team environment</w:t>
-      </w:r>
-      <w:r>
-        <w:rPr>
-          <w:rFonts w:ascii="Arial" w:hAnsi="Arial" w:cs="Arial"/>
-          <w:noProof/>
-          <w:color w:val="000000"/>
-          <w:sz w:val="22"/>
-          <w:szCs w:val="22"/>
-          <w:lang w:val="en-GB"/>
-        </w:rPr>
-        <w:t>,</w:t>
-      </w:r>
-      <w:r>
-        <w:rPr>
-          <w:rFonts w:ascii="Arial" w:hAnsi="Arial" w:cs="Arial"/>
-          <w:noProof/>
-          <w:color w:val="000000"/>
-          <w:sz w:val="22"/>
-          <w:szCs w:val="22"/>
-          <w:lang w:val="en-GB"/>
-        </w:rPr>
-        <w:t xml:space="preserve"> based in Dublin and Belgrade</w:t>
-      </w:r>
-      <w:r>
-        <w:rPr>
-          <w:rFonts w:ascii="Arial" w:hAnsi="Arial" w:cs="Arial"/>
-          <w:noProof/>
-          <w:color w:val="000000"/>
-          <w:sz w:val="22"/>
-          <w:szCs w:val="22"/>
-          <w:lang w:val="en-GB"/>
-        </w:rPr>
-        <w:t>.</w:t>
-      </w:r>
-      <w:r>
-        <w:rPr>
-          <w:rFonts w:ascii="Arial" w:hAnsi="Arial" w:cs="Arial"/>
-          <w:noProof/>
-          <w:color w:val="000000"/>
-          <w:sz w:val="22"/>
-          <w:szCs w:val="22"/>
-          <w:lang w:val="en-GB"/>
-        </w:rPr>
-        <w:t xml:space="preserve"> Often worked under pressure to deliver dashboards within a short timeframe.</w:t>
-      </w:r>
-    </w:p>
-    <w:p>
-      <w:pPr>
-        <w:autoSpaceDE w:val="0"/>
-        <w:autoSpaceDN w:val="0"/>
-        <w:adjustRightInd w:val="0"/>
-        <w:rPr>
-          <w:rFonts w:cs="Arial"/>
-          <w:noProof/>
-          <w:sz w:val="24"/>
-          <w:lang w:val="en-GB"/>
-        </w:rPr>
-      </w:pPr>
-      <w:r>
-        <w:rPr>
-          <w:rFonts w:cs="Arial"/>
-          <w:b/>
-          <w:noProof/>
-          <w:sz w:val="24"/>
-          <w:lang w:val="en-GB"/>
-        </w:rPr>
-        <w:t xml:space="preserve">   </w:t>
-      </w:r>
-      <w:r>
-        <w:rPr>
-          <w:rFonts w:cs="Arial"/>
-          <w:b/>
-          <w:noProof/>
-          <w:sz w:val="24"/>
-          <w:lang w:val="en-GB"/>
-        </w:rPr>
-        <w:t xml:space="preserve">Position: Software </w:t>
-      </w:r>
-      <w:r>
-        <w:rPr>
-          <w:rFonts w:cs="Arial"/>
-          <w:b/>
-          <w:noProof/>
-          <w:sz w:val="24"/>
-          <w:lang w:val="en-GB"/>
-        </w:rPr>
-        <w:t>Engineer</w:t>
-      </w:r>
-      <w:r>
-        <w:rPr>
-          <w:rFonts w:cs="Arial"/>
-          <w:b/>
-          <w:noProof/>
-          <w:sz w:val="24"/>
-          <w:lang w:val="en-GB"/>
-        </w:rPr>
-        <w:tab/>
-      </w:r>
-      <w:r>
-        <w:rPr>
-          <w:rFonts w:cs="Arial"/>
-          <w:b/>
-          <w:noProof/>
-          <w:sz w:val="24"/>
-          <w:lang w:val="en-GB"/>
-        </w:rPr>
-        <w:tab/>
-      </w:r>
-      <w:r>
-        <w:rPr>
-          <w:rFonts w:cs="Arial"/>
-          <w:b/>
-          <w:noProof/>
-          <w:sz w:val="24"/>
-          <w:lang w:val="en-GB"/>
-        </w:rPr>
-        <w:tab/>
-      </w:r>
-      <w:r>
-        <w:rPr>
-          <w:rFonts w:cs="Arial"/>
-          <w:b/>
-          <w:noProof/>
-          <w:sz w:val="24"/>
-          <w:lang w:val="en-GB"/>
-        </w:rPr>
-        <w:tab/>
-        <w:t xml:space="preserve">        </w:t>
-      </w:r>
-      <w:r>
-        <w:rPr>
-          <w:rFonts w:cs="Arial"/>
-          <w:b/>
-          <w:noProof/>
-          <w:sz w:val="24"/>
-          <w:lang w:val="en-GB"/>
-        </w:rPr>
-        <w:t xml:space="preserve">August 2017 – </w:t>
-      </w:r>
-      <w:r>
-        <w:rPr>
-          <w:rFonts w:cs="Arial"/>
-          <w:b/>
-          <w:noProof/>
-          <w:sz w:val="24"/>
-          <w:lang w:val="en-GB"/>
-        </w:rPr>
-        <w:t>January 2019</w:t>
-      </w:r>
-    </w:p>
-    <w:p>
-      <w:pPr>
-        <w:pStyle w:val="NormalWeb"/>
-        <w:shd w:val="clear" w:color="auto" w:fill="FFFFFF"/>
-        <w:spacing w:after="0" w:afterAutospacing="0"/>
-        <w:ind w:firstLine="357"/>
-        <w:rPr>
-          <w:rFonts w:ascii="Arial" w:hAnsi="Arial" w:cs="Arial"/>
-          <w:b/>
-          <w:bCs/>
-          <w:noProof/>
-          <w:lang w:val="en-GB"/>
-        </w:rPr>
-      </w:pPr>
-      <w:r>
-        <w:rPr>
-          <w:rFonts w:ascii="Arial" w:hAnsi="Arial" w:cs="Arial"/>
-          <w:b/>
-          <w:bCs/>
-          <w:noProof/>
-          <w:lang w:val="en-GB"/>
-        </w:rPr>
-        <w:t>Main Responsibilities</w:t>
-      </w:r>
-    </w:p>
-    <w:p>
-      <w:pPr>
-        <w:pStyle w:val="NormalWeb"/>
-        <w:shd w:val="clear" w:color="auto" w:fill="FFFFFF"/>
-        <w:spacing w:after="0" w:afterAutospacing="0"/>
-        <w:rPr>
-          <w:rFonts w:ascii="Arial" w:hAnsi="Arial" w:cs="Arial"/>
-          <w:b/>
-          <w:bCs/>
-          <w:noProof/>
-          <w:sz w:val="22"/>
-          <w:szCs w:val="22"/>
-          <w:lang w:val="en-GB"/>
-        </w:rPr>
-      </w:pPr>
-    </w:p>
-    <w:p>
-      <w:pPr>
-        <w:pStyle w:val="NormalWeb"/>
-        <w:numPr>
-          <w:ilvl w:val="0"/>
-          <w:numId w:val="7"/>
-        </w:numPr>
-        <w:shd w:val="clear" w:color="auto" w:fill="FFFFFF"/>
-        <w:spacing w:after="200" w:afterAutospacing="0" w:line="276" w:lineRule="auto"/>
-        <w:ind w:left="714" w:hanging="357"/>
-        <w:contextualSpacing/>
-        <w:jc w:val="both"/>
-        <w:rPr>
-          <w:rFonts w:ascii="Arial" w:hAnsi="Arial" w:cs="Arial"/>
-          <w:bCs/>
-          <w:noProof/>
-          <w:sz w:val="22"/>
-          <w:szCs w:val="22"/>
-          <w:lang w:val="en-GB"/>
-        </w:rPr>
-      </w:pPr>
-      <w:r>
-        <w:rPr>
-          <w:rFonts w:ascii="Arial" w:hAnsi="Arial" w:cs="Arial"/>
-          <w:bCs/>
-          <w:noProof/>
-          <w:sz w:val="22"/>
-          <w:szCs w:val="22"/>
-          <w:lang w:val="en-GB"/>
-        </w:rPr>
-        <w:t xml:space="preserve">Responsible for the delivery of </w:t>
-      </w:r>
-      <w:r>
-        <w:rPr>
-          <w:rFonts w:ascii="Arial" w:hAnsi="Arial" w:cs="Arial"/>
-          <w:bCs/>
-          <w:noProof/>
-          <w:sz w:val="22"/>
-          <w:szCs w:val="22"/>
-          <w:lang w:val="en-GB"/>
-        </w:rPr>
-        <w:t>high-quality</w:t>
-      </w:r>
-      <w:r>
-        <w:rPr>
-          <w:rFonts w:ascii="Arial" w:hAnsi="Arial" w:cs="Arial"/>
-          <w:bCs/>
-          <w:noProof/>
-          <w:sz w:val="22"/>
-          <w:szCs w:val="22"/>
-          <w:lang w:val="en-GB"/>
-        </w:rPr>
-        <w:t xml:space="preserve"> software to Ericsson’s RNC platform, communicating within a team in an agile environment, to deliver software releases on time.</w:t>
-      </w:r>
-    </w:p>
-    <w:p>
-      <w:pPr>
-        <w:pStyle w:val="NormalWeb"/>
-        <w:numPr>
-          <w:ilvl w:val="0"/>
-          <w:numId w:val="7"/>
-        </w:numPr>
-        <w:shd w:val="clear" w:color="auto" w:fill="FFFFFF"/>
-        <w:spacing w:after="200" w:afterAutospacing="0" w:line="276" w:lineRule="auto"/>
-        <w:ind w:left="714" w:hanging="357"/>
-        <w:contextualSpacing/>
-        <w:jc w:val="both"/>
-        <w:rPr>
-          <w:rFonts w:ascii="Arial" w:hAnsi="Arial" w:cs="Arial"/>
-          <w:bCs/>
-          <w:noProof/>
-          <w:sz w:val="22"/>
-          <w:szCs w:val="22"/>
-          <w:lang w:val="en-GB"/>
-        </w:rPr>
-      </w:pPr>
-      <w:r>
-        <w:rPr>
-          <w:rFonts w:ascii="Arial" w:hAnsi="Arial" w:cs="Arial"/>
-          <w:bCs/>
-          <w:noProof/>
-          <w:sz w:val="22"/>
-          <w:szCs w:val="22"/>
-          <w:lang w:val="en-GB"/>
-        </w:rPr>
-        <w:t xml:space="preserve">Executing test suites on software deliverables and upgrading / adding test suites if </w:t>
-      </w:r>
-      <w:r>
-        <w:rPr>
-          <w:rFonts w:ascii="Arial" w:hAnsi="Arial" w:cs="Arial"/>
-          <w:bCs/>
-          <w:noProof/>
-          <w:sz w:val="22"/>
-          <w:szCs w:val="22"/>
-          <w:lang w:val="en-GB"/>
-        </w:rPr>
-        <w:t>necessary,</w:t>
-      </w:r>
-      <w:r>
-        <w:rPr>
-          <w:rFonts w:ascii="Arial" w:hAnsi="Arial" w:cs="Arial"/>
-          <w:bCs/>
-          <w:noProof/>
-          <w:sz w:val="22"/>
-          <w:szCs w:val="22"/>
-          <w:lang w:val="en-GB"/>
-        </w:rPr>
-        <w:t xml:space="preserve"> followed by documenting work undertaken and the impact of the changes.</w:t>
+          <w:lang w:val="en-IE"/>
+        </w:rPr>
+        <w:t>Utilized VS Code IDE for development and deployed software via Docker or by connecting to internal and external servers (e.g., AWS) through PuTTY.</w:t>
       </w:r>
     </w:p>
     <w:p>
@@ -2835,27 +815,27 @@
         <w:autoSpaceDN w:val="0"/>
         <w:adjustRightInd w:val="0"/>
         <w:spacing w:after="200" w:afterAutospacing="0" w:line="276" w:lineRule="auto"/>
-        <w:ind w:left="714" w:hanging="357"/>
         <w:contextualSpacing/>
         <w:jc w:val="both"/>
         <w:rPr>
           <w:rFonts w:ascii="Arial" w:hAnsi="Arial" w:cs="Arial"/>
           <w:noProof/>
-          <w:sz w:val="20"/>
-          <w:szCs w:val="20"/>
-          <w:lang w:val="en-GB"/>
-        </w:rPr>
-      </w:pPr>
-      <w:r>
-        <w:rPr>
-          <w:rFonts w:ascii="Arial" w:hAnsi="Arial" w:cs="Arial"/>
-          <w:bCs/>
-          <w:noProof/>
+          <w:color w:val="000000"/>
           <w:sz w:val="22"/>
           <w:szCs w:val="22"/>
-          <w:lang w:val="en-GB"/>
-        </w:rPr>
-        <w:t>Duties included collaborating within a team, gathering requirements, implementation, testing, documenting and the delivery of software at set intervals.</w:t>
+          <w:lang w:val="en-IE"/>
+        </w:rPr>
+      </w:pPr>
+      <w:r>
+        <w:rPr>
+          <w:rFonts w:ascii="Arial" w:hAnsi="Arial" w:cs="Arial"/>
+          <w:noProof/>
+          <w:color w:val="000000"/>
+          <w:sz w:val="22"/>
+          <w:szCs w:val="22"/>
+          <w:lang w:val="en-IE"/>
+        </w:rPr>
+        <w:t>Collaborated with remote teams based in Dublin, Belgrade, and Lisbon, showcasing excellent communication skills and meeting tight deadlines.</w:t>
       </w:r>
     </w:p>
     <w:p>
@@ -2872,10 +852,10 @@
         <w:contextualSpacing/>
         <w:jc w:val="both"/>
         <w:rPr>
-          <w:rFonts w:ascii="Arial" w:hAnsi="Arial" w:cs="Arial"/>
-          <w:noProof/>
-          <w:sz w:val="20"/>
-          <w:szCs w:val="20"/>
+          <w:rFonts w:cs="Arial"/>
+          <w:noProof/>
+          <w:color w:val="000000"/>
+          <w:szCs w:val="22"/>
           <w:lang w:val="en-GB"/>
         </w:rPr>
       </w:pPr>
@@ -2902,29 +882,7 @@
           <w:u w:val="single" w:color="1F4E79" w:themeColor="accent1" w:themeShade="80"/>
           <w:lang w:val="en-GB"/>
         </w:rPr>
-        <w:t>Ericsson Ireland</w:t>
-      </w:r>
-      <w:r>
-        <w:rPr>
-          <w:rFonts w:cs="Arial"/>
-          <w:b/>
-          <w:noProof/>
-          <w:sz w:val="24"/>
-          <w:u w:val="single" w:color="1F4E79" w:themeColor="accent1" w:themeShade="80"/>
-          <w:lang w:val="en-GB"/>
-        </w:rPr>
-        <w:t xml:space="preserve">:  </w:t>
-      </w:r>
-      <w:r>
-        <w:rPr>
-          <w:rFonts w:cs="Arial"/>
-          <w:b/>
-          <w:noProof/>
-          <w:sz w:val="24"/>
-          <w:u w:val="single" w:color="1F4E79" w:themeColor="accent1" w:themeShade="80"/>
-          <w:lang w:val="en-GB"/>
-        </w:rPr>
-        <w:t>Athlone, Co Westmeath</w:t>
+        <w:t>Equisoft:  Newbridge, Co Kildare</w:t>
       </w:r>
     </w:p>
     <w:p>
@@ -2943,24 +901,30 @@
     </w:p>
     <w:p>
       <w:pPr>
+        <w:tabs>
+          <w:tab w:val="right" w:pos="567"/>
+          <w:tab w:val="right" w:pos="3402"/>
+        </w:tabs>
         <w:autoSpaceDE w:val="0"/>
         <w:autoSpaceDN w:val="0"/>
         <w:adjustRightInd w:val="0"/>
-        <w:rPr>
-          <w:rFonts w:cs="Arial"/>
-          <w:noProof/>
-          <w:sz w:val="24"/>
-          <w:lang w:val="en-GB"/>
-        </w:rPr>
-      </w:pPr>
-      <w:r>
-        <w:rPr>
-          <w:rFonts w:cs="Arial"/>
-          <w:b/>
-          <w:noProof/>
-          <w:sz w:val="24"/>
-          <w:lang w:val="en-GB"/>
-        </w:rPr>
+        <w:jc w:val="both"/>
+        <w:rPr>
+          <w:rFonts w:cs="Arial"/>
+          <w:noProof/>
+          <w:sz w:val="24"/>
+          <w:lang w:val="en-GB"/>
+        </w:rPr>
+      </w:pPr>
+      <w:r>
+        <w:rPr>
+          <w:rFonts w:cs="Arial"/>
+          <w:b/>
+          <w:noProof/>
+          <w:sz w:val="24"/>
+          <w:lang w:val="en-GB"/>
+        </w:rPr>
+        <w:tab/>
         <w:t xml:space="preserve">   </w:t>
       </w:r>
       <w:r>
@@ -2971,33 +935,14 @@
           <w:sz w:val="24"/>
           <w:lang w:val="en-GB"/>
         </w:rPr>
-        <w:t>Positio</w:t>
-      </w:r>
-      <w:r>
-        <w:rPr>
-          <w:rFonts w:cs="Arial"/>
-          <w:b/>
-          <w:noProof/>
-          <w:sz w:val="24"/>
-          <w:lang w:val="en-GB"/>
-        </w:rPr>
-        <w:t>n</w:t>
-      </w:r>
-      <w:r>
-        <w:rPr>
-          <w:rFonts w:cs="Arial"/>
-          <w:b/>
-          <w:noProof/>
-          <w:sz w:val="24"/>
-          <w:lang w:val="en-GB"/>
-        </w:rPr>
-        <w:t>: Software Engineer Intern</w:t>
-      </w:r>
-      <w:r>
-        <w:rPr>
-          <w:rFonts w:cs="Arial"/>
-          <w:noProof/>
-          <w:szCs w:val="22"/>
+        <w:t>Position: Software Developer</w:t>
+      </w:r>
+      <w:r>
+        <w:rPr>
+          <w:rFonts w:cs="Arial"/>
+          <w:b/>
+          <w:noProof/>
+          <w:sz w:val="24"/>
           <w:lang w:val="en-GB"/>
         </w:rPr>
         <w:tab/>
@@ -3005,8 +950,19 @@
       <w:r>
         <w:rPr>
           <w:rFonts w:cs="Arial"/>
-          <w:noProof/>
-          <w:szCs w:val="22"/>
+          <w:b/>
+          <w:noProof/>
+          <w:sz w:val="24"/>
+          <w:lang w:val="en-GB"/>
+        </w:rPr>
+        <w:t xml:space="preserve">   </w:t>
+      </w:r>
+      <w:r>
+        <w:rPr>
+          <w:rFonts w:cs="Arial"/>
+          <w:b/>
+          <w:noProof/>
+          <w:sz w:val="24"/>
           <w:lang w:val="en-GB"/>
         </w:rPr>
         <w:tab/>
@@ -3014,22 +970,84 @@
       <w:r>
         <w:rPr>
           <w:rFonts w:cs="Arial"/>
-          <w:noProof/>
-          <w:szCs w:val="22"/>
+          <w:b/>
+          <w:noProof/>
+          <w:sz w:val="24"/>
           <w:lang w:val="en-GB"/>
         </w:rPr>
         <w:tab/>
-        <w:t xml:space="preserve">       </w:t>
-      </w:r>
-      <w:r>
-        <w:rPr>
-          <w:rFonts w:cs="Arial"/>
-          <w:b/>
-          <w:noProof/>
-          <w:sz w:val="24"/>
-          <w:lang w:val="en-GB"/>
-        </w:rPr>
-        <w:t>February 2016 – August 2016</w:t>
+      </w:r>
+      <w:r>
+        <w:rPr>
+          <w:rFonts w:cs="Arial"/>
+          <w:b/>
+          <w:noProof/>
+          <w:sz w:val="24"/>
+          <w:lang w:val="en-GB"/>
+        </w:rPr>
+        <w:tab/>
+        <w:t xml:space="preserve">      </w:t>
+      </w:r>
+      <w:r>
+        <w:rPr>
+          <w:rFonts w:cs="Arial"/>
+          <w:b/>
+          <w:noProof/>
+          <w:sz w:val="24"/>
+          <w:lang w:val="en-GB"/>
+        </w:rPr>
+        <w:t xml:space="preserve">   </w:t>
+      </w:r>
+      <w:r>
+        <w:rPr>
+          <w:rFonts w:cs="Arial"/>
+          <w:b/>
+          <w:noProof/>
+          <w:sz w:val="24"/>
+          <w:lang w:val="en-GB"/>
+        </w:rPr>
+        <w:tab/>
+        <w:t xml:space="preserve">    </w:t>
+      </w:r>
+      <w:r>
+        <w:rPr>
+          <w:rFonts w:cs="Arial"/>
+          <w:b/>
+          <w:noProof/>
+          <w:sz w:val="24"/>
+          <w:lang w:val="en-GB"/>
+        </w:rPr>
+        <w:t xml:space="preserve">January 2020 </w:t>
+      </w:r>
+      <w:r>
+        <w:rPr>
+          <w:rFonts w:cs="Arial"/>
+          <w:b/>
+          <w:noProof/>
+          <w:sz w:val="24"/>
+          <w:lang w:val="en-GB"/>
+        </w:rPr>
+        <w:t>–</w:t>
+      </w:r>
+      <w:r>
+        <w:rPr>
+          <w:rFonts w:cs="Arial"/>
+          <w:b/>
+          <w:noProof/>
+          <w:sz w:val="24"/>
+          <w:lang w:val="en-GB"/>
+        </w:rPr>
+        <w:t xml:space="preserve"> </w:t>
+      </w:r>
+      <w:r>
+        <w:rPr>
+          <w:rFonts w:cs="Arial"/>
+          <w:b/>
+          <w:noProof/>
+          <w:sz w:val="24"/>
+          <w:lang w:val="en-GB"/>
+        </w:rPr>
+        <w:t>May 2020</w:t>
       </w:r>
     </w:p>
     <w:p>
@@ -3076,132 +1094,848 @@
     <w:p>
       <w:pPr>
         <w:pStyle w:val="NormalWeb"/>
+        <w:widowControl w:val="0"/>
         <w:numPr>
           <w:ilvl w:val="0"/>
           <w:numId w:val="7"/>
         </w:numPr>
         <w:shd w:val="clear" w:color="auto" w:fill="FFFFFF"/>
-        <w:spacing w:after="0" w:afterAutospacing="0" w:line="276" w:lineRule="auto"/>
-        <w:ind w:left="714" w:hanging="357"/>
-        <w:jc w:val="both"/>
-        <w:rPr>
-          <w:rFonts w:ascii="Arial" w:hAnsi="Arial" w:cs="Arial"/>
-          <w:bCs/>
-          <w:noProof/>
+        <w:overflowPunct w:val="0"/>
+        <w:autoSpaceDE w:val="0"/>
+        <w:autoSpaceDN w:val="0"/>
+        <w:adjustRightInd w:val="0"/>
+        <w:spacing w:after="200" w:line="276" w:lineRule="auto"/>
+        <w:contextualSpacing/>
+        <w:rPr>
+          <w:rFonts w:ascii="Arial" w:hAnsi="Arial" w:cs="Arial"/>
+          <w:noProof/>
+          <w:color w:val="000000"/>
           <w:sz w:val="22"/>
           <w:szCs w:val="22"/>
-          <w:lang w:val="en-GB"/>
-        </w:rPr>
-      </w:pPr>
-      <w:r>
-        <w:rPr>
-          <w:rFonts w:ascii="Arial" w:hAnsi="Arial" w:cs="Arial"/>
-          <w:bCs/>
-          <w:noProof/>
+          <w:lang w:val="en-IE"/>
+        </w:rPr>
+      </w:pPr>
+      <w:r>
+        <w:rPr>
+          <w:rFonts w:ascii="Arial" w:hAnsi="Arial" w:cs="Arial"/>
+          <w:noProof/>
+          <w:color w:val="000000"/>
           <w:sz w:val="22"/>
           <w:szCs w:val="22"/>
-          <w:lang w:val="en-GB"/>
-        </w:rPr>
-        <w:t>D</w:t>
-      </w:r>
-      <w:r>
-        <w:rPr>
-          <w:rFonts w:ascii="Arial" w:hAnsi="Arial" w:cs="Arial"/>
-          <w:bCs/>
-          <w:noProof/>
-          <w:sz w:val="22"/>
-          <w:szCs w:val="22"/>
-          <w:lang w:val="en-GB"/>
-        </w:rPr>
-        <w:t>evelopment of the BOAT tool, which is a Java, Swing and SQL based tool used by customer support to track customer service requests.</w:t>
+          <w:lang w:val="en-IE"/>
+        </w:rPr>
+        <w:t>Developed high-quality code for the Timesheets and Horse Management System.</w:t>
       </w:r>
     </w:p>
     <w:p>
       <w:pPr>
         <w:pStyle w:val="NormalWeb"/>
+        <w:widowControl w:val="0"/>
         <w:numPr>
           <w:ilvl w:val="0"/>
           <w:numId w:val="7"/>
         </w:numPr>
         <w:shd w:val="clear" w:color="auto" w:fill="FFFFFF"/>
-        <w:spacing w:after="0" w:afterAutospacing="0" w:line="276" w:lineRule="auto"/>
-        <w:ind w:left="714" w:hanging="357"/>
+        <w:overflowPunct w:val="0"/>
+        <w:autoSpaceDE w:val="0"/>
+        <w:autoSpaceDN w:val="0"/>
+        <w:adjustRightInd w:val="0"/>
+        <w:spacing w:after="200" w:line="276" w:lineRule="auto"/>
+        <w:contextualSpacing/>
+        <w:rPr>
+          <w:rFonts w:ascii="Arial" w:hAnsi="Arial" w:cs="Arial"/>
+          <w:noProof/>
+          <w:color w:val="000000"/>
+          <w:sz w:val="22"/>
+          <w:szCs w:val="22"/>
+          <w:lang w:val="en-IE"/>
+        </w:rPr>
+      </w:pPr>
+      <w:r>
+        <w:rPr>
+          <w:rFonts w:ascii="Arial" w:hAnsi="Arial" w:cs="Arial"/>
+          <w:noProof/>
+          <w:color w:val="000000"/>
+          <w:sz w:val="22"/>
+          <w:szCs w:val="22"/>
+          <w:lang w:val="en-IE"/>
+        </w:rPr>
+        <w:t>Worked within an agile environment to deliver software releases on time.</w:t>
+      </w:r>
+    </w:p>
+    <w:p>
+      <w:pPr>
+        <w:pStyle w:val="NormalWeb"/>
+        <w:widowControl w:val="0"/>
+        <w:numPr>
+          <w:ilvl w:val="0"/>
+          <w:numId w:val="7"/>
+        </w:numPr>
+        <w:shd w:val="clear" w:color="auto" w:fill="FFFFFF"/>
+        <w:overflowPunct w:val="0"/>
+        <w:autoSpaceDE w:val="0"/>
+        <w:autoSpaceDN w:val="0"/>
+        <w:adjustRightInd w:val="0"/>
+        <w:spacing w:after="200" w:line="276" w:lineRule="auto"/>
+        <w:contextualSpacing/>
+        <w:rPr>
+          <w:rFonts w:ascii="Arial" w:hAnsi="Arial" w:cs="Arial"/>
+          <w:noProof/>
+          <w:color w:val="000000"/>
+          <w:sz w:val="22"/>
+          <w:szCs w:val="22"/>
+          <w:lang w:val="en-IE"/>
+        </w:rPr>
+      </w:pPr>
+      <w:r>
+        <w:rPr>
+          <w:rFonts w:ascii="Arial" w:hAnsi="Arial" w:cs="Arial"/>
+          <w:noProof/>
+          <w:color w:val="000000"/>
+          <w:sz w:val="22"/>
+          <w:szCs w:val="22"/>
+          <w:lang w:val="en-IE"/>
+        </w:rPr>
+        <w:t>Utilized PowerBuilder IDE, Microsoft SQL Server, and SourceSafe for version control.</w:t>
+      </w:r>
+    </w:p>
+    <w:p>
+      <w:pPr>
+        <w:spacing w:after="160" w:line="259" w:lineRule="auto"/>
+        <w:rPr>
+          <w:rFonts w:cs="Arial"/>
+          <w:bCs/>
+          <w:noProof/>
+          <w:sz w:val="20"/>
+          <w:szCs w:val="20"/>
+          <w:lang w:val="en-GB"/>
+        </w:rPr>
+      </w:pPr>
+      <w:r>
+        <w:rPr>
+          <w:rFonts w:cs="Arial"/>
+          <w:bCs/>
+          <w:noProof/>
+          <w:sz w:val="20"/>
+          <w:szCs w:val="20"/>
+          <w:lang w:val="en-GB"/>
+        </w:rPr>
+        <w:br w:type="page"/>
+      </w:r>
+    </w:p>
+    <w:p>
+      <w:pPr>
+        <w:pStyle w:val="NormalWeb"/>
+        <w:shd w:val="clear" w:color="auto" w:fill="FFFFFF"/>
+        <w:spacing w:after="200" w:afterAutospacing="0" w:line="276" w:lineRule="auto"/>
+        <w:ind w:left="714"/>
+        <w:contextualSpacing/>
         <w:jc w:val="both"/>
         <w:rPr>
           <w:rFonts w:ascii="Arial" w:hAnsi="Arial" w:cs="Arial"/>
           <w:bCs/>
           <w:noProof/>
+          <w:sz w:val="20"/>
+          <w:szCs w:val="20"/>
+          <w:lang w:val="en-GB"/>
+        </w:rPr>
+      </w:pPr>
+    </w:p>
+    <w:p>
+      <w:pPr>
+        <w:autoSpaceDE w:val="0"/>
+        <w:autoSpaceDN w:val="0"/>
+        <w:adjustRightInd w:val="0"/>
+        <w:rPr>
+          <w:rFonts w:cs="Arial"/>
+          <w:noProof/>
+          <w:sz w:val="24"/>
+          <w:u w:val="single" w:color="1F4E79" w:themeColor="accent1" w:themeShade="80"/>
+          <w:lang w:val="en-GB"/>
+        </w:rPr>
+      </w:pPr>
+      <w:r>
+        <w:rPr>
+          <w:rFonts w:cs="Arial"/>
+          <w:b/>
+          <w:noProof/>
+          <w:sz w:val="24"/>
+          <w:u w:val="single" w:color="1F4E79" w:themeColor="accent1" w:themeShade="80"/>
+          <w:lang w:val="en-GB"/>
+        </w:rPr>
+        <w:t>Aspire Technology:  Sandyford, Dublin 18</w:t>
+      </w:r>
+    </w:p>
+    <w:p>
+      <w:pPr>
+        <w:autoSpaceDE w:val="0"/>
+        <w:autoSpaceDN w:val="0"/>
+        <w:adjustRightInd w:val="0"/>
+        <w:rPr>
+          <w:rFonts w:cs="Arial"/>
+          <w:noProof/>
+          <w:sz w:val="20"/>
+          <w:szCs w:val="20"/>
+          <w:lang w:val="en-GB"/>
+        </w:rPr>
+      </w:pPr>
+    </w:p>
+    <w:p>
+      <w:pPr>
+        <w:tabs>
+          <w:tab w:val="right" w:pos="567"/>
+          <w:tab w:val="right" w:pos="3402"/>
+        </w:tabs>
+        <w:autoSpaceDE w:val="0"/>
+        <w:autoSpaceDN w:val="0"/>
+        <w:adjustRightInd w:val="0"/>
+        <w:rPr>
+          <w:rFonts w:cs="Arial"/>
+          <w:noProof/>
+          <w:sz w:val="24"/>
+          <w:lang w:val="en-GB"/>
+        </w:rPr>
+      </w:pPr>
+      <w:r>
+        <w:rPr>
+          <w:rFonts w:cs="Arial"/>
+          <w:b/>
+          <w:noProof/>
+          <w:sz w:val="24"/>
+          <w:lang w:val="en-GB"/>
+        </w:rPr>
+        <w:t xml:space="preserve">   </w:t>
+      </w:r>
+      <w:r>
+        <w:rPr>
+          <w:rFonts w:cs="Arial"/>
+          <w:b/>
+          <w:noProof/>
+          <w:sz w:val="24"/>
+          <w:lang w:val="en-GB"/>
+        </w:rPr>
+        <w:t>Position: Frontend Developer</w:t>
+      </w:r>
+      <w:r>
+        <w:rPr>
+          <w:rFonts w:cs="Arial"/>
+          <w:b/>
+          <w:noProof/>
+          <w:sz w:val="24"/>
+          <w:lang w:val="en-GB"/>
+        </w:rPr>
+        <w:tab/>
+      </w:r>
+      <w:r>
+        <w:rPr>
+          <w:rFonts w:cs="Arial"/>
+          <w:b/>
+          <w:noProof/>
+          <w:sz w:val="24"/>
+          <w:lang w:val="en-GB"/>
+        </w:rPr>
+        <w:tab/>
+      </w:r>
+      <w:r>
+        <w:rPr>
+          <w:rFonts w:cs="Arial"/>
+          <w:b/>
+          <w:noProof/>
+          <w:sz w:val="24"/>
+          <w:lang w:val="en-GB"/>
+        </w:rPr>
+        <w:tab/>
+      </w:r>
+      <w:r>
+        <w:rPr>
+          <w:rFonts w:cs="Arial"/>
+          <w:b/>
+          <w:noProof/>
+          <w:sz w:val="24"/>
+          <w:lang w:val="en-GB"/>
+        </w:rPr>
+        <w:tab/>
+        <w:t>February 2019 – September 2019</w:t>
+      </w:r>
+    </w:p>
+    <w:p>
+      <w:pPr>
+        <w:pStyle w:val="NormalWeb"/>
+        <w:shd w:val="clear" w:color="auto" w:fill="FFFFFF"/>
+        <w:spacing w:after="0" w:afterAutospacing="0"/>
+        <w:ind w:firstLine="357"/>
+        <w:rPr>
+          <w:rFonts w:ascii="Arial" w:hAnsi="Arial" w:cs="Arial"/>
+          <w:b/>
+          <w:bCs/>
+          <w:noProof/>
+          <w:lang w:val="en-GB"/>
+        </w:rPr>
+      </w:pPr>
+      <w:r>
+        <w:rPr>
+          <w:rFonts w:ascii="Arial" w:hAnsi="Arial" w:cs="Arial"/>
+          <w:b/>
+          <w:bCs/>
+          <w:noProof/>
+          <w:lang w:val="en-GB"/>
+        </w:rPr>
+        <w:t>Main Responsibilities</w:t>
+      </w:r>
+    </w:p>
+    <w:p>
+      <w:pPr>
+        <w:pStyle w:val="NormalWeb"/>
+        <w:widowControl w:val="0"/>
+        <w:shd w:val="clear" w:color="auto" w:fill="FFFFFF"/>
+        <w:overflowPunct w:val="0"/>
+        <w:autoSpaceDE w:val="0"/>
+        <w:autoSpaceDN w:val="0"/>
+        <w:adjustRightInd w:val="0"/>
+        <w:spacing w:after="200" w:afterAutospacing="0" w:line="276" w:lineRule="auto"/>
+        <w:contextualSpacing/>
+        <w:rPr>
+          <w:rFonts w:ascii="Arial" w:hAnsi="Arial" w:cs="Arial"/>
+          <w:b/>
+          <w:noProof/>
+          <w:color w:val="000000"/>
           <w:sz w:val="22"/>
           <w:szCs w:val="22"/>
           <w:lang w:val="en-GB"/>
         </w:rPr>
       </w:pPr>
-      <w:r>
-        <w:rPr>
-          <w:rFonts w:ascii="Arial" w:hAnsi="Arial" w:cs="Arial"/>
+    </w:p>
+    <w:p>
+      <w:pPr>
+        <w:pStyle w:val="NormalWeb"/>
+        <w:widowControl w:val="0"/>
+        <w:numPr>
+          <w:ilvl w:val="0"/>
+          <w:numId w:val="5"/>
+        </w:numPr>
+        <w:shd w:val="clear" w:color="auto" w:fill="FFFFFF"/>
+        <w:overflowPunct w:val="0"/>
+        <w:autoSpaceDE w:val="0"/>
+        <w:autoSpaceDN w:val="0"/>
+        <w:adjustRightInd w:val="0"/>
+        <w:spacing w:after="200" w:line="276" w:lineRule="auto"/>
+        <w:contextualSpacing/>
+        <w:jc w:val="both"/>
+        <w:rPr>
+          <w:rFonts w:cs="Arial"/>
+          <w:noProof/>
+          <w:color w:val="000000"/>
+          <w:szCs w:val="22"/>
+          <w:lang w:val="en-GB"/>
+        </w:rPr>
+      </w:pPr>
+      <w:r>
+        <w:rPr>
+          <w:rFonts w:cs="Arial"/>
+          <w:noProof/>
+          <w:color w:val="000000"/>
+          <w:szCs w:val="22"/>
+          <w:lang w:val="en-GB"/>
+        </w:rPr>
+        <w:t>Delivered interactive dashboards, including Voice and Data Quality Visualizations and Site Alarm Trends.</w:t>
+      </w:r>
+    </w:p>
+    <w:p>
+      <w:pPr>
+        <w:pStyle w:val="NormalWeb"/>
+        <w:widowControl w:val="0"/>
+        <w:numPr>
+          <w:ilvl w:val="0"/>
+          <w:numId w:val="5"/>
+        </w:numPr>
+        <w:shd w:val="clear" w:color="auto" w:fill="FFFFFF"/>
+        <w:overflowPunct w:val="0"/>
+        <w:autoSpaceDE w:val="0"/>
+        <w:autoSpaceDN w:val="0"/>
+        <w:adjustRightInd w:val="0"/>
+        <w:spacing w:after="200" w:line="276" w:lineRule="auto"/>
+        <w:contextualSpacing/>
+        <w:jc w:val="both"/>
+        <w:rPr>
+          <w:rFonts w:cs="Arial"/>
+          <w:noProof/>
+          <w:color w:val="000000"/>
+          <w:szCs w:val="22"/>
+          <w:lang w:val="en-GB"/>
+        </w:rPr>
+      </w:pPr>
+      <w:r>
+        <w:rPr>
+          <w:rFonts w:cs="Arial"/>
+          <w:noProof/>
+          <w:color w:val="000000"/>
+          <w:szCs w:val="22"/>
+          <w:lang w:val="en-GB"/>
+        </w:rPr>
+        <w:t>Developed tools using HTML5, CSS3, jQuery, JavaScript, Bootstrap, and Perl in agile methodology.</w:t>
+      </w:r>
+    </w:p>
+    <w:p>
+      <w:pPr>
+        <w:pStyle w:val="NormalWeb"/>
+        <w:widowControl w:val="0"/>
+        <w:numPr>
+          <w:ilvl w:val="0"/>
+          <w:numId w:val="5"/>
+        </w:numPr>
+        <w:shd w:val="clear" w:color="auto" w:fill="FFFFFF"/>
+        <w:overflowPunct w:val="0"/>
+        <w:autoSpaceDE w:val="0"/>
+        <w:autoSpaceDN w:val="0"/>
+        <w:adjustRightInd w:val="0"/>
+        <w:spacing w:after="200" w:line="276" w:lineRule="auto"/>
+        <w:contextualSpacing/>
+        <w:jc w:val="both"/>
+        <w:rPr>
+          <w:rFonts w:cs="Arial"/>
+          <w:noProof/>
+          <w:color w:val="000000"/>
+          <w:szCs w:val="22"/>
+          <w:lang w:val="en-GB"/>
+        </w:rPr>
+      </w:pPr>
+      <w:r>
+        <w:rPr>
+          <w:rFonts w:cs="Arial"/>
+          <w:noProof/>
+          <w:color w:val="000000"/>
+          <w:szCs w:val="22"/>
+          <w:lang w:val="en-GB"/>
+        </w:rPr>
+        <w:t>Deployed software via Docker and internal/external servers (AWS) using PuTTY.</w:t>
+      </w:r>
+    </w:p>
+    <w:p>
+      <w:pPr>
+        <w:pStyle w:val="NormalWeb"/>
+        <w:widowControl w:val="0"/>
+        <w:numPr>
+          <w:ilvl w:val="0"/>
+          <w:numId w:val="5"/>
+        </w:numPr>
+        <w:shd w:val="clear" w:color="auto" w:fill="FFFFFF"/>
+        <w:overflowPunct w:val="0"/>
+        <w:autoSpaceDE w:val="0"/>
+        <w:autoSpaceDN w:val="0"/>
+        <w:adjustRightInd w:val="0"/>
+        <w:spacing w:after="200" w:line="276" w:lineRule="auto"/>
+        <w:contextualSpacing/>
+        <w:jc w:val="both"/>
+        <w:rPr>
+          <w:rFonts w:cs="Arial"/>
+          <w:noProof/>
+          <w:color w:val="000000"/>
+          <w:szCs w:val="22"/>
+          <w:lang w:val="en-GB"/>
+        </w:rPr>
+      </w:pPr>
+      <w:r>
+        <w:rPr>
+          <w:rFonts w:cs="Arial"/>
+          <w:noProof/>
+          <w:color w:val="000000"/>
+          <w:szCs w:val="22"/>
+          <w:lang w:val="en-GB"/>
+        </w:rPr>
+        <w:t>Worked in a collaborative team environment, often meeting short deadlines.</w:t>
+      </w:r>
+    </w:p>
+    <w:p>
+      <w:pPr>
+        <w:autoSpaceDE w:val="0"/>
+        <w:autoSpaceDN w:val="0"/>
+        <w:adjustRightInd w:val="0"/>
+        <w:rPr>
+          <w:rFonts w:cs="Arial"/>
+          <w:noProof/>
+          <w:sz w:val="24"/>
+          <w:lang w:val="en-GB"/>
+        </w:rPr>
+      </w:pPr>
+      <w:r>
+        <w:rPr>
+          <w:rFonts w:cs="Arial"/>
+          <w:b/>
+          <w:noProof/>
+          <w:sz w:val="24"/>
+          <w:lang w:val="en-GB"/>
+        </w:rPr>
+        <w:t xml:space="preserve">   </w:t>
+      </w:r>
+      <w:r>
+        <w:rPr>
+          <w:rFonts w:cs="Arial"/>
+          <w:b/>
+          <w:noProof/>
+          <w:sz w:val="24"/>
+          <w:lang w:val="en-GB"/>
+        </w:rPr>
+        <w:t>Position: Software Engineer</w:t>
+      </w:r>
+      <w:r>
+        <w:rPr>
+          <w:rFonts w:cs="Arial"/>
+          <w:b/>
+          <w:noProof/>
+          <w:sz w:val="24"/>
+          <w:lang w:val="en-GB"/>
+        </w:rPr>
+        <w:tab/>
+      </w:r>
+      <w:r>
+        <w:rPr>
+          <w:rFonts w:cs="Arial"/>
+          <w:b/>
+          <w:noProof/>
+          <w:sz w:val="24"/>
+          <w:lang w:val="en-GB"/>
+        </w:rPr>
+        <w:tab/>
+      </w:r>
+      <w:r>
+        <w:rPr>
+          <w:rFonts w:cs="Arial"/>
+          <w:b/>
+          <w:noProof/>
+          <w:sz w:val="24"/>
+          <w:lang w:val="en-GB"/>
+        </w:rPr>
+        <w:tab/>
+      </w:r>
+      <w:r>
+        <w:rPr>
+          <w:rFonts w:cs="Arial"/>
+          <w:b/>
+          <w:noProof/>
+          <w:sz w:val="24"/>
+          <w:lang w:val="en-GB"/>
+        </w:rPr>
+        <w:tab/>
+        <w:t xml:space="preserve">        August 2017 – January 2019</w:t>
+      </w:r>
+    </w:p>
+    <w:p>
+      <w:pPr>
+        <w:pStyle w:val="NormalWeb"/>
+        <w:shd w:val="clear" w:color="auto" w:fill="FFFFFF"/>
+        <w:spacing w:after="0" w:afterAutospacing="0"/>
+        <w:ind w:firstLine="357"/>
+        <w:rPr>
+          <w:rFonts w:ascii="Arial" w:hAnsi="Arial" w:cs="Arial"/>
+          <w:b/>
           <w:bCs/>
           <w:noProof/>
+          <w:lang w:val="en-GB"/>
+        </w:rPr>
+      </w:pPr>
+      <w:r>
+        <w:rPr>
+          <w:rFonts w:ascii="Arial" w:hAnsi="Arial" w:cs="Arial"/>
+          <w:b/>
+          <w:bCs/>
+          <w:noProof/>
+          <w:lang w:val="en-GB"/>
+        </w:rPr>
+        <w:t>Main Responsibilities</w:t>
+      </w:r>
+    </w:p>
+    <w:p>
+      <w:pPr>
+        <w:pStyle w:val="NormalWeb"/>
+        <w:shd w:val="clear" w:color="auto" w:fill="FFFFFF"/>
+        <w:spacing w:after="0" w:afterAutospacing="0"/>
+        <w:rPr>
+          <w:rFonts w:ascii="Arial" w:hAnsi="Arial" w:cs="Arial"/>
+          <w:b/>
+          <w:bCs/>
+          <w:noProof/>
           <w:sz w:val="22"/>
           <w:szCs w:val="22"/>
           <w:lang w:val="en-GB"/>
         </w:rPr>
-        <w:t>Gathering</w:t>
-      </w:r>
-      <w:r>
-        <w:rPr>
-          <w:rFonts w:ascii="Arial" w:hAnsi="Arial" w:cs="Arial"/>
+      </w:pPr>
+    </w:p>
+    <w:p>
+      <w:pPr>
+        <w:pStyle w:val="NormalWeb"/>
+        <w:widowControl w:val="0"/>
+        <w:numPr>
+          <w:ilvl w:val="0"/>
+          <w:numId w:val="5"/>
+        </w:numPr>
+        <w:shd w:val="clear" w:color="auto" w:fill="FFFFFF"/>
+        <w:overflowPunct w:val="0"/>
+        <w:autoSpaceDE w:val="0"/>
+        <w:autoSpaceDN w:val="0"/>
+        <w:adjustRightInd w:val="0"/>
+        <w:spacing w:after="200" w:line="276" w:lineRule="auto"/>
+        <w:contextualSpacing/>
+        <w:jc w:val="both"/>
+        <w:rPr>
+          <w:rFonts w:ascii="Arial" w:hAnsi="Arial" w:cs="Arial"/>
+          <w:noProof/>
+          <w:sz w:val="22"/>
+          <w:szCs w:val="22"/>
+          <w:lang w:val="en-GB"/>
+        </w:rPr>
+      </w:pPr>
+      <w:r>
+        <w:rPr>
+          <w:rFonts w:ascii="Arial" w:hAnsi="Arial" w:cs="Arial"/>
+          <w:noProof/>
+          <w:sz w:val="22"/>
+          <w:szCs w:val="22"/>
+          <w:lang w:val="en-GB"/>
+        </w:rPr>
+        <w:t>Delivered software to Ericsson’s RNC platform, adhering to agile development cycles.</w:t>
+      </w:r>
+    </w:p>
+    <w:p>
+      <w:pPr>
+        <w:pStyle w:val="NormalWeb"/>
+        <w:widowControl w:val="0"/>
+        <w:numPr>
+          <w:ilvl w:val="0"/>
+          <w:numId w:val="5"/>
+        </w:numPr>
+        <w:shd w:val="clear" w:color="auto" w:fill="FFFFFF"/>
+        <w:overflowPunct w:val="0"/>
+        <w:autoSpaceDE w:val="0"/>
+        <w:autoSpaceDN w:val="0"/>
+        <w:adjustRightInd w:val="0"/>
+        <w:spacing w:after="200" w:line="276" w:lineRule="auto"/>
+        <w:contextualSpacing/>
+        <w:jc w:val="both"/>
+        <w:rPr>
+          <w:rFonts w:ascii="Arial" w:hAnsi="Arial" w:cs="Arial"/>
+          <w:noProof/>
+          <w:sz w:val="22"/>
+          <w:szCs w:val="22"/>
+          <w:lang w:val="en-GB"/>
+        </w:rPr>
+      </w:pPr>
+      <w:r>
+        <w:rPr>
+          <w:rFonts w:ascii="Arial" w:hAnsi="Arial" w:cs="Arial"/>
+          <w:noProof/>
+          <w:sz w:val="22"/>
+          <w:szCs w:val="22"/>
+          <w:lang w:val="en-GB"/>
+        </w:rPr>
+        <w:t>Executed and enhanced test suites for software deliverables, documenting work and impact of changes.</w:t>
+      </w:r>
+    </w:p>
+    <w:p>
+      <w:pPr>
+        <w:pStyle w:val="NormalWeb"/>
+        <w:widowControl w:val="0"/>
+        <w:numPr>
+          <w:ilvl w:val="0"/>
+          <w:numId w:val="5"/>
+        </w:numPr>
+        <w:shd w:val="clear" w:color="auto" w:fill="FFFFFF"/>
+        <w:overflowPunct w:val="0"/>
+        <w:autoSpaceDE w:val="0"/>
+        <w:autoSpaceDN w:val="0"/>
+        <w:adjustRightInd w:val="0"/>
+        <w:spacing w:after="200" w:line="276" w:lineRule="auto"/>
+        <w:contextualSpacing/>
+        <w:jc w:val="both"/>
+        <w:rPr>
+          <w:rFonts w:ascii="Arial" w:hAnsi="Arial" w:cs="Arial"/>
+          <w:noProof/>
+          <w:sz w:val="22"/>
+          <w:szCs w:val="22"/>
+          <w:lang w:val="en-GB"/>
+        </w:rPr>
+      </w:pPr>
+      <w:r>
+        <w:rPr>
+          <w:rFonts w:ascii="Arial" w:hAnsi="Arial" w:cs="Arial"/>
+          <w:noProof/>
+          <w:sz w:val="22"/>
+          <w:szCs w:val="22"/>
+          <w:lang w:val="en-GB"/>
+        </w:rPr>
+        <w:t>Collaborated within a team to gather requirements, implement, test, document, and deliver software at scheduled intervals.</w:t>
+      </w:r>
+    </w:p>
+    <w:p>
+      <w:pPr>
+        <w:pStyle w:val="NormalWeb"/>
+        <w:widowControl w:val="0"/>
+        <w:shd w:val="clear" w:color="auto" w:fill="FFFFFF"/>
+        <w:overflowPunct w:val="0"/>
+        <w:autoSpaceDE w:val="0"/>
+        <w:autoSpaceDN w:val="0"/>
+        <w:adjustRightInd w:val="0"/>
+        <w:spacing w:after="200" w:afterAutospacing="0" w:line="276" w:lineRule="auto"/>
+        <w:contextualSpacing/>
+        <w:jc w:val="both"/>
+        <w:rPr>
+          <w:rFonts w:ascii="Arial" w:hAnsi="Arial" w:cs="Arial"/>
+          <w:noProof/>
+          <w:sz w:val="20"/>
+          <w:szCs w:val="20"/>
+          <w:lang w:val="en-GB"/>
+        </w:rPr>
+      </w:pPr>
+    </w:p>
+    <w:p>
+      <w:pPr>
+        <w:autoSpaceDE w:val="0"/>
+        <w:autoSpaceDN w:val="0"/>
+        <w:adjustRightInd w:val="0"/>
+        <w:rPr>
+          <w:rFonts w:cs="Arial"/>
+          <w:noProof/>
+          <w:sz w:val="24"/>
+          <w:u w:val="single" w:color="1F4E79" w:themeColor="accent1" w:themeShade="80"/>
+          <w:lang w:val="en-GB"/>
+        </w:rPr>
+      </w:pPr>
+      <w:r>
+        <w:rPr>
+          <w:rFonts w:cs="Arial"/>
+          <w:b/>
+          <w:noProof/>
+          <w:sz w:val="24"/>
+          <w:u w:val="single" w:color="1F4E79" w:themeColor="accent1" w:themeShade="80"/>
+          <w:lang w:val="en-GB"/>
+        </w:rPr>
+        <w:t>Ericsson Ireland:  Athlone, Co Westmeath</w:t>
+      </w:r>
+    </w:p>
+    <w:p>
+      <w:pPr>
+        <w:autoSpaceDE w:val="0"/>
+        <w:autoSpaceDN w:val="0"/>
+        <w:adjustRightInd w:val="0"/>
+        <w:rPr>
+          <w:rFonts w:cs="Arial"/>
+          <w:noProof/>
+          <w:sz w:val="20"/>
+          <w:szCs w:val="20"/>
+          <w:lang w:val="en-GB"/>
+        </w:rPr>
+      </w:pPr>
+    </w:p>
+    <w:p>
+      <w:pPr>
+        <w:autoSpaceDE w:val="0"/>
+        <w:autoSpaceDN w:val="0"/>
+        <w:adjustRightInd w:val="0"/>
+        <w:rPr>
+          <w:rFonts w:cs="Arial"/>
+          <w:noProof/>
+          <w:sz w:val="24"/>
+          <w:lang w:val="en-GB"/>
+        </w:rPr>
+      </w:pPr>
+      <w:r>
+        <w:rPr>
+          <w:rFonts w:cs="Arial"/>
+          <w:b/>
+          <w:noProof/>
+          <w:sz w:val="24"/>
+          <w:lang w:val="en-GB"/>
+        </w:rPr>
+        <w:t xml:space="preserve">   </w:t>
+      </w:r>
+      <w:r>
+        <w:rPr>
+          <w:rFonts w:cs="Arial"/>
+          <w:b/>
+          <w:noProof/>
+          <w:sz w:val="24"/>
+          <w:lang w:val="en-GB"/>
+        </w:rPr>
+        <w:t>Position: Software Engineer Intern</w:t>
+      </w:r>
+      <w:r>
+        <w:rPr>
+          <w:rFonts w:cs="Arial"/>
+          <w:noProof/>
+          <w:szCs w:val="22"/>
+          <w:lang w:val="en-GB"/>
+        </w:rPr>
+        <w:tab/>
+      </w:r>
+      <w:r>
+        <w:rPr>
+          <w:rFonts w:cs="Arial"/>
+          <w:noProof/>
+          <w:szCs w:val="22"/>
+          <w:lang w:val="en-GB"/>
+        </w:rPr>
+        <w:tab/>
+      </w:r>
+      <w:r>
+        <w:rPr>
+          <w:rFonts w:cs="Arial"/>
+          <w:noProof/>
+          <w:szCs w:val="22"/>
+          <w:lang w:val="en-GB"/>
+        </w:rPr>
+        <w:tab/>
+        <w:t xml:space="preserve">       </w:t>
+      </w:r>
+      <w:r>
+        <w:rPr>
+          <w:rFonts w:cs="Arial"/>
+          <w:b/>
+          <w:noProof/>
+          <w:sz w:val="24"/>
+          <w:lang w:val="en-GB"/>
+        </w:rPr>
+        <w:t>February 2016 – August 2016</w:t>
+      </w:r>
+    </w:p>
+    <w:p>
+      <w:pPr>
+        <w:pStyle w:val="NormalWeb"/>
+        <w:shd w:val="clear" w:color="auto" w:fill="FFFFFF"/>
+        <w:spacing w:after="0" w:afterAutospacing="0"/>
+        <w:ind w:firstLine="357"/>
+        <w:rPr>
+          <w:rFonts w:ascii="Arial" w:hAnsi="Arial" w:cs="Arial"/>
+          <w:b/>
           <w:bCs/>
           <w:noProof/>
+          <w:lang w:val="en-GB"/>
+        </w:rPr>
+      </w:pPr>
+      <w:r>
+        <w:rPr>
+          <w:rFonts w:ascii="Arial" w:hAnsi="Arial" w:cs="Arial"/>
+          <w:b/>
+          <w:bCs/>
+          <w:noProof/>
+          <w:lang w:val="en-GB"/>
+        </w:rPr>
+        <w:t>Main Responsibilities</w:t>
+      </w:r>
+    </w:p>
+    <w:p>
+      <w:pPr>
+        <w:pStyle w:val="NormalWeb"/>
+        <w:shd w:val="clear" w:color="auto" w:fill="FFFFFF"/>
+        <w:spacing w:after="0" w:afterAutospacing="0"/>
+        <w:rPr>
+          <w:rFonts w:ascii="Arial" w:hAnsi="Arial" w:cs="Arial"/>
+          <w:b/>
+          <w:bCs/>
+          <w:noProof/>
           <w:sz w:val="22"/>
           <w:szCs w:val="22"/>
           <w:lang w:val="en-GB"/>
         </w:rPr>
-        <w:t xml:space="preserve"> requirements, co</w:t>
-      </w:r>
-      <w:r>
-        <w:rPr>
-          <w:rFonts w:ascii="Arial" w:hAnsi="Arial" w:cs="Arial"/>
-          <w:bCs/>
-          <w:noProof/>
-          <w:sz w:val="22"/>
-          <w:szCs w:val="22"/>
-          <w:lang w:val="en-GB"/>
-        </w:rPr>
-        <w:t xml:space="preserve">ding, testing, documenting and </w:t>
-      </w:r>
-      <w:r>
-        <w:rPr>
-          <w:rFonts w:ascii="Arial" w:hAnsi="Arial" w:cs="Arial"/>
-          <w:bCs/>
-          <w:noProof/>
-          <w:sz w:val="22"/>
-          <w:szCs w:val="22"/>
-          <w:lang w:val="en-GB"/>
-        </w:rPr>
-        <w:t>software</w:t>
-      </w:r>
-      <w:r>
-        <w:rPr>
-          <w:rFonts w:ascii="Arial" w:hAnsi="Arial" w:cs="Arial"/>
-          <w:bCs/>
-          <w:noProof/>
-          <w:sz w:val="22"/>
-          <w:szCs w:val="22"/>
-          <w:lang w:val="en-GB"/>
-        </w:rPr>
-        <w:t xml:space="preserve"> delivery</w:t>
-      </w:r>
-      <w:r>
-        <w:rPr>
-          <w:rFonts w:ascii="Arial" w:hAnsi="Arial" w:cs="Arial"/>
-          <w:bCs/>
-          <w:noProof/>
-          <w:sz w:val="22"/>
-          <w:szCs w:val="22"/>
-          <w:lang w:val="en-GB"/>
-        </w:rPr>
-        <w:t xml:space="preserve"> at set intervals.</w:t>
-      </w:r>
+      </w:pPr>
     </w:p>
     <w:p>
       <w:pPr>
@@ -3215,55 +1949,82 @@
         <w:autoSpaceDN w:val="0"/>
         <w:adjustRightInd w:val="0"/>
         <w:spacing w:line="276" w:lineRule="auto"/>
-        <w:ind w:left="714" w:hanging="357"/>
         <w:jc w:val="both"/>
         <w:rPr>
           <w:rFonts w:cs="Arial"/>
           <w:noProof/>
-          <w:sz w:val="20"/>
-          <w:szCs w:val="20"/>
-          <w:lang w:val="en-GB"/>
-        </w:rPr>
-      </w:pPr>
-      <w:r>
-        <w:rPr>
-          <w:rFonts w:cs="Arial"/>
-          <w:noProof/>
-          <w:color w:val="000000"/>
-          <w:szCs w:val="22"/>
-          <w:lang w:val="en-GB"/>
-        </w:rPr>
-        <w:t xml:space="preserve">Good communication skills were required working in a team environment, listening to and understanding </w:t>
-      </w:r>
-      <w:r>
-        <w:rPr>
-          <w:rFonts w:cs="Arial"/>
-          <w:noProof/>
-          <w:color w:val="000000"/>
-          <w:szCs w:val="22"/>
-          <w:lang w:val="en-GB"/>
-        </w:rPr>
-        <w:t xml:space="preserve">the </w:t>
-      </w:r>
-      <w:r>
-        <w:rPr>
-          <w:rFonts w:cs="Arial"/>
-          <w:noProof/>
-          <w:color w:val="000000"/>
-          <w:szCs w:val="22"/>
-          <w:lang w:val="en-GB"/>
-        </w:rPr>
-        <w:t>requirements needed by the customer support team. Often worked under pressure on challenging features to meet demanding deadlines</w:t>
-      </w:r>
-      <w:r>
-        <w:rPr>
-          <w:rFonts w:cs="Arial"/>
-          <w:noProof/>
-          <w:color w:val="000000"/>
-          <w:szCs w:val="22"/>
-          <w:lang w:val="en-GB"/>
-        </w:rPr>
-        <w:t>.</w:t>
+          <w:szCs w:val="22"/>
+          <w:lang w:val="en-GB"/>
+        </w:rPr>
+      </w:pPr>
+      <w:r>
+        <w:rPr>
+          <w:rFonts w:cs="Arial"/>
+          <w:noProof/>
+          <w:szCs w:val="22"/>
+          <w:lang w:val="en-GB"/>
+        </w:rPr>
+        <w:t>Developed the BOAT tool, a Java, Swing, and SQL-based application for tracking customer service requests.</w:t>
+      </w:r>
+    </w:p>
+    <w:p>
+      <w:pPr>
+        <w:widowControl w:val="0"/>
+        <w:numPr>
+          <w:ilvl w:val="0"/>
+          <w:numId w:val="5"/>
+        </w:numPr>
+        <w:overflowPunct w:val="0"/>
+        <w:autoSpaceDE w:val="0"/>
+        <w:autoSpaceDN w:val="0"/>
+        <w:adjustRightInd w:val="0"/>
+        <w:spacing w:line="276" w:lineRule="auto"/>
+        <w:jc w:val="both"/>
+        <w:rPr>
+          <w:rFonts w:cs="Arial"/>
+          <w:noProof/>
+          <w:szCs w:val="22"/>
+          <w:lang w:val="en-GB"/>
+        </w:rPr>
+      </w:pPr>
+      <w:r>
+        <w:rPr>
+          <w:rFonts w:cs="Arial"/>
+          <w:noProof/>
+          <w:szCs w:val="22"/>
+          <w:lang w:val="en-GB"/>
+        </w:rPr>
+        <w:t>Gathered requirements, coded, tested, documented, and delivered software at defined intervals.</w:t>
+      </w:r>
+    </w:p>
+    <w:p>
+      <w:pPr>
+        <w:widowControl w:val="0"/>
+        <w:numPr>
+          <w:ilvl w:val="0"/>
+          <w:numId w:val="5"/>
+        </w:numPr>
+        <w:overflowPunct w:val="0"/>
+        <w:autoSpaceDE w:val="0"/>
+        <w:autoSpaceDN w:val="0"/>
+        <w:adjustRightInd w:val="0"/>
+        <w:spacing w:line="276" w:lineRule="auto"/>
+        <w:jc w:val="both"/>
+        <w:rPr>
+          <w:rFonts w:cs="Arial"/>
+          <w:noProof/>
+          <w:szCs w:val="22"/>
+          <w:lang w:val="en-GB"/>
+        </w:rPr>
+      </w:pPr>
+      <w:r>
+        <w:rPr>
+          <w:rFonts w:cs="Arial"/>
+          <w:noProof/>
+          <w:szCs w:val="22"/>
+          <w:lang w:val="en-GB"/>
+        </w:rPr>
+        <w:t>Demonstrated strong communication skills by understanding and delivering on the needs of the customer support team under tight deadlines.</w:t>
       </w:r>
     </w:p>
     <w:p>
@@ -3310,29 +2071,7 @@
           <w:u w:val="single" w:color="1F4E79" w:themeColor="accent1" w:themeShade="80"/>
           <w:lang w:val="en-GB"/>
         </w:rPr>
-        <w:t>O’Doherty’</w:t>
-      </w:r>
-      <w:r>
-        <w:rPr>
-          <w:rFonts w:cs="Arial"/>
-          <w:b/>
-          <w:noProof/>
-          <w:sz w:val="24"/>
-          <w:u w:val="single" w:color="1F4E79" w:themeColor="accent1" w:themeShade="80"/>
-          <w:lang w:val="en-GB"/>
-        </w:rPr>
-        <w:t xml:space="preserve">s Audio and Video Productions:  </w:t>
-      </w:r>
-      <w:r>
-        <w:rPr>
-          <w:rFonts w:cs="Arial"/>
-          <w:b/>
-          <w:noProof/>
-          <w:sz w:val="24"/>
-          <w:u w:val="single" w:color="1F4E79" w:themeColor="accent1" w:themeShade="80"/>
-          <w:lang w:val="en-GB"/>
-        </w:rPr>
-        <w:t>Clondalkin, Dublin 22</w:t>
+        <w:t>O’Doherty’s Audio and Video Productions:  Clondalkin, Dublin 22</w:t>
       </w:r>
     </w:p>
     <w:p>
@@ -3416,27 +2155,7 @@
           <w:lang w:val="en-GB"/>
         </w:rPr>
         <w:tab/>
-        <w:t xml:space="preserve">    </w:t>
-      </w:r>
-      <w:r>
-        <w:rPr>
-          <w:rFonts w:cs="Arial"/>
-          <w:b/>
-          <w:noProof/>
-          <w:sz w:val="24"/>
-          <w:lang w:val="en-GB"/>
-        </w:rPr>
-        <w:t>September</w:t>
-      </w:r>
-      <w:r>
-        <w:rPr>
-          <w:rFonts w:cs="Arial"/>
-          <w:b/>
-          <w:noProof/>
-          <w:sz w:val="24"/>
-          <w:lang w:val="en-GB"/>
-        </w:rPr>
-        <w:t xml:space="preserve"> 2006 – August 2013</w:t>
+        <w:t xml:space="preserve">    September 2006 – August 2013</w:t>
       </w:r>
     </w:p>
     <w:p>
@@ -3488,8 +2207,7 @@
           <w:numId w:val="5"/>
         </w:numPr>
         <w:shd w:val="clear" w:color="auto" w:fill="FFFFFF"/>
-        <w:spacing w:after="0" w:afterAutospacing="0" w:line="276" w:lineRule="auto"/>
-        <w:ind w:left="714" w:hanging="357"/>
+        <w:spacing w:line="276" w:lineRule="auto"/>
         <w:jc w:val="both"/>
         <w:rPr>
           <w:rFonts w:ascii="Arial" w:hAnsi="Arial" w:cs="Arial"/>
@@ -3509,62 +2227,7 @@
           <w:szCs w:val="22"/>
           <w:lang w:val="en-GB"/>
         </w:rPr>
-        <w:t>R</w:t>
-      </w:r>
-      <w:r>
-        <w:rPr>
-          <w:rFonts w:ascii="Arial" w:hAnsi="Arial" w:cs="Arial"/>
-          <w:bCs/>
-          <w:noProof/>
-          <w:sz w:val="22"/>
-          <w:szCs w:val="22"/>
-          <w:lang w:val="en-GB"/>
-        </w:rPr>
-        <w:t xml:space="preserve">ecording, archiving and selling of horse racing footage onto various types of media formats. Digitally </w:t>
-      </w:r>
-      <w:r>
-        <w:rPr>
-          <w:rFonts w:ascii="Arial" w:hAnsi="Arial" w:cs="Arial"/>
-          <w:bCs/>
-          <w:noProof/>
-          <w:sz w:val="22"/>
-          <w:szCs w:val="22"/>
-          <w:lang w:val="en-GB"/>
-        </w:rPr>
-        <w:t>editing</w:t>
-      </w:r>
-      <w:r>
-        <w:rPr>
-          <w:rFonts w:ascii="Arial" w:hAnsi="Arial" w:cs="Arial"/>
-          <w:bCs/>
-          <w:noProof/>
-          <w:sz w:val="22"/>
-          <w:szCs w:val="22"/>
-          <w:lang w:val="en-GB"/>
-        </w:rPr>
-        <w:t xml:space="preserve"> footage to create montage clips</w:t>
-      </w:r>
-      <w:r>
-        <w:rPr>
-          <w:rFonts w:ascii="Arial" w:hAnsi="Arial" w:cs="Arial"/>
-          <w:bCs/>
-          <w:noProof/>
-          <w:sz w:val="22"/>
-          <w:szCs w:val="22"/>
-          <w:lang w:val="en-GB"/>
-        </w:rPr>
-        <w:t xml:space="preserve"> or add graphics</w:t>
-      </w:r>
-      <w:r>
-        <w:rPr>
-          <w:rFonts w:ascii="Arial" w:hAnsi="Arial" w:cs="Arial"/>
-          <w:bCs/>
-          <w:noProof/>
-          <w:sz w:val="22"/>
-          <w:szCs w:val="22"/>
-          <w:lang w:val="en-GB"/>
-        </w:rPr>
-        <w:t>.</w:t>
+        <w:t>Recorded, archived, and sold horse racing footage on various media formats, editing and adding graphics as needed.</w:t>
       </w:r>
     </w:p>
     <w:p>
@@ -3575,8 +2238,7 @@
           <w:numId w:val="5"/>
         </w:numPr>
         <w:shd w:val="clear" w:color="auto" w:fill="FFFFFF"/>
-        <w:spacing w:after="0" w:afterAutospacing="0" w:line="276" w:lineRule="auto"/>
-        <w:ind w:left="714" w:hanging="357"/>
+        <w:spacing w:line="276" w:lineRule="auto"/>
         <w:jc w:val="both"/>
         <w:rPr>
           <w:rFonts w:ascii="Arial" w:hAnsi="Arial" w:cs="Arial"/>
@@ -3596,7 +2258,7 @@
           <w:szCs w:val="22"/>
           <w:lang w:val="en-GB"/>
         </w:rPr>
-        <w:t>Promoted to head of V.T. Department in 2008 where I developed and implemented new concepts for archiving the major race meetings onto broadcast formats over DVD.</w:t>
+        <w:t>Promoted to Head of VT Department in 2008, implementing new concepts for archiving major race meetings on broadcast formats and DVDs.</w:t>
       </w:r>
     </w:p>
     <w:p>
@@ -3703,7 +2365,7 @@
           <w:u w:val="single" w:color="1F4E79" w:themeColor="accent1" w:themeShade="80"/>
           <w:lang w:val="en-GB"/>
         </w:rPr>
-        <w:t>Institute o</w:t>
+        <w:t>Institute of Technology Tallaght, Dublin 24</w:t>
       </w:r>
       <w:r>
         <w:rPr>
@@ -3712,10 +2374,9 @@
           <w:noProof/>
           <w:color w:val="auto"/>
           <w:sz w:val="24"/>
-          <w:u w:val="single" w:color="1F4E79" w:themeColor="accent1" w:themeShade="80"/>
-          <w:lang w:val="en-GB"/>
-        </w:rPr>
-        <w:t>f Technology Tallaght, Dublin 24</w:t>
+          <w:lang w:val="en-GB"/>
+        </w:rPr>
+        <w:tab/>
       </w:r>
       <w:r>
         <w:rPr>
@@ -3760,40 +2421,7 @@
           <w:lang w:val="en-GB"/>
         </w:rPr>
         <w:tab/>
-      </w:r>
-      <w:r>
-        <w:rPr>
-          <w:rFonts w:ascii="Arial" w:hAnsi="Arial"/>
-          <w:b/>
-          <w:noProof/>
-          <w:color w:val="auto"/>
-          <w:sz w:val="24"/>
-          <w:lang w:val="en-GB"/>
-        </w:rPr>
-        <w:tab/>
-        <w:t xml:space="preserve">    </w:t>
-      </w:r>
-      <w:r>
-        <w:rPr>
-          <w:rFonts w:ascii="Arial" w:hAnsi="Arial"/>
-          <w:b/>
-          <w:noProof/>
-          <w:color w:val="auto"/>
-          <w:sz w:val="24"/>
-          <w:lang w:val="en-GB"/>
-        </w:rPr>
-        <w:t xml:space="preserve">2013 – </w:t>
-      </w:r>
-      <w:r>
-        <w:rPr>
-          <w:rFonts w:ascii="Arial" w:hAnsi="Arial"/>
-          <w:b/>
-          <w:noProof/>
-          <w:color w:val="auto"/>
-          <w:sz w:val="24"/>
-          <w:lang w:val="en-GB"/>
-        </w:rPr>
-        <w:t>2017</w:t>
+        <w:t xml:space="preserve">    2013 – 2017</w:t>
       </w:r>
     </w:p>
     <w:p>
@@ -3899,37 +2527,7 @@
           <w:szCs w:val="22"/>
           <w:lang w:val="en-GB"/>
         </w:rPr>
-        <w:t>Having s</w:t>
-      </w:r>
-      <w:r>
-        <w:rPr>
-          <w:rFonts w:ascii="Arial" w:hAnsi="Arial"/>
-          <w:noProof/>
-          <w:color w:val="auto"/>
-          <w:szCs w:val="22"/>
-          <w:lang w:val="en-GB"/>
-        </w:rPr>
-        <w:t>uccessfully complete</w:t>
-      </w:r>
-      <w:r>
-        <w:rPr>
-          <w:rFonts w:ascii="Arial" w:hAnsi="Arial"/>
-          <w:noProof/>
-          <w:color w:val="auto"/>
-          <w:szCs w:val="22"/>
-          <w:lang w:val="en-GB"/>
-        </w:rPr>
-        <w:t>d a 4 year degree,</w:t>
-      </w:r>
-      <w:r>
-        <w:rPr>
-          <w:rFonts w:ascii="Arial" w:hAnsi="Arial"/>
-          <w:noProof/>
-          <w:color w:val="auto"/>
-          <w:szCs w:val="22"/>
-          <w:lang w:val="en-GB"/>
-        </w:rPr>
-        <w:t xml:space="preserve"> I am competent in the following </w:t>
+        <w:t xml:space="preserve">Having successfully completed a 4 year degree, I am competent in the following </w:t>
       </w:r>
       <w:r>
         <w:rPr>
@@ -3982,47 +2580,7 @@
           <w:szCs w:val="22"/>
           <w:lang w:val="en-GB"/>
         </w:rPr>
-        <w:t>Capable of designing, developing and deploying websites using HTML</w:t>
-      </w:r>
-      <w:r>
-        <w:rPr>
-          <w:rFonts w:ascii="Arial" w:hAnsi="Arial" w:cs="Arial"/>
-          <w:noProof/>
-          <w:color w:val="auto"/>
-          <w:szCs w:val="22"/>
-          <w:lang w:val="en-GB"/>
-        </w:rPr>
-        <w:t>5</w:t>
-      </w:r>
-      <w:r>
-        <w:rPr>
-          <w:rFonts w:ascii="Arial" w:hAnsi="Arial" w:cs="Arial"/>
-          <w:noProof/>
-          <w:color w:val="auto"/>
-          <w:szCs w:val="22"/>
-          <w:lang w:val="en-GB"/>
-        </w:rPr>
-        <w:t>, CSS</w:t>
-      </w:r>
-      <w:r>
-        <w:rPr>
-          <w:rFonts w:ascii="Arial" w:hAnsi="Arial" w:cs="Arial"/>
-          <w:noProof/>
-          <w:color w:val="auto"/>
-          <w:szCs w:val="22"/>
-          <w:lang w:val="en-GB"/>
-        </w:rPr>
-        <w:t>3</w:t>
-      </w:r>
-      <w:r>
-        <w:rPr>
-          <w:rFonts w:ascii="Arial" w:hAnsi="Arial" w:cs="Arial"/>
-          <w:noProof/>
-          <w:color w:val="auto"/>
-          <w:szCs w:val="22"/>
-          <w:lang w:val="en-GB"/>
-        </w:rPr>
-        <w:t>, JavaScript, Angular JS and Twitter Bootstrap.</w:t>
+        <w:t>Designed, developed, and deployed websites using HTML5, CSS3, JavaScript, AngularJS, and Bootstrap.</w:t>
       </w:r>
     </w:p>
     <w:p>
@@ -4036,7 +2594,6 @@
         <w:jc w:val="both"/>
         <w:rPr>
           <w:rFonts w:ascii="Arial" w:hAnsi="Arial" w:cs="Arial"/>
-          <w:b/>
           <w:noProof/>
           <w:color w:val="auto"/>
           <w:szCs w:val="22"/>
@@ -4051,27 +2608,7 @@
           <w:szCs w:val="22"/>
           <w:lang w:val="en-GB"/>
         </w:rPr>
-        <w:t xml:space="preserve">Confident user of Java, </w:t>
-      </w:r>
-      <w:r>
-        <w:rPr>
-          <w:rFonts w:ascii="Arial" w:hAnsi="Arial" w:cs="Arial"/>
-          <w:noProof/>
-          <w:color w:val="auto"/>
-          <w:szCs w:val="22"/>
-          <w:lang w:val="en-GB"/>
-        </w:rPr>
-        <w:t xml:space="preserve">C++, </w:t>
-      </w:r>
-      <w:r>
-        <w:rPr>
-          <w:rFonts w:ascii="Arial" w:hAnsi="Arial" w:cs="Arial"/>
-          <w:noProof/>
-          <w:color w:val="auto"/>
-          <w:szCs w:val="22"/>
-          <w:lang w:val="en-GB"/>
-        </w:rPr>
-        <w:t>C# and SQL and NoSQL databases.</w:t>
+        <w:t>Proficient in Java, C++, C#, SQL, and NoSQL databases.</w:t>
       </w:r>
     </w:p>
     <w:p>
@@ -4099,8 +2636,23 @@
           <w:szCs w:val="22"/>
           <w:lang w:val="en-GB"/>
         </w:rPr>
-        <w:t>Design, developing and testing Android applications.</w:t>
-      </w:r>
+        <w:t>Designed, developed, and tested Android applications.</w:t>
+      </w:r>
+    </w:p>
+    <w:p>
+      <w:pPr>
+        <w:pStyle w:val="BodyTextIndent"/>
+        <w:spacing w:line="276" w:lineRule="auto"/>
+        <w:ind w:left="0"/>
+        <w:jc w:val="both"/>
+        <w:rPr>
+          <w:rFonts w:ascii="Arial" w:hAnsi="Arial" w:cs="Arial"/>
+          <w:noProof/>
+          <w:color w:val="auto"/>
+          <w:szCs w:val="22"/>
+          <w:lang w:val="en-GB"/>
+        </w:rPr>
+      </w:pPr>
     </w:p>
     <w:p>
       <w:pPr>
@@ -4225,7 +2777,6 @@
         <w:autoSpaceDN w:val="0"/>
         <w:adjustRightInd w:val="0"/>
         <w:spacing w:after="0"/>
-        <w:ind w:left="1797" w:hanging="357"/>
         <w:jc w:val="both"/>
         <w:rPr>
           <w:rFonts w:ascii="Arial" w:hAnsi="Arial" w:cs="Arial"/>
@@ -4239,63 +2790,7 @@
           <w:noProof/>
           <w:lang w:val="en-GB"/>
         </w:rPr>
-        <w:t>A fuel and maintenance cost tracker application for Android phones</w:t>
-      </w:r>
-      <w:r>
-        <w:rPr>
-          <w:rFonts w:ascii="Arial" w:hAnsi="Arial" w:cs="Arial"/>
-          <w:noProof/>
-          <w:lang w:val="en-GB"/>
-        </w:rPr>
-        <w:t xml:space="preserve"> built using Java, XML</w:t>
-      </w:r>
-      <w:r>
-        <w:rPr>
-          <w:rFonts w:ascii="Arial" w:hAnsi="Arial" w:cs="Arial"/>
-          <w:noProof/>
-          <w:lang w:val="en-GB"/>
-        </w:rPr>
-        <w:t>, NoSQL</w:t>
-      </w:r>
-      <w:r>
-        <w:rPr>
-          <w:rFonts w:ascii="Arial" w:hAnsi="Arial" w:cs="Arial"/>
-          <w:noProof/>
-          <w:lang w:val="en-GB"/>
-        </w:rPr>
-        <w:t>,</w:t>
-      </w:r>
-      <w:r>
-        <w:rPr>
-          <w:rFonts w:ascii="Arial" w:hAnsi="Arial" w:cs="Arial"/>
-          <w:noProof/>
-          <w:lang w:val="en-GB"/>
-        </w:rPr>
-        <w:t xml:space="preserve"> </w:t>
-      </w:r>
-      <w:r>
-        <w:rPr>
-          <w:rFonts w:ascii="Arial" w:hAnsi="Arial" w:cs="Arial"/>
-          <w:noProof/>
-          <w:lang w:val="en-GB"/>
-        </w:rPr>
-        <w:t>JavaScript</w:t>
-      </w:r>
-      <w:r>
-        <w:rPr>
-          <w:rFonts w:ascii="Arial" w:hAnsi="Arial" w:cs="Arial"/>
-          <w:noProof/>
-          <w:lang w:val="en-GB"/>
-        </w:rPr>
-        <w:t xml:space="preserve"> and numerous web </w:t>
-      </w:r>
-      <w:r>
-        <w:rPr>
-          <w:rFonts w:ascii="Arial" w:hAnsi="Arial" w:cs="Arial"/>
-          <w:noProof/>
-          <w:lang w:val="en-GB"/>
-        </w:rPr>
-        <w:t>API’s.</w:t>
+        <w:t>Developed a fuel and maintenance cost tracking application for Android phones using Java, XML, NoSQL, JavaScript, and web APIs.</w:t>
       </w:r>
     </w:p>
     <w:p>
@@ -4384,7 +2879,7 @@
           <w:szCs w:val="24"/>
           <w:lang w:val="en-GB"/>
         </w:rPr>
-        <w:t>I have a keen interest in many sport</w:t>
+        <w:t>K</w:t>
       </w:r>
       <w:r>
         <w:rPr>
@@ -4394,7 +2889,29 @@
           <w:szCs w:val="24"/>
           <w:lang w:val="en-GB"/>
         </w:rPr>
-        <w:t>s, music and programming.</w:t>
+        <w:t>een interest in sports, music</w:t>
+      </w:r>
+      <w:r>
+        <w:rPr>
+          <w:rFonts w:ascii="Arial" w:hAnsi="Arial" w:cs="Arial"/>
+          <w:noProof/>
+          <w:sz w:val="24"/>
+          <w:szCs w:val="24"/>
+          <w:lang w:val="en-GB"/>
+        </w:rPr>
+        <w:t>,</w:t>
+      </w:r>
+      <w:bookmarkStart w:id="0" w:name="_GoBack"/>
+      <w:bookmarkEnd w:id="0"/>
+      <w:r>
+        <w:rPr>
+          <w:rFonts w:ascii="Arial" w:hAnsi="Arial" w:cs="Arial"/>
+          <w:noProof/>
+          <w:sz w:val="24"/>
+          <w:szCs w:val="24"/>
+          <w:lang w:val="en-GB"/>
+        </w:rPr>
+        <w:t xml:space="preserve"> and programming.</w:t>
       </w:r>
     </w:p>
     <w:p>
@@ -4466,545 +2983,22 @@
     </w:p>
     <w:p>
       <w:pPr>
-        <w:pStyle w:val="BodyTextIndent"/>
-        <w:spacing w:line="276" w:lineRule="auto"/>
-        <w:ind w:left="0"/>
-        <w:rPr>
-          <w:rFonts w:ascii="Arial" w:hAnsi="Arial" w:cs="Arial"/>
-          <w:noProof/>
-          <w:color w:val="333333"/>
-          <w:szCs w:val="22"/>
+        <w:pStyle w:val="NoSpacing"/>
+        <w:rPr>
+          <w:rFonts w:ascii="Arial" w:hAnsi="Arial" w:cs="Arial"/>
+          <w:noProof/>
+          <w:sz w:val="24"/>
+          <w:szCs w:val="24"/>
           <w:shd w:val="clear" w:color="auto" w:fill="FFFFFF"/>
-          <w:lang w:val="en-GB"/>
-        </w:rPr>
-      </w:pPr>
-      <w:r>
-        <w:rPr>
-          <w:rStyle w:val="apple-converted-space"/>
-          <w:rFonts w:ascii="Arial" w:hAnsi="Arial" w:cs="Arial"/>
-          <w:b/>
-          <w:noProof/>
-          <w:color w:val="000000" w:themeColor="text1"/>
-          <w:szCs w:val="22"/>
-          <w:shd w:val="clear" w:color="auto" w:fill="FFFFFF"/>
-          <w:lang w:val="en-GB"/>
-        </w:rPr>
-        <w:t>Declan Friel</w:t>
-      </w:r>
-      <w:r>
-        <w:rPr>
-          <w:rStyle w:val="apple-converted-space"/>
-          <w:rFonts w:ascii="Arial" w:hAnsi="Arial" w:cs="Arial"/>
-          <w:b/>
-          <w:noProof/>
-          <w:color w:val="000000" w:themeColor="text1"/>
-          <w:szCs w:val="22"/>
-          <w:shd w:val="clear" w:color="auto" w:fill="FFFFFF"/>
-          <w:lang w:val="en-GB"/>
-        </w:rPr>
-        <w:tab/>
-      </w:r>
-      <w:r>
-        <w:rPr>
-          <w:rStyle w:val="Strong"/>
-          <w:rFonts w:ascii="Arial" w:hAnsi="Arial" w:cs="Arial"/>
-          <w:noProof/>
-          <w:color w:val="000000" w:themeColor="text1"/>
-          <w:szCs w:val="22"/>
-          <w:shd w:val="clear" w:color="auto" w:fill="FFFFFF"/>
-          <w:lang w:val="en-GB"/>
-        </w:rPr>
-        <w:t xml:space="preserve"> </w:t>
-      </w:r>
-      <w:r>
-        <w:rPr>
-          <w:rStyle w:val="Strong"/>
-          <w:rFonts w:ascii="Arial" w:hAnsi="Arial" w:cs="Arial"/>
-          <w:noProof/>
-          <w:color w:val="000000" w:themeColor="text1"/>
-          <w:szCs w:val="22"/>
-          <w:shd w:val="clear" w:color="auto" w:fill="FFFFFF"/>
-          <w:lang w:val="en-GB"/>
-        </w:rPr>
-        <w:tab/>
-      </w:r>
-      <w:r>
-        <w:rPr>
-          <w:rStyle w:val="Strong"/>
-          <w:rFonts w:ascii="Arial" w:hAnsi="Arial" w:cs="Arial"/>
-          <w:noProof/>
-          <w:color w:val="000000" w:themeColor="text1"/>
-          <w:szCs w:val="22"/>
-          <w:shd w:val="clear" w:color="auto" w:fill="FFFFFF"/>
-          <w:lang w:val="en-GB"/>
-        </w:rPr>
-        <w:tab/>
-      </w:r>
-      <w:r>
-        <w:rPr>
-          <w:rStyle w:val="Strong"/>
-          <w:rFonts w:ascii="Arial" w:hAnsi="Arial" w:cs="Arial"/>
-          <w:noProof/>
-          <w:color w:val="000000" w:themeColor="text1"/>
-          <w:szCs w:val="22"/>
-          <w:shd w:val="clear" w:color="auto" w:fill="FFFFFF"/>
-          <w:lang w:val="en-GB"/>
-        </w:rPr>
-        <w:tab/>
-      </w:r>
-      <w:r>
-        <w:rPr>
-          <w:rStyle w:val="Strong"/>
-          <w:rFonts w:ascii="Arial" w:hAnsi="Arial" w:cs="Arial"/>
-          <w:noProof/>
-          <w:color w:val="000000" w:themeColor="text1"/>
-          <w:szCs w:val="22"/>
-          <w:shd w:val="clear" w:color="auto" w:fill="FFFFFF"/>
-          <w:lang w:val="en-GB"/>
-        </w:rPr>
-        <w:tab/>
-      </w:r>
-      <w:r>
-        <w:rPr>
-          <w:rStyle w:val="Strong"/>
-          <w:rFonts w:ascii="Arial" w:hAnsi="Arial" w:cs="Arial"/>
-          <w:noProof/>
-          <w:color w:val="000000" w:themeColor="text1"/>
-          <w:szCs w:val="22"/>
-          <w:shd w:val="clear" w:color="auto" w:fill="FFFFFF"/>
-          <w:lang w:val="en-GB"/>
-        </w:rPr>
-        <w:tab/>
-      </w:r>
-      <w:r>
-        <w:rPr>
-          <w:rStyle w:val="Strong"/>
-          <w:rFonts w:ascii="Arial" w:hAnsi="Arial" w:cs="Arial"/>
-          <w:noProof/>
-          <w:color w:val="000000" w:themeColor="text1"/>
-          <w:szCs w:val="22"/>
-          <w:shd w:val="clear" w:color="auto" w:fill="FFFFFF"/>
-          <w:lang w:val="en-GB"/>
-        </w:rPr>
-        <w:t>P</w:t>
-      </w:r>
-      <w:r>
-        <w:rPr>
-          <w:rStyle w:val="Strong"/>
-          <w:rFonts w:ascii="Arial" w:hAnsi="Arial" w:cs="Arial"/>
-          <w:noProof/>
-          <w:color w:val="000000" w:themeColor="text1"/>
-          <w:szCs w:val="22"/>
-          <w:shd w:val="clear" w:color="auto" w:fill="FFFFFF"/>
-          <w:lang w:val="en-GB"/>
-        </w:rPr>
-        <w:t>eter Moran</w:t>
-      </w:r>
-      <w:r>
-        <w:rPr>
-          <w:rFonts w:ascii="Arial" w:hAnsi="Arial" w:cs="Arial"/>
-          <w:noProof/>
-          <w:color w:val="333333"/>
-          <w:szCs w:val="22"/>
-          <w:lang w:val="en-GB"/>
-        </w:rPr>
-        <w:br/>
-      </w:r>
-      <w:r>
-        <w:rPr>
-          <w:rStyle w:val="apple-converted-space"/>
-          <w:rFonts w:ascii="Arial" w:hAnsi="Arial" w:cs="Arial"/>
-          <w:noProof/>
-          <w:color w:val="auto"/>
-          <w:szCs w:val="22"/>
-          <w:shd w:val="clear" w:color="auto" w:fill="FFFFFF"/>
-          <w:lang w:val="en-GB"/>
-        </w:rPr>
-        <w:t>CTO</w:t>
-      </w:r>
-      <w:r>
-        <w:rPr>
-          <w:rStyle w:val="apple-converted-space"/>
-          <w:rFonts w:ascii="Arial" w:hAnsi="Arial" w:cs="Arial"/>
-          <w:noProof/>
-          <w:color w:val="auto"/>
-          <w:szCs w:val="22"/>
-          <w:shd w:val="clear" w:color="auto" w:fill="FFFFFF"/>
-          <w:lang w:val="en-GB"/>
-        </w:rPr>
-        <w:t>,</w:t>
-      </w:r>
-      <w:r>
-        <w:rPr>
-          <w:rStyle w:val="apple-converted-space"/>
-          <w:rFonts w:ascii="Arial" w:hAnsi="Arial" w:cs="Arial"/>
-          <w:noProof/>
-          <w:color w:val="auto"/>
-          <w:szCs w:val="22"/>
-          <w:shd w:val="clear" w:color="auto" w:fill="FFFFFF"/>
-          <w:lang w:val="en-GB"/>
-        </w:rPr>
-        <w:tab/>
-      </w:r>
-      <w:r>
-        <w:rPr>
-          <w:rStyle w:val="apple-converted-space"/>
-          <w:rFonts w:ascii="Arial" w:hAnsi="Arial" w:cs="Arial"/>
-          <w:noProof/>
-          <w:color w:val="auto"/>
-          <w:szCs w:val="22"/>
-          <w:shd w:val="clear" w:color="auto" w:fill="FFFFFF"/>
-          <w:lang w:val="en-GB"/>
-        </w:rPr>
-        <w:tab/>
-      </w:r>
-      <w:r>
-        <w:rPr>
-          <w:rFonts w:ascii="Arial" w:hAnsi="Arial" w:cs="Arial"/>
-          <w:noProof/>
-          <w:color w:val="auto"/>
-          <w:szCs w:val="22"/>
-          <w:shd w:val="clear" w:color="auto" w:fill="FFFFFF"/>
-          <w:lang w:val="en-GB"/>
-        </w:rPr>
-        <w:t xml:space="preserve"> </w:t>
-      </w:r>
-      <w:r>
-        <w:rPr>
-          <w:rFonts w:ascii="Arial" w:hAnsi="Arial" w:cs="Arial"/>
-          <w:noProof/>
-          <w:color w:val="auto"/>
-          <w:szCs w:val="22"/>
-          <w:shd w:val="clear" w:color="auto" w:fill="FFFFFF"/>
-          <w:lang w:val="en-GB"/>
-        </w:rPr>
-        <w:tab/>
-      </w:r>
-      <w:r>
-        <w:rPr>
-          <w:rFonts w:ascii="Arial" w:hAnsi="Arial" w:cs="Arial"/>
-          <w:noProof/>
-          <w:color w:val="auto"/>
-          <w:szCs w:val="22"/>
-          <w:shd w:val="clear" w:color="auto" w:fill="FFFFFF"/>
-          <w:lang w:val="en-GB"/>
-        </w:rPr>
-        <w:tab/>
-      </w:r>
-      <w:r>
-        <w:rPr>
-          <w:rFonts w:ascii="Arial" w:hAnsi="Arial" w:cs="Arial"/>
-          <w:noProof/>
-          <w:color w:val="auto"/>
-          <w:szCs w:val="22"/>
-          <w:shd w:val="clear" w:color="auto" w:fill="FFFFFF"/>
-          <w:lang w:val="en-GB"/>
-        </w:rPr>
-        <w:tab/>
-      </w:r>
-      <w:r>
-        <w:rPr>
-          <w:rFonts w:ascii="Arial" w:hAnsi="Arial" w:cs="Arial"/>
-          <w:noProof/>
-          <w:color w:val="auto"/>
-          <w:szCs w:val="22"/>
-          <w:shd w:val="clear" w:color="auto" w:fill="FFFFFF"/>
-          <w:lang w:val="en-GB"/>
-        </w:rPr>
-        <w:tab/>
-      </w:r>
-      <w:r>
-        <w:rPr>
-          <w:rFonts w:ascii="Arial" w:hAnsi="Arial" w:cs="Arial"/>
-          <w:noProof/>
-          <w:color w:val="auto"/>
-          <w:szCs w:val="22"/>
-          <w:shd w:val="clear" w:color="auto" w:fill="FFFFFF"/>
-          <w:lang w:val="en-GB"/>
-        </w:rPr>
-        <w:tab/>
-      </w:r>
-      <w:r>
-        <w:rPr>
-          <w:rFonts w:ascii="Arial" w:hAnsi="Arial" w:cs="Arial"/>
-          <w:noProof/>
-          <w:color w:val="auto"/>
-          <w:szCs w:val="22"/>
-          <w:shd w:val="clear" w:color="auto" w:fill="FFFFFF"/>
-          <w:lang w:val="en-GB"/>
-        </w:rPr>
-        <w:t xml:space="preserve">Development </w:t>
-      </w:r>
-      <w:r>
-        <w:rPr>
-          <w:rFonts w:ascii="Arial" w:hAnsi="Arial" w:cs="Arial"/>
-          <w:noProof/>
-          <w:color w:val="auto"/>
-          <w:szCs w:val="22"/>
-          <w:shd w:val="clear" w:color="auto" w:fill="FFFFFF"/>
-          <w:lang w:val="en-GB"/>
-        </w:rPr>
-        <w:t>Director</w:t>
-      </w:r>
-      <w:r>
-        <w:rPr>
-          <w:rFonts w:ascii="Arial" w:hAnsi="Arial" w:cs="Arial"/>
-          <w:noProof/>
-          <w:color w:val="auto"/>
-          <w:szCs w:val="22"/>
-          <w:shd w:val="clear" w:color="auto" w:fill="FFFFFF"/>
-          <w:lang w:val="en-GB"/>
-        </w:rPr>
-        <w:t>,</w:t>
-      </w:r>
-      <w:r>
-        <w:rPr>
-          <w:rFonts w:ascii="Arial" w:hAnsi="Arial" w:cs="Arial"/>
-          <w:noProof/>
-          <w:color w:val="auto"/>
-          <w:szCs w:val="22"/>
-          <w:lang w:val="en-GB"/>
-        </w:rPr>
-        <w:br/>
-      </w:r>
-      <w:r>
-        <w:rPr>
-          <w:rStyle w:val="apple-converted-space"/>
-          <w:rFonts w:ascii="Arial" w:hAnsi="Arial" w:cs="Arial"/>
-          <w:noProof/>
-          <w:color w:val="auto"/>
-          <w:szCs w:val="22"/>
-          <w:shd w:val="clear" w:color="auto" w:fill="FFFFFF"/>
-          <w:lang w:val="en-GB"/>
-        </w:rPr>
-        <w:t>Aspire Technology</w:t>
-      </w:r>
-      <w:r>
-        <w:rPr>
-          <w:rStyle w:val="apple-converted-space"/>
-          <w:rFonts w:ascii="Arial" w:hAnsi="Arial" w:cs="Arial"/>
-          <w:noProof/>
-          <w:color w:val="auto"/>
-          <w:szCs w:val="22"/>
-          <w:shd w:val="clear" w:color="auto" w:fill="FFFFFF"/>
-          <w:lang w:val="en-GB"/>
-        </w:rPr>
-        <w:t>.</w:t>
-      </w:r>
-      <w:r>
-        <w:rPr>
-          <w:rStyle w:val="apple-converted-space"/>
-          <w:rFonts w:ascii="Arial" w:hAnsi="Arial" w:cs="Arial"/>
-          <w:noProof/>
-          <w:color w:val="auto"/>
-          <w:szCs w:val="22"/>
-          <w:shd w:val="clear" w:color="auto" w:fill="FFFFFF"/>
-          <w:lang w:val="en-GB"/>
-        </w:rPr>
-        <w:tab/>
-      </w:r>
-      <w:r>
-        <w:rPr>
-          <w:rStyle w:val="apple-converted-space"/>
-          <w:rFonts w:ascii="Arial" w:hAnsi="Arial" w:cs="Arial"/>
-          <w:noProof/>
-          <w:color w:val="auto"/>
-          <w:szCs w:val="22"/>
-          <w:shd w:val="clear" w:color="auto" w:fill="FFFFFF"/>
-          <w:lang w:val="en-GB"/>
-        </w:rPr>
-        <w:tab/>
-      </w:r>
-      <w:r>
-        <w:rPr>
-          <w:rFonts w:ascii="Arial" w:hAnsi="Arial" w:cs="Arial"/>
-          <w:noProof/>
-          <w:color w:val="auto"/>
-          <w:szCs w:val="22"/>
-          <w:shd w:val="clear" w:color="auto" w:fill="FFFFFF"/>
-          <w:lang w:val="en-GB"/>
-        </w:rPr>
-        <w:tab/>
-      </w:r>
-      <w:r>
-        <w:rPr>
-          <w:rFonts w:ascii="Arial" w:hAnsi="Arial" w:cs="Arial"/>
-          <w:noProof/>
-          <w:color w:val="auto"/>
-          <w:szCs w:val="22"/>
-          <w:shd w:val="clear" w:color="auto" w:fill="FFFFFF"/>
-          <w:lang w:val="en-GB"/>
-        </w:rPr>
-        <w:tab/>
-      </w:r>
-      <w:r>
-        <w:rPr>
-          <w:rFonts w:ascii="Arial" w:hAnsi="Arial" w:cs="Arial"/>
-          <w:noProof/>
-          <w:color w:val="auto"/>
-          <w:szCs w:val="22"/>
-          <w:shd w:val="clear" w:color="auto" w:fill="FFFFFF"/>
-          <w:lang w:val="en-GB"/>
-        </w:rPr>
-        <w:tab/>
-      </w:r>
-      <w:r>
-        <w:rPr>
-          <w:rFonts w:ascii="Arial" w:hAnsi="Arial" w:cs="Arial"/>
-          <w:noProof/>
-          <w:color w:val="auto"/>
-          <w:szCs w:val="22"/>
-          <w:shd w:val="clear" w:color="auto" w:fill="FFFFFF"/>
-          <w:lang w:val="en-GB"/>
-        </w:rPr>
-        <w:t>Equisoft DAC</w:t>
-      </w:r>
-      <w:r>
-        <w:rPr>
-          <w:rFonts w:ascii="Arial" w:hAnsi="Arial" w:cs="Arial"/>
-          <w:noProof/>
-          <w:color w:val="auto"/>
-          <w:szCs w:val="22"/>
-          <w:shd w:val="clear" w:color="auto" w:fill="FFFFFF"/>
-          <w:lang w:val="en-GB"/>
-        </w:rPr>
-        <w:t>.</w:t>
-      </w:r>
-    </w:p>
-    <w:p>
-      <w:pPr>
-        <w:pStyle w:val="BodyTextIndent"/>
-        <w:spacing w:line="276" w:lineRule="auto"/>
-        <w:ind w:left="0"/>
-        <w:rPr>
-          <w:rFonts w:ascii="Arial" w:hAnsi="Arial" w:cs="Arial"/>
-          <w:noProof/>
-          <w:color w:val="auto"/>
-          <w:szCs w:val="22"/>
-          <w:shd w:val="clear" w:color="auto" w:fill="FFFFFF"/>
-          <w:lang w:val="en-GB"/>
-        </w:rPr>
-      </w:pPr>
-      <w:r>
-        <w:rPr>
-          <w:rFonts w:ascii="Arial" w:hAnsi="Arial" w:cs="Arial"/>
-          <w:noProof/>
-          <w:color w:val="auto"/>
-          <w:szCs w:val="22"/>
-          <w:shd w:val="clear" w:color="auto" w:fill="FFFFFF"/>
-          <w:lang w:val="en-GB"/>
-        </w:rPr>
-        <w:t xml:space="preserve">Tel: +353 87 </w:t>
-      </w:r>
-      <w:r>
-        <w:rPr>
-          <w:rFonts w:ascii="Arial" w:hAnsi="Arial" w:cs="Arial"/>
-          <w:noProof/>
-          <w:color w:val="auto"/>
-          <w:szCs w:val="22"/>
-          <w:shd w:val="clear" w:color="auto" w:fill="FFFFFF"/>
-          <w:lang w:val="en-GB"/>
-        </w:rPr>
-        <w:t>910 4456</w:t>
-      </w:r>
-      <w:r>
-        <w:rPr>
-          <w:rFonts w:ascii="Arial" w:hAnsi="Arial" w:cs="Arial"/>
-          <w:noProof/>
-          <w:color w:val="auto"/>
-          <w:szCs w:val="22"/>
-          <w:shd w:val="clear" w:color="auto" w:fill="FFFFFF"/>
-          <w:lang w:val="en-GB"/>
-        </w:rPr>
-        <w:tab/>
-      </w:r>
-      <w:r>
-        <w:rPr>
-          <w:rFonts w:ascii="Arial" w:hAnsi="Arial" w:cs="Arial"/>
-          <w:noProof/>
-          <w:color w:val="auto"/>
-          <w:szCs w:val="22"/>
-          <w:shd w:val="clear" w:color="auto" w:fill="FFFFFF"/>
-          <w:lang w:val="en-GB"/>
-        </w:rPr>
-        <w:tab/>
-      </w:r>
-      <w:bookmarkStart w:id="0" w:name="_GoBack"/>
-      <w:bookmarkEnd w:id="0"/>
-      <w:r>
-        <w:rPr>
-          <w:rFonts w:ascii="Arial" w:hAnsi="Arial" w:cs="Arial"/>
-          <w:noProof/>
-          <w:color w:val="auto"/>
-          <w:szCs w:val="22"/>
-          <w:shd w:val="clear" w:color="auto" w:fill="FFFFFF"/>
-          <w:lang w:val="en-GB"/>
-        </w:rPr>
-        <w:tab/>
-      </w:r>
-      <w:r>
-        <w:rPr>
-          <w:rFonts w:ascii="Arial" w:hAnsi="Arial" w:cs="Arial"/>
-          <w:noProof/>
-          <w:color w:val="auto"/>
-          <w:szCs w:val="22"/>
-          <w:shd w:val="clear" w:color="auto" w:fill="FFFFFF"/>
-          <w:lang w:val="en-GB"/>
-        </w:rPr>
-        <w:tab/>
-      </w:r>
-      <w:r>
-        <w:rPr>
-          <w:rFonts w:ascii="Arial" w:hAnsi="Arial" w:cs="Arial"/>
-          <w:noProof/>
-          <w:color w:val="auto"/>
-          <w:szCs w:val="22"/>
-          <w:shd w:val="clear" w:color="auto" w:fill="FFFFFF"/>
-          <w:lang w:val="en-GB"/>
-        </w:rPr>
-        <w:t>Tel</w:t>
-      </w:r>
-      <w:r>
-        <w:rPr>
-          <w:rFonts w:ascii="Arial" w:hAnsi="Arial" w:cs="Arial"/>
-          <w:noProof/>
-          <w:color w:val="auto"/>
-          <w:szCs w:val="22"/>
-          <w:shd w:val="clear" w:color="auto" w:fill="FFFFFF"/>
-          <w:lang w:val="en-GB"/>
-        </w:rPr>
-        <w:t>: +</w:t>
-      </w:r>
-      <w:r>
-        <w:rPr>
-          <w:rFonts w:ascii="Arial" w:hAnsi="Arial" w:cs="Arial"/>
-          <w:noProof/>
-          <w:color w:val="auto"/>
-          <w:szCs w:val="22"/>
-          <w:shd w:val="clear" w:color="auto" w:fill="FFFFFF"/>
-          <w:lang w:val="en-GB"/>
-        </w:rPr>
-        <w:t>353</w:t>
-      </w:r>
-      <w:r>
-        <w:rPr>
-          <w:rFonts w:ascii="Arial" w:hAnsi="Arial"/>
-          <w:noProof/>
-          <w:color w:val="auto"/>
-          <w:lang w:val="en-GB"/>
-        </w:rPr>
-        <w:t xml:space="preserve"> </w:t>
-      </w:r>
-      <w:r>
-        <w:rPr>
-          <w:rFonts w:ascii="Arial" w:hAnsi="Arial" w:cs="Arial"/>
-          <w:noProof/>
-          <w:color w:val="auto"/>
-          <w:szCs w:val="22"/>
-          <w:shd w:val="clear" w:color="auto" w:fill="FFFFFF"/>
-          <w:lang w:val="en-GB"/>
-        </w:rPr>
-        <w:t>45 431 680</w:t>
+        </w:rPr>
+      </w:pPr>
+      <w:r>
+        <w:rPr>
+          <w:rFonts w:ascii="Arial" w:hAnsi="Arial" w:cs="Arial"/>
+          <w:sz w:val="24"/>
+          <w:szCs w:val="24"/>
+        </w:rPr>
+        <w:t>References available on request.</w:t>
       </w:r>
     </w:p>
     <w:sectPr>
@@ -5074,7 +3068,7 @@
         <w:rStyle w:val="PageNumber"/>
         <w:noProof/>
       </w:rPr>
-      <w:t>2</w:t>
+      <w:t>3</w:t>
     </w:r>
     <w:r>
       <w:rPr>
@@ -5969,6 +3963,155 @@
     </w:lvl>
   </w:abstractNum>
   <w:abstractNum w:abstractNumId="7" w15:restartNumberingAfterBreak="0">
+    <w:nsid w:val="1F401D2C"/>
+    <w:multiLevelType w:val="multilevel"/>
+    <w:tmpl w:val="CE96E14C"/>
+    <w:lvl w:ilvl="0">
+      <w:start w:val="1"/>
+      <w:numFmt w:val="bullet"/>
+      <w:lvlText w:val=""/>
+      <w:lvlJc w:val="left"/>
+      <w:pPr>
+        <w:tabs>
+          <w:tab w:val="num" w:pos="720"/>
+        </w:tabs>
+        <w:ind w:left="720" w:hanging="360"/>
+      </w:pPr>
+      <w:rPr>
+        <w:rFonts w:ascii="Symbol" w:hAnsi="Symbol" w:hint="default"/>
+        <w:sz w:val="20"/>
+      </w:rPr>
+    </w:lvl>
+    <w:lvl w:ilvl="1" w:tentative="1">
+      <w:start w:val="1"/>
+      <w:numFmt w:val="bullet"/>
+      <w:lvlText w:val="o"/>
+      <w:lvlJc w:val="left"/>
+      <w:pPr>
+        <w:tabs>
+          <w:tab w:val="num" w:pos="1440"/>
+        </w:tabs>
+        <w:ind w:left="1440" w:hanging="360"/>
+      </w:pPr>
+      <w:rPr>
+        <w:rFonts w:ascii="Courier New" w:hAnsi="Courier New" w:hint="default"/>
+        <w:sz w:val="20"/>
+      </w:rPr>
+    </w:lvl>
+    <w:lvl w:ilvl="2" w:tentative="1">
+      <w:start w:val="1"/>
+      <w:numFmt w:val="bullet"/>
+      <w:lvlText w:val=""/>
+      <w:lvlJc w:val="left"/>
+      <w:pPr>
+        <w:tabs>
+          <w:tab w:val="num" w:pos="2160"/>
+        </w:tabs>
+        <w:ind w:left="2160" w:hanging="360"/>
+      </w:pPr>
+      <w:rPr>
+        <w:rFonts w:ascii="Wingdings" w:hAnsi="Wingdings" w:hint="default"/>
+        <w:sz w:val="20"/>
+      </w:rPr>
+    </w:lvl>
+    <w:lvl w:ilvl="3" w:tentative="1">
+      <w:start w:val="1"/>
+      <w:numFmt w:val="bullet"/>
+      <w:lvlText w:val=""/>
+      <w:lvlJc w:val="left"/>
+      <w:pPr>
+        <w:tabs>
+          <w:tab w:val="num" w:pos="2880"/>
+        </w:tabs>
+        <w:ind w:left="2880" w:hanging="360"/>
+      </w:pPr>
+      <w:rPr>
+        <w:rFonts w:ascii="Wingdings" w:hAnsi="Wingdings" w:hint="default"/>
+        <w:sz w:val="20"/>
+      </w:rPr>
+    </w:lvl>
+    <w:lvl w:ilvl="4" w:tentative="1">
+      <w:start w:val="1"/>
+      <w:numFmt w:val="bullet"/>
+      <w:lvlText w:val=""/>
+      <w:lvlJc w:val="left"/>
+      <w:pPr>
+        <w:tabs>
+          <w:tab w:val="num" w:pos="3600"/>
+        </w:tabs>
+        <w:ind w:left="3600" w:hanging="360"/>
+      </w:pPr>
+      <w:rPr>
+        <w:rFonts w:ascii="Wingdings" w:hAnsi="Wingdings" w:hint="default"/>
+        <w:sz w:val="20"/>
+      </w:rPr>
+    </w:lvl>
+    <w:lvl w:ilvl="5" w:tentative="1">
+      <w:start w:val="1"/>
+      <w:numFmt w:val="bullet"/>
+      <w:lvlText w:val=""/>
+      <w:lvlJc w:val="left"/>
+      <w:pPr>
+        <w:tabs>
+          <w:tab w:val="num" w:pos="4320"/>
+        </w:tabs>
+        <w:ind w:left="4320" w:hanging="360"/>
+      </w:pPr>
+      <w:rPr>
+        <w:rFonts w:ascii="Wingdings" w:hAnsi="Wingdings" w:hint="default"/>
+        <w:sz w:val="20"/>
+      </w:rPr>
+    </w:lvl>
+    <w:lvl w:ilvl="6" w:tentative="1">
+      <w:start w:val="1"/>
+      <w:numFmt w:val="bullet"/>
+      <w:lvlText w:val=""/>
+      <w:lvlJc w:val="left"/>
+      <w:pPr>
+        <w:tabs>
+          <w:tab w:val="num" w:pos="5040"/>
+        </w:tabs>
+        <w:ind w:left="5040" w:hanging="360"/>
+      </w:pPr>
+      <w:rPr>
+        <w:rFonts w:ascii="Wingdings" w:hAnsi="Wingdings" w:hint="default"/>
+        <w:sz w:val="20"/>
+      </w:rPr>
+    </w:lvl>
+    <w:lvl w:ilvl="7" w:tentative="1">
+      <w:start w:val="1"/>
+      <w:numFmt w:val="bullet"/>
+      <w:lvlText w:val=""/>
+      <w:lvlJc w:val="left"/>
+      <w:pPr>
+        <w:tabs>
+          <w:tab w:val="num" w:pos="5760"/>
+        </w:tabs>
+        <w:ind w:left="5760" w:hanging="360"/>
+      </w:pPr>
+      <w:rPr>
+        <w:rFonts w:ascii="Wingdings" w:hAnsi="Wingdings" w:hint="default"/>
+        <w:sz w:val="20"/>
+      </w:rPr>
+    </w:lvl>
+    <w:lvl w:ilvl="8" w:tentative="1">
+      <w:start w:val="1"/>
+      <w:numFmt w:val="bullet"/>
+      <w:lvlText w:val=""/>
+      <w:lvlJc w:val="left"/>
+      <w:pPr>
+        <w:tabs>
+          <w:tab w:val="num" w:pos="6480"/>
+        </w:tabs>
+        <w:ind w:left="6480" w:hanging="360"/>
+      </w:pPr>
+      <w:rPr>
+        <w:rFonts w:ascii="Wingdings" w:hAnsi="Wingdings" w:hint="default"/>
+        <w:sz w:val="20"/>
+      </w:rPr>
+    </w:lvl>
+  </w:abstractNum>
+  <w:abstractNum w:abstractNumId="8" w15:restartNumberingAfterBreak="0">
     <w:nsid w:val="2EE96484"/>
     <w:multiLevelType w:val="hybridMultilevel"/>
     <w:tmpl w:val="C5B8A478"/>
@@ -6081,7 +4224,7 @@
       </w:rPr>
     </w:lvl>
   </w:abstractNum>
-  <w:abstractNum w:abstractNumId="8" w15:restartNumberingAfterBreak="0">
+  <w:abstractNum w:abstractNumId="9" w15:restartNumberingAfterBreak="0">
     <w:nsid w:val="3342259A"/>
     <w:multiLevelType w:val="hybridMultilevel"/>
     <w:tmpl w:val="74F68A04"/>
@@ -6197,7 +4340,7 @@
       </w:rPr>
     </w:lvl>
   </w:abstractNum>
-  <w:abstractNum w:abstractNumId="9" w15:restartNumberingAfterBreak="0">
+  <w:abstractNum w:abstractNumId="10" w15:restartNumberingAfterBreak="0">
     <w:nsid w:val="3DE300F4"/>
     <w:multiLevelType w:val="hybridMultilevel"/>
     <w:tmpl w:val="9AD46346"/>
@@ -6310,7 +4453,7 @@
       </w:rPr>
     </w:lvl>
   </w:abstractNum>
-  <w:abstractNum w:abstractNumId="10" w15:restartNumberingAfterBreak="0">
+  <w:abstractNum w:abstractNumId="11" w15:restartNumberingAfterBreak="0">
     <w:nsid w:val="496F7333"/>
     <w:multiLevelType w:val="hybridMultilevel"/>
     <w:tmpl w:val="A5CC155C"/>
@@ -6422,7 +4565,7 @@
       </w:rPr>
     </w:lvl>
   </w:abstractNum>
-  <w:abstractNum w:abstractNumId="11" w15:restartNumberingAfterBreak="0">
+  <w:abstractNum w:abstractNumId="12" w15:restartNumberingAfterBreak="0">
     <w:nsid w:val="4C860323"/>
     <w:multiLevelType w:val="hybridMultilevel"/>
     <w:tmpl w:val="85686380"/>
@@ -6535,7 +4678,7 @@
       </w:rPr>
     </w:lvl>
   </w:abstractNum>
-  <w:abstractNum w:abstractNumId="12" w15:restartNumberingAfterBreak="0">
+  <w:abstractNum w:abstractNumId="13" w15:restartNumberingAfterBreak="0">
     <w:nsid w:val="4E125DA9"/>
     <w:multiLevelType w:val="hybridMultilevel"/>
     <w:tmpl w:val="CA5E1A50"/>
@@ -6648,7 +4791,7 @@
       </w:rPr>
     </w:lvl>
   </w:abstractNum>
-  <w:abstractNum w:abstractNumId="13" w15:restartNumberingAfterBreak="0">
+  <w:abstractNum w:abstractNumId="14" w15:restartNumberingAfterBreak="0">
     <w:nsid w:val="65874251"/>
     <w:multiLevelType w:val="hybridMultilevel"/>
     <w:tmpl w:val="97D436B4"/>
@@ -6761,7 +4904,7 @@
       </w:rPr>
     </w:lvl>
   </w:abstractNum>
-  <w:abstractNum w:abstractNumId="14" w15:restartNumberingAfterBreak="0">
+  <w:abstractNum w:abstractNumId="15" w15:restartNumberingAfterBreak="0">
     <w:nsid w:val="6E0744D9"/>
     <w:multiLevelType w:val="hybridMultilevel"/>
     <w:tmpl w:val="FAFE8C9C"/>
@@ -6901,7 +5044,7 @@
       </w:rPr>
     </w:lvl>
   </w:abstractNum>
-  <w:abstractNum w:abstractNumId="15" w15:restartNumberingAfterBreak="0">
+  <w:abstractNum w:abstractNumId="16" w15:restartNumberingAfterBreak="0">
     <w:nsid w:val="6E4B09AB"/>
     <w:multiLevelType w:val="hybridMultilevel"/>
     <w:tmpl w:val="343681C4"/>
@@ -7014,7 +5157,7 @@
       </w:rPr>
     </w:lvl>
   </w:abstractNum>
-  <w:abstractNum w:abstractNumId="16" w15:restartNumberingAfterBreak="0">
+  <w:abstractNum w:abstractNumId="17" w15:restartNumberingAfterBreak="0">
     <w:nsid w:val="72FA27D3"/>
     <w:multiLevelType w:val="hybridMultilevel"/>
     <w:tmpl w:val="E2960F70"/>
@@ -7127,7 +5270,7 @@
       </w:rPr>
     </w:lvl>
   </w:abstractNum>
-  <w:abstractNum w:abstractNumId="17" w15:restartNumberingAfterBreak="0">
+  <w:abstractNum w:abstractNumId="18" w15:restartNumberingAfterBreak="0">
     <w:nsid w:val="73C35F6D"/>
     <w:multiLevelType w:val="hybridMultilevel"/>
     <w:tmpl w:val="07C68FA2"/>
@@ -7268,7 +5411,7 @@
     </w:lvl>
   </w:abstractNum>
   <w:num w:numId="1">
-    <w:abstractNumId w:val="17"/>
+    <w:abstractNumId w:val="18"/>
   </w:num>
   <w:num w:numId="2">
     <w:abstractNumId w:val="0"/>
@@ -7280,13 +5423,13 @@
     <w:abstractNumId w:val="3"/>
   </w:num>
   <w:num w:numId="5">
-    <w:abstractNumId w:val="14"/>
+    <w:abstractNumId w:val="15"/>
   </w:num>
   <w:num w:numId="6">
-    <w:abstractNumId w:val="12"/>
+    <w:abstractNumId w:val="13"/>
   </w:num>
   <w:num w:numId="7">
-    <w:abstractNumId w:val="9"/>
+    <w:abstractNumId w:val="10"/>
   </w:num>
   <w:num w:numId="8">
     <w:abstractNumId w:val="4"/>
@@ -7295,31 +5438,34 @@
     <w:abstractNumId w:val="1"/>
   </w:num>
   <w:num w:numId="10">
-    <w:abstractNumId w:val="16"/>
+    <w:abstractNumId w:val="17"/>
   </w:num>
   <w:num w:numId="11">
-    <w:abstractNumId w:val="10"/>
+    <w:abstractNumId w:val="11"/>
   </w:num>
   <w:num w:numId="12">
     <w:abstractNumId w:val="2"/>
   </w:num>
   <w:num w:numId="13">
-    <w:abstractNumId w:val="13"/>
+    <w:abstractNumId w:val="14"/>
   </w:num>
   <w:num w:numId="14">
     <w:abstractNumId w:val="6"/>
   </w:num>
   <w:num w:numId="15">
-    <w:abstractNumId w:val="7"/>
+    <w:abstractNumId w:val="8"/>
   </w:num>
   <w:num w:numId="16">
-    <w:abstractNumId w:val="15"/>
+    <w:abstractNumId w:val="16"/>
   </w:num>
   <w:num w:numId="17">
-    <w:abstractNumId w:val="11"/>
+    <w:abstractNumId w:val="12"/>
   </w:num>
   <w:num w:numId="18">
-    <w:abstractNumId w:val="8"/>
+    <w:abstractNumId w:val="9"/>
+  </w:num>
+  <w:num w:numId="19">
+    <w:abstractNumId w:val="7"/>
   </w:num>
 </w:numbering>
 </file>
@@ -7436,7 +5582,7 @@
     <w:lsdException w:name="E-mail Signature" w:semiHidden="1" w:unhideWhenUsed="1"/>
     <w:lsdException w:name="HTML Top of Form" w:semiHidden="1" w:unhideWhenUsed="1"/>
     <w:lsdException w:name="HTML Bottom of Form" w:semiHidden="1" w:unhideWhenUsed="1"/>
-    <w:lsdException w:name="Normal (Web)" w:semiHidden="1" w:uiPriority="0" w:unhideWhenUsed="1"/>
+    <w:lsdException w:name="Normal (Web)" w:semiHidden="1" w:unhideWhenUsed="1"/>
     <w:lsdException w:name="HTML Acronym" w:semiHidden="1" w:unhideWhenUsed="1"/>
     <w:lsdException w:name="HTML Address" w:semiHidden="1" w:unhideWhenUsed="1"/>
     <w:lsdException w:name="HTML Cite" w:semiHidden="1" w:unhideWhenUsed="1"/>
@@ -7730,7 +5876,6 @@
   <w:style w:type="character" w:default="1" w:styleId="DefaultParagraphFont">
     <w:name w:val="Default Paragraph Font"/>
     <w:uiPriority w:val="1"/>
-    <w:semiHidden/>
     <w:unhideWhenUsed/>
   </w:style>
   <w:style w:type="table" w:default="1" w:styleId="TableNormal">
@@ -7813,6 +5958,7 @@
   <w:style w:type="paragraph" w:styleId="NormalWeb">
     <w:name w:val="Normal (Web)"/>
     <w:basedOn w:val="Normal"/>
+    <w:uiPriority w:val="99"/>
     <w:rsid w:val="00FA49DE"/>
     <w:pPr>
       <w:spacing w:after="100" w:afterAutospacing="1"/>
@@ -8226,7 +6372,7 @@
 </file>
 
 <file path=customXml/itemProps1.xml><?xml version="1.0" encoding="utf-8"?>
-<ds:datastoreItem xmlns:ds="http://schemas.openxmlformats.org/officeDocument/2006/customXml" ds:itemID="{D0EF018A-7E9F-400D-BEBB-E58BDA6F07A4}">
+<ds:datastoreItem xmlns:ds="http://schemas.openxmlformats.org/officeDocument/2006/customXml" ds:itemID="{5989377E-AEAD-4FBE-9CC7-5E6F01B3DACB}">
   <ds:schemaRefs>
     <ds:schemaRef ds:uri="http://schemas.openxmlformats.org/officeDocument/2006/bibliography"/>
   </ds:schemaRefs>
